--- a/docs/samples/converted-page94.docx
+++ b/docs/samples/converted-page94.docx
@@ -396,71 +396,71 @@
       </w:r>
       <w:r>
         <w:pict>
-          <v:rect id="Rect168" style="position:absolute;left:101.246pt;top:436.986pt;width:4.354pt;height:10.921pt;z-index:0;mso-position-horizontal:absolute;mso-position-vertical:absolute;mso-position-horizontal-relative:page;mso-position-vertical-relative:page;mso-wrap:none;" filled="true" stroked="false">
-            <v:fill color="#000000"/>
+          <v:rect id="Rect168" style="position:absolute;left:101.246pt;top:436.986pt;width:4.354pt;height:10.921pt;z-index:0;mso-position-horizontal:absolute;mso-position-vertical:absolute;mso-position-horizontal-relative:page;mso-position-vertical-relative:page;mso-wrap:none;" filled="false" stroked="false">
+            <v:fill on="false"/>
             <v:stroke on="false"/>
           </v:rect>
         </w:pict>
       </w:r>
       <w:r>
         <w:pict>
-          <v:rect id="Rect169" style="position:absolute;left:107.713pt;top:438.419pt;width:12.195pt;height:8.245pt;z-index:0;mso-position-horizontal:absolute;mso-position-vertical:absolute;mso-position-horizontal-relative:page;mso-position-vertical-relative:page;mso-wrap:none;" filled="true" stroked="false">
-            <v:fill color="#000000"/>
+          <v:rect id="Rect169" style="position:absolute;left:107.713pt;top:438.419pt;width:12.195pt;height:8.245pt;z-index:0;mso-position-horizontal:absolute;mso-position-vertical:absolute;mso-position-horizontal-relative:page;mso-position-vertical-relative:page;mso-wrap:none;" filled="false" stroked="false">
+            <v:fill on="false"/>
             <v:stroke on="false"/>
           </v:rect>
         </w:pict>
       </w:r>
       <w:r>
         <w:pict>
-          <v:rect id="Rect170" style="position:absolute;left:121.977pt;top:436.060pt;width:90.327pt;height:13.431pt;z-index:0;mso-position-horizontal:absolute;mso-position-vertical:absolute;mso-position-horizontal-relative:page;mso-position-vertical-relative:page;mso-wrap:none;" filled="true" stroked="false">
-            <v:fill color="#000000"/>
+          <v:rect id="Rect170" style="position:absolute;left:121.977pt;top:436.060pt;width:90.327pt;height:13.431pt;z-index:0;mso-position-horizontal:absolute;mso-position-vertical:absolute;mso-position-horizontal-relative:page;mso-position-vertical-relative:page;mso-wrap:none;" filled="false" stroked="false">
+            <v:fill on="false"/>
             <v:stroke on="false"/>
           </v:rect>
         </w:pict>
       </w:r>
       <w:r>
         <w:pict>
-          <v:rect id="Rect171" style="position:absolute;left:112.106pt;top:544.268pt;width:21.916pt;height:11.206pt;z-index:0;mso-position-horizontal:absolute;mso-position-vertical:absolute;mso-position-horizontal-relative:page;mso-position-vertical-relative:page;mso-wrap:none;" filled="true" stroked="false">
-            <v:fill color="#000000"/>
+          <v:rect id="Rect171" style="position:absolute;left:112.106pt;top:544.268pt;width:21.916pt;height:11.206pt;z-index:0;mso-position-horizontal:absolute;mso-position-vertical:absolute;mso-position-horizontal-relative:page;mso-position-vertical-relative:page;mso-wrap:none;" filled="false" stroked="false">
+            <v:fill on="false"/>
             <v:stroke on="false"/>
           </v:rect>
         </w:pict>
       </w:r>
       <w:r>
         <w:pict>
-          <v:rect id="Rect172" style="position:absolute;left:197.900pt;top:544.191pt;width:43.764pt;height:11.563pt;z-index:0;mso-position-horizontal:absolute;mso-position-vertical:absolute;mso-position-horizontal-relative:page;mso-position-vertical-relative:page;mso-wrap:none;" filled="true" stroked="false">
-            <v:fill color="#000000"/>
+          <v:rect id="Rect172" style="position:absolute;left:197.900pt;top:544.191pt;width:43.764pt;height:11.563pt;z-index:0;mso-position-horizontal:absolute;mso-position-vertical:absolute;mso-position-horizontal-relative:page;mso-position-vertical-relative:page;mso-wrap:none;" filled="false" stroked="false">
+            <v:fill on="false"/>
             <v:stroke on="false"/>
           </v:rect>
         </w:pict>
       </w:r>
       <w:r>
         <w:pict>
-          <v:rect id="Rect173" style="position:absolute;left:310.647pt;top:546.932pt;width:41.913pt;height:10.833pt;z-index:0;mso-position-horizontal:absolute;mso-position-vertical:absolute;mso-position-horizontal-relative:page;mso-position-vertical-relative:page;mso-wrap:none;" filled="true" stroked="false">
-            <v:fill color="#000000"/>
+          <v:rect id="Rect173" style="position:absolute;left:310.647pt;top:546.932pt;width:41.913pt;height:10.833pt;z-index:0;mso-position-horizontal:absolute;mso-position-vertical:absolute;mso-position-horizontal-relative:page;mso-position-vertical-relative:page;mso-wrap:none;" filled="false" stroked="false">
+            <v:fill on="false"/>
             <v:stroke on="false"/>
           </v:rect>
         </w:pict>
       </w:r>
       <w:r>
         <w:pict>
-          <v:rect id="Rect174" style="position:absolute;left:364.137pt;top:547.561pt;width:20.225pt;height:9.601pt;z-index:0;mso-position-horizontal:absolute;mso-position-vertical:absolute;mso-position-horizontal-relative:page;mso-position-vertical-relative:page;mso-wrap:none;" filled="true" stroked="false">
-            <v:fill color="#000000"/>
+          <v:rect id="Rect174" style="position:absolute;left:364.137pt;top:547.561pt;width:20.225pt;height:9.601pt;z-index:0;mso-position-horizontal:absolute;mso-position-vertical:absolute;mso-position-horizontal-relative:page;mso-position-vertical-relative:page;mso-wrap:none;" filled="false" stroked="false">
+            <v:fill on="false"/>
             <v:stroke on="false"/>
           </v:rect>
         </w:pict>
       </w:r>
       <w:r>
         <w:pict>
-          <v:rect id="Rect175" style="position:absolute;left:429.026pt;top:546.901pt;width:67.741pt;height:10.864pt;z-index:0;mso-position-horizontal:absolute;mso-position-vertical:absolute;mso-position-horizontal-relative:page;mso-position-vertical-relative:page;mso-wrap:none;" filled="true" stroked="false">
-            <v:fill color="#000000"/>
+          <v:rect id="Rect175" style="position:absolute;left:429.026pt;top:546.901pt;width:67.741pt;height:10.864pt;z-index:0;mso-position-horizontal:absolute;mso-position-vertical:absolute;mso-position-horizontal-relative:page;mso-position-vertical-relative:page;mso-wrap:none;" filled="false" stroked="false">
+            <v:fill on="false"/>
             <v:stroke on="false"/>
           </v:rect>
         </w:pict>
       </w:r>
       <w:r>
         <w:pict>
-          <v:shape id="TextBox176" type="#_x0000_t202" style="position:absolute;left:121.642pt;top:110.230pt;width:450.569pt;height:16.500pt;z-index:10;mso-position-horizontal:absolute;mso-position-vertical:absolute;mso-position-horizontal-relative:page;mso-position-vertical-relative:page;mso-wrap-edited:f;mso-wrap:none;" filled="false" stroked="false" v-text-anchor="top">
+          <v:shape id="TextBox176" type="#_x0000_t202" style="position:absolute;left:121.642pt;top:110.230pt;width:518.800pt;height:21.120pt;z-index:10;mso-position-horizontal:absolute;mso-position-vertical:absolute;mso-position-horizontal-relative:page;mso-position-vertical-relative:page;mso-wrap:square;" filled="false" stroked="false" v-text-anchor="top">
             <v:fill on="false"/>
             <v:stroke on="false"/>
             <v:textbox style="mso-fit-shape-to-text:false" inset="0pt,0pt,0pt,0pt">
@@ -469,7 +469,6 @@
                   <w:pPr>
                     <w:spacing w:line="240" w:lineRule="auto" w:before="0" w:after="0" w:beforeLines="0" w:afterLines="0"/>
                     <w:jc w:val="center"/>
-                    <w:wordWrap w:val="0"/>
                     <w:ind w:left="0" w:right="0" w:firstLine="0"/>
                   </w:pPr>
                   <w:r>
@@ -489,7 +488,7 @@
       </w:r>
       <w:r>
         <w:pict>
-          <v:shape id="TextBox177" type="#_x0000_t202" style="position:absolute;left:93.750pt;top:128.575pt;width:487.760pt;height:16.500pt;z-index:10;mso-position-horizontal:absolute;mso-position-vertical:absolute;mso-position-horizontal-relative:page;mso-position-vertical-relative:page;mso-wrap-edited:f;mso-wrap:none;" filled="false" stroked="false" v-text-anchor="top">
+          <v:shape id="TextBox177" type="#_x0000_t202" style="position:absolute;left:93.750pt;top:128.575pt;width:553.120pt;height:21.120pt;z-index:10;mso-position-horizontal:absolute;mso-position-vertical:absolute;mso-position-horizontal-relative:page;mso-position-vertical-relative:page;mso-wrap:square;" filled="false" stroked="false" v-text-anchor="top">
             <v:fill on="false"/>
             <v:stroke on="false"/>
             <v:textbox style="mso-fit-shape-to-text:false" inset="0pt,0pt,0pt,0pt">
@@ -498,7 +497,6 @@
                   <w:pPr>
                     <w:spacing w:line="240" w:lineRule="auto" w:before="0" w:after="0" w:beforeLines="0" w:afterLines="0"/>
                     <w:jc w:val="center"/>
-                    <w:wordWrap w:val="0"/>
                     <w:ind w:left="0" w:right="0" w:firstLine="0"/>
                   </w:pPr>
                   <w:r>
@@ -518,7 +516,7 @@
       </w:r>
       <w:r>
         <w:pict>
-          <v:shape id="TextBox178" type="#_x0000_t202" style="position:absolute;left:93.750pt;top:147.625pt;width:335.960pt;height:16.500pt;z-index:10;mso-position-horizontal:absolute;mso-position-vertical:absolute;mso-position-horizontal-relative:page;mso-position-vertical-relative:page;mso-wrap-edited:f;mso-wrap:none;" filled="false" stroked="false" v-text-anchor="top">
+          <v:shape id="TextBox178" type="#_x0000_t202" style="position:absolute;left:93.750pt;top:147.625pt;width:381.520pt;height:21.120pt;z-index:10;mso-position-horizontal:absolute;mso-position-vertical:absolute;mso-position-horizontal-relative:page;mso-position-vertical-relative:page;mso-wrap:square;" filled="false" stroked="false" v-text-anchor="top">
             <v:fill on="false"/>
             <v:stroke on="false"/>
             <v:textbox style="mso-fit-shape-to-text:false" inset="0pt,0pt,0pt,0pt">
@@ -526,7 +524,6 @@
                 <w:p>
                   <w:pPr>
                     <w:spacing w:line="240" w:lineRule="auto" w:before="0" w:after="0" w:beforeLines="0" w:afterLines="0"/>
-                    <w:wordWrap w:val="0"/>
                     <w:ind w:left="0" w:right="0" w:firstLine="0"/>
                   </w:pPr>
                   <w:r>
@@ -546,7 +543,7 @@
       </w:r>
       <w:r>
         <w:pict>
-          <v:shape id="TextBox179" type="#_x0000_t202" style="position:absolute;left:121.642pt;top:173.025pt;width:105.983pt;height:16.500pt;z-index:10;mso-position-horizontal:absolute;mso-position-vertical:absolute;mso-position-horizontal-relative:page;mso-position-vertical-relative:page;mso-wrap-edited:f;mso-wrap:none;" filled="false" stroked="false" v-text-anchor="top">
+          <v:shape id="TextBox179" type="#_x0000_t202" style="position:absolute;left:121.642pt;top:173.025pt;width:141.280pt;height:21.120pt;z-index:10;mso-position-horizontal:absolute;mso-position-vertical:absolute;mso-position-horizontal-relative:page;mso-position-vertical-relative:page;mso-wrap:square;" filled="false" stroked="false" v-text-anchor="top">
             <v:fill on="false"/>
             <v:stroke on="false"/>
             <v:textbox style="mso-fit-shape-to-text:false" inset="0pt,0pt,0pt,0pt">
@@ -554,7 +551,6 @@
                 <w:p>
                   <w:pPr>
                     <w:spacing w:line="240" w:lineRule="auto" w:before="0" w:after="0" w:beforeLines="0" w:afterLines="0"/>
-                    <w:wordWrap w:val="0"/>
                     <w:ind w:left="0" w:right="0" w:firstLine="0"/>
                   </w:pPr>
                   <w:r>
@@ -574,7 +570,7 @@
       </w:r>
       <w:r>
         <w:pict>
-          <v:shape id="TextBox180" type="#_x0000_t202" style="position:absolute;left:121.642pt;top:200.542pt;width:452.846pt;height:16.500pt;z-index:10;mso-position-horizontal:absolute;mso-position-vertical:absolute;mso-position-horizontal-relative:page;mso-position-vertical-relative:page;mso-wrap-edited:f;mso-wrap:none;" filled="false" stroked="false" v-text-anchor="top">
+          <v:shape id="TextBox180" type="#_x0000_t202" style="position:absolute;left:121.642pt;top:200.542pt;width:553.120pt;height:21.120pt;z-index:10;mso-position-horizontal:absolute;mso-position-vertical:absolute;mso-position-horizontal-relative:page;mso-position-vertical-relative:page;mso-wrap:square;" filled="false" stroked="false" v-text-anchor="top">
             <v:fill on="false"/>
             <v:stroke on="false"/>
             <v:textbox style="mso-fit-shape-to-text:false" inset="0pt,0pt,0pt,0pt">
@@ -583,7 +579,6 @@
                   <w:pPr>
                     <w:spacing w:line="240" w:lineRule="auto" w:before="0" w:after="0" w:beforeLines="0" w:afterLines="0"/>
                     <w:jc w:val="center"/>
-                    <w:wordWrap w:val="0"/>
                     <w:ind w:left="0" w:right="0" w:firstLine="0"/>
                   </w:pPr>
                   <w:r>
@@ -603,7 +598,7 @@
       </w:r>
       <w:r>
         <w:pict>
-          <v:shape id="TextBox181" type="#_x0000_t202" style="position:absolute;left:93.750pt;top:218.886pt;width:487.760pt;height:16.500pt;z-index:10;mso-position-horizontal:absolute;mso-position-vertical:absolute;mso-position-horizontal-relative:page;mso-position-vertical-relative:page;mso-wrap-edited:f;mso-wrap:none;" filled="false" stroked="false" v-text-anchor="top">
+          <v:shape id="TextBox181" type="#_x0000_t202" style="position:absolute;left:93.750pt;top:218.886pt;width:553.120pt;height:21.120pt;z-index:10;mso-position-horizontal:absolute;mso-position-vertical:absolute;mso-position-horizontal-relative:page;mso-position-vertical-relative:page;mso-wrap:square;" filled="false" stroked="false" v-text-anchor="top">
             <v:fill on="false"/>
             <v:stroke on="false"/>
             <v:textbox style="mso-fit-shape-to-text:false" inset="0pt,0pt,0pt,0pt">
@@ -612,7 +607,6 @@
                   <w:pPr>
                     <w:spacing w:line="240" w:lineRule="auto" w:before="0" w:after="0" w:beforeLines="0" w:afterLines="0"/>
                     <w:jc w:val="center"/>
-                    <w:wordWrap w:val="0"/>
                     <w:ind w:left="0" w:right="0" w:firstLine="0"/>
                   </w:pPr>
                   <w:r>
@@ -632,7 +626,7 @@
       </w:r>
       <w:r>
         <w:pict>
-          <v:shape id="TextBox182" type="#_x0000_t202" style="position:absolute;left:93.750pt;top:237.231pt;width:487.760pt;height:16.500pt;z-index:10;mso-position-horizontal:absolute;mso-position-vertical:absolute;mso-position-horizontal-relative:page;mso-position-vertical-relative:page;mso-wrap-edited:f;mso-wrap:none;" filled="false" stroked="false" v-text-anchor="top">
+          <v:shape id="TextBox182" type="#_x0000_t202" style="position:absolute;left:93.750pt;top:237.231pt;width:553.120pt;height:21.120pt;z-index:10;mso-position-horizontal:absolute;mso-position-vertical:absolute;mso-position-horizontal-relative:page;mso-position-vertical-relative:page;mso-wrap:square;" filled="false" stroked="false" v-text-anchor="top">
             <v:fill on="false"/>
             <v:stroke on="false"/>
             <v:textbox style="mso-fit-shape-to-text:false" inset="0pt,0pt,0pt,0pt">
@@ -641,7 +635,6 @@
                   <w:pPr>
                     <w:spacing w:line="240" w:lineRule="auto" w:before="0" w:after="0" w:beforeLines="0" w:afterLines="0"/>
                     <w:jc w:val="center"/>
-                    <w:wordWrap w:val="0"/>
                     <w:ind w:left="0" w:right="0" w:firstLine="0"/>
                   </w:pPr>
                   <w:r>
@@ -661,7 +654,7 @@
       </w:r>
       <w:r>
         <w:pict>
-          <v:shape id="TextBox183" type="#_x0000_t202" style="position:absolute;left:93.750pt;top:256.281pt;width:487.760pt;height:16.500pt;z-index:10;mso-position-horizontal:absolute;mso-position-vertical:absolute;mso-position-horizontal-relative:page;mso-position-vertical-relative:page;mso-wrap-edited:f;mso-wrap:none;" filled="false" stroked="false" v-text-anchor="top">
+          <v:shape id="TextBox183" type="#_x0000_t202" style="position:absolute;left:93.750pt;top:256.281pt;width:553.120pt;height:21.120pt;z-index:10;mso-position-horizontal:absolute;mso-position-vertical:absolute;mso-position-horizontal-relative:page;mso-position-vertical-relative:page;mso-wrap:square;" filled="false" stroked="false" v-text-anchor="top">
             <v:fill on="false"/>
             <v:stroke on="false"/>
             <v:textbox style="mso-fit-shape-to-text:false" inset="0pt,0pt,0pt,0pt">
@@ -670,7 +663,6 @@
                   <w:pPr>
                     <w:spacing w:line="240" w:lineRule="auto" w:before="0" w:after="0" w:beforeLines="0" w:afterLines="0"/>
                     <w:jc w:val="center"/>
-                    <w:wordWrap w:val="0"/>
                     <w:ind w:left="0" w:right="0" w:firstLine="0"/>
                   </w:pPr>
                   <w:r>
@@ -690,7 +682,7 @@
       </w:r>
       <w:r>
         <w:pict>
-          <v:shape id="TextBox184" type="#_x0000_t202" style="position:absolute;left:93.750pt;top:274.626pt;width:487.760pt;height:16.500pt;z-index:10;mso-position-horizontal:absolute;mso-position-vertical:absolute;mso-position-horizontal-relative:page;mso-position-vertical-relative:page;mso-wrap-edited:f;mso-wrap:none;" filled="false" stroked="false" v-text-anchor="top">
+          <v:shape id="TextBox184" type="#_x0000_t202" style="position:absolute;left:93.750pt;top:274.626pt;width:553.120pt;height:21.120pt;z-index:10;mso-position-horizontal:absolute;mso-position-vertical:absolute;mso-position-horizontal-relative:page;mso-position-vertical-relative:page;mso-wrap:square;" filled="false" stroked="false" v-text-anchor="top">
             <v:fill on="false"/>
             <v:stroke on="false"/>
             <v:textbox style="mso-fit-shape-to-text:false" inset="0pt,0pt,0pt,0pt">
@@ -699,7 +691,6 @@
                   <w:pPr>
                     <w:spacing w:line="240" w:lineRule="auto" w:before="0" w:after="0" w:beforeLines="0" w:afterLines="0"/>
                     <w:jc w:val="center"/>
-                    <w:wordWrap w:val="0"/>
                     <w:ind w:left="0" w:right="0" w:firstLine="0"/>
                   </w:pPr>
                   <w:r>
@@ -719,7 +710,7 @@
       </w:r>
       <w:r>
         <w:pict>
-          <v:shape id="TextBox185" type="#_x0000_t202" style="position:absolute;left:93.750pt;top:292.970pt;width:381.500pt;height:16.500pt;z-index:10;mso-position-horizontal:absolute;mso-position-vertical:absolute;mso-position-horizontal-relative:page;mso-position-vertical-relative:page;mso-wrap-edited:f;mso-wrap:none;" filled="false" stroked="false" v-text-anchor="top">
+          <v:shape id="TextBox185" type="#_x0000_t202" style="position:absolute;left:93.750pt;top:292.970pt;width:433.000pt;height:21.120pt;z-index:10;mso-position-horizontal:absolute;mso-position-vertical:absolute;mso-position-horizontal-relative:page;mso-position-vertical-relative:page;mso-wrap:square;" filled="false" stroked="false" v-text-anchor="top">
             <v:fill on="false"/>
             <v:stroke on="false"/>
             <v:textbox style="mso-fit-shape-to-text:false" inset="0pt,0pt,0pt,0pt">
@@ -727,7 +718,6 @@
                 <w:p>
                   <w:pPr>
                     <w:spacing w:line="240" w:lineRule="auto" w:before="0" w:after="0" w:beforeLines="0" w:afterLines="0"/>
-                    <w:wordWrap w:val="0"/>
                     <w:ind w:left="0" w:right="0" w:firstLine="0"/>
                   </w:pPr>
                   <w:r>
@@ -747,7 +737,7 @@
       </w:r>
       <w:r>
         <w:pict>
-          <v:shape id="TextBox186" type="#_x0000_t202" style="position:absolute;left:121.642pt;top:318.370pt;width:439.184pt;height:16.500pt;z-index:10;mso-position-horizontal:absolute;mso-position-vertical:absolute;mso-position-horizontal-relative:page;mso-position-vertical-relative:page;mso-wrap-edited:f;mso-wrap:none;" filled="false" stroked="false" v-text-anchor="top">
+          <v:shape id="TextBox186" type="#_x0000_t202" style="position:absolute;left:121.642pt;top:318.370pt;width:553.120pt;height:21.120pt;z-index:10;mso-position-horizontal:absolute;mso-position-vertical:absolute;mso-position-horizontal-relative:page;mso-position-vertical-relative:page;mso-wrap:square;" filled="false" stroked="false" v-text-anchor="top">
             <v:fill on="false"/>
             <v:stroke on="false"/>
             <v:textbox style="mso-fit-shape-to-text:false" inset="0pt,0pt,0pt,0pt">
@@ -756,7 +746,6 @@
                   <w:pPr>
                     <w:spacing w:line="240" w:lineRule="auto" w:before="0" w:after="0" w:beforeLines="0" w:afterLines="0"/>
                     <w:jc w:val="center"/>
-                    <w:wordWrap w:val="0"/>
                     <w:ind w:left="0" w:right="0" w:firstLine="0"/>
                   </w:pPr>
                   <w:r>
@@ -776,7 +765,7 @@
       </w:r>
       <w:r>
         <w:pict>
-          <v:shape id="TextBox187" type="#_x0000_t202" style="position:absolute;left:93.750pt;top:336.715pt;width:487.760pt;height:16.500pt;z-index:10;mso-position-horizontal:absolute;mso-position-vertical:absolute;mso-position-horizontal-relative:page;mso-position-vertical-relative:page;mso-wrap-edited:f;mso-wrap:none;" filled="false" stroked="false" v-text-anchor="top">
+          <v:shape id="TextBox187" type="#_x0000_t202" style="position:absolute;left:93.750pt;top:336.715pt;width:553.120pt;height:21.120pt;z-index:10;mso-position-horizontal:absolute;mso-position-vertical:absolute;mso-position-horizontal-relative:page;mso-position-vertical-relative:page;mso-wrap:square;" filled="false" stroked="false" v-text-anchor="top">
             <v:fill on="false"/>
             <v:stroke on="false"/>
             <v:textbox style="mso-fit-shape-to-text:false" inset="0pt,0pt,0pt,0pt">
@@ -785,7 +774,6 @@
                   <w:pPr>
                     <w:spacing w:line="240" w:lineRule="auto" w:before="0" w:after="0" w:beforeLines="0" w:afterLines="0"/>
                     <w:jc w:val="center"/>
-                    <w:wordWrap w:val="0"/>
                     <w:ind w:left="0" w:right="0" w:firstLine="0"/>
                   </w:pPr>
                   <w:r>
@@ -805,7 +793,7 @@
       </w:r>
       <w:r>
         <w:pict>
-          <v:shape id="TextBox188" type="#_x0000_t202" style="position:absolute;left:93.750pt;top:355.059pt;width:472.580pt;height:16.500pt;z-index:10;mso-position-horizontal:absolute;mso-position-vertical:absolute;mso-position-horizontal-relative:page;mso-position-vertical-relative:page;mso-wrap-edited:f;mso-wrap:none;" filled="false" stroked="false" v-text-anchor="top">
+          <v:shape id="TextBox188" type="#_x0000_t202" style="position:absolute;left:93.750pt;top:355.059pt;width:535.960pt;height:21.120pt;z-index:10;mso-position-horizontal:absolute;mso-position-vertical:absolute;mso-position-horizontal-relative:page;mso-position-vertical-relative:page;mso-wrap:square;" filled="false" stroked="false" v-text-anchor="top">
             <v:fill on="false"/>
             <v:stroke on="false"/>
             <v:textbox style="mso-fit-shape-to-text:false" inset="0pt,0pt,0pt,0pt">
@@ -814,7 +802,6 @@
                   <w:pPr>
                     <w:spacing w:line="240" w:lineRule="auto" w:before="0" w:after="0" w:beforeLines="0" w:afterLines="0"/>
                     <w:jc w:val="center"/>
-                    <w:wordWrap w:val="0"/>
                     <w:ind w:left="0" w:right="0" w:firstLine="0"/>
                   </w:pPr>
                   <w:r>
@@ -834,7 +821,7 @@
       </w:r>
       <w:r>
         <w:pict>
-          <v:shape id="TextBox189" type="#_x0000_t202" style="position:absolute;left:121.642pt;top:380.459pt;width:183.401pt;height:16.500pt;z-index:10;mso-position-horizontal:absolute;mso-position-vertical:absolute;mso-position-horizontal-relative:page;mso-position-vertical-relative:page;mso-wrap-edited:f;mso-wrap:none;" filled="false" stroked="false" v-text-anchor="top">
+          <v:shape id="TextBox189" type="#_x0000_t202" style="position:absolute;left:121.642pt;top:380.459pt;width:244.240pt;height:21.120pt;z-index:10;mso-position-horizontal:absolute;mso-position-vertical:absolute;mso-position-horizontal-relative:page;mso-position-vertical-relative:page;mso-wrap:square;" filled="false" stroked="false" v-text-anchor="top">
             <v:fill on="false"/>
             <v:stroke on="false"/>
             <v:textbox style="mso-fit-shape-to-text:false" inset="0pt,0pt,0pt,0pt">
@@ -842,7 +829,6 @@
                 <w:p>
                   <w:pPr>
                     <w:spacing w:line="240" w:lineRule="auto" w:before="0" w:after="0" w:beforeLines="0" w:afterLines="0"/>
-                    <w:wordWrap w:val="0"/>
                     <w:ind w:left="0" w:right="0" w:firstLine="0"/>
                   </w:pPr>
                   <w:r>
@@ -862,7 +848,7 @@
       </w:r>
       <w:r>
         <w:pict>
-          <v:shape id="TextBox190" type="#_x0000_t202" style="position:absolute;left:93.750pt;top:436.198pt;width:138.620pt;height:16.500pt;z-index:10;mso-position-horizontal:absolute;mso-position-vertical:absolute;mso-position-horizontal-relative:page;mso-position-vertical-relative:page;mso-wrap-edited:f;mso-wrap:none;" filled="false" stroked="false" v-text-anchor="top">
+          <v:shape id="TextBox190" type="#_x0000_t202" style="position:absolute;left:93.750pt;top:436.198pt;width:158.440pt;height:21.120pt;z-index:10;mso-position-horizontal:absolute;mso-position-vertical:absolute;mso-position-horizontal-relative:page;mso-position-vertical-relative:page;mso-wrap:square;" filled="false" stroked="false" v-text-anchor="top">
             <v:fill on="false"/>
             <v:stroke on="false"/>
             <v:textbox style="mso-fit-shape-to-text:false" inset="0pt,0pt,0pt,0pt">
@@ -870,7 +856,6 @@
                 <w:p>
                   <w:pPr>
                     <w:spacing w:line="240" w:lineRule="auto" w:before="0" w:after="0" w:beforeLines="0" w:afterLines="0"/>
-                    <w:wordWrap w:val="0"/>
                     <w:ind w:left="0" w:right="0" w:firstLine="0"/>
                   </w:pPr>
                   <w:r>
@@ -890,7 +875,7 @@
       </w:r>
       <w:r>
         <w:pict>
-          <v:shape id="TextBox191" type="#_x0000_t202" style="position:absolute;left:426.355pt;top:454.543pt;width:108.260pt;height:16.500pt;z-index:10;mso-position-horizontal:absolute;mso-position-vertical:absolute;mso-position-horizontal-relative:page;mso-position-vertical-relative:page;mso-wrap-edited:f;mso-wrap:none;" filled="false" stroked="false" v-text-anchor="top">
+          <v:shape id="TextBox191" type="#_x0000_t202" style="position:absolute;left:426.355pt;top:454.543pt;width:124.120pt;height:21.120pt;z-index:10;mso-position-horizontal:absolute;mso-position-vertical:absolute;mso-position-horizontal-relative:page;mso-position-vertical-relative:page;mso-wrap:square;" filled="false" stroked="false" v-text-anchor="top">
             <v:fill on="false"/>
             <v:stroke on="false"/>
             <v:textbox style="mso-fit-shape-to-text:false" inset="0pt,0pt,0pt,0pt">
@@ -898,7 +883,6 @@
                 <w:p>
                   <w:pPr>
                     <w:spacing w:line="240" w:lineRule="auto" w:before="0" w:after="0" w:beforeLines="0" w:afterLines="0"/>
-                    <w:wordWrap w:val="0"/>
                     <w:ind w:left="0" w:right="0" w:firstLine="0"/>
                   </w:pPr>
                   <w:r>
@@ -918,7 +902,7 @@
       </w:r>
       <w:r>
         <w:pict>
-          <v:shape id="TextBox192" type="#_x0000_t202" style="position:absolute;left:93.750pt;top:481.357pt;width:11.878pt;height:12.375pt;z-index:10;mso-position-horizontal:absolute;mso-position-vertical:absolute;mso-position-horizontal-relative:page;mso-position-vertical-relative:page;mso-wrap-edited:f;mso-wrap:none;" filled="false" stroked="false" v-text-anchor="top">
+          <v:shape id="TextBox192" type="#_x0000_t202" style="position:absolute;left:93.750pt;top:481.357pt;width:13.878pt;height:15.840pt;z-index:10;mso-position-horizontal:absolute;mso-position-vertical:absolute;mso-position-horizontal-relative:page;mso-position-vertical-relative:page;mso-wrap:square;" filled="false" stroked="false" v-text-anchor="top">
             <v:fill on="false"/>
             <v:stroke on="false"/>
             <v:textbox style="mso-fit-shape-to-text:false" inset="0pt,0pt,0pt,0pt">
@@ -926,7 +910,6 @@
                 <w:p>
                   <w:pPr>
                     <w:spacing w:line="240" w:lineRule="auto" w:before="0" w:after="0" w:beforeLines="0" w:afterLines="0"/>
-                    <w:wordWrap w:val="0"/>
                     <w:ind w:left="0" w:right="0" w:firstLine="0"/>
                   </w:pPr>
                   <w:r>
@@ -946,7 +929,7 @@
       </w:r>
       <w:r>
         <w:pict>
-          <v:shape id="TextBox193" type="#_x0000_t202" style="position:absolute;left:111.433pt;top:544.351pt;width:27.990pt;height:14.125pt;z-index:10;mso-position-horizontal:absolute;mso-position-vertical:absolute;mso-position-horizontal-relative:page;mso-position-vertical-relative:page;mso-wrap-edited:f;mso-wrap:none;" filled="false" stroked="false" v-text-anchor="top">
+          <v:shape id="TextBox193" type="#_x0000_t202" style="position:absolute;left:111.433pt;top:544.351pt;width:33.380pt;height:18.080pt;z-index:10;mso-position-horizontal:absolute;mso-position-vertical:absolute;mso-position-horizontal-relative:page;mso-position-vertical-relative:page;mso-wrap:square;" filled="false" stroked="false" v-text-anchor="top">
             <v:fill on="false"/>
             <v:stroke on="false"/>
             <v:textbox style="mso-fit-shape-to-text:false" inset="0pt,0pt,0pt,0pt">
@@ -954,7 +937,6 @@
                 <w:p>
                   <w:pPr>
                     <w:spacing w:line="240" w:lineRule="auto" w:before="0" w:after="0" w:beforeLines="0" w:afterLines="0"/>
-                    <w:wordWrap w:val="0"/>
                     <w:ind w:left="0" w:right="0" w:firstLine="0"/>
                   </w:pPr>
                   <w:r>
@@ -974,7 +956,7 @@
       </w:r>
       <w:r>
         <w:pict>
-          <v:shape id="TextBox194" type="#_x0000_t202" style="position:absolute;left:197.103pt;top:544.351pt;width:53.980pt;height:14.125pt;z-index:10;mso-position-horizontal:absolute;mso-position-vertical:absolute;mso-position-horizontal-relative:page;mso-position-vertical-relative:page;mso-wrap-edited:f;mso-wrap:none;" filled="false" stroked="false" v-text-anchor="top">
+          <v:shape id="TextBox194" type="#_x0000_t202" style="position:absolute;left:197.103pt;top:544.351pt;width:62.760pt;height:18.080pt;z-index:10;mso-position-horizontal:absolute;mso-position-vertical:absolute;mso-position-horizontal-relative:page;mso-position-vertical-relative:page;mso-wrap:square;" filled="false" stroked="false" v-text-anchor="top">
             <v:fill on="false"/>
             <v:stroke on="false"/>
             <v:textbox style="mso-fit-shape-to-text:false" inset="0pt,0pt,0pt,0pt">
@@ -982,7 +964,6 @@
                 <w:p>
                   <w:pPr>
                     <w:spacing w:line="240" w:lineRule="auto" w:before="0" w:after="0" w:beforeLines="0" w:afterLines="0"/>
-                    <w:wordWrap w:val="0"/>
                     <w:ind w:left="0" w:right="0" w:firstLine="0"/>
                   </w:pPr>
                   <w:r>
@@ -1002,7 +983,7 @@
       </w:r>
       <w:r>
         <w:pict>
-          <v:shape id="TextBox195" type="#_x0000_t202" style="position:absolute;left:310.312pt;top:547.043pt;width:90.987pt;height:13.250pt;z-index:10;mso-position-horizontal:absolute;mso-position-vertical:absolute;mso-position-horizontal-relative:page;mso-position-vertical-relative:page;mso-wrap-edited:f;mso-wrap:none;" filled="false" stroked="false" v-text-anchor="top">
+          <v:shape id="TextBox195" type="#_x0000_t202" style="position:absolute;left:310.312pt;top:547.043pt;width:114.240pt;height:16.960pt;z-index:10;mso-position-horizontal:absolute;mso-position-vertical:absolute;mso-position-horizontal-relative:page;mso-position-vertical-relative:page;mso-wrap:square;" filled="false" stroked="false" v-text-anchor="top">
             <v:fill on="false"/>
             <v:stroke on="false"/>
             <v:textbox style="mso-fit-shape-to-text:false" inset="0pt,0pt,0pt,0pt">
@@ -1010,7 +991,6 @@
                 <w:p>
                   <w:pPr>
                     <w:spacing w:line="240" w:lineRule="auto" w:before="0" w:after="0" w:beforeLines="0" w:afterLines="0"/>
-                    <w:wordWrap w:val="0"/>
                     <w:ind w:left="0" w:right="0" w:firstLine="0"/>
                   </w:pPr>
                   <w:r>
@@ -1030,7 +1010,7 @@
       </w:r>
       <w:r>
         <w:pict>
-          <v:shape id="TextBox196" type="#_x0000_t202" style="position:absolute;left:428.030pt;top:547.043pt;width:87.330pt;height:13.250pt;z-index:10;mso-position-horizontal:absolute;mso-position-vertical:absolute;mso-position-horizontal-relative:page;mso-position-vertical-relative:page;mso-wrap-edited:f;mso-wrap:none;" filled="false" stroked="false" v-text-anchor="top">
+          <v:shape id="TextBox196" type="#_x0000_t202" style="position:absolute;left:428.030pt;top:547.043pt;width:100.460pt;height:16.960pt;z-index:10;mso-position-horizontal:absolute;mso-position-vertical:absolute;mso-position-horizontal-relative:page;mso-position-vertical-relative:page;mso-wrap:square;" filled="false" stroked="false" v-text-anchor="top">
             <v:fill on="false"/>
             <v:stroke on="false"/>
             <v:textbox style="mso-fit-shape-to-text:false" inset="0pt,0pt,0pt,0pt">
@@ -1038,7 +1018,6 @@
                 <w:p>
                   <w:pPr>
                     <w:spacing w:line="240" w:lineRule="auto" w:before="0" w:after="0" w:beforeLines="0" w:afterLines="0"/>
-                    <w:wordWrap w:val="0"/>
                     <w:ind w:left="0" w:right="0" w:firstLine="0"/>
                   </w:pPr>
                   <w:r>
@@ -1058,7 +1037,7 @@
       </w:r>
       <w:r>
         <w:pict>
-          <v:shape id="TextBox197" type="#_x0000_t202" style="position:absolute;left:157.349pt;top:576.806pt;width:142.346pt;height:14.125pt;z-index:10;mso-position-horizontal:absolute;mso-position-vertical:absolute;mso-position-horizontal-relative:page;mso-position-vertical-relative:page;mso-wrap-edited:f;mso-wrap:none;" filled="false" stroked="false" v-text-anchor="top">
+          <v:shape id="TextBox197" type="#_x0000_t202" style="position:absolute;left:157.349pt;top:576.806pt;width:180.280pt;height:18.080pt;z-index:10;mso-position-horizontal:absolute;mso-position-vertical:absolute;mso-position-horizontal-relative:page;mso-position-vertical-relative:page;mso-wrap:square;" filled="false" stroked="false" v-text-anchor="top">
             <v:fill on="false"/>
             <v:stroke on="false"/>
             <v:textbox style="mso-fit-shape-to-text:false" inset="0pt,0pt,0pt,0pt">
@@ -1066,7 +1045,6 @@
                 <w:p>
                   <w:pPr>
                     <w:spacing w:line="240" w:lineRule="auto" w:before="0" w:after="0" w:beforeLines="0" w:afterLines="0"/>
-                    <w:wordWrap w:val="0"/>
                     <w:ind w:left="0" w:right="0" w:firstLine="0"/>
                   </w:pPr>
                   <w:r>
@@ -1086,7 +1064,7 @@
       </w:r>
       <w:r>
         <w:pict>
-          <v:shape id="TextBox198" type="#_x0000_t202" style="position:absolute;left:119.900pt;top:590.212pt;width:9.147pt;height:14.125pt;z-index:10;mso-position-horizontal:absolute;mso-position-vertical:absolute;mso-position-horizontal-relative:page;mso-position-vertical-relative:page;mso-wrap-edited:f;mso-wrap:none;" filled="false" stroked="false" v-text-anchor="top">
+          <v:shape id="TextBox198" type="#_x0000_t202" style="position:absolute;left:119.900pt;top:590.212pt;width:12.168pt;height:18.080pt;z-index:10;mso-position-horizontal:absolute;mso-position-vertical:absolute;mso-position-horizontal-relative:page;mso-position-vertical-relative:page;mso-wrap:square;" filled="false" stroked="false" v-text-anchor="top">
             <v:fill on="false"/>
             <v:stroke on="false"/>
             <v:textbox style="mso-fit-shape-to-text:false" inset="0pt,0pt,0pt,0pt">
@@ -1094,7 +1072,6 @@
                 <w:p>
                   <w:pPr>
                     <w:spacing w:line="240" w:lineRule="auto" w:before="0" w:after="0" w:beforeLines="0" w:afterLines="0"/>
-                    <w:wordWrap w:val="0"/>
                     <w:ind w:left="0" w:right="0" w:firstLine="0"/>
                   </w:pPr>
                   <w:r>
@@ -1114,7 +1091,7 @@
       </w:r>
       <w:r>
         <w:pict>
-          <v:shape id="TextBox199" type="#_x0000_t202" style="position:absolute;left:462.371pt;top:590.212pt;width:9.147pt;height:14.125pt;z-index:10;mso-position-horizontal:absolute;mso-position-vertical:absolute;mso-position-horizontal-relative:page;mso-position-vertical-relative:page;mso-wrap-edited:f;mso-wrap:none;" filled="false" stroked="false" v-text-anchor="top">
+          <v:shape id="TextBox199" type="#_x0000_t202" style="position:absolute;left:462.371pt;top:590.212pt;width:12.080pt;height:18.080pt;z-index:10;mso-position-horizontal:absolute;mso-position-vertical:absolute;mso-position-horizontal-relative:page;mso-position-vertical-relative:page;mso-wrap:square;" filled="false" stroked="false" v-text-anchor="top">
             <v:fill on="false"/>
             <v:stroke on="false"/>
             <v:textbox style="mso-fit-shape-to-text:false" inset="0pt,0pt,0pt,0pt">
@@ -1122,7 +1099,6 @@
                 <w:p>
                   <w:pPr>
                     <w:spacing w:line="240" w:lineRule="auto" w:before="0" w:after="0" w:beforeLines="0" w:afterLines="0"/>
-                    <w:wordWrap w:val="0"/>
                     <w:ind w:left="0" w:right="0" w:firstLine="0"/>
                   </w:pPr>
                   <w:r>
@@ -1142,7 +1118,7 @@
       </w:r>
       <w:r>
         <w:pict>
-          <v:shape id="TextBox200" type="#_x0000_t202" style="position:absolute;left:325.669pt;top:592.228pt;width:63.732pt;height:15.250pt;z-index:10;mso-position-horizontal:absolute;mso-position-vertical:absolute;mso-position-horizontal-relative:page;mso-position-vertical-relative:page;mso-wrap-edited:f;mso-wrap:none;" filled="false" stroked="false" v-text-anchor="top">
+          <v:shape id="TextBox200" type="#_x0000_t202" style="position:absolute;left:325.669pt;top:592.228pt;width:73.784pt;height:19.520pt;z-index:10;mso-position-horizontal:absolute;mso-position-vertical:absolute;mso-position-horizontal-relative:page;mso-position-vertical-relative:page;mso-wrap:square;" filled="false" stroked="false" v-text-anchor="top">
             <v:fill on="false"/>
             <v:stroke on="false"/>
             <v:textbox style="mso-fit-shape-to-text:false" inset="0pt,0pt,0pt,0pt">
@@ -1150,7 +1126,6 @@
                 <w:p>
                   <w:pPr>
                     <w:spacing w:line="240" w:lineRule="auto" w:before="0" w:after="0" w:beforeLines="0" w:afterLines="0"/>
-                    <w:wordWrap w:val="0"/>
                     <w:ind w:left="0" w:right="0" w:firstLine="0"/>
                   </w:pPr>
                   <w:r>
@@ -1170,7 +1145,7 @@
       </w:r>
       <w:r>
         <w:pict>
-          <v:shape id="TextBox201" type="#_x0000_t202" style="position:absolute;left:157.349pt;top:593.034pt;width:139.097pt;height:14.125pt;z-index:10;mso-position-horizontal:absolute;mso-position-vertical:absolute;mso-position-horizontal-relative:page;mso-position-vertical-relative:page;mso-wrap-edited:f;mso-wrap:none;" filled="false" stroked="false" v-text-anchor="top">
+          <v:shape id="TextBox201" type="#_x0000_t202" style="position:absolute;left:157.349pt;top:593.034pt;width:165.590pt;height:18.080pt;z-index:10;mso-position-horizontal:absolute;mso-position-vertical:absolute;mso-position-horizontal-relative:page;mso-position-vertical-relative:page;mso-wrap:square;" filled="false" stroked="false" v-text-anchor="top">
             <v:fill on="false"/>
             <v:stroke on="false"/>
             <v:textbox style="mso-fit-shape-to-text:false" inset="0pt,0pt,0pt,0pt">
@@ -1178,7 +1153,6 @@
                 <w:p>
                   <w:pPr>
                     <w:spacing w:line="240" w:lineRule="auto" w:before="0" w:after="0" w:beforeLines="0" w:afterLines="0"/>
-                    <w:wordWrap w:val="0"/>
                     <w:ind w:left="0" w:right="0" w:firstLine="0"/>
                   </w:pPr>
                   <w:r>
@@ -1198,7 +1172,7 @@
       </w:r>
       <w:r>
         <w:pict>
-          <v:shape id="TextBox202" type="#_x0000_t202" style="position:absolute;left:157.349pt;top:608.556pt;width:53.980pt;height:14.125pt;z-index:10;mso-position-horizontal:absolute;mso-position-vertical:absolute;mso-position-horizontal-relative:page;mso-position-vertical-relative:page;mso-wrap-edited:f;mso-wrap:none;" filled="false" stroked="false" v-text-anchor="top">
+          <v:shape id="TextBox202" type="#_x0000_t202" style="position:absolute;left:157.349pt;top:608.556pt;width:62.760pt;height:18.080pt;z-index:10;mso-position-horizontal:absolute;mso-position-vertical:absolute;mso-position-horizontal-relative:page;mso-position-vertical-relative:page;mso-wrap:square;" filled="false" stroked="false" v-text-anchor="top">
             <v:fill on="false"/>
             <v:stroke on="false"/>
             <v:textbox style="mso-fit-shape-to-text:false" inset="0pt,0pt,0pt,0pt">
@@ -1206,7 +1180,6 @@
                 <w:p>
                   <w:pPr>
                     <w:spacing w:line="240" w:lineRule="auto" w:before="0" w:after="0" w:beforeLines="0" w:afterLines="0"/>
-                    <w:wordWrap w:val="0"/>
                     <w:ind w:left="0" w:right="0" w:firstLine="0"/>
                   </w:pPr>
                   <w:r>
@@ -1226,7 +1199,7 @@
       </w:r>
       <w:r>
         <w:pict>
-          <v:shape id="TextBox203" type="#_x0000_t202" style="position:absolute;left:157.349pt;top:636.779pt;width:148.194pt;height:14.125pt;z-index:10;mso-position-horizontal:absolute;mso-position-vertical:absolute;mso-position-horizontal-relative:page;mso-position-vertical-relative:page;mso-wrap-edited:f;mso-wrap:none;" filled="false" stroked="false" v-text-anchor="top">
+          <v:shape id="TextBox203" type="#_x0000_t202" style="position:absolute;left:157.349pt;top:636.779pt;width:180.280pt;height:18.080pt;z-index:10;mso-position-horizontal:absolute;mso-position-vertical:absolute;mso-position-horizontal-relative:page;mso-position-vertical-relative:page;mso-wrap:square;" filled="false" stroked="false" v-text-anchor="top">
             <v:fill on="false"/>
             <v:stroke on="false"/>
             <v:textbox style="mso-fit-shape-to-text:false" inset="0pt,0pt,0pt,0pt">
@@ -1234,7 +1207,6 @@
                 <w:p>
                   <w:pPr>
                     <w:spacing w:line="240" w:lineRule="auto" w:before="0" w:after="0" w:beforeLines="0" w:afterLines="0"/>
-                    <w:wordWrap w:val="0"/>
                     <w:ind w:left="0" w:right="0" w:firstLine="0"/>
                   </w:pPr>
                   <w:r>
@@ -1254,7 +1226,7 @@
       </w:r>
       <w:r>
         <w:pict>
-          <v:shape id="TextBox204" type="#_x0000_t202" style="position:absolute;left:328.723pt;top:641.617pt;width:56.015pt;height:15.250pt;z-index:10;mso-position-horizontal:absolute;mso-position-vertical:absolute;mso-position-horizontal-relative:page;mso-position-vertical-relative:page;mso-wrap-edited:f;mso-wrap:none;" filled="false" stroked="false" v-text-anchor="top">
+          <v:shape id="TextBox204" type="#_x0000_t202" style="position:absolute;left:328.723pt;top:641.617pt;width:65.727pt;height:19.520pt;z-index:10;mso-position-horizontal:absolute;mso-position-vertical:absolute;mso-position-horizontal-relative:page;mso-position-vertical-relative:page;mso-wrap:square;" filled="false" stroked="false" v-text-anchor="top">
             <v:fill on="false"/>
             <v:stroke on="false"/>
             <v:textbox style="mso-fit-shape-to-text:false" inset="0pt,0pt,0pt,0pt">
@@ -1262,7 +1234,6 @@
                 <w:p>
                   <w:pPr>
                     <w:spacing w:line="240" w:lineRule="auto" w:before="0" w:after="0" w:beforeLines="0" w:afterLines="0"/>
-                    <w:wordWrap w:val="0"/>
                     <w:ind w:left="0" w:right="0" w:firstLine="0"/>
                   </w:pPr>
                   <w:r>
@@ -1282,7 +1253,7 @@
       </w:r>
       <w:r>
         <w:pict>
-          <v:shape id="TextBox205" type="#_x0000_t202" style="position:absolute;left:119.900pt;top:641.718pt;width:9.147pt;height:14.125pt;z-index:10;mso-position-horizontal:absolute;mso-position-vertical:absolute;mso-position-horizontal-relative:page;mso-position-vertical-relative:page;mso-wrap-edited:f;mso-wrap:none;" filled="false" stroked="false" v-text-anchor="top">
+          <v:shape id="TextBox205" type="#_x0000_t202" style="position:absolute;left:119.900pt;top:641.718pt;width:12.168pt;height:18.080pt;z-index:10;mso-position-horizontal:absolute;mso-position-vertical:absolute;mso-position-horizontal-relative:page;mso-position-vertical-relative:page;mso-wrap:square;" filled="false" stroked="false" v-text-anchor="top">
             <v:fill on="false"/>
             <v:stroke on="false"/>
             <v:textbox style="mso-fit-shape-to-text:false" inset="0pt,0pt,0pt,0pt">
@@ -1290,7 +1261,6 @@
                 <w:p>
                   <w:pPr>
                     <w:spacing w:line="240" w:lineRule="auto" w:before="0" w:after="0" w:beforeLines="0" w:afterLines="0"/>
-                    <w:wordWrap w:val="0"/>
                     <w:ind w:left="0" w:right="0" w:firstLine="0"/>
                   </w:pPr>
                   <w:r>
@@ -1310,7 +1280,7 @@
       </w:r>
       <w:r>
         <w:pict>
-          <v:shape id="TextBox206" type="#_x0000_t202" style="position:absolute;left:462.371pt;top:641.718pt;width:9.147pt;height:14.125pt;z-index:10;mso-position-horizontal:absolute;mso-position-vertical:absolute;mso-position-horizontal-relative:page;mso-position-vertical-relative:page;mso-wrap-edited:f;mso-wrap:none;" filled="false" stroked="false" v-text-anchor="top">
+          <v:shape id="TextBox206" type="#_x0000_t202" style="position:absolute;left:462.371pt;top:641.718pt;width:12.080pt;height:18.080pt;z-index:10;mso-position-horizontal:absolute;mso-position-vertical:absolute;mso-position-horizontal-relative:page;mso-position-vertical-relative:page;mso-wrap:square;" filled="false" stroked="false" v-text-anchor="top">
             <v:fill on="false"/>
             <v:stroke on="false"/>
             <v:textbox style="mso-fit-shape-to-text:false" inset="0pt,0pt,0pt,0pt">
@@ -1318,7 +1288,6 @@
                 <w:p>
                   <w:pPr>
                     <w:spacing w:line="240" w:lineRule="auto" w:before="0" w:after="0" w:beforeLines="0" w:afterLines="0"/>
-                    <w:wordWrap w:val="0"/>
                     <w:ind w:left="0" w:right="0" w:firstLine="0"/>
                   </w:pPr>
                   <w:r>
@@ -1338,7 +1307,7 @@
       </w:r>
       <w:r>
         <w:pict>
-          <v:shape id="TextBox207" type="#_x0000_t202" style="position:absolute;left:157.349pt;top:652.301pt;width:105.960pt;height:14.125pt;z-index:10;mso-position-horizontal:absolute;mso-position-vertical:absolute;mso-position-horizontal-relative:page;mso-position-vertical-relative:page;mso-wrap-edited:f;mso-wrap:none;" filled="false" stroked="false" v-text-anchor="top">
+          <v:shape id="TextBox207" type="#_x0000_t202" style="position:absolute;left:157.349pt;top:652.301pt;width:121.520pt;height:18.080pt;z-index:10;mso-position-horizontal:absolute;mso-position-vertical:absolute;mso-position-horizontal-relative:page;mso-position-vertical-relative:page;mso-wrap:square;" filled="false" stroked="false" v-text-anchor="top">
             <v:fill on="false"/>
             <v:stroke on="false"/>
             <v:textbox style="mso-fit-shape-to-text:false" inset="0pt,0pt,0pt,0pt">
@@ -1346,7 +1315,6 @@
                 <w:p>
                   <w:pPr>
                     <w:spacing w:line="240" w:lineRule="auto" w:before="0" w:after="0" w:beforeLines="0" w:afterLines="0"/>
-                    <w:wordWrap w:val="0"/>
                     <w:ind w:left="0" w:right="0" w:firstLine="0"/>
                   </w:pPr>
                   <w:r>
@@ -1366,7 +1334,7 @@
       </w:r>
       <w:r>
         <w:pict>
-          <v:shape id="TextBox208" type="#_x0000_t202" style="position:absolute;left:197.092pt;top:679.818pt;width:9.147pt;height:14.125pt;z-index:10;mso-position-horizontal:absolute;mso-position-vertical:absolute;mso-position-horizontal-relative:page;mso-position-vertical-relative:page;mso-wrap-edited:f;mso-wrap:none;" filled="false" stroked="false" v-text-anchor="top">
+          <v:shape id="TextBox208" type="#_x0000_t202" style="position:absolute;left:197.092pt;top:679.818pt;width:12.080pt;height:18.080pt;z-index:10;mso-position-horizontal:absolute;mso-position-vertical:absolute;mso-position-horizontal-relative:page;mso-position-vertical-relative:page;mso-wrap:square;" filled="false" stroked="false" v-text-anchor="top">
             <v:fill on="false"/>
             <v:stroke on="false"/>
             <v:textbox style="mso-fit-shape-to-text:false" inset="0pt,0pt,0pt,0pt">
@@ -1374,7 +1342,6 @@
                 <w:p>
                   <w:pPr>
                     <w:spacing w:line="240" w:lineRule="auto" w:before="0" w:after="0" w:beforeLines="0" w:afterLines="0"/>
-                    <w:wordWrap w:val="0"/>
                     <w:ind w:left="0" w:right="0" w:firstLine="0"/>
                   </w:pPr>
                   <w:r>
@@ -1394,7 +1361,7 @@
       </w:r>
       <w:r>
         <w:pict>
-          <v:shape id="TextBox209" type="#_x0000_t202" style="position:absolute;left:303.598pt;top:679.818pt;width:9.147pt;height:14.125pt;z-index:10;mso-position-horizontal:absolute;mso-position-vertical:absolute;mso-position-horizontal-relative:page;mso-position-vertical-relative:page;mso-wrap-edited:f;mso-wrap:none;" filled="false" stroked="false" v-text-anchor="top">
+          <v:shape id="TextBox209" type="#_x0000_t202" style="position:absolute;left:303.598pt;top:679.818pt;width:12.080pt;height:18.080pt;z-index:10;mso-position-horizontal:absolute;mso-position-vertical:absolute;mso-position-horizontal-relative:page;mso-position-vertical-relative:page;mso-wrap:square;" filled="false" stroked="false" v-text-anchor="top">
             <v:fill on="false"/>
             <v:stroke on="false"/>
             <v:textbox style="mso-fit-shape-to-text:false" inset="0pt,0pt,0pt,0pt">
@@ -1403,7 +1370,6 @@
                   <w:pPr>
                     <w:spacing w:line="240" w:lineRule="auto" w:before="0" w:after="0" w:beforeLines="0" w:afterLines="0"/>
                     <w:jc w:val="center"/>
-                    <w:wordWrap w:val="0"/>
                     <w:ind w:left="0" w:right="0" w:firstLine="0"/>
                   </w:pPr>
                   <w:r>
@@ -1423,7 +1389,7 @@
       </w:r>
       <w:r>
         <w:pict>
-          <v:shape id="TextBox210" type="#_x0000_t202" style="position:absolute;left:462.371pt;top:679.818pt;width:9.147pt;height:14.125pt;z-index:10;mso-position-horizontal:absolute;mso-position-vertical:absolute;mso-position-horizontal-relative:page;mso-position-vertical-relative:page;mso-wrap-edited:f;mso-wrap:none;" filled="false" stroked="false" v-text-anchor="top">
+          <v:shape id="TextBox210" type="#_x0000_t202" style="position:absolute;left:462.371pt;top:679.818pt;width:12.080pt;height:18.080pt;z-index:10;mso-position-horizontal:absolute;mso-position-vertical:absolute;mso-position-horizontal-relative:page;mso-position-vertical-relative:page;mso-wrap:square;" filled="false" stroked="false" v-text-anchor="top">
             <v:fill on="false"/>
             <v:stroke on="false"/>
             <v:textbox style="mso-fit-shape-to-text:false" inset="0pt,0pt,0pt,0pt">
@@ -1431,7 +1397,6 @@
                 <w:p>
                   <w:pPr>
                     <w:spacing w:line="240" w:lineRule="auto" w:before="0" w:after="0" w:beforeLines="0" w:afterLines="0"/>
-                    <w:wordWrap w:val="0"/>
                     <w:ind w:left="0" w:right="0" w:firstLine="0"/>
                   </w:pPr>
                   <w:r>
@@ -1451,7 +1416,7 @@
       </w:r>
       <w:r>
         <w:pict>
-          <v:shape id="TextBox211" type="#_x0000_t202" style="position:absolute;left:202.737pt;top:680.394pt;width:115.367pt;height:13.250pt;z-index:10;mso-position-horizontal:absolute;mso-position-vertical:absolute;mso-position-horizontal-relative:page;mso-position-vertical-relative:page;mso-wrap-edited:f;mso-wrap:none;" filled="false" stroked="false" v-text-anchor="top">
+          <v:shape id="TextBox211" type="#_x0000_t202" style="position:absolute;left:202.737pt;top:680.394pt;width:141.800pt;height:16.960pt;z-index:10;mso-position-horizontal:absolute;mso-position-vertical:absolute;mso-position-horizontal-relative:page;mso-position-vertical-relative:page;mso-wrap:square;" filled="false" stroked="false" v-text-anchor="top">
             <v:fill on="false"/>
             <v:stroke on="false"/>
             <v:textbox style="mso-fit-shape-to-text:false" inset="0pt,0pt,0pt,0pt">
@@ -1459,7 +1424,6 @@
                 <w:p>
                   <w:pPr>
                     <w:spacing w:line="240" w:lineRule="auto" w:before="0" w:after="0" w:beforeLines="0" w:afterLines="0"/>
-                    <w:wordWrap w:val="0"/>
                     <w:ind w:left="0" w:right="0" w:firstLine="0"/>
                   </w:pPr>
                   <w:r>
@@ -1499,7 +1463,7 @@
     </w:pPr>
     <w:r>
       <w:pict>
-        <v:shape id="TextBox107" type="#_x0000_t202" style="position:absolute;left:301.000pt;top:761.721pt;width:14.650pt;height:12.500pt;z-index:10;mso-position-horizontal:absolute;mso-position-vertical:absolute;mso-position-horizontal-relative:page;mso-position-vertical-relative:page;mso-wrap-edited:f;mso-wrap:none;" filled="false" stroked="false" v-text-anchor="top">
+        <v:shape id="TextBox107" type="#_x0000_t202" style="position:absolute;left:301.000pt;top:761.721pt;width:18.456pt;height:16.000pt;z-index:10;mso-position-horizontal:absolute;mso-position-vertical:absolute;mso-position-horizontal-relative:page;mso-position-vertical-relative:page;mso-wrap:square;" filled="false" stroked="false" v-text-anchor="top">
           <v:fill on="false"/>
           <v:stroke on="false"/>
           <v:textbox style="mso-fit-shape-to-text:false" inset="0pt,0pt,0pt,0pt">
@@ -1508,7 +1472,6 @@
                 <w:pPr>
                   <w:spacing w:line="240" w:lineRule="auto" w:before="0" w:after="0" w:beforeLines="0" w:afterLines="0"/>
                   <w:jc w:val="center"/>
-                  <w:wordWrap w:val="0"/>
                   <w:ind w:left="0" w:right="0" w:firstLine="0"/>
                 </w:pPr>
                 <w:r>
@@ -1528,7 +1491,7 @@
     </w:r>
     <w:r>
       <w:pict>
-        <v:shape id="TextBox108" type="#_x0000_t202" style="position:absolute;left:93.750pt;top:707.205pt;width:414.632pt;height:13.250pt;z-index:10;mso-position-horizontal:absolute;mso-position-vertical:absolute;mso-position-horizontal-relative:page;mso-position-vertical-relative:page;mso-wrap-edited:f;mso-wrap:none;" filled="false" stroked="false" v-text-anchor="top">
+        <v:shape id="TextBox108" type="#_x0000_t202" style="position:absolute;left:93.750pt;top:707.205pt;width:486.300pt;height:16.960pt;z-index:10;mso-position-horizontal:absolute;mso-position-vertical:absolute;mso-position-horizontal-relative:page;mso-position-vertical-relative:page;mso-wrap:square;" filled="false" stroked="false" v-text-anchor="top">
           <v:fill on="false"/>
           <v:stroke on="false"/>
           <v:textbox style="mso-fit-shape-to-text:false" inset="0pt,0pt,0pt,0pt">
@@ -1536,7 +1499,6 @@
               <w:p>
                 <w:pPr>
                   <w:spacing w:line="240" w:lineRule="auto" w:before="0" w:after="0" w:beforeLines="0" w:afterLines="0"/>
-                  <w:wordWrap w:val="0"/>
                   <w:ind w:left="0" w:right="0" w:firstLine="0"/>
                 </w:pPr>
                 <w:r>
@@ -1556,7 +1518,7 @@
     </w:r>
     <w:r>
       <w:pict>
-        <v:shape id="TextBox109" type="#_x0000_t202" style="position:absolute;left:93.750pt;top:722.022pt;width:467.049pt;height:13.250pt;z-index:10;mso-position-horizontal:absolute;mso-position-vertical:absolute;mso-position-horizontal-relative:page;mso-position-vertical-relative:page;mso-wrap-edited:f;mso-wrap:none;" filled="false" stroked="false" v-text-anchor="top">
+        <v:shape id="TextBox109" type="#_x0000_t202" style="position:absolute;left:93.750pt;top:722.022pt;width:555.200pt;height:16.960pt;z-index:10;mso-position-horizontal:absolute;mso-position-vertical:absolute;mso-position-horizontal-relative:page;mso-position-vertical-relative:page;mso-wrap:square;" filled="false" stroked="false" v-text-anchor="top">
           <v:fill on="false"/>
           <v:stroke on="false"/>
           <v:textbox style="mso-fit-shape-to-text:false" inset="0pt,0pt,0pt,0pt">
@@ -1565,7 +1527,6 @@
                 <w:pPr>
                   <w:spacing w:line="240" w:lineRule="auto" w:before="0" w:after="0" w:beforeLines="0" w:afterLines="0"/>
                   <w:jc w:val="center"/>
-                  <w:wordWrap w:val="0"/>
                   <w:ind w:left="0" w:right="0" w:firstLine="0"/>
                 </w:pPr>
                 <w:r>
@@ -1585,7 +1546,7 @@
     </w:r>
     <w:r>
       <w:pict>
-        <v:shape id="TextBox110" type="#_x0000_t202" style="position:absolute;left:93.750pt;top:736.838pt;width:160.470pt;height:13.250pt;z-index:10;mso-position-horizontal:absolute;mso-position-vertical:absolute;mso-position-horizontal-relative:page;mso-position-vertical-relative:page;mso-wrap-edited:f;mso-wrap:none;" filled="false" stroked="false" v-text-anchor="top">
+        <v:shape id="TextBox110" type="#_x0000_t202" style="position:absolute;left:93.750pt;top:736.838pt;width:183.140pt;height:16.960pt;z-index:10;mso-position-horizontal:absolute;mso-position-vertical:absolute;mso-position-horizontal-relative:page;mso-position-vertical-relative:page;mso-wrap:square;" filled="false" stroked="false" v-text-anchor="top">
           <v:fill on="false"/>
           <v:stroke on="false"/>
           <v:textbox style="mso-fit-shape-to-text:false" inset="0pt,0pt,0pt,0pt">
@@ -1593,7 +1554,6 @@
               <w:p>
                 <w:pPr>
                   <w:spacing w:line="240" w:lineRule="auto" w:before="0" w:after="0" w:beforeLines="0" w:afterLines="0"/>
-                  <w:wordWrap w:val="0"/>
                   <w:ind w:left="0" w:right="0" w:firstLine="0"/>
                 </w:pPr>
                 <w:r>
@@ -1648,7 +1608,7 @@
     </w:pPr>
     <w:r>
       <w:pict>
-        <v:shape id="TextBox101" type="#_x0000_t202" style="position:absolute;left:312.000pt;top:9.721pt;width:337.800pt;height:12.500pt;z-index:10;mso-position-horizontal:absolute;mso-position-vertical:absolute;mso-position-horizontal-relative:page;mso-position-vertical-relative:page;mso-wrap-edited:f;mso-wrap:none;" filled="false" stroked="false" v-text-anchor="top">
+        <v:shape id="TextBox101" type="#_x0000_t202" style="position:absolute;left:312.000pt;top:9.721pt;width:407.000pt;height:16.000pt;z-index:10;mso-position-horizontal:absolute;mso-position-vertical:absolute;mso-position-horizontal-relative:page;mso-position-vertical-relative:page;mso-wrap:square;" filled="false" stroked="false" v-text-anchor="top">
           <v:fill on="false"/>
           <v:stroke on="false"/>
           <v:textbox style="mso-fit-shape-to-text:false" inset="0pt,0pt,0pt,0pt">
@@ -1657,7 +1617,6 @@
                 <w:pPr>
                   <w:spacing w:line="240" w:lineRule="auto" w:before="0" w:after="0" w:beforeLines="0" w:afterLines="0"/>
                   <w:jc w:val="right"/>
-                  <w:wordWrap w:val="0"/>
                   <w:ind w:left="0" w:right="0" w:firstLine="0"/>
                 </w:pPr>
                 <w:r>
@@ -1677,7 +1636,7 @@
     </w:r>
     <w:r>
       <w:pict>
-        <v:shape id="TextBox102" type="#_x0000_t202" style="position:absolute;left:245.930pt;top:29.589pt;width:140.000pt;height:18.750pt;z-index:10;mso-position-horizontal:absolute;mso-position-vertical:absolute;mso-position-horizontal-relative:page;mso-position-vertical-relative:page;mso-wrap-edited:f;mso-wrap:none;" filled="false" stroked="false" v-text-anchor="top">
+        <v:shape id="TextBox102" type="#_x0000_t202" style="position:absolute;left:245.930pt;top:29.589pt;width:160.000pt;height:24.000pt;z-index:10;mso-position-horizontal:absolute;mso-position-vertical:absolute;mso-position-horizontal-relative:page;mso-position-vertical-relative:page;mso-wrap:square;" filled="false" stroked="false" v-text-anchor="top">
           <v:fill on="false"/>
           <v:stroke on="false"/>
           <v:textbox style="mso-fit-shape-to-text:false" inset="0pt,0pt,0pt,0pt">
@@ -1686,7 +1645,6 @@
                 <w:pPr>
                   <w:spacing w:line="240" w:lineRule="auto" w:before="0" w:after="0" w:beforeLines="0" w:afterLines="0"/>
                   <w:jc w:val="center"/>
-                  <w:wordWrap w:val="0"/>
                   <w:ind w:left="0" w:right="0" w:firstLine="0"/>
                 </w:pPr>
                 <w:r>
@@ -1706,7 +1664,7 @@
     </w:r>
     <w:r>
       <w:pict>
-        <v:shape id="TextBox103" type="#_x0000_t202" style="position:absolute;left:120.087pt;top:57.314pt;width:10.349pt;height:16.500pt;z-index:10;mso-position-horizontal:absolute;mso-position-vertical:absolute;mso-position-horizontal-relative:page;mso-position-vertical-relative:page;mso-wrap-edited:f;mso-wrap:none;" filled="false" stroked="false" v-text-anchor="top">
+        <v:shape id="TextBox103" type="#_x0000_t202" style="position:absolute;left:120.087pt;top:57.314pt;width:13.438pt;height:21.120pt;z-index:10;mso-position-horizontal:absolute;mso-position-vertical:absolute;mso-position-horizontal-relative:page;mso-position-vertical-relative:page;mso-wrap:square;" filled="false" stroked="false" v-text-anchor="top">
           <v:fill on="false"/>
           <v:stroke on="false"/>
           <v:textbox style="mso-fit-shape-to-text:false" inset="0pt,0pt,0pt,0pt">
@@ -1714,7 +1672,6 @@
               <w:p>
                 <w:pPr>
                   <w:spacing w:line="240" w:lineRule="auto" w:before="0" w:after="0" w:beforeLines="0" w:afterLines="0"/>
-                  <w:wordWrap w:val="0"/>
                   <w:ind w:left="0" w:right="0" w:firstLine="0"/>
                 </w:pPr>
                 <w:r>
@@ -1734,7 +1691,7 @@
     </w:r>
     <w:r>
       <w:pict>
-        <v:shape id="TextBox104" type="#_x0000_t202" style="position:absolute;left:121.642pt;top:84.830pt;width:168.980pt;height:16.500pt;z-index:10;mso-position-horizontal:absolute;mso-position-vertical:absolute;mso-position-horizontal-relative:page;mso-position-vertical-relative:page;mso-wrap-edited:f;mso-wrap:none;" filled="false" stroked="false" v-text-anchor="top">
+        <v:shape id="TextBox104" type="#_x0000_t202" style="position:absolute;left:121.642pt;top:84.830pt;width:192.760pt;height:21.120pt;z-index:10;mso-position-horizontal:absolute;mso-position-vertical:absolute;mso-position-horizontal-relative:page;mso-position-vertical-relative:page;mso-wrap:square;" filled="false" stroked="false" v-text-anchor="top">
           <v:fill on="false"/>
           <v:stroke on="false"/>
           <v:textbox style="mso-fit-shape-to-text:false" inset="0pt,0pt,0pt,0pt">
@@ -1742,7 +1699,6 @@
               <w:p>
                 <w:pPr>
                   <w:spacing w:line="240" w:lineRule="auto" w:before="0" w:after="0" w:beforeLines="0" w:afterLines="0"/>
-                  <w:wordWrap w:val="0"/>
                   <w:ind w:left="0" w:right="0" w:firstLine="0"/>
                 </w:pPr>
                 <w:r>

--- a/docs/samples/converted-page94.docx
+++ b/docs/samples/converted-page94.docx
@@ -7,1439 +7,7094 @@
         <w:spacing w:before="0" w:after="0" w:line="240" w:lineRule="auto"/>
       </w:pPr>
       <w:r>
-        <w:pict>
-          <v:line id="Line115" style="position:absolute;left:0;top:0;z-index:0;mso-position-horizontal:absolute;mso-position-vertical:absolute;mso-position-horizontal-relative:page;mso-position-vertical-relative:page;mso-wrap:none;" from="125.0,736.384033203125" to="125.9407450358073,758.4915364583334" strokecolor="#000000" strokeweight="0.706pt">
-</v:line>
-        </w:pict>
+        <mc:AlternateContent>
+          <mc:Choice xmlns:a="http://schemas.openxmlformats.org/drawingml/2006/main" Requires="wps">
+            <w:drawing>
+              <wp:anchor distT="0" distB="0" distL="0" distR="0" simplePos="0" relativeHeight="0" behindDoc="1" locked="0" layoutInCell="1" allowOverlap="1">
+                <wp:simplePos x="0" y="0"/>
+                <wp:positionH relativeFrom="page">
+                  <wp:posOffset>1190625</wp:posOffset>
+                </wp:positionH>
+                <wp:positionV relativeFrom="page">
+                  <wp:posOffset>7014058</wp:posOffset>
+                </wp:positionV>
+                <wp:extent cx="8961" cy="210574"/>
+                <wp:effectExtent l="0" t="0" r="0" b="0"/>
+                <wp:wrapNone/>
+                <wp:docPr id="106" name="Line106"/>
+                <wp:cNvGraphicFramePr/>
+                <a:graphic>
+                  <a:graphicData uri="http://schemas.microsoft.com/office/word/2010/wordprocessingShape">
+                    <wps:wsp>
+                      <wps:cNvSpPr/>
+                      <wps:cNvCnPr/>
+                      <wps:spPr>
+                        <a:xfrm rotation="5253801">
+                          <a:off x="0" y="0"/>
+                          <a:ext cx="8961" cy="8961"/>
+                        </a:xfrm>
+                        <a:prstGeom prst="rect">
+                          <a:avLst/>
+                        </a:prstGeom>
+                        <a:solidFill>
+                          <a:srgbClr val="000000"/>
+                        </a:solidFill>
+                        <a:ln>
+                          <a:noFill/>
+                        </a:ln>
+                      </wps:spPr>
+                      <wps:txbx>
+                        <w:txbxContent>
+                          <w:p/>
+                        </w:txbxContent>
+                      </wps:txbx>
+                      <wps:bodyPr anchor="t" lIns="0" tIns="0" rIns="0" bIns="0"/>
+                    </wps:wsp>
+                  </a:graphicData>
+                </a:graphic>
+              </wp:anchor>
+            </w:drawing>
+          </mc:Choice>
+          <mc:Fallback>
+            <w:pict>
+              <v:line id="VL106" style="position:absolute;left:0;top:0;z-index:0;mso-position-horizontal:absolute;mso-position-vertical:absolute;mso-position-horizontal-relative:page;mso-position-vertical-relative:page;mso-wrap:none;" from="125.00,736.38" to="125.94,758.49" strokecolor="#000000" strokeweight="0.706pt"/>
+            </w:pict>
+          </mc:Fallback>
+        </mc:AlternateContent>
       </w:r>
       <w:r>
-        <w:pict>
-          <v:rect id="Line116" style="position:absolute;left:93.750pt;top:536.060pt;width:57.856pt;height:0.706pt;z-index:0;mso-position-horizontal:absolute;mso-position-vertical:absolute;mso-position-horizontal-relative:page;mso-position-vertical-relative:page;mso-wrap:none;" filled="true" stroked="false">
-            <v:fill color="#000000"/>
-            <v:stroke on="false"/>
-          </v:rect>
-        </w:pict>
+        <mc:AlternateContent>
+          <mc:Choice xmlns:a="http://schemas.openxmlformats.org/drawingml/2006/main" Requires="wps">
+            <w:drawing>
+              <wp:anchor distT="0" distB="0" distL="0" distR="0" simplePos="0" relativeHeight="0" behindDoc="1" locked="0" layoutInCell="1" allowOverlap="1">
+                <wp:simplePos x="0" y="0"/>
+                <wp:positionH relativeFrom="page">
+                  <wp:posOffset>1190625</wp:posOffset>
+                </wp:positionH>
+                <wp:positionV relativeFrom="page">
+                  <wp:posOffset>6807964</wp:posOffset>
+                </wp:positionV>
+                <wp:extent cx="734768" cy="8961"/>
+                <wp:effectExtent l="0" t="0" r="0" b="0"/>
+                <wp:wrapNone/>
+                <wp:docPr id="107" name="Line107"/>
+                <wp:cNvGraphicFramePr/>
+                <a:graphic>
+                  <a:graphicData uri="http://schemas.microsoft.com/office/word/2010/wordprocessingShape">
+                    <wps:wsp>
+                      <wps:cNvSpPr/>
+                      <wps:cNvCnPr/>
+                      <wps:spPr>
+                        <a:xfrm>
+                          <a:off x="0" y="0"/>
+                          <a:ext cx="734768" cy="8961"/>
+                        </a:xfrm>
+                        <a:prstGeom prst="rect">
+                          <a:avLst/>
+                        </a:prstGeom>
+                        <a:solidFill>
+                          <a:srgbClr val="000000"/>
+                        </a:solidFill>
+                        <a:ln>
+                          <a:noFill/>
+                        </a:ln>
+                      </wps:spPr>
+                      <wps:txbx>
+                        <w:txbxContent>
+                          <w:p/>
+                        </w:txbxContent>
+                      </wps:txbx>
+                      <wps:bodyPr anchor="t" lIns="0" tIns="0" rIns="0" bIns="0"/>
+                    </wps:wsp>
+                  </a:graphicData>
+                </a:graphic>
+              </wp:anchor>
+            </w:drawing>
+          </mc:Choice>
+          <mc:Fallback>
+            <w:pict>
+              <v:rect id="VL107" style="position:absolute;left:93.750pt;top:536.060pt;width:57.856pt;height:0.706pt;z-index:0;mso-position-horizontal:absolute;mso-position-vertical:absolute;mso-position-horizontal-relative:page;mso-position-vertical-relative:page;mso-wrap:none;" filled="true" stroked="false">
+                <v:fill color="#000000"/>
+                <v:stroke on="false"/>
+              </v:rect>
+            </w:pict>
+          </mc:Fallback>
+        </mc:AlternateContent>
       </w:r>
       <w:r>
-        <w:pict>
-          <v:line id="Line117" style="position:absolute;left:0;top:0;z-index:0;mso-position-horizontal:absolute;mso-position-vertical:absolute;mso-position-horizontal-relative:page;mso-position-vertical-relative:page;mso-wrap:none;" from="201.20027669270834,736.384033203125" to="202.14103190104166,758.4915364583334" strokecolor="#000000" strokeweight="0.706pt">
-</v:line>
-        </w:pict>
+        <mc:AlternateContent>
+          <mc:Choice xmlns:a="http://schemas.openxmlformats.org/drawingml/2006/main" Requires="wps">
+            <w:drawing>
+              <wp:anchor distT="0" distB="0" distL="0" distR="0" simplePos="0" relativeHeight="0" behindDoc="1" locked="0" layoutInCell="1" allowOverlap="1">
+                <wp:simplePos x="0" y="0"/>
+                <wp:positionH relativeFrom="page">
+                  <wp:posOffset>1916433</wp:posOffset>
+                </wp:positionH>
+                <wp:positionV relativeFrom="page">
+                  <wp:posOffset>7014058</wp:posOffset>
+                </wp:positionV>
+                <wp:extent cx="8961" cy="210574"/>
+                <wp:effectExtent l="0" t="0" r="0" b="0"/>
+                <wp:wrapNone/>
+                <wp:docPr id="108" name="Line108"/>
+                <wp:cNvGraphicFramePr/>
+                <a:graphic>
+                  <a:graphicData uri="http://schemas.microsoft.com/office/word/2010/wordprocessingShape">
+                    <wps:wsp>
+                      <wps:cNvSpPr/>
+                      <wps:cNvCnPr/>
+                      <wps:spPr>
+                        <a:xfrm rotation="5253799">
+                          <a:off x="0" y="0"/>
+                          <a:ext cx="8961" cy="8961"/>
+                        </a:xfrm>
+                        <a:prstGeom prst="rect">
+                          <a:avLst/>
+                        </a:prstGeom>
+                        <a:solidFill>
+                          <a:srgbClr val="000000"/>
+                        </a:solidFill>
+                        <a:ln>
+                          <a:noFill/>
+                        </a:ln>
+                      </wps:spPr>
+                      <wps:txbx>
+                        <w:txbxContent>
+                          <w:p/>
+                        </w:txbxContent>
+                      </wps:txbx>
+                      <wps:bodyPr anchor="t" lIns="0" tIns="0" rIns="0" bIns="0"/>
+                    </wps:wsp>
+                  </a:graphicData>
+                </a:graphic>
+              </wp:anchor>
+            </w:drawing>
+          </mc:Choice>
+          <mc:Fallback>
+            <w:pict>
+              <v:line id="VL108" style="position:absolute;left:0;top:0;z-index:0;mso-position-horizontal:absolute;mso-position-vertical:absolute;mso-position-horizontal-relative:page;mso-position-vertical-relative:page;mso-wrap:none;" from="201.20,736.38" to="202.14,758.49" strokecolor="#000000" strokeweight="0.706pt"/>
+            </w:pict>
+          </mc:Fallback>
+        </mc:AlternateContent>
       </w:r>
       <w:r>
-        <w:pict>
-          <v:rect id="Line118" style="position:absolute;left:151.606pt;top:536.060pt;width:136.878pt;height:0.706pt;z-index:0;mso-position-horizontal:absolute;mso-position-vertical:absolute;mso-position-horizontal-relative:page;mso-position-vertical-relative:page;mso-wrap:none;" filled="true" stroked="false">
-            <v:fill color="#000000"/>
-            <v:stroke on="false"/>
-          </v:rect>
-        </w:pict>
+        <mc:AlternateContent>
+          <mc:Choice xmlns:a="http://schemas.openxmlformats.org/drawingml/2006/main" Requires="wps">
+            <w:drawing>
+              <wp:anchor distT="0" distB="0" distL="0" distR="0" simplePos="0" relativeHeight="0" behindDoc="1" locked="0" layoutInCell="1" allowOverlap="1">
+                <wp:simplePos x="0" y="0"/>
+                <wp:positionH relativeFrom="page">
+                  <wp:posOffset>1925393</wp:posOffset>
+                </wp:positionH>
+                <wp:positionV relativeFrom="page">
+                  <wp:posOffset>6807964</wp:posOffset>
+                </wp:positionV>
+                <wp:extent cx="1738354" cy="8961"/>
+                <wp:effectExtent l="0" t="0" r="0" b="0"/>
+                <wp:wrapNone/>
+                <wp:docPr id="109" name="Line109"/>
+                <wp:cNvGraphicFramePr/>
+                <a:graphic>
+                  <a:graphicData uri="http://schemas.microsoft.com/office/word/2010/wordprocessingShape">
+                    <wps:wsp>
+                      <wps:cNvSpPr/>
+                      <wps:cNvCnPr/>
+                      <wps:spPr>
+                        <a:xfrm>
+                          <a:off x="0" y="0"/>
+                          <a:ext cx="1738354" cy="8961"/>
+                        </a:xfrm>
+                        <a:prstGeom prst="rect">
+                          <a:avLst/>
+                        </a:prstGeom>
+                        <a:solidFill>
+                          <a:srgbClr val="000000"/>
+                        </a:solidFill>
+                        <a:ln>
+                          <a:noFill/>
+                        </a:ln>
+                      </wps:spPr>
+                      <wps:txbx>
+                        <w:txbxContent>
+                          <w:p/>
+                        </w:txbxContent>
+                      </wps:txbx>
+                      <wps:bodyPr anchor="t" lIns="0" tIns="0" rIns="0" bIns="0"/>
+                    </wps:wsp>
+                  </a:graphicData>
+                </a:graphic>
+              </wp:anchor>
+            </w:drawing>
+          </mc:Choice>
+          <mc:Fallback>
+            <w:pict>
+              <v:rect id="VL109" style="position:absolute;left:151.606pt;top:536.060pt;width:136.878pt;height:0.706pt;z-index:0;mso-position-horizontal:absolute;mso-position-vertical:absolute;mso-position-horizontal-relative:page;mso-position-vertical-relative:page;mso-wrap:none;" filled="true" stroked="false">
+                <v:fill color="#000000"/>
+                <v:stroke on="false"/>
+              </v:rect>
+            </w:pict>
+          </mc:Fallback>
+        </mc:AlternateContent>
       </w:r>
       <w:r>
-        <w:pict>
-          <v:line id="Line119" style="position:absolute;left:0;top:0;z-index:0;mso-position-horizontal:absolute;mso-position-vertical:absolute;mso-position-horizontal-relative:page;mso-position-vertical-relative:page;mso-wrap:none;" from="383.7046712239583,736.384033203125" to="384.6453857421875,758.4915364583334" strokecolor="#000000" strokeweight="0.706pt">
-</v:line>
-        </w:pict>
+        <mc:AlternateContent>
+          <mc:Choice xmlns:a="http://schemas.openxmlformats.org/drawingml/2006/main" Requires="wps">
+            <w:drawing>
+              <wp:anchor distT="0" distB="0" distL="0" distR="0" simplePos="0" relativeHeight="0" behindDoc="1" locked="0" layoutInCell="1" allowOverlap="1">
+                <wp:simplePos x="0" y="0"/>
+                <wp:positionH relativeFrom="page">
+                  <wp:posOffset>3654787</wp:posOffset>
+                </wp:positionH>
+                <wp:positionV relativeFrom="page">
+                  <wp:posOffset>7014058</wp:posOffset>
+                </wp:positionV>
+                <wp:extent cx="8960" cy="210574"/>
+                <wp:effectExtent l="0" t="0" r="0" b="0"/>
+                <wp:wrapNone/>
+                <wp:docPr id="110" name="Line110"/>
+                <wp:cNvGraphicFramePr/>
+                <a:graphic>
+                  <a:graphicData uri="http://schemas.microsoft.com/office/word/2010/wordprocessingShape">
+                    <wps:wsp>
+                      <wps:cNvSpPr/>
+                      <wps:cNvCnPr/>
+                      <wps:spPr>
+                        <a:xfrm rotation="5253805">
+                          <a:off x="0" y="0"/>
+                          <a:ext cx="8960" cy="8960"/>
+                        </a:xfrm>
+                        <a:prstGeom prst="rect">
+                          <a:avLst/>
+                        </a:prstGeom>
+                        <a:solidFill>
+                          <a:srgbClr val="000000"/>
+                        </a:solidFill>
+                        <a:ln>
+                          <a:noFill/>
+                        </a:ln>
+                      </wps:spPr>
+                      <wps:txbx>
+                        <w:txbxContent>
+                          <w:p/>
+                        </w:txbxContent>
+                      </wps:txbx>
+                      <wps:bodyPr anchor="t" lIns="0" tIns="0" rIns="0" bIns="0"/>
+                    </wps:wsp>
+                  </a:graphicData>
+                </a:graphic>
+              </wp:anchor>
+            </w:drawing>
+          </mc:Choice>
+          <mc:Fallback>
+            <w:pict>
+              <v:line id="VL110" style="position:absolute;left:0;top:0;z-index:0;mso-position-horizontal:absolute;mso-position-vertical:absolute;mso-position-horizontal-relative:page;mso-position-vertical-relative:page;mso-wrap:none;" from="383.70,736.38" to="384.65,758.49" strokecolor="#000000" strokeweight="0.706pt"/>
+            </w:pict>
+          </mc:Fallback>
+        </mc:AlternateContent>
       </w:r>
       <w:r>
-        <w:pict>
-          <v:rect id="Line120" style="position:absolute;left:288.484pt;top:536.060pt;width:124.178pt;height:0.706pt;z-index:0;mso-position-horizontal:absolute;mso-position-vertical:absolute;mso-position-horizontal-relative:page;mso-position-vertical-relative:page;mso-wrap:none;" filled="true" stroked="false">
-            <v:fill color="#000000"/>
-            <v:stroke on="false"/>
-          </v:rect>
-        </w:pict>
+        <mc:AlternateContent>
+          <mc:Choice xmlns:a="http://schemas.openxmlformats.org/drawingml/2006/main" Requires="wps">
+            <w:drawing>
+              <wp:anchor distT="0" distB="0" distL="0" distR="0" simplePos="0" relativeHeight="0" behindDoc="1" locked="0" layoutInCell="1" allowOverlap="1">
+                <wp:simplePos x="0" y="0"/>
+                <wp:positionH relativeFrom="page">
+                  <wp:posOffset>3663747</wp:posOffset>
+                </wp:positionH>
+                <wp:positionV relativeFrom="page">
+                  <wp:posOffset>6807964</wp:posOffset>
+                </wp:positionV>
+                <wp:extent cx="1577063" cy="8961"/>
+                <wp:effectExtent l="0" t="0" r="0" b="0"/>
+                <wp:wrapNone/>
+                <wp:docPr id="111" name="Line111"/>
+                <wp:cNvGraphicFramePr/>
+                <a:graphic>
+                  <a:graphicData uri="http://schemas.microsoft.com/office/word/2010/wordprocessingShape">
+                    <wps:wsp>
+                      <wps:cNvSpPr/>
+                      <wps:cNvCnPr/>
+                      <wps:spPr>
+                        <a:xfrm>
+                          <a:off x="0" y="0"/>
+                          <a:ext cx="1577063" cy="8961"/>
+                        </a:xfrm>
+                        <a:prstGeom prst="rect">
+                          <a:avLst/>
+                        </a:prstGeom>
+                        <a:solidFill>
+                          <a:srgbClr val="000000"/>
+                        </a:solidFill>
+                        <a:ln>
+                          <a:noFill/>
+                        </a:ln>
+                      </wps:spPr>
+                      <wps:txbx>
+                        <w:txbxContent>
+                          <w:p/>
+                        </w:txbxContent>
+                      </wps:txbx>
+                      <wps:bodyPr anchor="t" lIns="0" tIns="0" rIns="0" bIns="0"/>
+                    </wps:wsp>
+                  </a:graphicData>
+                </a:graphic>
+              </wp:anchor>
+            </w:drawing>
+          </mc:Choice>
+          <mc:Fallback>
+            <w:pict>
+              <v:rect id="VL111" style="position:absolute;left:288.484pt;top:536.060pt;width:124.178pt;height:0.706pt;z-index:0;mso-position-horizontal:absolute;mso-position-vertical:absolute;mso-position-horizontal-relative:page;mso-position-vertical-relative:page;mso-wrap:none;" filled="true" stroked="false">
+                <v:fill color="#000000"/>
+                <v:stroke on="false"/>
+              </v:rect>
+            </w:pict>
+          </mc:Fallback>
+        </mc:AlternateContent>
       </w:r>
       <w:r>
-        <w:pict>
-          <v:line id="Line121" style="position:absolute;left:0;top:0;z-index:0;mso-position-horizontal:absolute;mso-position-vertical:absolute;mso-position-horizontal-relative:page;mso-position-vertical-relative:page;mso-wrap:none;" from="549.275634765625,736.384033203125" to="550.2163492838541,758.4915364583334" strokecolor="#000000" strokeweight="0.706pt">
-</v:line>
-        </w:pict>
+        <mc:AlternateContent>
+          <mc:Choice xmlns:a="http://schemas.openxmlformats.org/drawingml/2006/main" Requires="wps">
+            <w:drawing>
+              <wp:anchor distT="0" distB="0" distL="0" distR="0" simplePos="0" relativeHeight="0" behindDoc="1" locked="0" layoutInCell="1" allowOverlap="1">
+                <wp:simplePos x="0" y="0"/>
+                <wp:positionH relativeFrom="page">
+                  <wp:posOffset>5231850</wp:posOffset>
+                </wp:positionH>
+                <wp:positionV relativeFrom="page">
+                  <wp:posOffset>7014058</wp:posOffset>
+                </wp:positionV>
+                <wp:extent cx="8960" cy="210574"/>
+                <wp:effectExtent l="0" t="0" r="0" b="0"/>
+                <wp:wrapNone/>
+                <wp:docPr id="112" name="Line112"/>
+                <wp:cNvGraphicFramePr/>
+                <a:graphic>
+                  <a:graphicData uri="http://schemas.microsoft.com/office/word/2010/wordprocessingShape">
+                    <wps:wsp>
+                      <wps:cNvSpPr/>
+                      <wps:cNvCnPr/>
+                      <wps:spPr>
+                        <a:xfrm rotation="5253805">
+                          <a:off x="0" y="0"/>
+                          <a:ext cx="8960" cy="8960"/>
+                        </a:xfrm>
+                        <a:prstGeom prst="rect">
+                          <a:avLst/>
+                        </a:prstGeom>
+                        <a:solidFill>
+                          <a:srgbClr val="000000"/>
+                        </a:solidFill>
+                        <a:ln>
+                          <a:noFill/>
+                        </a:ln>
+                      </wps:spPr>
+                      <wps:txbx>
+                        <w:txbxContent>
+                          <w:p/>
+                        </w:txbxContent>
+                      </wps:txbx>
+                      <wps:bodyPr anchor="t" lIns="0" tIns="0" rIns="0" bIns="0"/>
+                    </wps:wsp>
+                  </a:graphicData>
+                </a:graphic>
+              </wp:anchor>
+            </w:drawing>
+          </mc:Choice>
+          <mc:Fallback>
+            <w:pict>
+              <v:line id="VL112" style="position:absolute;left:0;top:0;z-index:0;mso-position-horizontal:absolute;mso-position-vertical:absolute;mso-position-horizontal-relative:page;mso-position-vertical-relative:page;mso-wrap:none;" from="549.28,736.38" to="550.22,758.49" strokecolor="#000000" strokeweight="0.706pt"/>
+            </w:pict>
+          </mc:Fallback>
+        </mc:AlternateContent>
       </w:r>
       <w:r>
-        <w:pict>
-          <v:rect id="Line122" style="position:absolute;left:412.662pt;top:536.060pt;width:105.834pt;height:0.706pt;z-index:0;mso-position-horizontal:absolute;mso-position-vertical:absolute;mso-position-horizontal-relative:page;mso-position-vertical-relative:page;mso-wrap:none;" filled="true" stroked="false">
-            <v:fill color="#000000"/>
-            <v:stroke on="false"/>
-          </v:rect>
-        </w:pict>
+        <mc:AlternateContent>
+          <mc:Choice xmlns:a="http://schemas.openxmlformats.org/drawingml/2006/main" Requires="wps">
+            <w:drawing>
+              <wp:anchor distT="0" distB="0" distL="0" distR="0" simplePos="0" relativeHeight="0" behindDoc="1" locked="0" layoutInCell="1" allowOverlap="1">
+                <wp:simplePos x="0" y="0"/>
+                <wp:positionH relativeFrom="page">
+                  <wp:posOffset>5240811</wp:posOffset>
+                </wp:positionH>
+                <wp:positionV relativeFrom="page">
+                  <wp:posOffset>6807964</wp:posOffset>
+                </wp:positionV>
+                <wp:extent cx="1344088" cy="8961"/>
+                <wp:effectExtent l="0" t="0" r="0" b="0"/>
+                <wp:wrapNone/>
+                <wp:docPr id="113" name="Line113"/>
+                <wp:cNvGraphicFramePr/>
+                <a:graphic>
+                  <a:graphicData uri="http://schemas.microsoft.com/office/word/2010/wordprocessingShape">
+                    <wps:wsp>
+                      <wps:cNvSpPr/>
+                      <wps:cNvCnPr/>
+                      <wps:spPr>
+                        <a:xfrm>
+                          <a:off x="0" y="0"/>
+                          <a:ext cx="1344088" cy="8961"/>
+                        </a:xfrm>
+                        <a:prstGeom prst="rect">
+                          <a:avLst/>
+                        </a:prstGeom>
+                        <a:solidFill>
+                          <a:srgbClr val="000000"/>
+                        </a:solidFill>
+                        <a:ln>
+                          <a:noFill/>
+                        </a:ln>
+                      </wps:spPr>
+                      <wps:txbx>
+                        <w:txbxContent>
+                          <w:p/>
+                        </w:txbxContent>
+                      </wps:txbx>
+                      <wps:bodyPr anchor="t" lIns="0" tIns="0" rIns="0" bIns="0"/>
+                    </wps:wsp>
+                  </a:graphicData>
+                </a:graphic>
+              </wp:anchor>
+            </w:drawing>
+          </mc:Choice>
+          <mc:Fallback>
+            <w:pict>
+              <v:rect id="VL113" style="position:absolute;left:412.662pt;top:536.060pt;width:105.834pt;height:0.706pt;z-index:0;mso-position-horizontal:absolute;mso-position-vertical:absolute;mso-position-horizontal-relative:page;mso-position-vertical-relative:page;mso-wrap:none;" filled="true" stroked="false">
+                <v:fill color="#000000"/>
+                <v:stroke on="false"/>
+              </v:rect>
+            </w:pict>
+          </mc:Fallback>
+        </mc:AlternateContent>
       </w:r>
       <w:r>
-        <w:pict>
-          <v:line id="Line123" style="position:absolute;left:0;top:0;z-index:0;mso-position-horizontal:absolute;mso-position-vertical:absolute;mso-position-horizontal-relative:page;mso-position-vertical-relative:page;mso-wrap:none;" from="690.38720703125,736.384033203125" to="691.3279622395834,758.4915364583334" strokecolor="#000000" strokeweight="0.706pt">
-</v:line>
-        </w:pict>
+        <mc:AlternateContent>
+          <mc:Choice xmlns:a="http://schemas.openxmlformats.org/drawingml/2006/main" Requires="wps">
+            <w:drawing>
+              <wp:anchor distT="0" distB="0" distL="0" distR="0" simplePos="0" relativeHeight="0" behindDoc="1" locked="0" layoutInCell="1" allowOverlap="1">
+                <wp:simplePos x="0" y="0"/>
+                <wp:positionH relativeFrom="page">
+                  <wp:posOffset>6575938</wp:posOffset>
+                </wp:positionH>
+                <wp:positionV relativeFrom="page">
+                  <wp:posOffset>7014058</wp:posOffset>
+                </wp:positionV>
+                <wp:extent cx="8961" cy="210574"/>
+                <wp:effectExtent l="0" t="0" r="0" b="0"/>
+                <wp:wrapNone/>
+                <wp:docPr id="114" name="Line114"/>
+                <wp:cNvGraphicFramePr/>
+                <a:graphic>
+                  <a:graphicData uri="http://schemas.microsoft.com/office/word/2010/wordprocessingShape">
+                    <wps:wsp>
+                      <wps:cNvSpPr/>
+                      <wps:cNvCnPr/>
+                      <wps:spPr>
+                        <a:xfrm rotation="5253799">
+                          <a:off x="0" y="0"/>
+                          <a:ext cx="8961" cy="8961"/>
+                        </a:xfrm>
+                        <a:prstGeom prst="rect">
+                          <a:avLst/>
+                        </a:prstGeom>
+                        <a:solidFill>
+                          <a:srgbClr val="000000"/>
+                        </a:solidFill>
+                        <a:ln>
+                          <a:noFill/>
+                        </a:ln>
+                      </wps:spPr>
+                      <wps:txbx>
+                        <w:txbxContent>
+                          <w:p/>
+                        </w:txbxContent>
+                      </wps:txbx>
+                      <wps:bodyPr anchor="t" lIns="0" tIns="0" rIns="0" bIns="0"/>
+                    </wps:wsp>
+                  </a:graphicData>
+                </a:graphic>
+              </wp:anchor>
+            </w:drawing>
+          </mc:Choice>
+          <mc:Fallback>
+            <w:pict>
+              <v:line id="VL114" style="position:absolute;left:0;top:0;z-index:0;mso-position-horizontal:absolute;mso-position-vertical:absolute;mso-position-horizontal-relative:page;mso-position-vertical-relative:page;mso-wrap:none;" from="690.39,736.38" to="691.33,758.49" strokecolor="#000000" strokeweight="0.706pt"/>
+            </w:pict>
+          </mc:Fallback>
+        </mc:AlternateContent>
       </w:r>
       <w:r>
-        <w:pict>
-          <v:line id="Line124" style="position:absolute;left:0;top:0;z-index:0;mso-position-horizontal:absolute;mso-position-vertical:absolute;mso-position-horizontal-relative:page;mso-position-vertical-relative:page;mso-wrap:none;" from="125.0,798.47314453125" to="125.9407450358073,838.4547526041666" strokecolor="#000000" strokeweight="0.706pt">
-</v:line>
-        </w:pict>
+        <mc:AlternateContent>
+          <mc:Choice xmlns:a="http://schemas.openxmlformats.org/drawingml/2006/main" Requires="wps">
+            <w:drawing>
+              <wp:anchor distT="0" distB="0" distL="0" distR="0" simplePos="0" relativeHeight="0" behindDoc="1" locked="0" layoutInCell="1" allowOverlap="1">
+                <wp:simplePos x="0" y="0"/>
+                <wp:positionH relativeFrom="page">
+                  <wp:posOffset>1190625</wp:posOffset>
+                </wp:positionH>
+                <wp:positionV relativeFrom="page">
+                  <wp:posOffset>7605457</wp:posOffset>
+                </wp:positionV>
+                <wp:extent cx="8961" cy="380825"/>
+                <wp:effectExtent l="0" t="0" r="0" b="0"/>
+                <wp:wrapNone/>
+                <wp:docPr id="115" name="Line115"/>
+                <wp:cNvGraphicFramePr/>
+                <a:graphic>
+                  <a:graphicData uri="http://schemas.microsoft.com/office/word/2010/wordprocessingShape">
+                    <wps:wsp>
+                      <wps:cNvSpPr/>
+                      <wps:cNvCnPr/>
+                      <wps:spPr>
+                        <a:xfrm rotation="5319126">
+                          <a:off x="0" y="0"/>
+                          <a:ext cx="8961" cy="8961"/>
+                        </a:xfrm>
+                        <a:prstGeom prst="rect">
+                          <a:avLst/>
+                        </a:prstGeom>
+                        <a:solidFill>
+                          <a:srgbClr val="000000"/>
+                        </a:solidFill>
+                        <a:ln>
+                          <a:noFill/>
+                        </a:ln>
+                      </wps:spPr>
+                      <wps:txbx>
+                        <w:txbxContent>
+                          <w:p/>
+                        </w:txbxContent>
+                      </wps:txbx>
+                      <wps:bodyPr anchor="t" lIns="0" tIns="0" rIns="0" bIns="0"/>
+                    </wps:wsp>
+                  </a:graphicData>
+                </a:graphic>
+              </wp:anchor>
+            </w:drawing>
+          </mc:Choice>
+          <mc:Fallback>
+            <w:pict>
+              <v:line id="VL115" style="position:absolute;left:0;top:0;z-index:0;mso-position-horizontal:absolute;mso-position-vertical:absolute;mso-position-horizontal-relative:page;mso-position-vertical-relative:page;mso-wrap:none;" from="125.00,798.47" to="125.94,838.45" strokecolor="#000000" strokeweight="0.706pt"/>
+            </w:pict>
+          </mc:Fallback>
+        </mc:AlternateContent>
       </w:r>
       <w:r>
-        <w:pict>
-          <v:rect id="Line125" style="position:absolute;left:93.750pt;top:568.516pt;width:57.856pt;height:0.706pt;z-index:0;mso-position-horizontal:absolute;mso-position-vertical:absolute;mso-position-horizontal-relative:page;mso-position-vertical-relative:page;mso-wrap:none;" filled="true" stroked="false">
-            <v:fill color="#000000"/>
-            <v:stroke on="false"/>
-          </v:rect>
-        </w:pict>
+        <mc:AlternateContent>
+          <mc:Choice xmlns:a="http://schemas.openxmlformats.org/drawingml/2006/main" Requires="wps">
+            <w:drawing>
+              <wp:anchor distT="0" distB="0" distL="0" distR="0" simplePos="0" relativeHeight="0" behindDoc="1" locked="0" layoutInCell="1" allowOverlap="1">
+                <wp:simplePos x="0" y="0"/>
+                <wp:positionH relativeFrom="page">
+                  <wp:posOffset>1190625</wp:posOffset>
+                </wp:positionH>
+                <wp:positionV relativeFrom="page">
+                  <wp:posOffset>7220152</wp:posOffset>
+                </wp:positionV>
+                <wp:extent cx="734768" cy="8961"/>
+                <wp:effectExtent l="0" t="0" r="0" b="0"/>
+                <wp:wrapNone/>
+                <wp:docPr id="116" name="Line116"/>
+                <wp:cNvGraphicFramePr/>
+                <a:graphic>
+                  <a:graphicData uri="http://schemas.microsoft.com/office/word/2010/wordprocessingShape">
+                    <wps:wsp>
+                      <wps:cNvSpPr/>
+                      <wps:cNvCnPr/>
+                      <wps:spPr>
+                        <a:xfrm>
+                          <a:off x="0" y="0"/>
+                          <a:ext cx="734768" cy="8961"/>
+                        </a:xfrm>
+                        <a:prstGeom prst="rect">
+                          <a:avLst/>
+                        </a:prstGeom>
+                        <a:solidFill>
+                          <a:srgbClr val="000000"/>
+                        </a:solidFill>
+                        <a:ln>
+                          <a:noFill/>
+                        </a:ln>
+                      </wps:spPr>
+                      <wps:txbx>
+                        <w:txbxContent>
+                          <w:p/>
+                        </w:txbxContent>
+                      </wps:txbx>
+                      <wps:bodyPr anchor="t" lIns="0" tIns="0" rIns="0" bIns="0"/>
+                    </wps:wsp>
+                  </a:graphicData>
+                </a:graphic>
+              </wp:anchor>
+            </w:drawing>
+          </mc:Choice>
+          <mc:Fallback>
+            <w:pict>
+              <v:rect id="VL116" style="position:absolute;left:93.750pt;top:568.516pt;width:57.856pt;height:0.706pt;z-index:0;mso-position-horizontal:absolute;mso-position-vertical:absolute;mso-position-horizontal-relative:page;mso-position-vertical-relative:page;mso-wrap:none;" filled="true" stroked="false">
+                <v:fill color="#000000"/>
+                <v:stroke on="false"/>
+              </v:rect>
+            </w:pict>
+          </mc:Fallback>
+        </mc:AlternateContent>
       </w:r>
       <w:r>
-        <w:pict>
-          <v:line id="Line126" style="position:absolute;left:0;top:0;z-index:0;mso-position-horizontal:absolute;mso-position-vertical:absolute;mso-position-horizontal-relative:page;mso-position-vertical-relative:page;mso-wrap:none;" from="201.20027669270834,798.47314453125" to="202.14103190104166,838.4547526041666" strokecolor="#000000" strokeweight="0.706pt">
-</v:line>
-        </w:pict>
+        <mc:AlternateContent>
+          <mc:Choice xmlns:a="http://schemas.openxmlformats.org/drawingml/2006/main" Requires="wps">
+            <w:drawing>
+              <wp:anchor distT="0" distB="0" distL="0" distR="0" simplePos="0" relativeHeight="0" behindDoc="1" locked="0" layoutInCell="1" allowOverlap="1">
+                <wp:simplePos x="0" y="0"/>
+                <wp:positionH relativeFrom="page">
+                  <wp:posOffset>1916433</wp:posOffset>
+                </wp:positionH>
+                <wp:positionV relativeFrom="page">
+                  <wp:posOffset>7605457</wp:posOffset>
+                </wp:positionV>
+                <wp:extent cx="8961" cy="380825"/>
+                <wp:effectExtent l="0" t="0" r="0" b="0"/>
+                <wp:wrapNone/>
+                <wp:docPr id="117" name="Line117"/>
+                <wp:cNvGraphicFramePr/>
+                <a:graphic>
+                  <a:graphicData uri="http://schemas.microsoft.com/office/word/2010/wordprocessingShape">
+                    <wps:wsp>
+                      <wps:cNvSpPr/>
+                      <wps:cNvCnPr/>
+                      <wps:spPr>
+                        <a:xfrm rotation="5319125">
+                          <a:off x="0" y="0"/>
+                          <a:ext cx="8961" cy="8961"/>
+                        </a:xfrm>
+                        <a:prstGeom prst="rect">
+                          <a:avLst/>
+                        </a:prstGeom>
+                        <a:solidFill>
+                          <a:srgbClr val="000000"/>
+                        </a:solidFill>
+                        <a:ln>
+                          <a:noFill/>
+                        </a:ln>
+                      </wps:spPr>
+                      <wps:txbx>
+                        <w:txbxContent>
+                          <w:p/>
+                        </w:txbxContent>
+                      </wps:txbx>
+                      <wps:bodyPr anchor="t" lIns="0" tIns="0" rIns="0" bIns="0"/>
+                    </wps:wsp>
+                  </a:graphicData>
+                </a:graphic>
+              </wp:anchor>
+            </w:drawing>
+          </mc:Choice>
+          <mc:Fallback>
+            <w:pict>
+              <v:line id="VL117" style="position:absolute;left:0;top:0;z-index:0;mso-position-horizontal:absolute;mso-position-vertical:absolute;mso-position-horizontal-relative:page;mso-position-vertical-relative:page;mso-wrap:none;" from="201.20,798.47" to="202.14,838.45" strokecolor="#000000" strokeweight="0.706pt"/>
+            </w:pict>
+          </mc:Fallback>
+        </mc:AlternateContent>
       </w:r>
       <w:r>
-        <w:pict>
-          <v:rect id="Line127" style="position:absolute;left:151.606pt;top:568.516pt;width:136.878pt;height:0.706pt;z-index:0;mso-position-horizontal:absolute;mso-position-vertical:absolute;mso-position-horizontal-relative:page;mso-position-vertical-relative:page;mso-wrap:none;" filled="true" stroked="false">
-            <v:fill color="#000000"/>
-            <v:stroke on="false"/>
-          </v:rect>
-        </w:pict>
+        <mc:AlternateContent>
+          <mc:Choice xmlns:a="http://schemas.openxmlformats.org/drawingml/2006/main" Requires="wps">
+            <w:drawing>
+              <wp:anchor distT="0" distB="0" distL="0" distR="0" simplePos="0" relativeHeight="0" behindDoc="1" locked="0" layoutInCell="1" allowOverlap="1">
+                <wp:simplePos x="0" y="0"/>
+                <wp:positionH relativeFrom="page">
+                  <wp:posOffset>1925393</wp:posOffset>
+                </wp:positionH>
+                <wp:positionV relativeFrom="page">
+                  <wp:posOffset>7220152</wp:posOffset>
+                </wp:positionV>
+                <wp:extent cx="1738354" cy="8961"/>
+                <wp:effectExtent l="0" t="0" r="0" b="0"/>
+                <wp:wrapNone/>
+                <wp:docPr id="118" name="Line118"/>
+                <wp:cNvGraphicFramePr/>
+                <a:graphic>
+                  <a:graphicData uri="http://schemas.microsoft.com/office/word/2010/wordprocessingShape">
+                    <wps:wsp>
+                      <wps:cNvSpPr/>
+                      <wps:cNvCnPr/>
+                      <wps:spPr>
+                        <a:xfrm>
+                          <a:off x="0" y="0"/>
+                          <a:ext cx="1738354" cy="8961"/>
+                        </a:xfrm>
+                        <a:prstGeom prst="rect">
+                          <a:avLst/>
+                        </a:prstGeom>
+                        <a:solidFill>
+                          <a:srgbClr val="000000"/>
+                        </a:solidFill>
+                        <a:ln>
+                          <a:noFill/>
+                        </a:ln>
+                      </wps:spPr>
+                      <wps:txbx>
+                        <w:txbxContent>
+                          <w:p/>
+                        </w:txbxContent>
+                      </wps:txbx>
+                      <wps:bodyPr anchor="t" lIns="0" tIns="0" rIns="0" bIns="0"/>
+                    </wps:wsp>
+                  </a:graphicData>
+                </a:graphic>
+              </wp:anchor>
+            </w:drawing>
+          </mc:Choice>
+          <mc:Fallback>
+            <w:pict>
+              <v:rect id="VL118" style="position:absolute;left:151.606pt;top:568.516pt;width:136.878pt;height:0.706pt;z-index:0;mso-position-horizontal:absolute;mso-position-vertical:absolute;mso-position-horizontal-relative:page;mso-position-vertical-relative:page;mso-wrap:none;" filled="true" stroked="false">
+                <v:fill color="#000000"/>
+                <v:stroke on="false"/>
+              </v:rect>
+            </w:pict>
+          </mc:Fallback>
+        </mc:AlternateContent>
       </w:r>
       <w:r>
-        <w:pict>
-          <v:line id="Line128" style="position:absolute;left:0;top:0;z-index:0;mso-position-horizontal:absolute;mso-position-vertical:absolute;mso-position-horizontal-relative:page;mso-position-vertical-relative:page;mso-wrap:none;" from="383.7046712239583,798.47314453125" to="384.6453857421875,838.4547526041666" strokecolor="#000000" strokeweight="0.706pt">
-</v:line>
-        </w:pict>
+        <mc:AlternateContent>
+          <mc:Choice xmlns:a="http://schemas.openxmlformats.org/drawingml/2006/main" Requires="wps">
+            <w:drawing>
+              <wp:anchor distT="0" distB="0" distL="0" distR="0" simplePos="0" relativeHeight="0" behindDoc="1" locked="0" layoutInCell="1" allowOverlap="1">
+                <wp:simplePos x="0" y="0"/>
+                <wp:positionH relativeFrom="page">
+                  <wp:posOffset>3654787</wp:posOffset>
+                </wp:positionH>
+                <wp:positionV relativeFrom="page">
+                  <wp:posOffset>7605457</wp:posOffset>
+                </wp:positionV>
+                <wp:extent cx="8960" cy="380825"/>
+                <wp:effectExtent l="0" t="0" r="0" b="0"/>
+                <wp:wrapNone/>
+                <wp:docPr id="119" name="Line119"/>
+                <wp:cNvGraphicFramePr/>
+                <a:graphic>
+                  <a:graphicData uri="http://schemas.microsoft.com/office/word/2010/wordprocessingShape">
+                    <wps:wsp>
+                      <wps:cNvSpPr/>
+                      <wps:cNvCnPr/>
+                      <wps:spPr>
+                        <a:xfrm rotation="5319129">
+                          <a:off x="0" y="0"/>
+                          <a:ext cx="8960" cy="8960"/>
+                        </a:xfrm>
+                        <a:prstGeom prst="rect">
+                          <a:avLst/>
+                        </a:prstGeom>
+                        <a:solidFill>
+                          <a:srgbClr val="000000"/>
+                        </a:solidFill>
+                        <a:ln>
+                          <a:noFill/>
+                        </a:ln>
+                      </wps:spPr>
+                      <wps:txbx>
+                        <w:txbxContent>
+                          <w:p/>
+                        </w:txbxContent>
+                      </wps:txbx>
+                      <wps:bodyPr anchor="t" lIns="0" tIns="0" rIns="0" bIns="0"/>
+                    </wps:wsp>
+                  </a:graphicData>
+                </a:graphic>
+              </wp:anchor>
+            </w:drawing>
+          </mc:Choice>
+          <mc:Fallback>
+            <w:pict>
+              <v:line id="VL119" style="position:absolute;left:0;top:0;z-index:0;mso-position-horizontal:absolute;mso-position-vertical:absolute;mso-position-horizontal-relative:page;mso-position-vertical-relative:page;mso-wrap:none;" from="383.70,798.47" to="384.65,838.45" strokecolor="#000000" strokeweight="0.706pt"/>
+            </w:pict>
+          </mc:Fallback>
+        </mc:AlternateContent>
       </w:r>
       <w:r>
-        <w:pict>
-          <v:rect id="Line129" style="position:absolute;left:288.484pt;top:568.516pt;width:124.178pt;height:0.706pt;z-index:0;mso-position-horizontal:absolute;mso-position-vertical:absolute;mso-position-horizontal-relative:page;mso-position-vertical-relative:page;mso-wrap:none;" filled="true" stroked="false">
-            <v:fill color="#000000"/>
-            <v:stroke on="false"/>
-          </v:rect>
-        </w:pict>
+        <mc:AlternateContent>
+          <mc:Choice xmlns:a="http://schemas.openxmlformats.org/drawingml/2006/main" Requires="wps">
+            <w:drawing>
+              <wp:anchor distT="0" distB="0" distL="0" distR="0" simplePos="0" relativeHeight="0" behindDoc="1" locked="0" layoutInCell="1" allowOverlap="1">
+                <wp:simplePos x="0" y="0"/>
+                <wp:positionH relativeFrom="page">
+                  <wp:posOffset>3663747</wp:posOffset>
+                </wp:positionH>
+                <wp:positionV relativeFrom="page">
+                  <wp:posOffset>7220152</wp:posOffset>
+                </wp:positionV>
+                <wp:extent cx="1577063" cy="8961"/>
+                <wp:effectExtent l="0" t="0" r="0" b="0"/>
+                <wp:wrapNone/>
+                <wp:docPr id="120" name="Line120"/>
+                <wp:cNvGraphicFramePr/>
+                <a:graphic>
+                  <a:graphicData uri="http://schemas.microsoft.com/office/word/2010/wordprocessingShape">
+                    <wps:wsp>
+                      <wps:cNvSpPr/>
+                      <wps:cNvCnPr/>
+                      <wps:spPr>
+                        <a:xfrm>
+                          <a:off x="0" y="0"/>
+                          <a:ext cx="1577063" cy="8961"/>
+                        </a:xfrm>
+                        <a:prstGeom prst="rect">
+                          <a:avLst/>
+                        </a:prstGeom>
+                        <a:solidFill>
+                          <a:srgbClr val="000000"/>
+                        </a:solidFill>
+                        <a:ln>
+                          <a:noFill/>
+                        </a:ln>
+                      </wps:spPr>
+                      <wps:txbx>
+                        <w:txbxContent>
+                          <w:p/>
+                        </w:txbxContent>
+                      </wps:txbx>
+                      <wps:bodyPr anchor="t" lIns="0" tIns="0" rIns="0" bIns="0"/>
+                    </wps:wsp>
+                  </a:graphicData>
+                </a:graphic>
+              </wp:anchor>
+            </w:drawing>
+          </mc:Choice>
+          <mc:Fallback>
+            <w:pict>
+              <v:rect id="VL120" style="position:absolute;left:288.484pt;top:568.516pt;width:124.178pt;height:0.706pt;z-index:0;mso-position-horizontal:absolute;mso-position-vertical:absolute;mso-position-horizontal-relative:page;mso-position-vertical-relative:page;mso-wrap:none;" filled="true" stroked="false">
+                <v:fill color="#000000"/>
+                <v:stroke on="false"/>
+              </v:rect>
+            </w:pict>
+          </mc:Fallback>
+        </mc:AlternateContent>
       </w:r>
       <w:r>
-        <w:pict>
-          <v:line id="Line130" style="position:absolute;left:0;top:0;z-index:0;mso-position-horizontal:absolute;mso-position-vertical:absolute;mso-position-horizontal-relative:page;mso-position-vertical-relative:page;mso-wrap:none;" from="549.275634765625,798.47314453125" to="550.2163492838541,838.4547526041666" strokecolor="#000000" strokeweight="0.706pt">
-</v:line>
-        </w:pict>
+        <mc:AlternateContent>
+          <mc:Choice xmlns:a="http://schemas.openxmlformats.org/drawingml/2006/main" Requires="wps">
+            <w:drawing>
+              <wp:anchor distT="0" distB="0" distL="0" distR="0" simplePos="0" relativeHeight="0" behindDoc="1" locked="0" layoutInCell="1" allowOverlap="1">
+                <wp:simplePos x="0" y="0"/>
+                <wp:positionH relativeFrom="page">
+                  <wp:posOffset>5231850</wp:posOffset>
+                </wp:positionH>
+                <wp:positionV relativeFrom="page">
+                  <wp:posOffset>7605457</wp:posOffset>
+                </wp:positionV>
+                <wp:extent cx="8960" cy="380825"/>
+                <wp:effectExtent l="0" t="0" r="0" b="0"/>
+                <wp:wrapNone/>
+                <wp:docPr id="121" name="Line121"/>
+                <wp:cNvGraphicFramePr/>
+                <a:graphic>
+                  <a:graphicData uri="http://schemas.microsoft.com/office/word/2010/wordprocessingShape">
+                    <wps:wsp>
+                      <wps:cNvSpPr/>
+                      <wps:cNvCnPr/>
+                      <wps:spPr>
+                        <a:xfrm rotation="5319129">
+                          <a:off x="0" y="0"/>
+                          <a:ext cx="8960" cy="8960"/>
+                        </a:xfrm>
+                        <a:prstGeom prst="rect">
+                          <a:avLst/>
+                        </a:prstGeom>
+                        <a:solidFill>
+                          <a:srgbClr val="000000"/>
+                        </a:solidFill>
+                        <a:ln>
+                          <a:noFill/>
+                        </a:ln>
+                      </wps:spPr>
+                      <wps:txbx>
+                        <w:txbxContent>
+                          <w:p/>
+                        </w:txbxContent>
+                      </wps:txbx>
+                      <wps:bodyPr anchor="t" lIns="0" tIns="0" rIns="0" bIns="0"/>
+                    </wps:wsp>
+                  </a:graphicData>
+                </a:graphic>
+              </wp:anchor>
+            </w:drawing>
+          </mc:Choice>
+          <mc:Fallback>
+            <w:pict>
+              <v:line id="VL121" style="position:absolute;left:0;top:0;z-index:0;mso-position-horizontal:absolute;mso-position-vertical:absolute;mso-position-horizontal-relative:page;mso-position-vertical-relative:page;mso-wrap:none;" from="549.28,798.47" to="550.22,838.45" strokecolor="#000000" strokeweight="0.706pt"/>
+            </w:pict>
+          </mc:Fallback>
+        </mc:AlternateContent>
       </w:r>
       <w:r>
-        <w:pict>
-          <v:rect id="Line131" style="position:absolute;left:412.662pt;top:568.516pt;width:105.834pt;height:0.706pt;z-index:0;mso-position-horizontal:absolute;mso-position-vertical:absolute;mso-position-horizontal-relative:page;mso-position-vertical-relative:page;mso-wrap:none;" filled="true" stroked="false">
-            <v:fill color="#000000"/>
-            <v:stroke on="false"/>
-          </v:rect>
-        </w:pict>
+        <mc:AlternateContent>
+          <mc:Choice xmlns:a="http://schemas.openxmlformats.org/drawingml/2006/main" Requires="wps">
+            <w:drawing>
+              <wp:anchor distT="0" distB="0" distL="0" distR="0" simplePos="0" relativeHeight="0" behindDoc="1" locked="0" layoutInCell="1" allowOverlap="1">
+                <wp:simplePos x="0" y="0"/>
+                <wp:positionH relativeFrom="page">
+                  <wp:posOffset>5240811</wp:posOffset>
+                </wp:positionH>
+                <wp:positionV relativeFrom="page">
+                  <wp:posOffset>7220152</wp:posOffset>
+                </wp:positionV>
+                <wp:extent cx="1344088" cy="8961"/>
+                <wp:effectExtent l="0" t="0" r="0" b="0"/>
+                <wp:wrapNone/>
+                <wp:docPr id="122" name="Line122"/>
+                <wp:cNvGraphicFramePr/>
+                <a:graphic>
+                  <a:graphicData uri="http://schemas.microsoft.com/office/word/2010/wordprocessingShape">
+                    <wps:wsp>
+                      <wps:cNvSpPr/>
+                      <wps:cNvCnPr/>
+                      <wps:spPr>
+                        <a:xfrm>
+                          <a:off x="0" y="0"/>
+                          <a:ext cx="1344088" cy="8961"/>
+                        </a:xfrm>
+                        <a:prstGeom prst="rect">
+                          <a:avLst/>
+                        </a:prstGeom>
+                        <a:solidFill>
+                          <a:srgbClr val="000000"/>
+                        </a:solidFill>
+                        <a:ln>
+                          <a:noFill/>
+                        </a:ln>
+                      </wps:spPr>
+                      <wps:txbx>
+                        <w:txbxContent>
+                          <w:p/>
+                        </w:txbxContent>
+                      </wps:txbx>
+                      <wps:bodyPr anchor="t" lIns="0" tIns="0" rIns="0" bIns="0"/>
+                    </wps:wsp>
+                  </a:graphicData>
+                </a:graphic>
+              </wp:anchor>
+            </w:drawing>
+          </mc:Choice>
+          <mc:Fallback>
+            <w:pict>
+              <v:rect id="VL122" style="position:absolute;left:412.662pt;top:568.516pt;width:105.834pt;height:0.706pt;z-index:0;mso-position-horizontal:absolute;mso-position-vertical:absolute;mso-position-horizontal-relative:page;mso-position-vertical-relative:page;mso-wrap:none;" filled="true" stroked="false">
+                <v:fill color="#000000"/>
+                <v:stroke on="false"/>
+              </v:rect>
+            </w:pict>
+          </mc:Fallback>
+        </mc:AlternateContent>
       </w:r>
       <w:r>
-        <w:pict>
-          <v:line id="Line132" style="position:absolute;left:0;top:0;z-index:0;mso-position-horizontal:absolute;mso-position-vertical:absolute;mso-position-horizontal-relative:page;mso-position-vertical-relative:page;mso-wrap:none;" from="690.38720703125,798.47314453125" to="691.3279622395834,838.4547526041666" strokecolor="#000000" strokeweight="0.706pt">
-</v:line>
-        </w:pict>
+        <mc:AlternateContent>
+          <mc:Choice xmlns:a="http://schemas.openxmlformats.org/drawingml/2006/main" Requires="wps">
+            <w:drawing>
+              <wp:anchor distT="0" distB="0" distL="0" distR="0" simplePos="0" relativeHeight="0" behindDoc="1" locked="0" layoutInCell="1" allowOverlap="1">
+                <wp:simplePos x="0" y="0"/>
+                <wp:positionH relativeFrom="page">
+                  <wp:posOffset>6575938</wp:posOffset>
+                </wp:positionH>
+                <wp:positionV relativeFrom="page">
+                  <wp:posOffset>7605457</wp:posOffset>
+                </wp:positionV>
+                <wp:extent cx="8961" cy="380825"/>
+                <wp:effectExtent l="0" t="0" r="0" b="0"/>
+                <wp:wrapNone/>
+                <wp:docPr id="123" name="Line123"/>
+                <wp:cNvGraphicFramePr/>
+                <a:graphic>
+                  <a:graphicData uri="http://schemas.microsoft.com/office/word/2010/wordprocessingShape">
+                    <wps:wsp>
+                      <wps:cNvSpPr/>
+                      <wps:cNvCnPr/>
+                      <wps:spPr>
+                        <a:xfrm rotation="5319125">
+                          <a:off x="0" y="0"/>
+                          <a:ext cx="8961" cy="8961"/>
+                        </a:xfrm>
+                        <a:prstGeom prst="rect">
+                          <a:avLst/>
+                        </a:prstGeom>
+                        <a:solidFill>
+                          <a:srgbClr val="000000"/>
+                        </a:solidFill>
+                        <a:ln>
+                          <a:noFill/>
+                        </a:ln>
+                      </wps:spPr>
+                      <wps:txbx>
+                        <w:txbxContent>
+                          <w:p/>
+                        </w:txbxContent>
+                      </wps:txbx>
+                      <wps:bodyPr anchor="t" lIns="0" tIns="0" rIns="0" bIns="0"/>
+                    </wps:wsp>
+                  </a:graphicData>
+                </a:graphic>
+              </wp:anchor>
+            </w:drawing>
+          </mc:Choice>
+          <mc:Fallback>
+            <w:pict>
+              <v:line id="VL123" style="position:absolute;left:0;top:0;z-index:0;mso-position-horizontal:absolute;mso-position-vertical:absolute;mso-position-horizontal-relative:page;mso-position-vertical-relative:page;mso-wrap:none;" from="690.39,798.47" to="691.33,838.45" strokecolor="#000000" strokeweight="0.706pt"/>
+            </w:pict>
+          </mc:Fallback>
+        </mc:AlternateContent>
       </w:r>
       <w:r>
-        <w:pict>
-          <v:line id="Line133" style="position:absolute;left:0;top:0;z-index:0;mso-position-horizontal:absolute;mso-position-vertical:absolute;mso-position-horizontal-relative:page;mso-position-vertical-relative:page;mso-wrap:none;" from="125.0,867.1474609375" to="125.9407450358073,895.8401692708334" strokecolor="#000000" strokeweight="0.706pt">
-</v:line>
-        </w:pict>
+        <mc:AlternateContent>
+          <mc:Choice xmlns:a="http://schemas.openxmlformats.org/drawingml/2006/main" Requires="wps">
+            <w:drawing>
+              <wp:anchor distT="0" distB="0" distL="0" distR="0" simplePos="0" relativeHeight="0" behindDoc="1" locked="0" layoutInCell="1" allowOverlap="1">
+                <wp:simplePos x="0" y="0"/>
+                <wp:positionH relativeFrom="page">
+                  <wp:posOffset>1190625</wp:posOffset>
+                </wp:positionH>
+                <wp:positionV relativeFrom="page">
+                  <wp:posOffset>8259580</wp:posOffset>
+                </wp:positionV>
+                <wp:extent cx="8961" cy="273298"/>
+                <wp:effectExtent l="0" t="0" r="0" b="0"/>
+                <wp:wrapNone/>
+                <wp:docPr id="124" name="Line124"/>
+                <wp:cNvGraphicFramePr/>
+                <a:graphic>
+                  <a:graphicData uri="http://schemas.microsoft.com/office/word/2010/wordprocessingShape">
+                    <wps:wsp>
+                      <wps:cNvSpPr/>
+                      <wps:cNvCnPr/>
+                      <wps:spPr>
+                        <a:xfrm rotation="5287327">
+                          <a:off x="0" y="0"/>
+                          <a:ext cx="8961" cy="8961"/>
+                        </a:xfrm>
+                        <a:prstGeom prst="rect">
+                          <a:avLst/>
+                        </a:prstGeom>
+                        <a:solidFill>
+                          <a:srgbClr val="000000"/>
+                        </a:solidFill>
+                        <a:ln>
+                          <a:noFill/>
+                        </a:ln>
+                      </wps:spPr>
+                      <wps:txbx>
+                        <w:txbxContent>
+                          <w:p/>
+                        </w:txbxContent>
+                      </wps:txbx>
+                      <wps:bodyPr anchor="t" lIns="0" tIns="0" rIns="0" bIns="0"/>
+                    </wps:wsp>
+                  </a:graphicData>
+                </a:graphic>
+              </wp:anchor>
+            </w:drawing>
+          </mc:Choice>
+          <mc:Fallback>
+            <w:pict>
+              <v:line id="VL124" style="position:absolute;left:0;top:0;z-index:0;mso-position-horizontal:absolute;mso-position-vertical:absolute;mso-position-horizontal-relative:page;mso-position-vertical-relative:page;mso-wrap:none;" from="125.00,867.15" to="125.94,895.84" strokecolor="#000000" strokeweight="0.706pt"/>
+            </w:pict>
+          </mc:Fallback>
+        </mc:AlternateContent>
       </w:r>
       <w:r>
-        <w:pict>
-          <v:rect id="Line134" style="position:absolute;left:93.750pt;top:628.488pt;width:57.856pt;height:0.706pt;z-index:0;mso-position-horizontal:absolute;mso-position-vertical:absolute;mso-position-horizontal-relative:page;mso-position-vertical-relative:page;mso-wrap:none;" filled="true" stroked="false">
-            <v:fill color="#000000"/>
-            <v:stroke on="false"/>
-          </v:rect>
-        </w:pict>
+        <mc:AlternateContent>
+          <mc:Choice xmlns:a="http://schemas.openxmlformats.org/drawingml/2006/main" Requires="wps">
+            <w:drawing>
+              <wp:anchor distT="0" distB="0" distL="0" distR="0" simplePos="0" relativeHeight="0" behindDoc="1" locked="0" layoutInCell="1" allowOverlap="1">
+                <wp:simplePos x="0" y="0"/>
+                <wp:positionH relativeFrom="page">
+                  <wp:posOffset>1190625</wp:posOffset>
+                </wp:positionH>
+                <wp:positionV relativeFrom="page">
+                  <wp:posOffset>7981801</wp:posOffset>
+                </wp:positionV>
+                <wp:extent cx="734768" cy="8961"/>
+                <wp:effectExtent l="0" t="0" r="0" b="0"/>
+                <wp:wrapNone/>
+                <wp:docPr id="125" name="Line125"/>
+                <wp:cNvGraphicFramePr/>
+                <a:graphic>
+                  <a:graphicData uri="http://schemas.microsoft.com/office/word/2010/wordprocessingShape">
+                    <wps:wsp>
+                      <wps:cNvSpPr/>
+                      <wps:cNvCnPr/>
+                      <wps:spPr>
+                        <a:xfrm>
+                          <a:off x="0" y="0"/>
+                          <a:ext cx="734768" cy="8961"/>
+                        </a:xfrm>
+                        <a:prstGeom prst="rect">
+                          <a:avLst/>
+                        </a:prstGeom>
+                        <a:solidFill>
+                          <a:srgbClr val="000000"/>
+                        </a:solidFill>
+                        <a:ln>
+                          <a:noFill/>
+                        </a:ln>
+                      </wps:spPr>
+                      <wps:txbx>
+                        <w:txbxContent>
+                          <w:p/>
+                        </w:txbxContent>
+                      </wps:txbx>
+                      <wps:bodyPr anchor="t" lIns="0" tIns="0" rIns="0" bIns="0"/>
+                    </wps:wsp>
+                  </a:graphicData>
+                </a:graphic>
+              </wp:anchor>
+            </w:drawing>
+          </mc:Choice>
+          <mc:Fallback>
+            <w:pict>
+              <v:rect id="VL125" style="position:absolute;left:93.750pt;top:628.488pt;width:57.856pt;height:0.706pt;z-index:0;mso-position-horizontal:absolute;mso-position-vertical:absolute;mso-position-horizontal-relative:page;mso-position-vertical-relative:page;mso-wrap:none;" filled="true" stroked="false">
+                <v:fill color="#000000"/>
+                <v:stroke on="false"/>
+              </v:rect>
+            </w:pict>
+          </mc:Fallback>
+        </mc:AlternateContent>
       </w:r>
       <w:r>
-        <w:pict>
-          <v:line id="Line135" style="position:absolute;left:0;top:0;z-index:0;mso-position-horizontal:absolute;mso-position-vertical:absolute;mso-position-horizontal-relative:page;mso-position-vertical-relative:page;mso-wrap:none;" from="201.20027669270834,867.1474609375" to="202.14103190104166,895.8401692708334" strokecolor="#000000" strokeweight="0.706pt">
-</v:line>
-        </w:pict>
+        <mc:AlternateContent>
+          <mc:Choice xmlns:a="http://schemas.openxmlformats.org/drawingml/2006/main" Requires="wps">
+            <w:drawing>
+              <wp:anchor distT="0" distB="0" distL="0" distR="0" simplePos="0" relativeHeight="0" behindDoc="1" locked="0" layoutInCell="1" allowOverlap="1">
+                <wp:simplePos x="0" y="0"/>
+                <wp:positionH relativeFrom="page">
+                  <wp:posOffset>1916433</wp:posOffset>
+                </wp:positionH>
+                <wp:positionV relativeFrom="page">
+                  <wp:posOffset>8259580</wp:posOffset>
+                </wp:positionV>
+                <wp:extent cx="8961" cy="273298"/>
+                <wp:effectExtent l="0" t="0" r="0" b="0"/>
+                <wp:wrapNone/>
+                <wp:docPr id="126" name="Line126"/>
+                <wp:cNvGraphicFramePr/>
+                <a:graphic>
+                  <a:graphicData uri="http://schemas.microsoft.com/office/word/2010/wordprocessingShape">
+                    <wps:wsp>
+                      <wps:cNvSpPr/>
+                      <wps:cNvCnPr/>
+                      <wps:spPr>
+                        <a:xfrm rotation="5287326">
+                          <a:off x="0" y="0"/>
+                          <a:ext cx="8961" cy="8961"/>
+                        </a:xfrm>
+                        <a:prstGeom prst="rect">
+                          <a:avLst/>
+                        </a:prstGeom>
+                        <a:solidFill>
+                          <a:srgbClr val="000000"/>
+                        </a:solidFill>
+                        <a:ln>
+                          <a:noFill/>
+                        </a:ln>
+                      </wps:spPr>
+                      <wps:txbx>
+                        <w:txbxContent>
+                          <w:p/>
+                        </w:txbxContent>
+                      </wps:txbx>
+                      <wps:bodyPr anchor="t" lIns="0" tIns="0" rIns="0" bIns="0"/>
+                    </wps:wsp>
+                  </a:graphicData>
+                </a:graphic>
+              </wp:anchor>
+            </w:drawing>
+          </mc:Choice>
+          <mc:Fallback>
+            <w:pict>
+              <v:line id="VL126" style="position:absolute;left:0;top:0;z-index:0;mso-position-horizontal:absolute;mso-position-vertical:absolute;mso-position-horizontal-relative:page;mso-position-vertical-relative:page;mso-wrap:none;" from="201.20,867.15" to="202.14,895.84" strokecolor="#000000" strokeweight="0.706pt"/>
+            </w:pict>
+          </mc:Fallback>
+        </mc:AlternateContent>
       </w:r>
       <w:r>
-        <w:pict>
-          <v:rect id="Line136" style="position:absolute;left:151.606pt;top:628.488pt;width:136.878pt;height:0.706pt;z-index:0;mso-position-horizontal:absolute;mso-position-vertical:absolute;mso-position-horizontal-relative:page;mso-position-vertical-relative:page;mso-wrap:none;" filled="true" stroked="false">
-            <v:fill color="#000000"/>
-            <v:stroke on="false"/>
-          </v:rect>
-        </w:pict>
+        <mc:AlternateContent>
+          <mc:Choice xmlns:a="http://schemas.openxmlformats.org/drawingml/2006/main" Requires="wps">
+            <w:drawing>
+              <wp:anchor distT="0" distB="0" distL="0" distR="0" simplePos="0" relativeHeight="0" behindDoc="1" locked="0" layoutInCell="1" allowOverlap="1">
+                <wp:simplePos x="0" y="0"/>
+                <wp:positionH relativeFrom="page">
+                  <wp:posOffset>1925393</wp:posOffset>
+                </wp:positionH>
+                <wp:positionV relativeFrom="page">
+                  <wp:posOffset>7981801</wp:posOffset>
+                </wp:positionV>
+                <wp:extent cx="1738354" cy="8961"/>
+                <wp:effectExtent l="0" t="0" r="0" b="0"/>
+                <wp:wrapNone/>
+                <wp:docPr id="127" name="Line127"/>
+                <wp:cNvGraphicFramePr/>
+                <a:graphic>
+                  <a:graphicData uri="http://schemas.microsoft.com/office/word/2010/wordprocessingShape">
+                    <wps:wsp>
+                      <wps:cNvSpPr/>
+                      <wps:cNvCnPr/>
+                      <wps:spPr>
+                        <a:xfrm>
+                          <a:off x="0" y="0"/>
+                          <a:ext cx="1738354" cy="8961"/>
+                        </a:xfrm>
+                        <a:prstGeom prst="rect">
+                          <a:avLst/>
+                        </a:prstGeom>
+                        <a:solidFill>
+                          <a:srgbClr val="000000"/>
+                        </a:solidFill>
+                        <a:ln>
+                          <a:noFill/>
+                        </a:ln>
+                      </wps:spPr>
+                      <wps:txbx>
+                        <w:txbxContent>
+                          <w:p/>
+                        </w:txbxContent>
+                      </wps:txbx>
+                      <wps:bodyPr anchor="t" lIns="0" tIns="0" rIns="0" bIns="0"/>
+                    </wps:wsp>
+                  </a:graphicData>
+                </a:graphic>
+              </wp:anchor>
+            </w:drawing>
+          </mc:Choice>
+          <mc:Fallback>
+            <w:pict>
+              <v:rect id="VL127" style="position:absolute;left:151.606pt;top:628.488pt;width:136.878pt;height:0.706pt;z-index:0;mso-position-horizontal:absolute;mso-position-vertical:absolute;mso-position-horizontal-relative:page;mso-position-vertical-relative:page;mso-wrap:none;" filled="true" stroked="false">
+                <v:fill color="#000000"/>
+                <v:stroke on="false"/>
+              </v:rect>
+            </w:pict>
+          </mc:Fallback>
+        </mc:AlternateContent>
       </w:r>
       <w:r>
-        <w:pict>
-          <v:line id="Line137" style="position:absolute;left:0;top:0;z-index:0;mso-position-horizontal:absolute;mso-position-vertical:absolute;mso-position-horizontal-relative:page;mso-position-vertical-relative:page;mso-wrap:none;" from="383.7046712239583,867.1474609375" to="384.6453857421875,895.8401692708334" strokecolor="#000000" strokeweight="0.706pt">
-</v:line>
-        </w:pict>
+        <mc:AlternateContent>
+          <mc:Choice xmlns:a="http://schemas.openxmlformats.org/drawingml/2006/main" Requires="wps">
+            <w:drawing>
+              <wp:anchor distT="0" distB="0" distL="0" distR="0" simplePos="0" relativeHeight="0" behindDoc="1" locked="0" layoutInCell="1" allowOverlap="1">
+                <wp:simplePos x="0" y="0"/>
+                <wp:positionH relativeFrom="page">
+                  <wp:posOffset>3654787</wp:posOffset>
+                </wp:positionH>
+                <wp:positionV relativeFrom="page">
+                  <wp:posOffset>8259580</wp:posOffset>
+                </wp:positionV>
+                <wp:extent cx="8960" cy="273298"/>
+                <wp:effectExtent l="0" t="0" r="0" b="0"/>
+                <wp:wrapNone/>
+                <wp:docPr id="128" name="Line128"/>
+                <wp:cNvGraphicFramePr/>
+                <a:graphic>
+                  <a:graphicData uri="http://schemas.microsoft.com/office/word/2010/wordprocessingShape">
+                    <wps:wsp>
+                      <wps:cNvSpPr/>
+                      <wps:cNvCnPr/>
+                      <wps:spPr>
+                        <a:xfrm rotation="5287330">
+                          <a:off x="0" y="0"/>
+                          <a:ext cx="8960" cy="8960"/>
+                        </a:xfrm>
+                        <a:prstGeom prst="rect">
+                          <a:avLst/>
+                        </a:prstGeom>
+                        <a:solidFill>
+                          <a:srgbClr val="000000"/>
+                        </a:solidFill>
+                        <a:ln>
+                          <a:noFill/>
+                        </a:ln>
+                      </wps:spPr>
+                      <wps:txbx>
+                        <w:txbxContent>
+                          <w:p/>
+                        </w:txbxContent>
+                      </wps:txbx>
+                      <wps:bodyPr anchor="t" lIns="0" tIns="0" rIns="0" bIns="0"/>
+                    </wps:wsp>
+                  </a:graphicData>
+                </a:graphic>
+              </wp:anchor>
+            </w:drawing>
+          </mc:Choice>
+          <mc:Fallback>
+            <w:pict>
+              <v:line id="VL128" style="position:absolute;left:0;top:0;z-index:0;mso-position-horizontal:absolute;mso-position-vertical:absolute;mso-position-horizontal-relative:page;mso-position-vertical-relative:page;mso-wrap:none;" from="383.70,867.15" to="384.65,895.84" strokecolor="#000000" strokeweight="0.706pt"/>
+            </w:pict>
+          </mc:Fallback>
+        </mc:AlternateContent>
       </w:r>
       <w:r>
-        <w:pict>
-          <v:rect id="Line138" style="position:absolute;left:288.484pt;top:628.488pt;width:124.178pt;height:0.706pt;z-index:0;mso-position-horizontal:absolute;mso-position-vertical:absolute;mso-position-horizontal-relative:page;mso-position-vertical-relative:page;mso-wrap:none;" filled="true" stroked="false">
-            <v:fill color="#000000"/>
-            <v:stroke on="false"/>
-          </v:rect>
-        </w:pict>
+        <mc:AlternateContent>
+          <mc:Choice xmlns:a="http://schemas.openxmlformats.org/drawingml/2006/main" Requires="wps">
+            <w:drawing>
+              <wp:anchor distT="0" distB="0" distL="0" distR="0" simplePos="0" relativeHeight="0" behindDoc="1" locked="0" layoutInCell="1" allowOverlap="1">
+                <wp:simplePos x="0" y="0"/>
+                <wp:positionH relativeFrom="page">
+                  <wp:posOffset>3663747</wp:posOffset>
+                </wp:positionH>
+                <wp:positionV relativeFrom="page">
+                  <wp:posOffset>7981801</wp:posOffset>
+                </wp:positionV>
+                <wp:extent cx="1577063" cy="8961"/>
+                <wp:effectExtent l="0" t="0" r="0" b="0"/>
+                <wp:wrapNone/>
+                <wp:docPr id="129" name="Line129"/>
+                <wp:cNvGraphicFramePr/>
+                <a:graphic>
+                  <a:graphicData uri="http://schemas.microsoft.com/office/word/2010/wordprocessingShape">
+                    <wps:wsp>
+                      <wps:cNvSpPr/>
+                      <wps:cNvCnPr/>
+                      <wps:spPr>
+                        <a:xfrm>
+                          <a:off x="0" y="0"/>
+                          <a:ext cx="1577063" cy="8961"/>
+                        </a:xfrm>
+                        <a:prstGeom prst="rect">
+                          <a:avLst/>
+                        </a:prstGeom>
+                        <a:solidFill>
+                          <a:srgbClr val="000000"/>
+                        </a:solidFill>
+                        <a:ln>
+                          <a:noFill/>
+                        </a:ln>
+                      </wps:spPr>
+                      <wps:txbx>
+                        <w:txbxContent>
+                          <w:p/>
+                        </w:txbxContent>
+                      </wps:txbx>
+                      <wps:bodyPr anchor="t" lIns="0" tIns="0" rIns="0" bIns="0"/>
+                    </wps:wsp>
+                  </a:graphicData>
+                </a:graphic>
+              </wp:anchor>
+            </w:drawing>
+          </mc:Choice>
+          <mc:Fallback>
+            <w:pict>
+              <v:rect id="VL129" style="position:absolute;left:288.484pt;top:628.488pt;width:124.178pt;height:0.706pt;z-index:0;mso-position-horizontal:absolute;mso-position-vertical:absolute;mso-position-horizontal-relative:page;mso-position-vertical-relative:page;mso-wrap:none;" filled="true" stroked="false">
+                <v:fill color="#000000"/>
+                <v:stroke on="false"/>
+              </v:rect>
+            </w:pict>
+          </mc:Fallback>
+        </mc:AlternateContent>
       </w:r>
       <w:r>
-        <w:pict>
-          <v:line id="Line139" style="position:absolute;left:0;top:0;z-index:0;mso-position-horizontal:absolute;mso-position-vertical:absolute;mso-position-horizontal-relative:page;mso-position-vertical-relative:page;mso-wrap:none;" from="549.275634765625,867.1474609375" to="550.2163492838541,895.8401692708334" strokecolor="#000000" strokeweight="0.706pt">
-</v:line>
-        </w:pict>
+        <mc:AlternateContent>
+          <mc:Choice xmlns:a="http://schemas.openxmlformats.org/drawingml/2006/main" Requires="wps">
+            <w:drawing>
+              <wp:anchor distT="0" distB="0" distL="0" distR="0" simplePos="0" relativeHeight="0" behindDoc="1" locked="0" layoutInCell="1" allowOverlap="1">
+                <wp:simplePos x="0" y="0"/>
+                <wp:positionH relativeFrom="page">
+                  <wp:posOffset>5231850</wp:posOffset>
+                </wp:positionH>
+                <wp:positionV relativeFrom="page">
+                  <wp:posOffset>8259580</wp:posOffset>
+                </wp:positionV>
+                <wp:extent cx="8960" cy="273298"/>
+                <wp:effectExtent l="0" t="0" r="0" b="0"/>
+                <wp:wrapNone/>
+                <wp:docPr id="130" name="Line130"/>
+                <wp:cNvGraphicFramePr/>
+                <a:graphic>
+                  <a:graphicData uri="http://schemas.microsoft.com/office/word/2010/wordprocessingShape">
+                    <wps:wsp>
+                      <wps:cNvSpPr/>
+                      <wps:cNvCnPr/>
+                      <wps:spPr>
+                        <a:xfrm rotation="5287330">
+                          <a:off x="0" y="0"/>
+                          <a:ext cx="8960" cy="8960"/>
+                        </a:xfrm>
+                        <a:prstGeom prst="rect">
+                          <a:avLst/>
+                        </a:prstGeom>
+                        <a:solidFill>
+                          <a:srgbClr val="000000"/>
+                        </a:solidFill>
+                        <a:ln>
+                          <a:noFill/>
+                        </a:ln>
+                      </wps:spPr>
+                      <wps:txbx>
+                        <w:txbxContent>
+                          <w:p/>
+                        </w:txbxContent>
+                      </wps:txbx>
+                      <wps:bodyPr anchor="t" lIns="0" tIns="0" rIns="0" bIns="0"/>
+                    </wps:wsp>
+                  </a:graphicData>
+                </a:graphic>
+              </wp:anchor>
+            </w:drawing>
+          </mc:Choice>
+          <mc:Fallback>
+            <w:pict>
+              <v:line id="VL130" style="position:absolute;left:0;top:0;z-index:0;mso-position-horizontal:absolute;mso-position-vertical:absolute;mso-position-horizontal-relative:page;mso-position-vertical-relative:page;mso-wrap:none;" from="549.28,867.15" to="550.22,895.84" strokecolor="#000000" strokeweight="0.706pt"/>
+            </w:pict>
+          </mc:Fallback>
+        </mc:AlternateContent>
       </w:r>
       <w:r>
-        <w:pict>
-          <v:rect id="Line140" style="position:absolute;left:412.662pt;top:628.488pt;width:105.834pt;height:0.706pt;z-index:0;mso-position-horizontal:absolute;mso-position-vertical:absolute;mso-position-horizontal-relative:page;mso-position-vertical-relative:page;mso-wrap:none;" filled="true" stroked="false">
-            <v:fill color="#000000"/>
-            <v:stroke on="false"/>
-          </v:rect>
-        </w:pict>
+        <mc:AlternateContent>
+          <mc:Choice xmlns:a="http://schemas.openxmlformats.org/drawingml/2006/main" Requires="wps">
+            <w:drawing>
+              <wp:anchor distT="0" distB="0" distL="0" distR="0" simplePos="0" relativeHeight="0" behindDoc="1" locked="0" layoutInCell="1" allowOverlap="1">
+                <wp:simplePos x="0" y="0"/>
+                <wp:positionH relativeFrom="page">
+                  <wp:posOffset>5240811</wp:posOffset>
+                </wp:positionH>
+                <wp:positionV relativeFrom="page">
+                  <wp:posOffset>7981801</wp:posOffset>
+                </wp:positionV>
+                <wp:extent cx="1344088" cy="8961"/>
+                <wp:effectExtent l="0" t="0" r="0" b="0"/>
+                <wp:wrapNone/>
+                <wp:docPr id="131" name="Line131"/>
+                <wp:cNvGraphicFramePr/>
+                <a:graphic>
+                  <a:graphicData uri="http://schemas.microsoft.com/office/word/2010/wordprocessingShape">
+                    <wps:wsp>
+                      <wps:cNvSpPr/>
+                      <wps:cNvCnPr/>
+                      <wps:spPr>
+                        <a:xfrm>
+                          <a:off x="0" y="0"/>
+                          <a:ext cx="1344088" cy="8961"/>
+                        </a:xfrm>
+                        <a:prstGeom prst="rect">
+                          <a:avLst/>
+                        </a:prstGeom>
+                        <a:solidFill>
+                          <a:srgbClr val="000000"/>
+                        </a:solidFill>
+                        <a:ln>
+                          <a:noFill/>
+                        </a:ln>
+                      </wps:spPr>
+                      <wps:txbx>
+                        <w:txbxContent>
+                          <w:p/>
+                        </w:txbxContent>
+                      </wps:txbx>
+                      <wps:bodyPr anchor="t" lIns="0" tIns="0" rIns="0" bIns="0"/>
+                    </wps:wsp>
+                  </a:graphicData>
+                </a:graphic>
+              </wp:anchor>
+            </w:drawing>
+          </mc:Choice>
+          <mc:Fallback>
+            <w:pict>
+              <v:rect id="VL131" style="position:absolute;left:412.662pt;top:628.488pt;width:105.834pt;height:0.706pt;z-index:0;mso-position-horizontal:absolute;mso-position-vertical:absolute;mso-position-horizontal-relative:page;mso-position-vertical-relative:page;mso-wrap:none;" filled="true" stroked="false">
+                <v:fill color="#000000"/>
+                <v:stroke on="false"/>
+              </v:rect>
+            </w:pict>
+          </mc:Fallback>
+        </mc:AlternateContent>
       </w:r>
       <w:r>
-        <w:pict>
-          <v:line id="Line141" style="position:absolute;left:0;top:0;z-index:0;mso-position-horizontal:absolute;mso-position-vertical:absolute;mso-position-horizontal-relative:page;mso-position-vertical-relative:page;mso-wrap:none;" from="690.38720703125,867.1474609375" to="691.3279622395834,895.8401692708334" strokecolor="#000000" strokeweight="0.706pt">
-</v:line>
-        </w:pict>
+        <mc:AlternateContent>
+          <mc:Choice xmlns:a="http://schemas.openxmlformats.org/drawingml/2006/main" Requires="wps">
+            <w:drawing>
+              <wp:anchor distT="0" distB="0" distL="0" distR="0" simplePos="0" relativeHeight="0" behindDoc="1" locked="0" layoutInCell="1" allowOverlap="1">
+                <wp:simplePos x="0" y="0"/>
+                <wp:positionH relativeFrom="page">
+                  <wp:posOffset>6575938</wp:posOffset>
+                </wp:positionH>
+                <wp:positionV relativeFrom="page">
+                  <wp:posOffset>8259580</wp:posOffset>
+                </wp:positionV>
+                <wp:extent cx="8961" cy="273298"/>
+                <wp:effectExtent l="0" t="0" r="0" b="0"/>
+                <wp:wrapNone/>
+                <wp:docPr id="132" name="Line132"/>
+                <wp:cNvGraphicFramePr/>
+                <a:graphic>
+                  <a:graphicData uri="http://schemas.microsoft.com/office/word/2010/wordprocessingShape">
+                    <wps:wsp>
+                      <wps:cNvSpPr/>
+                      <wps:cNvCnPr/>
+                      <wps:spPr>
+                        <a:xfrm rotation="5287326">
+                          <a:off x="0" y="0"/>
+                          <a:ext cx="8961" cy="8961"/>
+                        </a:xfrm>
+                        <a:prstGeom prst="rect">
+                          <a:avLst/>
+                        </a:prstGeom>
+                        <a:solidFill>
+                          <a:srgbClr val="000000"/>
+                        </a:solidFill>
+                        <a:ln>
+                          <a:noFill/>
+                        </a:ln>
+                      </wps:spPr>
+                      <wps:txbx>
+                        <w:txbxContent>
+                          <w:p/>
+                        </w:txbxContent>
+                      </wps:txbx>
+                      <wps:bodyPr anchor="t" lIns="0" tIns="0" rIns="0" bIns="0"/>
+                    </wps:wsp>
+                  </a:graphicData>
+                </a:graphic>
+              </wp:anchor>
+            </w:drawing>
+          </mc:Choice>
+          <mc:Fallback>
+            <w:pict>
+              <v:line id="VL132" style="position:absolute;left:0;top:0;z-index:0;mso-position-horizontal:absolute;mso-position-vertical:absolute;mso-position-horizontal-relative:page;mso-position-vertical-relative:page;mso-wrap:none;" from="690.39,867.15" to="691.33,895.84" strokecolor="#000000" strokeweight="0.706pt"/>
+            </w:pict>
+          </mc:Fallback>
+        </mc:AlternateContent>
       </w:r>
       <w:r>
-        <w:pict>
-          <v:line id="Line142" style="position:absolute;left:0;top:0;z-index:0;mso-position-horizontal:absolute;mso-position-vertical:absolute;mso-position-horizontal-relative:page;mso-position-vertical-relative:page;mso-wrap:none;" from="125.0,917.9476725260416" to="125.9407450358073,940.05517578125" strokecolor="#000000" strokeweight="0.706pt">
-</v:line>
-        </w:pict>
+        <mc:AlternateContent>
+          <mc:Choice xmlns:a="http://schemas.openxmlformats.org/drawingml/2006/main" Requires="wps">
+            <w:drawing>
+              <wp:anchor distT="0" distB="0" distL="0" distR="0" simplePos="0" relativeHeight="0" behindDoc="1" locked="0" layoutInCell="1" allowOverlap="1">
+                <wp:simplePos x="0" y="0"/>
+                <wp:positionH relativeFrom="page">
+                  <wp:posOffset>1190625</wp:posOffset>
+                </wp:positionH>
+                <wp:positionV relativeFrom="page">
+                  <wp:posOffset>8743452</wp:posOffset>
+                </wp:positionV>
+                <wp:extent cx="8961" cy="210574"/>
+                <wp:effectExtent l="0" t="0" r="0" b="0"/>
+                <wp:wrapNone/>
+                <wp:docPr id="133" name="Line133"/>
+                <wp:cNvGraphicFramePr/>
+                <a:graphic>
+                  <a:graphicData uri="http://schemas.microsoft.com/office/word/2010/wordprocessingShape">
+                    <wps:wsp>
+                      <wps:cNvSpPr/>
+                      <wps:cNvCnPr/>
+                      <wps:spPr>
+                        <a:xfrm rotation="5253801">
+                          <a:off x="0" y="0"/>
+                          <a:ext cx="8961" cy="8961"/>
+                        </a:xfrm>
+                        <a:prstGeom prst="rect">
+                          <a:avLst/>
+                        </a:prstGeom>
+                        <a:solidFill>
+                          <a:srgbClr val="000000"/>
+                        </a:solidFill>
+                        <a:ln>
+                          <a:noFill/>
+                        </a:ln>
+                      </wps:spPr>
+                      <wps:txbx>
+                        <w:txbxContent>
+                          <w:p/>
+                        </w:txbxContent>
+                      </wps:txbx>
+                      <wps:bodyPr anchor="t" lIns="0" tIns="0" rIns="0" bIns="0"/>
+                    </wps:wsp>
+                  </a:graphicData>
+                </a:graphic>
+              </wp:anchor>
+            </w:drawing>
+          </mc:Choice>
+          <mc:Fallback>
+            <w:pict>
+              <v:line id="VL133" style="position:absolute;left:0;top:0;z-index:0;mso-position-horizontal:absolute;mso-position-vertical:absolute;mso-position-horizontal-relative:page;mso-position-vertical-relative:page;mso-wrap:none;" from="125.00,917.95" to="125.94,940.06" strokecolor="#000000" strokeweight="0.706pt"/>
+            </w:pict>
+          </mc:Fallback>
+        </mc:AlternateContent>
       </w:r>
       <w:r>
-        <w:pict>
-          <v:rect id="Line143" style="position:absolute;left:93.750pt;top:671.527pt;width:57.856pt;height:0.706pt;z-index:0;mso-position-horizontal:absolute;mso-position-vertical:absolute;mso-position-horizontal-relative:page;mso-position-vertical-relative:page;mso-wrap:none;" filled="true" stroked="false">
-            <v:fill color="#000000"/>
-            <v:stroke on="false"/>
-          </v:rect>
-        </w:pict>
+        <mc:AlternateContent>
+          <mc:Choice xmlns:a="http://schemas.openxmlformats.org/drawingml/2006/main" Requires="wps">
+            <w:drawing>
+              <wp:anchor distT="0" distB="0" distL="0" distR="0" simplePos="0" relativeHeight="0" behindDoc="1" locked="0" layoutInCell="1" allowOverlap="1">
+                <wp:simplePos x="0" y="0"/>
+                <wp:positionH relativeFrom="page">
+                  <wp:posOffset>1190625</wp:posOffset>
+                </wp:positionH>
+                <wp:positionV relativeFrom="page">
+                  <wp:posOffset>8528397</wp:posOffset>
+                </wp:positionV>
+                <wp:extent cx="734768" cy="8961"/>
+                <wp:effectExtent l="0" t="0" r="0" b="0"/>
+                <wp:wrapNone/>
+                <wp:docPr id="134" name="Line134"/>
+                <wp:cNvGraphicFramePr/>
+                <a:graphic>
+                  <a:graphicData uri="http://schemas.microsoft.com/office/word/2010/wordprocessingShape">
+                    <wps:wsp>
+                      <wps:cNvSpPr/>
+                      <wps:cNvCnPr/>
+                      <wps:spPr>
+                        <a:xfrm>
+                          <a:off x="0" y="0"/>
+                          <a:ext cx="734768" cy="8961"/>
+                        </a:xfrm>
+                        <a:prstGeom prst="rect">
+                          <a:avLst/>
+                        </a:prstGeom>
+                        <a:solidFill>
+                          <a:srgbClr val="000000"/>
+                        </a:solidFill>
+                        <a:ln>
+                          <a:noFill/>
+                        </a:ln>
+                      </wps:spPr>
+                      <wps:txbx>
+                        <w:txbxContent>
+                          <w:p/>
+                        </w:txbxContent>
+                      </wps:txbx>
+                      <wps:bodyPr anchor="t" lIns="0" tIns="0" rIns="0" bIns="0"/>
+                    </wps:wsp>
+                  </a:graphicData>
+                </a:graphic>
+              </wp:anchor>
+            </w:drawing>
+          </mc:Choice>
+          <mc:Fallback>
+            <w:pict>
+              <v:rect id="VL134" style="position:absolute;left:93.750pt;top:671.527pt;width:57.856pt;height:0.706pt;z-index:0;mso-position-horizontal:absolute;mso-position-vertical:absolute;mso-position-horizontal-relative:page;mso-position-vertical-relative:page;mso-wrap:none;" filled="true" stroked="false">
+                <v:fill color="#000000"/>
+                <v:stroke on="false"/>
+              </v:rect>
+            </w:pict>
+          </mc:Fallback>
+        </mc:AlternateContent>
       </w:r>
       <w:r>
-        <w:pict>
-          <v:rect id="Line144" style="position:absolute;left:151.606pt;top:671.527pt;width:136.878pt;height:0.706pt;z-index:0;mso-position-horizontal:absolute;mso-position-vertical:absolute;mso-position-horizontal-relative:page;mso-position-vertical-relative:page;mso-wrap:none;" filled="true" stroked="false">
-            <v:fill color="#000000"/>
-            <v:stroke on="false"/>
-          </v:rect>
-        </w:pict>
+        <mc:AlternateContent>
+          <mc:Choice xmlns:a="http://schemas.openxmlformats.org/drawingml/2006/main" Requires="wps">
+            <w:drawing>
+              <wp:anchor distT="0" distB="0" distL="0" distR="0" simplePos="0" relativeHeight="0" behindDoc="1" locked="0" layoutInCell="1" allowOverlap="1">
+                <wp:simplePos x="0" y="0"/>
+                <wp:positionH relativeFrom="page">
+                  <wp:posOffset>1925393</wp:posOffset>
+                </wp:positionH>
+                <wp:positionV relativeFrom="page">
+                  <wp:posOffset>8528397</wp:posOffset>
+                </wp:positionV>
+                <wp:extent cx="1738354" cy="8961"/>
+                <wp:effectExtent l="0" t="0" r="0" b="0"/>
+                <wp:wrapNone/>
+                <wp:docPr id="135" name="Line135"/>
+                <wp:cNvGraphicFramePr/>
+                <a:graphic>
+                  <a:graphicData uri="http://schemas.microsoft.com/office/word/2010/wordprocessingShape">
+                    <wps:wsp>
+                      <wps:cNvSpPr/>
+                      <wps:cNvCnPr/>
+                      <wps:spPr>
+                        <a:xfrm>
+                          <a:off x="0" y="0"/>
+                          <a:ext cx="1738354" cy="8961"/>
+                        </a:xfrm>
+                        <a:prstGeom prst="rect">
+                          <a:avLst/>
+                        </a:prstGeom>
+                        <a:solidFill>
+                          <a:srgbClr val="000000"/>
+                        </a:solidFill>
+                        <a:ln>
+                          <a:noFill/>
+                        </a:ln>
+                      </wps:spPr>
+                      <wps:txbx>
+                        <w:txbxContent>
+                          <w:p/>
+                        </w:txbxContent>
+                      </wps:txbx>
+                      <wps:bodyPr anchor="t" lIns="0" tIns="0" rIns="0" bIns="0"/>
+                    </wps:wsp>
+                  </a:graphicData>
+                </a:graphic>
+              </wp:anchor>
+            </w:drawing>
+          </mc:Choice>
+          <mc:Fallback>
+            <w:pict>
+              <v:rect id="VL135" style="position:absolute;left:151.606pt;top:671.527pt;width:136.878pt;height:0.706pt;z-index:0;mso-position-horizontal:absolute;mso-position-vertical:absolute;mso-position-horizontal-relative:page;mso-position-vertical-relative:page;mso-wrap:none;" filled="true" stroked="false">
+                <v:fill color="#000000"/>
+                <v:stroke on="false"/>
+              </v:rect>
+            </w:pict>
+          </mc:Fallback>
+        </mc:AlternateContent>
       </w:r>
       <w:r>
-        <w:pict>
-          <v:rect id="Line145" style="position:absolute;left:288.484pt;top:671.527pt;width:124.178pt;height:0.706pt;z-index:0;mso-position-horizontal:absolute;mso-position-vertical:absolute;mso-position-horizontal-relative:page;mso-position-vertical-relative:page;mso-wrap:none;" filled="true" stroked="false">
-            <v:fill color="#000000"/>
-            <v:stroke on="false"/>
-          </v:rect>
-        </w:pict>
+        <mc:AlternateContent>
+          <mc:Choice xmlns:a="http://schemas.openxmlformats.org/drawingml/2006/main" Requires="wps">
+            <w:drawing>
+              <wp:anchor distT="0" distB="0" distL="0" distR="0" simplePos="0" relativeHeight="0" behindDoc="1" locked="0" layoutInCell="1" allowOverlap="1">
+                <wp:simplePos x="0" y="0"/>
+                <wp:positionH relativeFrom="page">
+                  <wp:posOffset>3663747</wp:posOffset>
+                </wp:positionH>
+                <wp:positionV relativeFrom="page">
+                  <wp:posOffset>8528397</wp:posOffset>
+                </wp:positionV>
+                <wp:extent cx="1577063" cy="8961"/>
+                <wp:effectExtent l="0" t="0" r="0" b="0"/>
+                <wp:wrapNone/>
+                <wp:docPr id="136" name="Line136"/>
+                <wp:cNvGraphicFramePr/>
+                <a:graphic>
+                  <a:graphicData uri="http://schemas.microsoft.com/office/word/2010/wordprocessingShape">
+                    <wps:wsp>
+                      <wps:cNvSpPr/>
+                      <wps:cNvCnPr/>
+                      <wps:spPr>
+                        <a:xfrm>
+                          <a:off x="0" y="0"/>
+                          <a:ext cx="1577063" cy="8961"/>
+                        </a:xfrm>
+                        <a:prstGeom prst="rect">
+                          <a:avLst/>
+                        </a:prstGeom>
+                        <a:solidFill>
+                          <a:srgbClr val="000000"/>
+                        </a:solidFill>
+                        <a:ln>
+                          <a:noFill/>
+                        </a:ln>
+                      </wps:spPr>
+                      <wps:txbx>
+                        <w:txbxContent>
+                          <w:p/>
+                        </w:txbxContent>
+                      </wps:txbx>
+                      <wps:bodyPr anchor="t" lIns="0" tIns="0" rIns="0" bIns="0"/>
+                    </wps:wsp>
+                  </a:graphicData>
+                </a:graphic>
+              </wp:anchor>
+            </w:drawing>
+          </mc:Choice>
+          <mc:Fallback>
+            <w:pict>
+              <v:rect id="VL136" style="position:absolute;left:288.484pt;top:671.527pt;width:124.178pt;height:0.706pt;z-index:0;mso-position-horizontal:absolute;mso-position-vertical:absolute;mso-position-horizontal-relative:page;mso-position-vertical-relative:page;mso-wrap:none;" filled="true" stroked="false">
+                <v:fill color="#000000"/>
+                <v:stroke on="false"/>
+              </v:rect>
+            </w:pict>
+          </mc:Fallback>
+        </mc:AlternateContent>
       </w:r>
       <w:r>
-        <w:pict>
-          <v:line id="Line146" style="position:absolute;left:0;top:0;z-index:0;mso-position-horizontal:absolute;mso-position-vertical:absolute;mso-position-horizontal-relative:page;mso-position-vertical-relative:page;mso-wrap:none;" from="549.275634765625,917.9476725260416" to="550.2163492838541,940.05517578125" strokecolor="#000000" strokeweight="0.706pt">
-</v:line>
-        </w:pict>
+        <mc:AlternateContent>
+          <mc:Choice xmlns:a="http://schemas.openxmlformats.org/drawingml/2006/main" Requires="wps">
+            <w:drawing>
+              <wp:anchor distT="0" distB="0" distL="0" distR="0" simplePos="0" relativeHeight="0" behindDoc="1" locked="0" layoutInCell="1" allowOverlap="1">
+                <wp:simplePos x="0" y="0"/>
+                <wp:positionH relativeFrom="page">
+                  <wp:posOffset>5231850</wp:posOffset>
+                </wp:positionH>
+                <wp:positionV relativeFrom="page">
+                  <wp:posOffset>8743452</wp:posOffset>
+                </wp:positionV>
+                <wp:extent cx="8960" cy="210574"/>
+                <wp:effectExtent l="0" t="0" r="0" b="0"/>
+                <wp:wrapNone/>
+                <wp:docPr id="137" name="Line137"/>
+                <wp:cNvGraphicFramePr/>
+                <a:graphic>
+                  <a:graphicData uri="http://schemas.microsoft.com/office/word/2010/wordprocessingShape">
+                    <wps:wsp>
+                      <wps:cNvSpPr/>
+                      <wps:cNvCnPr/>
+                      <wps:spPr>
+                        <a:xfrm rotation="5253805">
+                          <a:off x="0" y="0"/>
+                          <a:ext cx="8960" cy="8960"/>
+                        </a:xfrm>
+                        <a:prstGeom prst="rect">
+                          <a:avLst/>
+                        </a:prstGeom>
+                        <a:solidFill>
+                          <a:srgbClr val="000000"/>
+                        </a:solidFill>
+                        <a:ln>
+                          <a:noFill/>
+                        </a:ln>
+                      </wps:spPr>
+                      <wps:txbx>
+                        <w:txbxContent>
+                          <w:p/>
+                        </w:txbxContent>
+                      </wps:txbx>
+                      <wps:bodyPr anchor="t" lIns="0" tIns="0" rIns="0" bIns="0"/>
+                    </wps:wsp>
+                  </a:graphicData>
+                </a:graphic>
+              </wp:anchor>
+            </w:drawing>
+          </mc:Choice>
+          <mc:Fallback>
+            <w:pict>
+              <v:line id="VL137" style="position:absolute;left:0;top:0;z-index:0;mso-position-horizontal:absolute;mso-position-vertical:absolute;mso-position-horizontal-relative:page;mso-position-vertical-relative:page;mso-wrap:none;" from="549.28,917.95" to="550.22,940.06" strokecolor="#000000" strokeweight="0.706pt"/>
+            </w:pict>
+          </mc:Fallback>
+        </mc:AlternateContent>
       </w:r>
       <w:r>
-        <w:pict>
-          <v:rect id="Line147" style="position:absolute;left:412.662pt;top:671.527pt;width:105.834pt;height:0.706pt;z-index:0;mso-position-horizontal:absolute;mso-position-vertical:absolute;mso-position-horizontal-relative:page;mso-position-vertical-relative:page;mso-wrap:none;" filled="true" stroked="false">
-            <v:fill color="#000000"/>
-            <v:stroke on="false"/>
-          </v:rect>
-        </w:pict>
+        <mc:AlternateContent>
+          <mc:Choice xmlns:a="http://schemas.openxmlformats.org/drawingml/2006/main" Requires="wps">
+            <w:drawing>
+              <wp:anchor distT="0" distB="0" distL="0" distR="0" simplePos="0" relativeHeight="0" behindDoc="1" locked="0" layoutInCell="1" allowOverlap="1">
+                <wp:simplePos x="0" y="0"/>
+                <wp:positionH relativeFrom="page">
+                  <wp:posOffset>5240811</wp:posOffset>
+                </wp:positionH>
+                <wp:positionV relativeFrom="page">
+                  <wp:posOffset>8528397</wp:posOffset>
+                </wp:positionV>
+                <wp:extent cx="1344088" cy="8961"/>
+                <wp:effectExtent l="0" t="0" r="0" b="0"/>
+                <wp:wrapNone/>
+                <wp:docPr id="138" name="Line138"/>
+                <wp:cNvGraphicFramePr/>
+                <a:graphic>
+                  <a:graphicData uri="http://schemas.microsoft.com/office/word/2010/wordprocessingShape">
+                    <wps:wsp>
+                      <wps:cNvSpPr/>
+                      <wps:cNvCnPr/>
+                      <wps:spPr>
+                        <a:xfrm>
+                          <a:off x="0" y="0"/>
+                          <a:ext cx="1344088" cy="8961"/>
+                        </a:xfrm>
+                        <a:prstGeom prst="rect">
+                          <a:avLst/>
+                        </a:prstGeom>
+                        <a:solidFill>
+                          <a:srgbClr val="000000"/>
+                        </a:solidFill>
+                        <a:ln>
+                          <a:noFill/>
+                        </a:ln>
+                      </wps:spPr>
+                      <wps:txbx>
+                        <w:txbxContent>
+                          <w:p/>
+                        </w:txbxContent>
+                      </wps:txbx>
+                      <wps:bodyPr anchor="t" lIns="0" tIns="0" rIns="0" bIns="0"/>
+                    </wps:wsp>
+                  </a:graphicData>
+                </a:graphic>
+              </wp:anchor>
+            </w:drawing>
+          </mc:Choice>
+          <mc:Fallback>
+            <w:pict>
+              <v:rect id="VL138" style="position:absolute;left:412.662pt;top:671.527pt;width:105.834pt;height:0.706pt;z-index:0;mso-position-horizontal:absolute;mso-position-vertical:absolute;mso-position-horizontal-relative:page;mso-position-vertical-relative:page;mso-wrap:none;" filled="true" stroked="false">
+                <v:fill color="#000000"/>
+                <v:stroke on="false"/>
+              </v:rect>
+            </w:pict>
+          </mc:Fallback>
+        </mc:AlternateContent>
       </w:r>
       <w:r>
-        <w:pict>
-          <v:line id="Line148" style="position:absolute;left:0;top:0;z-index:0;mso-position-horizontal:absolute;mso-position-vertical:absolute;mso-position-horizontal-relative:page;mso-position-vertical-relative:page;mso-wrap:none;" from="690.38720703125,917.9476725260416" to="691.3279622395834,940.05517578125" strokecolor="#000000" strokeweight="0.706pt">
-</v:line>
-        </w:pict>
+        <mc:AlternateContent>
+          <mc:Choice xmlns:a="http://schemas.openxmlformats.org/drawingml/2006/main" Requires="wps">
+            <w:drawing>
+              <wp:anchor distT="0" distB="0" distL="0" distR="0" simplePos="0" relativeHeight="0" behindDoc="1" locked="0" layoutInCell="1" allowOverlap="1">
+                <wp:simplePos x="0" y="0"/>
+                <wp:positionH relativeFrom="page">
+                  <wp:posOffset>6575938</wp:posOffset>
+                </wp:positionH>
+                <wp:positionV relativeFrom="page">
+                  <wp:posOffset>8743452</wp:posOffset>
+                </wp:positionV>
+                <wp:extent cx="8961" cy="210574"/>
+                <wp:effectExtent l="0" t="0" r="0" b="0"/>
+                <wp:wrapNone/>
+                <wp:docPr id="139" name="Line139"/>
+                <wp:cNvGraphicFramePr/>
+                <a:graphic>
+                  <a:graphicData uri="http://schemas.microsoft.com/office/word/2010/wordprocessingShape">
+                    <wps:wsp>
+                      <wps:cNvSpPr/>
+                      <wps:cNvCnPr/>
+                      <wps:spPr>
+                        <a:xfrm rotation="5253799">
+                          <a:off x="0" y="0"/>
+                          <a:ext cx="8961" cy="8961"/>
+                        </a:xfrm>
+                        <a:prstGeom prst="rect">
+                          <a:avLst/>
+                        </a:prstGeom>
+                        <a:solidFill>
+                          <a:srgbClr val="000000"/>
+                        </a:solidFill>
+                        <a:ln>
+                          <a:noFill/>
+                        </a:ln>
+                      </wps:spPr>
+                      <wps:txbx>
+                        <w:txbxContent>
+                          <w:p/>
+                        </w:txbxContent>
+                      </wps:txbx>
+                      <wps:bodyPr anchor="t" lIns="0" tIns="0" rIns="0" bIns="0"/>
+                    </wps:wsp>
+                  </a:graphicData>
+                </a:graphic>
+              </wp:anchor>
+            </w:drawing>
+          </mc:Choice>
+          <mc:Fallback>
+            <w:pict>
+              <v:line id="VL139" style="position:absolute;left:0;top:0;z-index:0;mso-position-horizontal:absolute;mso-position-vertical:absolute;mso-position-horizontal-relative:page;mso-position-vertical-relative:page;mso-wrap:none;" from="690.39,917.95" to="691.33,940.06" strokecolor="#000000" strokeweight="0.706pt"/>
+            </w:pict>
+          </mc:Fallback>
+        </mc:AlternateContent>
       </w:r>
       <w:r>
-        <w:pict>
-          <v:rect id="Line149" style="position:absolute;left:121.642pt;top:122.603pt;width:388.311pt;height:0.706pt;z-index:0;mso-position-horizontal:absolute;mso-position-vertical:absolute;mso-position-horizontal-relative:page;mso-position-vertical-relative:page;mso-wrap:none;" filled="true" stroked="false">
-            <v:fill color="#000000"/>
-            <v:stroke on="false"/>
-          </v:rect>
-        </w:pict>
+        <mc:AlternateContent>
+          <mc:Choice xmlns:a="http://schemas.openxmlformats.org/drawingml/2006/main" Requires="wps">
+            <w:drawing>
+              <wp:anchor distT="0" distB="0" distL="0" distR="0" simplePos="0" relativeHeight="0" behindDoc="1" locked="0" layoutInCell="1" allowOverlap="1">
+                <wp:simplePos x="0" y="0"/>
+                <wp:positionH relativeFrom="page">
+                  <wp:posOffset>1544848</wp:posOffset>
+                </wp:positionH>
+                <wp:positionV relativeFrom="page">
+                  <wp:posOffset>1557060</wp:posOffset>
+                </wp:positionV>
+                <wp:extent cx="4931544" cy="8961"/>
+                <wp:effectExtent l="0" t="0" r="0" b="0"/>
+                <wp:wrapNone/>
+                <wp:docPr id="140" name="Line140"/>
+                <wp:cNvGraphicFramePr/>
+                <a:graphic>
+                  <a:graphicData uri="http://schemas.microsoft.com/office/word/2010/wordprocessingShape">
+                    <wps:wsp>
+                      <wps:cNvSpPr/>
+                      <wps:cNvCnPr/>
+                      <wps:spPr>
+                        <a:xfrm>
+                          <a:off x="0" y="0"/>
+                          <a:ext cx="4931544" cy="8961"/>
+                        </a:xfrm>
+                        <a:prstGeom prst="rect">
+                          <a:avLst/>
+                        </a:prstGeom>
+                        <a:solidFill>
+                          <a:srgbClr val="000000"/>
+                        </a:solidFill>
+                        <a:ln>
+                          <a:noFill/>
+                        </a:ln>
+                      </wps:spPr>
+                      <wps:txbx>
+                        <w:txbxContent>
+                          <w:p/>
+                        </w:txbxContent>
+                      </wps:txbx>
+                      <wps:bodyPr anchor="t" lIns="0" tIns="0" rIns="0" bIns="0"/>
+                    </wps:wsp>
+                  </a:graphicData>
+                </a:graphic>
+              </wp:anchor>
+            </w:drawing>
+          </mc:Choice>
+          <mc:Fallback>
+            <w:pict>
+              <v:rect id="VL140" style="position:absolute;left:121.642pt;top:122.603pt;width:388.311pt;height:0.706pt;z-index:0;mso-position-horizontal:absolute;mso-position-vertical:absolute;mso-position-horizontal-relative:page;mso-position-vertical-relative:page;mso-wrap:none;" filled="true" stroked="false">
+                <v:fill color="#000000"/>
+                <v:stroke on="false"/>
+              </v:rect>
+            </w:pict>
+          </mc:Fallback>
+        </mc:AlternateContent>
       </w:r>
       <w:r>
-        <w:pict>
-          <v:rect id="Line150" style="position:absolute;left:93.750pt;top:140.948pt;width:421.218pt;height:0.706pt;z-index:0;mso-position-horizontal:absolute;mso-position-vertical:absolute;mso-position-horizontal-relative:page;mso-position-vertical-relative:page;mso-wrap:none;" filled="true" stroked="false">
-            <v:fill color="#000000"/>
-            <v:stroke on="false"/>
-          </v:rect>
-        </w:pict>
+        <mc:AlternateContent>
+          <mc:Choice xmlns:a="http://schemas.openxmlformats.org/drawingml/2006/main" Requires="wps">
+            <w:drawing>
+              <wp:anchor distT="0" distB="0" distL="0" distR="0" simplePos="0" relativeHeight="0" behindDoc="1" locked="0" layoutInCell="1" allowOverlap="1">
+                <wp:simplePos x="0" y="0"/>
+                <wp:positionH relativeFrom="page">
+                  <wp:posOffset>1190625</wp:posOffset>
+                </wp:positionH>
+                <wp:positionV relativeFrom="page">
+                  <wp:posOffset>1790035</wp:posOffset>
+                </wp:positionV>
+                <wp:extent cx="5349471" cy="8961"/>
+                <wp:effectExtent l="0" t="0" r="0" b="0"/>
+                <wp:wrapNone/>
+                <wp:docPr id="141" name="Line141"/>
+                <wp:cNvGraphicFramePr/>
+                <a:graphic>
+                  <a:graphicData uri="http://schemas.microsoft.com/office/word/2010/wordprocessingShape">
+                    <wps:wsp>
+                      <wps:cNvSpPr/>
+                      <wps:cNvCnPr/>
+                      <wps:spPr>
+                        <a:xfrm>
+                          <a:off x="0" y="0"/>
+                          <a:ext cx="5349471" cy="8961"/>
+                        </a:xfrm>
+                        <a:prstGeom prst="rect">
+                          <a:avLst/>
+                        </a:prstGeom>
+                        <a:solidFill>
+                          <a:srgbClr val="000000"/>
+                        </a:solidFill>
+                        <a:ln>
+                          <a:noFill/>
+                        </a:ln>
+                      </wps:spPr>
+                      <wps:txbx>
+                        <w:txbxContent>
+                          <w:p/>
+                        </w:txbxContent>
+                      </wps:txbx>
+                      <wps:bodyPr anchor="t" lIns="0" tIns="0" rIns="0" bIns="0"/>
+                    </wps:wsp>
+                  </a:graphicData>
+                </a:graphic>
+              </wp:anchor>
+            </w:drawing>
+          </mc:Choice>
+          <mc:Fallback>
+            <w:pict>
+              <v:rect id="VL141" style="position:absolute;left:93.750pt;top:140.948pt;width:421.218pt;height:0.706pt;z-index:0;mso-position-horizontal:absolute;mso-position-vertical:absolute;mso-position-horizontal-relative:page;mso-position-vertical-relative:page;mso-wrap:none;" filled="true" stroked="false">
+                <v:fill color="#000000"/>
+                <v:stroke on="false"/>
+              </v:rect>
+            </w:pict>
+          </mc:Fallback>
+        </mc:AlternateContent>
       </w:r>
       <w:r>
-        <w:pict>
-          <v:rect id="Line151" style="position:absolute;left:93.750pt;top:159.998pt;width:289.588pt;height:0.706pt;z-index:0;mso-position-horizontal:absolute;mso-position-vertical:absolute;mso-position-horizontal-relative:page;mso-position-vertical-relative:page;mso-wrap:none;" filled="true" stroked="false">
-            <v:fill color="#000000"/>
-            <v:stroke on="false"/>
-          </v:rect>
-        </w:pict>
+        <mc:AlternateContent>
+          <mc:Choice xmlns:a="http://schemas.openxmlformats.org/drawingml/2006/main" Requires="wps">
+            <w:drawing>
+              <wp:anchor distT="0" distB="0" distL="0" distR="0" simplePos="0" relativeHeight="0" behindDoc="1" locked="0" layoutInCell="1" allowOverlap="1">
+                <wp:simplePos x="0" y="0"/>
+                <wp:positionH relativeFrom="page">
+                  <wp:posOffset>1190625</wp:posOffset>
+                </wp:positionH>
+                <wp:positionV relativeFrom="page">
+                  <wp:posOffset>2031971</wp:posOffset>
+                </wp:positionV>
+                <wp:extent cx="3677762" cy="8960"/>
+                <wp:effectExtent l="0" t="0" r="0" b="0"/>
+                <wp:wrapNone/>
+                <wp:docPr id="142" name="Line142"/>
+                <wp:cNvGraphicFramePr/>
+                <a:graphic>
+                  <a:graphicData uri="http://schemas.microsoft.com/office/word/2010/wordprocessingShape">
+                    <wps:wsp>
+                      <wps:cNvSpPr/>
+                      <wps:cNvCnPr/>
+                      <wps:spPr>
+                        <a:xfrm>
+                          <a:off x="0" y="0"/>
+                          <a:ext cx="3677762" cy="8960"/>
+                        </a:xfrm>
+                        <a:prstGeom prst="rect">
+                          <a:avLst/>
+                        </a:prstGeom>
+                        <a:solidFill>
+                          <a:srgbClr val="000000"/>
+                        </a:solidFill>
+                        <a:ln>
+                          <a:noFill/>
+                        </a:ln>
+                      </wps:spPr>
+                      <wps:txbx>
+                        <w:txbxContent>
+                          <w:p/>
+                        </w:txbxContent>
+                      </wps:txbx>
+                      <wps:bodyPr anchor="t" lIns="0" tIns="0" rIns="0" bIns="0"/>
+                    </wps:wsp>
+                  </a:graphicData>
+                </a:graphic>
+              </wp:anchor>
+            </w:drawing>
+          </mc:Choice>
+          <mc:Fallback>
+            <w:pict>
+              <v:rect id="VL142" style="position:absolute;left:93.750pt;top:159.998pt;width:289.588pt;height:0.706pt;z-index:0;mso-position-horizontal:absolute;mso-position-vertical:absolute;mso-position-horizontal-relative:page;mso-position-vertical-relative:page;mso-wrap:none;" filled="true" stroked="false">
+                <v:fill color="#000000"/>
+                <v:stroke on="false"/>
+              </v:rect>
+            </w:pict>
+          </mc:Fallback>
+        </mc:AlternateContent>
       </w:r>
       <w:r>
-        <w:pict>
-          <v:rect id="Line152" style="position:absolute;left:121.642pt;top:185.398pt;width:92.141pt;height:0.706pt;z-index:0;mso-position-horizontal:absolute;mso-position-vertical:absolute;mso-position-horizontal-relative:page;mso-position-vertical-relative:page;mso-wrap:none;" filled="true" stroked="false">
-            <v:fill color="#000000"/>
-            <v:stroke on="false"/>
-          </v:rect>
-        </w:pict>
+        <mc:AlternateContent>
+          <mc:Choice xmlns:a="http://schemas.openxmlformats.org/drawingml/2006/main" Requires="wps">
+            <w:drawing>
+              <wp:anchor distT="0" distB="0" distL="0" distR="0" simplePos="0" relativeHeight="0" behindDoc="1" locked="0" layoutInCell="1" allowOverlap="1">
+                <wp:simplePos x="0" y="0"/>
+                <wp:positionH relativeFrom="page">
+                  <wp:posOffset>1544848</wp:posOffset>
+                </wp:positionH>
+                <wp:positionV relativeFrom="page">
+                  <wp:posOffset>2354552</wp:posOffset>
+                </wp:positionV>
+                <wp:extent cx="1170197" cy="8961"/>
+                <wp:effectExtent l="0" t="0" r="0" b="0"/>
+                <wp:wrapNone/>
+                <wp:docPr id="143" name="Line143"/>
+                <wp:cNvGraphicFramePr/>
+                <a:graphic>
+                  <a:graphicData uri="http://schemas.microsoft.com/office/word/2010/wordprocessingShape">
+                    <wps:wsp>
+                      <wps:cNvSpPr/>
+                      <wps:cNvCnPr/>
+                      <wps:spPr>
+                        <a:xfrm>
+                          <a:off x="0" y="0"/>
+                          <a:ext cx="1170197" cy="8961"/>
+                        </a:xfrm>
+                        <a:prstGeom prst="rect">
+                          <a:avLst/>
+                        </a:prstGeom>
+                        <a:solidFill>
+                          <a:srgbClr val="000000"/>
+                        </a:solidFill>
+                        <a:ln>
+                          <a:noFill/>
+                        </a:ln>
+                      </wps:spPr>
+                      <wps:txbx>
+                        <w:txbxContent>
+                          <w:p/>
+                        </w:txbxContent>
+                      </wps:txbx>
+                      <wps:bodyPr anchor="t" lIns="0" tIns="0" rIns="0" bIns="0"/>
+                    </wps:wsp>
+                  </a:graphicData>
+                </a:graphic>
+              </wp:anchor>
+            </w:drawing>
+          </mc:Choice>
+          <mc:Fallback>
+            <w:pict>
+              <v:rect id="VL143" style="position:absolute;left:121.642pt;top:185.398pt;width:92.141pt;height:0.706pt;z-index:0;mso-position-horizontal:absolute;mso-position-vertical:absolute;mso-position-horizontal-relative:page;mso-position-vertical-relative:page;mso-wrap:none;" filled="true" stroked="false">
+                <v:fill color="#000000"/>
+                <v:stroke on="false"/>
+              </v:rect>
+            </w:pict>
+          </mc:Fallback>
+        </mc:AlternateContent>
       </w:r>
       <w:r>
-        <w:pict>
-          <v:rect id="Line153" style="position:absolute;left:121.642pt;top:212.915pt;width:394.892pt;height:0.706pt;z-index:0;mso-position-horizontal:absolute;mso-position-vertical:absolute;mso-position-horizontal-relative:page;mso-position-vertical-relative:page;mso-wrap:none;" filled="true" stroked="false">
-            <v:fill color="#000000"/>
-            <v:stroke on="false"/>
-          </v:rect>
-        </w:pict>
+        <mc:AlternateContent>
+          <mc:Choice xmlns:a="http://schemas.openxmlformats.org/drawingml/2006/main" Requires="wps">
+            <w:drawing>
+              <wp:anchor distT="0" distB="0" distL="0" distR="0" simplePos="0" relativeHeight="0" behindDoc="1" locked="0" layoutInCell="1" allowOverlap="1">
+                <wp:simplePos x="0" y="0"/>
+                <wp:positionH relativeFrom="page">
+                  <wp:posOffset>1544848</wp:posOffset>
+                </wp:positionH>
+                <wp:positionV relativeFrom="page">
+                  <wp:posOffset>2704015</wp:posOffset>
+                </wp:positionV>
+                <wp:extent cx="5015130" cy="8961"/>
+                <wp:effectExtent l="0" t="0" r="0" b="0"/>
+                <wp:wrapNone/>
+                <wp:docPr id="144" name="Line144"/>
+                <wp:cNvGraphicFramePr/>
+                <a:graphic>
+                  <a:graphicData uri="http://schemas.microsoft.com/office/word/2010/wordprocessingShape">
+                    <wps:wsp>
+                      <wps:cNvSpPr/>
+                      <wps:cNvCnPr/>
+                      <wps:spPr>
+                        <a:xfrm>
+                          <a:off x="0" y="0"/>
+                          <a:ext cx="5015130" cy="8961"/>
+                        </a:xfrm>
+                        <a:prstGeom prst="rect">
+                          <a:avLst/>
+                        </a:prstGeom>
+                        <a:solidFill>
+                          <a:srgbClr val="000000"/>
+                        </a:solidFill>
+                        <a:ln>
+                          <a:noFill/>
+                        </a:ln>
+                      </wps:spPr>
+                      <wps:txbx>
+                        <w:txbxContent>
+                          <w:p/>
+                        </w:txbxContent>
+                      </wps:txbx>
+                      <wps:bodyPr anchor="t" lIns="0" tIns="0" rIns="0" bIns="0"/>
+                    </wps:wsp>
+                  </a:graphicData>
+                </a:graphic>
+              </wp:anchor>
+            </w:drawing>
+          </mc:Choice>
+          <mc:Fallback>
+            <w:pict>
+              <v:rect id="VL144" style="position:absolute;left:121.642pt;top:212.915pt;width:394.892pt;height:0.706pt;z-index:0;mso-position-horizontal:absolute;mso-position-vertical:absolute;mso-position-horizontal-relative:page;mso-position-vertical-relative:page;mso-wrap:none;" filled="true" stroked="false">
+                <v:fill color="#000000"/>
+                <v:stroke on="false"/>
+              </v:rect>
+            </w:pict>
+          </mc:Fallback>
+        </mc:AlternateContent>
       </w:r>
       <w:r>
-        <w:pict>
-          <v:rect id="Line154" style="position:absolute;left:93.750pt;top:231.259pt;width:421.218pt;height:0.706pt;z-index:0;mso-position-horizontal:absolute;mso-position-vertical:absolute;mso-position-horizontal-relative:page;mso-position-vertical-relative:page;mso-wrap:none;" filled="true" stroked="false">
-            <v:fill color="#000000"/>
-            <v:stroke on="false"/>
-          </v:rect>
-        </w:pict>
+        <mc:AlternateContent>
+          <mc:Choice xmlns:a="http://schemas.openxmlformats.org/drawingml/2006/main" Requires="wps">
+            <w:drawing>
+              <wp:anchor distT="0" distB="0" distL="0" distR="0" simplePos="0" relativeHeight="0" behindDoc="1" locked="0" layoutInCell="1" allowOverlap="1">
+                <wp:simplePos x="0" y="0"/>
+                <wp:positionH relativeFrom="page">
+                  <wp:posOffset>1190625</wp:posOffset>
+                </wp:positionH>
+                <wp:positionV relativeFrom="page">
+                  <wp:posOffset>2936990</wp:posOffset>
+                </wp:positionV>
+                <wp:extent cx="5349471" cy="8961"/>
+                <wp:effectExtent l="0" t="0" r="0" b="0"/>
+                <wp:wrapNone/>
+                <wp:docPr id="145" name="Line145"/>
+                <wp:cNvGraphicFramePr/>
+                <a:graphic>
+                  <a:graphicData uri="http://schemas.microsoft.com/office/word/2010/wordprocessingShape">
+                    <wps:wsp>
+                      <wps:cNvSpPr/>
+                      <wps:cNvCnPr/>
+                      <wps:spPr>
+                        <a:xfrm>
+                          <a:off x="0" y="0"/>
+                          <a:ext cx="5349471" cy="8961"/>
+                        </a:xfrm>
+                        <a:prstGeom prst="rect">
+                          <a:avLst/>
+                        </a:prstGeom>
+                        <a:solidFill>
+                          <a:srgbClr val="000000"/>
+                        </a:solidFill>
+                        <a:ln>
+                          <a:noFill/>
+                        </a:ln>
+                      </wps:spPr>
+                      <wps:txbx>
+                        <w:txbxContent>
+                          <w:p/>
+                        </w:txbxContent>
+                      </wps:txbx>
+                      <wps:bodyPr anchor="t" lIns="0" tIns="0" rIns="0" bIns="0"/>
+                    </wps:wsp>
+                  </a:graphicData>
+                </a:graphic>
+              </wp:anchor>
+            </w:drawing>
+          </mc:Choice>
+          <mc:Fallback>
+            <w:pict>
+              <v:rect id="VL145" style="position:absolute;left:93.750pt;top:231.259pt;width:421.218pt;height:0.706pt;z-index:0;mso-position-horizontal:absolute;mso-position-vertical:absolute;mso-position-horizontal-relative:page;mso-position-vertical-relative:page;mso-wrap:none;" filled="true" stroked="false">
+                <v:fill color="#000000"/>
+                <v:stroke on="false"/>
+              </v:rect>
+            </w:pict>
+          </mc:Fallback>
+        </mc:AlternateContent>
       </w:r>
       <w:r>
-        <w:pict>
-          <v:rect id="Line155" style="position:absolute;left:93.750pt;top:249.604pt;width:421.218pt;height:0.706pt;z-index:0;mso-position-horizontal:absolute;mso-position-vertical:absolute;mso-position-horizontal-relative:page;mso-position-vertical-relative:page;mso-wrap:none;" filled="true" stroked="false">
-            <v:fill color="#000000"/>
-            <v:stroke on="false"/>
-          </v:rect>
-        </w:pict>
+        <mc:AlternateContent>
+          <mc:Choice xmlns:a="http://schemas.openxmlformats.org/drawingml/2006/main" Requires="wps">
+            <w:drawing>
+              <wp:anchor distT="0" distB="0" distL="0" distR="0" simplePos="0" relativeHeight="0" behindDoc="1" locked="0" layoutInCell="1" allowOverlap="1">
+                <wp:simplePos x="0" y="0"/>
+                <wp:positionH relativeFrom="page">
+                  <wp:posOffset>1190625</wp:posOffset>
+                </wp:positionH>
+                <wp:positionV relativeFrom="page">
+                  <wp:posOffset>3169966</wp:posOffset>
+                </wp:positionV>
+                <wp:extent cx="5349471" cy="8960"/>
+                <wp:effectExtent l="0" t="0" r="0" b="0"/>
+                <wp:wrapNone/>
+                <wp:docPr id="146" name="Line146"/>
+                <wp:cNvGraphicFramePr/>
+                <a:graphic>
+                  <a:graphicData uri="http://schemas.microsoft.com/office/word/2010/wordprocessingShape">
+                    <wps:wsp>
+                      <wps:cNvSpPr/>
+                      <wps:cNvCnPr/>
+                      <wps:spPr>
+                        <a:xfrm>
+                          <a:off x="0" y="0"/>
+                          <a:ext cx="5349471" cy="8960"/>
+                        </a:xfrm>
+                        <a:prstGeom prst="rect">
+                          <a:avLst/>
+                        </a:prstGeom>
+                        <a:solidFill>
+                          <a:srgbClr val="000000"/>
+                        </a:solidFill>
+                        <a:ln>
+                          <a:noFill/>
+                        </a:ln>
+                      </wps:spPr>
+                      <wps:txbx>
+                        <w:txbxContent>
+                          <w:p/>
+                        </w:txbxContent>
+                      </wps:txbx>
+                      <wps:bodyPr anchor="t" lIns="0" tIns="0" rIns="0" bIns="0"/>
+                    </wps:wsp>
+                  </a:graphicData>
+                </a:graphic>
+              </wp:anchor>
+            </w:drawing>
+          </mc:Choice>
+          <mc:Fallback>
+            <w:pict>
+              <v:rect id="VL146" style="position:absolute;left:93.750pt;top:249.604pt;width:421.218pt;height:0.706pt;z-index:0;mso-position-horizontal:absolute;mso-position-vertical:absolute;mso-position-horizontal-relative:page;mso-position-vertical-relative:page;mso-wrap:none;" filled="true" stroked="false">
+                <v:fill color="#000000"/>
+                <v:stroke on="false"/>
+              </v:rect>
+            </w:pict>
+          </mc:Fallback>
+        </mc:AlternateContent>
       </w:r>
       <w:r>
-        <w:pict>
-          <v:rect id="Line156" style="position:absolute;left:93.750pt;top:268.654pt;width:421.218pt;height:0.706pt;z-index:0;mso-position-horizontal:absolute;mso-position-vertical:absolute;mso-position-horizontal-relative:page;mso-position-vertical-relative:page;mso-wrap:none;" filled="true" stroked="false">
-            <v:fill color="#000000"/>
-            <v:stroke on="false"/>
-          </v:rect>
-        </w:pict>
+        <mc:AlternateContent>
+          <mc:Choice xmlns:a="http://schemas.openxmlformats.org/drawingml/2006/main" Requires="wps">
+            <w:drawing>
+              <wp:anchor distT="0" distB="0" distL="0" distR="0" simplePos="0" relativeHeight="0" behindDoc="1" locked="0" layoutInCell="1" allowOverlap="1">
+                <wp:simplePos x="0" y="0"/>
+                <wp:positionH relativeFrom="page">
+                  <wp:posOffset>1190625</wp:posOffset>
+                </wp:positionH>
+                <wp:positionV relativeFrom="page">
+                  <wp:posOffset>3411901</wp:posOffset>
+                </wp:positionV>
+                <wp:extent cx="5349471" cy="8961"/>
+                <wp:effectExtent l="0" t="0" r="0" b="0"/>
+                <wp:wrapNone/>
+                <wp:docPr id="147" name="Line147"/>
+                <wp:cNvGraphicFramePr/>
+                <a:graphic>
+                  <a:graphicData uri="http://schemas.microsoft.com/office/word/2010/wordprocessingShape">
+                    <wps:wsp>
+                      <wps:cNvSpPr/>
+                      <wps:cNvCnPr/>
+                      <wps:spPr>
+                        <a:xfrm>
+                          <a:off x="0" y="0"/>
+                          <a:ext cx="5349471" cy="8961"/>
+                        </a:xfrm>
+                        <a:prstGeom prst="rect">
+                          <a:avLst/>
+                        </a:prstGeom>
+                        <a:solidFill>
+                          <a:srgbClr val="000000"/>
+                        </a:solidFill>
+                        <a:ln>
+                          <a:noFill/>
+                        </a:ln>
+                      </wps:spPr>
+                      <wps:txbx>
+                        <w:txbxContent>
+                          <w:p/>
+                        </w:txbxContent>
+                      </wps:txbx>
+                      <wps:bodyPr anchor="t" lIns="0" tIns="0" rIns="0" bIns="0"/>
+                    </wps:wsp>
+                  </a:graphicData>
+                </a:graphic>
+              </wp:anchor>
+            </w:drawing>
+          </mc:Choice>
+          <mc:Fallback>
+            <w:pict>
+              <v:rect id="VL147" style="position:absolute;left:93.750pt;top:268.654pt;width:421.218pt;height:0.706pt;z-index:0;mso-position-horizontal:absolute;mso-position-vertical:absolute;mso-position-horizontal-relative:page;mso-position-vertical-relative:page;mso-wrap:none;" filled="true" stroked="false">
+                <v:fill color="#000000"/>
+                <v:stroke on="false"/>
+              </v:rect>
+            </w:pict>
+          </mc:Fallback>
+        </mc:AlternateContent>
       </w:r>
       <w:r>
-        <w:pict>
-          <v:rect id="Line157" style="position:absolute;left:93.750pt;top:286.998pt;width:421.218pt;height:0.706pt;z-index:0;mso-position-horizontal:absolute;mso-position-vertical:absolute;mso-position-horizontal-relative:page;mso-position-vertical-relative:page;mso-wrap:none;" filled="true" stroked="false">
-            <v:fill color="#000000"/>
-            <v:stroke on="false"/>
-          </v:rect>
-        </w:pict>
+        <mc:AlternateContent>
+          <mc:Choice xmlns:a="http://schemas.openxmlformats.org/drawingml/2006/main" Requires="wps">
+            <w:drawing>
+              <wp:anchor distT="0" distB="0" distL="0" distR="0" simplePos="0" relativeHeight="0" behindDoc="1" locked="0" layoutInCell="1" allowOverlap="1">
+                <wp:simplePos x="0" y="0"/>
+                <wp:positionH relativeFrom="page">
+                  <wp:posOffset>1190625</wp:posOffset>
+                </wp:positionH>
+                <wp:positionV relativeFrom="page">
+                  <wp:posOffset>3644877</wp:posOffset>
+                </wp:positionV>
+                <wp:extent cx="5349471" cy="8961"/>
+                <wp:effectExtent l="0" t="0" r="0" b="0"/>
+                <wp:wrapNone/>
+                <wp:docPr id="148" name="Line148"/>
+                <wp:cNvGraphicFramePr/>
+                <a:graphic>
+                  <a:graphicData uri="http://schemas.microsoft.com/office/word/2010/wordprocessingShape">
+                    <wps:wsp>
+                      <wps:cNvSpPr/>
+                      <wps:cNvCnPr/>
+                      <wps:spPr>
+                        <a:xfrm>
+                          <a:off x="0" y="0"/>
+                          <a:ext cx="5349471" cy="8961"/>
+                        </a:xfrm>
+                        <a:prstGeom prst="rect">
+                          <a:avLst/>
+                        </a:prstGeom>
+                        <a:solidFill>
+                          <a:srgbClr val="000000"/>
+                        </a:solidFill>
+                        <a:ln>
+                          <a:noFill/>
+                        </a:ln>
+                      </wps:spPr>
+                      <wps:txbx>
+                        <w:txbxContent>
+                          <w:p/>
+                        </w:txbxContent>
+                      </wps:txbx>
+                      <wps:bodyPr anchor="t" lIns="0" tIns="0" rIns="0" bIns="0"/>
+                    </wps:wsp>
+                  </a:graphicData>
+                </a:graphic>
+              </wp:anchor>
+            </w:drawing>
+          </mc:Choice>
+          <mc:Fallback>
+            <w:pict>
+              <v:rect id="VL148" style="position:absolute;left:93.750pt;top:286.998pt;width:421.218pt;height:0.706pt;z-index:0;mso-position-horizontal:absolute;mso-position-vertical:absolute;mso-position-horizontal-relative:page;mso-position-vertical-relative:page;mso-wrap:none;" filled="true" stroked="false">
+                <v:fill color="#000000"/>
+                <v:stroke on="false"/>
+              </v:rect>
+            </w:pict>
+          </mc:Fallback>
+        </mc:AlternateContent>
       </w:r>
       <w:r>
-        <w:pict>
-          <v:rect id="Line158" style="position:absolute;left:93.750pt;top:305.343pt;width:329.077pt;height:0.706pt;z-index:0;mso-position-horizontal:absolute;mso-position-vertical:absolute;mso-position-horizontal-relative:page;mso-position-vertical-relative:page;mso-wrap:none;" filled="true" stroked="false">
-            <v:fill color="#000000"/>
-            <v:stroke on="false"/>
-          </v:rect>
-        </w:pict>
+        <mc:AlternateContent>
+          <mc:Choice xmlns:a="http://schemas.openxmlformats.org/drawingml/2006/main" Requires="wps">
+            <w:drawing>
+              <wp:anchor distT="0" distB="0" distL="0" distR="0" simplePos="0" relativeHeight="0" behindDoc="1" locked="0" layoutInCell="1" allowOverlap="1">
+                <wp:simplePos x="0" y="0"/>
+                <wp:positionH relativeFrom="page">
+                  <wp:posOffset>1190625</wp:posOffset>
+                </wp:positionH>
+                <wp:positionV relativeFrom="page">
+                  <wp:posOffset>3877852</wp:posOffset>
+                </wp:positionV>
+                <wp:extent cx="4179274" cy="8961"/>
+                <wp:effectExtent l="0" t="0" r="0" b="0"/>
+                <wp:wrapNone/>
+                <wp:docPr id="149" name="Line149"/>
+                <wp:cNvGraphicFramePr/>
+                <a:graphic>
+                  <a:graphicData uri="http://schemas.microsoft.com/office/word/2010/wordprocessingShape">
+                    <wps:wsp>
+                      <wps:cNvSpPr/>
+                      <wps:cNvCnPr/>
+                      <wps:spPr>
+                        <a:xfrm>
+                          <a:off x="0" y="0"/>
+                          <a:ext cx="4179274" cy="8961"/>
+                        </a:xfrm>
+                        <a:prstGeom prst="rect">
+                          <a:avLst/>
+                        </a:prstGeom>
+                        <a:solidFill>
+                          <a:srgbClr val="000000"/>
+                        </a:solidFill>
+                        <a:ln>
+                          <a:noFill/>
+                        </a:ln>
+                      </wps:spPr>
+                      <wps:txbx>
+                        <w:txbxContent>
+                          <w:p/>
+                        </w:txbxContent>
+                      </wps:txbx>
+                      <wps:bodyPr anchor="t" lIns="0" tIns="0" rIns="0" bIns="0"/>
+                    </wps:wsp>
+                  </a:graphicData>
+                </a:graphic>
+              </wp:anchor>
+            </w:drawing>
+          </mc:Choice>
+          <mc:Fallback>
+            <w:pict>
+              <v:rect id="VL149" style="position:absolute;left:93.750pt;top:305.343pt;width:329.077pt;height:0.706pt;z-index:0;mso-position-horizontal:absolute;mso-position-vertical:absolute;mso-position-horizontal-relative:page;mso-position-vertical-relative:page;mso-wrap:none;" filled="true" stroked="false">
+                <v:fill color="#000000"/>
+                <v:stroke on="false"/>
+              </v:rect>
+            </w:pict>
+          </mc:Fallback>
+        </mc:AlternateContent>
       </w:r>
       <w:r>
-        <w:pict>
-          <v:rect id="Line159" style="position:absolute;left:121.642pt;top:330.743pt;width:394.892pt;height:0.706pt;z-index:0;mso-position-horizontal:absolute;mso-position-vertical:absolute;mso-position-horizontal-relative:page;mso-position-vertical-relative:page;mso-wrap:none;" filled="true" stroked="false">
-            <v:fill color="#000000"/>
-            <v:stroke on="false"/>
-          </v:rect>
-        </w:pict>
+        <mc:AlternateContent>
+          <mc:Choice xmlns:a="http://schemas.openxmlformats.org/drawingml/2006/main" Requires="wps">
+            <w:drawing>
+              <wp:anchor distT="0" distB="0" distL="0" distR="0" simplePos="0" relativeHeight="0" behindDoc="1" locked="0" layoutInCell="1" allowOverlap="1">
+                <wp:simplePos x="0" y="0"/>
+                <wp:positionH relativeFrom="page">
+                  <wp:posOffset>1544848</wp:posOffset>
+                </wp:positionH>
+                <wp:positionV relativeFrom="page">
+                  <wp:posOffset>4200433</wp:posOffset>
+                </wp:positionV>
+                <wp:extent cx="5015130" cy="8961"/>
+                <wp:effectExtent l="0" t="0" r="0" b="0"/>
+                <wp:wrapNone/>
+                <wp:docPr id="150" name="Line150"/>
+                <wp:cNvGraphicFramePr/>
+                <a:graphic>
+                  <a:graphicData uri="http://schemas.microsoft.com/office/word/2010/wordprocessingShape">
+                    <wps:wsp>
+                      <wps:cNvSpPr/>
+                      <wps:cNvCnPr/>
+                      <wps:spPr>
+                        <a:xfrm>
+                          <a:off x="0" y="0"/>
+                          <a:ext cx="5015130" cy="8961"/>
+                        </a:xfrm>
+                        <a:prstGeom prst="rect">
+                          <a:avLst/>
+                        </a:prstGeom>
+                        <a:solidFill>
+                          <a:srgbClr val="000000"/>
+                        </a:solidFill>
+                        <a:ln>
+                          <a:noFill/>
+                        </a:ln>
+                      </wps:spPr>
+                      <wps:txbx>
+                        <w:txbxContent>
+                          <w:p/>
+                        </w:txbxContent>
+                      </wps:txbx>
+                      <wps:bodyPr anchor="t" lIns="0" tIns="0" rIns="0" bIns="0"/>
+                    </wps:wsp>
+                  </a:graphicData>
+                </a:graphic>
+              </wp:anchor>
+            </w:drawing>
+          </mc:Choice>
+          <mc:Fallback>
+            <w:pict>
+              <v:rect id="VL150" style="position:absolute;left:121.642pt;top:330.743pt;width:394.892pt;height:0.706pt;z-index:0;mso-position-horizontal:absolute;mso-position-vertical:absolute;mso-position-horizontal-relative:page;mso-position-vertical-relative:page;mso-wrap:none;" filled="true" stroked="false">
+                <v:fill color="#000000"/>
+                <v:stroke on="false"/>
+              </v:rect>
+            </w:pict>
+          </mc:Fallback>
+        </mc:AlternateContent>
       </w:r>
       <w:r>
-        <w:pict>
-          <v:rect id="Line160" style="position:absolute;left:93.750pt;top:349.087pt;width:184.283pt;height:0.706pt;z-index:0;mso-position-horizontal:absolute;mso-position-vertical:absolute;mso-position-horizontal-relative:page;mso-position-vertical-relative:page;mso-wrap:none;" filled="true" stroked="false">
-            <v:fill color="#000000"/>
-            <v:stroke on="false"/>
-          </v:rect>
-        </w:pict>
+        <mc:AlternateContent>
+          <mc:Choice xmlns:a="http://schemas.openxmlformats.org/drawingml/2006/main" Requires="wps">
+            <w:drawing>
+              <wp:anchor distT="0" distB="0" distL="0" distR="0" simplePos="0" relativeHeight="0" behindDoc="1" locked="0" layoutInCell="1" allowOverlap="1">
+                <wp:simplePos x="0" y="0"/>
+                <wp:positionH relativeFrom="page">
+                  <wp:posOffset>1190625</wp:posOffset>
+                </wp:positionH>
+                <wp:positionV relativeFrom="page">
+                  <wp:posOffset>4433408</wp:posOffset>
+                </wp:positionV>
+                <wp:extent cx="2340394" cy="8961"/>
+                <wp:effectExtent l="0" t="0" r="0" b="0"/>
+                <wp:wrapNone/>
+                <wp:docPr id="151" name="Line151"/>
+                <wp:cNvGraphicFramePr/>
+                <a:graphic>
+                  <a:graphicData uri="http://schemas.microsoft.com/office/word/2010/wordprocessingShape">
+                    <wps:wsp>
+                      <wps:cNvSpPr/>
+                      <wps:cNvCnPr/>
+                      <wps:spPr>
+                        <a:xfrm>
+                          <a:off x="0" y="0"/>
+                          <a:ext cx="2340394" cy="8961"/>
+                        </a:xfrm>
+                        <a:prstGeom prst="rect">
+                          <a:avLst/>
+                        </a:prstGeom>
+                        <a:solidFill>
+                          <a:srgbClr val="000000"/>
+                        </a:solidFill>
+                        <a:ln>
+                          <a:noFill/>
+                        </a:ln>
+                      </wps:spPr>
+                      <wps:txbx>
+                        <w:txbxContent>
+                          <w:p/>
+                        </w:txbxContent>
+                      </wps:txbx>
+                      <wps:bodyPr anchor="t" lIns="0" tIns="0" rIns="0" bIns="0"/>
+                    </wps:wsp>
+                  </a:graphicData>
+                </a:graphic>
+              </wp:anchor>
+            </w:drawing>
+          </mc:Choice>
+          <mc:Fallback>
+            <w:pict>
+              <v:rect id="VL151" style="position:absolute;left:93.750pt;top:349.087pt;width:184.283pt;height:0.706pt;z-index:0;mso-position-horizontal:absolute;mso-position-vertical:absolute;mso-position-horizontal-relative:page;mso-position-vertical-relative:page;mso-wrap:none;" filled="true" stroked="false">
+                <v:fill color="#000000"/>
+                <v:stroke on="false"/>
+              </v:rect>
+            </w:pict>
+          </mc:Fallback>
+        </mc:AlternateContent>
       </w:r>
       <w:r>
-        <w:pict>
-          <v:rect id="Line161" style="position:absolute;left:278.033pt;top:349.087pt;width:39.489pt;height:0.706pt;z-index:0;mso-position-horizontal:absolute;mso-position-vertical:absolute;mso-position-horizontal-relative:page;mso-position-vertical-relative:page;mso-wrap:none;" filled="true" stroked="false">
-            <v:fill color="#000000"/>
-            <v:stroke on="false"/>
-          </v:rect>
-        </w:pict>
+        <mc:AlternateContent>
+          <mc:Choice xmlns:a="http://schemas.openxmlformats.org/drawingml/2006/main" Requires="wps">
+            <w:drawing>
+              <wp:anchor distT="0" distB="0" distL="0" distR="0" simplePos="0" relativeHeight="0" behindDoc="1" locked="0" layoutInCell="1" allowOverlap="1">
+                <wp:simplePos x="0" y="0"/>
+                <wp:positionH relativeFrom="page">
+                  <wp:posOffset>3531019</wp:posOffset>
+                </wp:positionH>
+                <wp:positionV relativeFrom="page">
+                  <wp:posOffset>4433408</wp:posOffset>
+                </wp:positionV>
+                <wp:extent cx="501513" cy="8961"/>
+                <wp:effectExtent l="0" t="0" r="0" b="0"/>
+                <wp:wrapNone/>
+                <wp:docPr id="152" name="Line152"/>
+                <wp:cNvGraphicFramePr/>
+                <a:graphic>
+                  <a:graphicData uri="http://schemas.microsoft.com/office/word/2010/wordprocessingShape">
+                    <wps:wsp>
+                      <wps:cNvSpPr/>
+                      <wps:cNvCnPr/>
+                      <wps:spPr>
+                        <a:xfrm>
+                          <a:off x="0" y="0"/>
+                          <a:ext cx="501513" cy="8961"/>
+                        </a:xfrm>
+                        <a:prstGeom prst="rect">
+                          <a:avLst/>
+                        </a:prstGeom>
+                        <a:solidFill>
+                          <a:srgbClr val="000000"/>
+                        </a:solidFill>
+                        <a:ln>
+                          <a:noFill/>
+                        </a:ln>
+                      </wps:spPr>
+                      <wps:txbx>
+                        <w:txbxContent>
+                          <w:p/>
+                        </w:txbxContent>
+                      </wps:txbx>
+                      <wps:bodyPr anchor="t" lIns="0" tIns="0" rIns="0" bIns="0"/>
+                    </wps:wsp>
+                  </a:graphicData>
+                </a:graphic>
+              </wp:anchor>
+            </w:drawing>
+          </mc:Choice>
+          <mc:Fallback>
+            <w:pict>
+              <v:rect id="VL152" style="position:absolute;left:278.033pt;top:349.087pt;width:39.489pt;height:0.706pt;z-index:0;mso-position-horizontal:absolute;mso-position-vertical:absolute;mso-position-horizontal-relative:page;mso-position-vertical-relative:page;mso-wrap:none;" filled="true" stroked="false">
+                <v:fill color="#000000"/>
+                <v:stroke on="false"/>
+              </v:rect>
+            </w:pict>
+          </mc:Fallback>
+        </mc:AlternateContent>
       </w:r>
       <w:r>
-        <w:pict>
-          <v:rect id="Line162" style="position:absolute;left:317.522pt;top:349.087pt;width:197.446pt;height:0.706pt;z-index:0;mso-position-horizontal:absolute;mso-position-vertical:absolute;mso-position-horizontal-relative:page;mso-position-vertical-relative:page;mso-wrap:none;" filled="true" stroked="false">
-            <v:fill color="#000000"/>
-            <v:stroke on="false"/>
-          </v:rect>
-        </w:pict>
+        <mc:AlternateContent>
+          <mc:Choice xmlns:a="http://schemas.openxmlformats.org/drawingml/2006/main" Requires="wps">
+            <w:drawing>
+              <wp:anchor distT="0" distB="0" distL="0" distR="0" simplePos="0" relativeHeight="0" behindDoc="1" locked="0" layoutInCell="1" allowOverlap="1">
+                <wp:simplePos x="0" y="0"/>
+                <wp:positionH relativeFrom="page">
+                  <wp:posOffset>4032531</wp:posOffset>
+                </wp:positionH>
+                <wp:positionV relativeFrom="page">
+                  <wp:posOffset>4433408</wp:posOffset>
+                </wp:positionV>
+                <wp:extent cx="2507565" cy="8961"/>
+                <wp:effectExtent l="0" t="0" r="0" b="0"/>
+                <wp:wrapNone/>
+                <wp:docPr id="153" name="Line153"/>
+                <wp:cNvGraphicFramePr/>
+                <a:graphic>
+                  <a:graphicData uri="http://schemas.microsoft.com/office/word/2010/wordprocessingShape">
+                    <wps:wsp>
+                      <wps:cNvSpPr/>
+                      <wps:cNvCnPr/>
+                      <wps:spPr>
+                        <a:xfrm>
+                          <a:off x="0" y="0"/>
+                          <a:ext cx="2507565" cy="8961"/>
+                        </a:xfrm>
+                        <a:prstGeom prst="rect">
+                          <a:avLst/>
+                        </a:prstGeom>
+                        <a:solidFill>
+                          <a:srgbClr val="000000"/>
+                        </a:solidFill>
+                        <a:ln>
+                          <a:noFill/>
+                        </a:ln>
+                      </wps:spPr>
+                      <wps:txbx>
+                        <w:txbxContent>
+                          <w:p/>
+                        </w:txbxContent>
+                      </wps:txbx>
+                      <wps:bodyPr anchor="t" lIns="0" tIns="0" rIns="0" bIns="0"/>
+                    </wps:wsp>
+                  </a:graphicData>
+                </a:graphic>
+              </wp:anchor>
+            </w:drawing>
+          </mc:Choice>
+          <mc:Fallback>
+            <w:pict>
+              <v:rect id="VL153" style="position:absolute;left:317.522pt;top:349.087pt;width:197.446pt;height:0.706pt;z-index:0;mso-position-horizontal:absolute;mso-position-vertical:absolute;mso-position-horizontal-relative:page;mso-position-vertical-relative:page;mso-wrap:none;" filled="true" stroked="false">
+                <v:fill color="#000000"/>
+                <v:stroke on="false"/>
+              </v:rect>
+            </w:pict>
+          </mc:Fallback>
+        </mc:AlternateContent>
       </w:r>
       <w:r>
-        <w:pict>
-          <v:rect id="Line163" style="position:absolute;left:93.750pt;top:367.432pt;width:408.055pt;height:0.706pt;z-index:0;mso-position-horizontal:absolute;mso-position-vertical:absolute;mso-position-horizontal-relative:page;mso-position-vertical-relative:page;mso-wrap:none;" filled="true" stroked="false">
-            <v:fill color="#000000"/>
-            <v:stroke on="false"/>
-          </v:rect>
-        </w:pict>
+        <mc:AlternateContent>
+          <mc:Choice xmlns:a="http://schemas.openxmlformats.org/drawingml/2006/main" Requires="wps">
+            <w:drawing>
+              <wp:anchor distT="0" distB="0" distL="0" distR="0" simplePos="0" relativeHeight="0" behindDoc="1" locked="0" layoutInCell="1" allowOverlap="1">
+                <wp:simplePos x="0" y="0"/>
+                <wp:positionH relativeFrom="page">
+                  <wp:posOffset>1190625</wp:posOffset>
+                </wp:positionH>
+                <wp:positionV relativeFrom="page">
+                  <wp:posOffset>4666384</wp:posOffset>
+                </wp:positionV>
+                <wp:extent cx="5182300" cy="8961"/>
+                <wp:effectExtent l="0" t="0" r="0" b="0"/>
+                <wp:wrapNone/>
+                <wp:docPr id="154" name="Line154"/>
+                <wp:cNvGraphicFramePr/>
+                <a:graphic>
+                  <a:graphicData uri="http://schemas.microsoft.com/office/word/2010/wordprocessingShape">
+                    <wps:wsp>
+                      <wps:cNvSpPr/>
+                      <wps:cNvCnPr/>
+                      <wps:spPr>
+                        <a:xfrm>
+                          <a:off x="0" y="0"/>
+                          <a:ext cx="5182300" cy="8961"/>
+                        </a:xfrm>
+                        <a:prstGeom prst="rect">
+                          <a:avLst/>
+                        </a:prstGeom>
+                        <a:solidFill>
+                          <a:srgbClr val="000000"/>
+                        </a:solidFill>
+                        <a:ln>
+                          <a:noFill/>
+                        </a:ln>
+                      </wps:spPr>
+                      <wps:txbx>
+                        <w:txbxContent>
+                          <w:p/>
+                        </w:txbxContent>
+                      </wps:txbx>
+                      <wps:bodyPr anchor="t" lIns="0" tIns="0" rIns="0" bIns="0"/>
+                    </wps:wsp>
+                  </a:graphicData>
+                </a:graphic>
+              </wp:anchor>
+            </w:drawing>
+          </mc:Choice>
+          <mc:Fallback>
+            <w:pict>
+              <v:rect id="VL154" style="position:absolute;left:93.750pt;top:367.432pt;width:408.055pt;height:0.706pt;z-index:0;mso-position-horizontal:absolute;mso-position-vertical:absolute;mso-position-horizontal-relative:page;mso-position-vertical-relative:page;mso-wrap:none;" filled="true" stroked="false">
+                <v:fill color="#000000"/>
+                <v:stroke on="false"/>
+              </v:rect>
+            </w:pict>
+          </mc:Fallback>
+        </mc:AlternateContent>
       </w:r>
       <w:r>
-        <w:pict>
-          <v:rect id="Line164" style="position:absolute;left:121.642pt;top:392.832pt;width:13.163pt;height:0.706pt;z-index:0;mso-position-horizontal:absolute;mso-position-vertical:absolute;mso-position-horizontal-relative:page;mso-position-vertical-relative:page;mso-wrap:none;" filled="true" stroked="false">
-            <v:fill color="#000000"/>
-            <v:stroke on="false"/>
-          </v:rect>
-        </w:pict>
+        <mc:AlternateContent>
+          <mc:Choice xmlns:a="http://schemas.openxmlformats.org/drawingml/2006/main" Requires="wps">
+            <w:drawing>
+              <wp:anchor distT="0" distB="0" distL="0" distR="0" simplePos="0" relativeHeight="0" behindDoc="1" locked="0" layoutInCell="1" allowOverlap="1">
+                <wp:simplePos x="0" y="0"/>
+                <wp:positionH relativeFrom="page">
+                  <wp:posOffset>1544848</wp:posOffset>
+                </wp:positionH>
+                <wp:positionV relativeFrom="page">
+                  <wp:posOffset>4988965</wp:posOffset>
+                </wp:positionV>
+                <wp:extent cx="167171" cy="8961"/>
+                <wp:effectExtent l="0" t="0" r="0" b="0"/>
+                <wp:wrapNone/>
+                <wp:docPr id="155" name="Line155"/>
+                <wp:cNvGraphicFramePr/>
+                <a:graphic>
+                  <a:graphicData uri="http://schemas.microsoft.com/office/word/2010/wordprocessingShape">
+                    <wps:wsp>
+                      <wps:cNvSpPr/>
+                      <wps:cNvCnPr/>
+                      <wps:spPr>
+                        <a:xfrm>
+                          <a:off x="0" y="0"/>
+                          <a:ext cx="167171" cy="8961"/>
+                        </a:xfrm>
+                        <a:prstGeom prst="rect">
+                          <a:avLst/>
+                        </a:prstGeom>
+                        <a:solidFill>
+                          <a:srgbClr val="000000"/>
+                        </a:solidFill>
+                        <a:ln>
+                          <a:noFill/>
+                        </a:ln>
+                      </wps:spPr>
+                      <wps:txbx>
+                        <w:txbxContent>
+                          <w:p/>
+                        </w:txbxContent>
+                      </wps:txbx>
+                      <wps:bodyPr anchor="t" lIns="0" tIns="0" rIns="0" bIns="0"/>
+                    </wps:wsp>
+                  </a:graphicData>
+                </a:graphic>
+              </wp:anchor>
+            </w:drawing>
+          </mc:Choice>
+          <mc:Fallback>
+            <w:pict>
+              <v:rect id="VL155" style="position:absolute;left:121.642pt;top:392.832pt;width:13.163pt;height:0.706pt;z-index:0;mso-position-horizontal:absolute;mso-position-vertical:absolute;mso-position-horizontal-relative:page;mso-position-vertical-relative:page;mso-wrap:none;" filled="true" stroked="false">
+                <v:fill color="#000000"/>
+                <v:stroke on="false"/>
+              </v:rect>
+            </w:pict>
+          </mc:Fallback>
+        </mc:AlternateContent>
       </w:r>
       <w:r>
-        <w:pict>
-          <v:rect id="Line165" style="position:absolute;left:134.805pt;top:392.832pt;width:6.582pt;height:0.706pt;z-index:0;mso-position-horizontal:absolute;mso-position-vertical:absolute;mso-position-horizontal-relative:page;mso-position-vertical-relative:page;mso-wrap:none;" filled="true" stroked="false">
-            <v:fill color="#000000"/>
-            <v:stroke on="false"/>
-          </v:rect>
-        </w:pict>
+        <mc:AlternateContent>
+          <mc:Choice xmlns:a="http://schemas.openxmlformats.org/drawingml/2006/main" Requires="wps">
+            <w:drawing>
+              <wp:anchor distT="0" distB="0" distL="0" distR="0" simplePos="0" relativeHeight="0" behindDoc="1" locked="0" layoutInCell="1" allowOverlap="1">
+                <wp:simplePos x="0" y="0"/>
+                <wp:positionH relativeFrom="page">
+                  <wp:posOffset>1712019</wp:posOffset>
+                </wp:positionH>
+                <wp:positionV relativeFrom="page">
+                  <wp:posOffset>4988965</wp:posOffset>
+                </wp:positionV>
+                <wp:extent cx="83586" cy="8961"/>
+                <wp:effectExtent l="0" t="0" r="0" b="0"/>
+                <wp:wrapNone/>
+                <wp:docPr id="156" name="Line156"/>
+                <wp:cNvGraphicFramePr/>
+                <a:graphic>
+                  <a:graphicData uri="http://schemas.microsoft.com/office/word/2010/wordprocessingShape">
+                    <wps:wsp>
+                      <wps:cNvSpPr/>
+                      <wps:cNvCnPr/>
+                      <wps:spPr>
+                        <a:xfrm>
+                          <a:off x="0" y="0"/>
+                          <a:ext cx="83586" cy="8961"/>
+                        </a:xfrm>
+                        <a:prstGeom prst="rect">
+                          <a:avLst/>
+                        </a:prstGeom>
+                        <a:solidFill>
+                          <a:srgbClr val="000000"/>
+                        </a:solidFill>
+                        <a:ln>
+                          <a:noFill/>
+                        </a:ln>
+                      </wps:spPr>
+                      <wps:txbx>
+                        <w:txbxContent>
+                          <w:p/>
+                        </w:txbxContent>
+                      </wps:txbx>
+                      <wps:bodyPr anchor="t" lIns="0" tIns="0" rIns="0" bIns="0"/>
+                    </wps:wsp>
+                  </a:graphicData>
+                </a:graphic>
+              </wp:anchor>
+            </w:drawing>
+          </mc:Choice>
+          <mc:Fallback>
+            <w:pict>
+              <v:rect id="VL156" style="position:absolute;left:134.805pt;top:392.832pt;width:6.582pt;height:0.706pt;z-index:0;mso-position-horizontal:absolute;mso-position-vertical:absolute;mso-position-horizontal-relative:page;mso-position-vertical-relative:page;mso-wrap:none;" filled="true" stroked="false">
+                <v:fill color="#000000"/>
+                <v:stroke on="false"/>
+              </v:rect>
+            </w:pict>
+          </mc:Fallback>
+        </mc:AlternateContent>
       </w:r>
       <w:r>
-        <w:pict>
-          <v:rect id="Line166" style="position:absolute;left:141.386pt;top:392.832pt;width:6.582pt;height:0.706pt;z-index:0;mso-position-horizontal:absolute;mso-position-vertical:absolute;mso-position-horizontal-relative:page;mso-position-vertical-relative:page;mso-wrap:none;" filled="true" stroked="false">
-            <v:fill color="#000000"/>
-            <v:stroke on="false"/>
-          </v:rect>
-        </w:pict>
+        <mc:AlternateContent>
+          <mc:Choice xmlns:a="http://schemas.openxmlformats.org/drawingml/2006/main" Requires="wps">
+            <w:drawing>
+              <wp:anchor distT="0" distB="0" distL="0" distR="0" simplePos="0" relativeHeight="0" behindDoc="1" locked="0" layoutInCell="1" allowOverlap="1">
+                <wp:simplePos x="0" y="0"/>
+                <wp:positionH relativeFrom="page">
+                  <wp:posOffset>1795605</wp:posOffset>
+                </wp:positionH>
+                <wp:positionV relativeFrom="page">
+                  <wp:posOffset>4988965</wp:posOffset>
+                </wp:positionV>
+                <wp:extent cx="83585" cy="8961"/>
+                <wp:effectExtent l="0" t="0" r="0" b="0"/>
+                <wp:wrapNone/>
+                <wp:docPr id="157" name="Line157"/>
+                <wp:cNvGraphicFramePr/>
+                <a:graphic>
+                  <a:graphicData uri="http://schemas.microsoft.com/office/word/2010/wordprocessingShape">
+                    <wps:wsp>
+                      <wps:cNvSpPr/>
+                      <wps:cNvCnPr/>
+                      <wps:spPr>
+                        <a:xfrm>
+                          <a:off x="0" y="0"/>
+                          <a:ext cx="83585" cy="8961"/>
+                        </a:xfrm>
+                        <a:prstGeom prst="rect">
+                          <a:avLst/>
+                        </a:prstGeom>
+                        <a:solidFill>
+                          <a:srgbClr val="000000"/>
+                        </a:solidFill>
+                        <a:ln>
+                          <a:noFill/>
+                        </a:ln>
+                      </wps:spPr>
+                      <wps:txbx>
+                        <w:txbxContent>
+                          <w:p/>
+                        </w:txbxContent>
+                      </wps:txbx>
+                      <wps:bodyPr anchor="t" lIns="0" tIns="0" rIns="0" bIns="0"/>
+                    </wps:wsp>
+                  </a:graphicData>
+                </a:graphic>
+              </wp:anchor>
+            </w:drawing>
+          </mc:Choice>
+          <mc:Fallback>
+            <w:pict>
+              <v:rect id="VL157" style="position:absolute;left:141.386pt;top:392.832pt;width:6.582pt;height:0.706pt;z-index:0;mso-position-horizontal:absolute;mso-position-vertical:absolute;mso-position-horizontal-relative:page;mso-position-vertical-relative:page;mso-wrap:none;" filled="true" stroked="false">
+                <v:fill color="#000000"/>
+                <v:stroke on="false"/>
+              </v:rect>
+            </w:pict>
+          </mc:Fallback>
+        </mc:AlternateContent>
       </w:r>
       <w:r>
-        <w:pict>
-          <v:rect id="Line167" style="position:absolute;left:147.968pt;top:392.832pt;width:131.631pt;height:0.706pt;z-index:0;mso-position-horizontal:absolute;mso-position-vertical:absolute;mso-position-horizontal-relative:page;mso-position-vertical-relative:page;mso-wrap:none;" filled="true" stroked="false">
-            <v:fill color="#000000"/>
-            <v:stroke on="false"/>
-          </v:rect>
-        </w:pict>
+        <mc:AlternateContent>
+          <mc:Choice xmlns:a="http://schemas.openxmlformats.org/drawingml/2006/main" Requires="wps">
+            <w:drawing>
+              <wp:anchor distT="0" distB="0" distL="0" distR="0" simplePos="0" relativeHeight="0" behindDoc="1" locked="0" layoutInCell="1" allowOverlap="1">
+                <wp:simplePos x="0" y="0"/>
+                <wp:positionH relativeFrom="page">
+                  <wp:posOffset>1879190</wp:posOffset>
+                </wp:positionH>
+                <wp:positionV relativeFrom="page">
+                  <wp:posOffset>4988965</wp:posOffset>
+                </wp:positionV>
+                <wp:extent cx="1671710" cy="8961"/>
+                <wp:effectExtent l="0" t="0" r="0" b="0"/>
+                <wp:wrapNone/>
+                <wp:docPr id="158" name="Line158"/>
+                <wp:cNvGraphicFramePr/>
+                <a:graphic>
+                  <a:graphicData uri="http://schemas.microsoft.com/office/word/2010/wordprocessingShape">
+                    <wps:wsp>
+                      <wps:cNvSpPr/>
+                      <wps:cNvCnPr/>
+                      <wps:spPr>
+                        <a:xfrm>
+                          <a:off x="0" y="0"/>
+                          <a:ext cx="1671710" cy="8961"/>
+                        </a:xfrm>
+                        <a:prstGeom prst="rect">
+                          <a:avLst/>
+                        </a:prstGeom>
+                        <a:solidFill>
+                          <a:srgbClr val="000000"/>
+                        </a:solidFill>
+                        <a:ln>
+                          <a:noFill/>
+                        </a:ln>
+                      </wps:spPr>
+                      <wps:txbx>
+                        <w:txbxContent>
+                          <w:p/>
+                        </w:txbxContent>
+                      </wps:txbx>
+                      <wps:bodyPr anchor="t" lIns="0" tIns="0" rIns="0" bIns="0"/>
+                    </wps:wsp>
+                  </a:graphicData>
+                </a:graphic>
+              </wp:anchor>
+            </w:drawing>
+          </mc:Choice>
+          <mc:Fallback>
+            <w:pict>
+              <v:rect id="VL158" style="position:absolute;left:147.968pt;top:392.832pt;width:131.631pt;height:0.706pt;z-index:0;mso-position-horizontal:absolute;mso-position-vertical:absolute;mso-position-horizontal-relative:page;mso-position-vertical-relative:page;mso-wrap:none;" filled="true" stroked="false">
+                <v:fill color="#000000"/>
+                <v:stroke on="false"/>
+              </v:rect>
+            </w:pict>
+          </mc:Fallback>
+        </mc:AlternateContent>
       </w:r>
       <w:r>
-        <w:pict>
-          <v:rect id="Rect168" style="position:absolute;left:101.246pt;top:436.986pt;width:4.354pt;height:10.921pt;z-index:0;mso-position-horizontal:absolute;mso-position-vertical:absolute;mso-position-horizontal-relative:page;mso-position-vertical-relative:page;mso-wrap:none;" filled="false" stroked="false">
-            <v:fill on="false"/>
-            <v:stroke on="false"/>
-          </v:rect>
-        </w:pict>
+        <mc:AlternateContent>
+          <mc:Choice xmlns:a="http://schemas.openxmlformats.org/drawingml/2006/main" Requires="wps">
+            <w:drawing>
+              <wp:anchor distT="0" distB="0" distL="0" distR="0" simplePos="0" relativeHeight="0" behindDoc="1" locked="0" layoutInCell="1" allowOverlap="1">
+                <wp:simplePos x="0" y="0"/>
+                <wp:positionH relativeFrom="page">
+                  <wp:posOffset>1367960</wp:posOffset>
+                </wp:positionH>
+                <wp:positionV relativeFrom="page">
+                  <wp:posOffset>5567926</wp:posOffset>
+                </wp:positionV>
+                <wp:extent cx="154876" cy="104707"/>
+                <wp:effectExtent l="0" t="0" r="0" b="0"/>
+                <wp:wrapNone/>
+                <wp:docPr id="159" name="Rect159"/>
+                <wp:cNvGraphicFramePr/>
+                <a:graphic>
+                  <a:graphicData uri="http://schemas.microsoft.com/office/word/2010/wordprocessingShape">
+                    <wps:wsp>
+                      <wps:cNvSpPr/>
+                      <wps:cNvCnPr/>
+                      <wps:spPr>
+                        <a:xfrm>
+                          <a:off x="0" y="0"/>
+                          <a:ext cx="154876" cy="104707"/>
+                        </a:xfrm>
+                        <a:prstGeom prst="rect">
+                          <a:avLst/>
+                        </a:prstGeom>
+                        <a:noFill/>
+                        <a:ln>
+                          <a:noFill/>
+                        </a:ln>
+                      </wps:spPr>
+                      <wps:txbx>
+                        <w:txbxContent>
+                          <w:p/>
+                        </w:txbxContent>
+                      </wps:txbx>
+                      <wps:bodyPr anchor="t" lIns="0" tIns="0" rIns="0" bIns="0"/>
+                    </wps:wsp>
+                  </a:graphicData>
+                </a:graphic>
+              </wp:anchor>
+            </w:drawing>
+          </mc:Choice>
+          <mc:Fallback>
+            <w:pict>
+              <v:rect id="VR159" style="position:absolute;left:107.713pt;top:438.419pt;width:12.195pt;height:8.245pt;z-index:0;mso-position-horizontal:absolute;mso-position-vertical:absolute;mso-position-horizontal-relative:page;mso-position-vertical-relative:page;mso-wrap:none;" filled="false" stroked="false">
+                <v:fill on="false"/>
+                <v:stroke on="false"/>
+              </v:rect>
+            </w:pict>
+          </mc:Fallback>
+        </mc:AlternateContent>
       </w:r>
       <w:r>
-        <w:pict>
-          <v:rect id="Rect169" style="position:absolute;left:107.713pt;top:438.419pt;width:12.195pt;height:8.245pt;z-index:0;mso-position-horizontal:absolute;mso-position-vertical:absolute;mso-position-horizontal-relative:page;mso-position-vertical-relative:page;mso-wrap:none;" filled="false" stroked="false">
-            <v:fill on="false"/>
-            <v:stroke on="false"/>
-          </v:rect>
-        </w:pict>
+        <mc:AlternateContent>
+          <mc:Choice xmlns:a="http://schemas.openxmlformats.org/drawingml/2006/main" Requires="wps">
+            <w:drawing>
+              <wp:anchor distT="0" distB="0" distL="0" distR="0" simplePos="0" relativeHeight="10" behindDoc="0" locked="0" layoutInCell="1" allowOverlap="1">
+                <wp:simplePos x="0" y="0"/>
+                <wp:positionH relativeFrom="page">
+                  <wp:posOffset>3962400</wp:posOffset>
+                </wp:positionH>
+                <wp:positionV relativeFrom="page">
+                  <wp:posOffset>98062</wp:posOffset>
+                </wp:positionV>
+                <wp:extent cx="5168900" cy="203200"/>
+                <wp:effectExtent l="0" t="0" r="0" b="0"/>
+                <wp:wrapNone/>
+                <wp:docPr id="160" name="TextBox160"/>
+                <wp:cNvGraphicFramePr/>
+                <a:graphic>
+                  <a:graphicData uri="http://schemas.microsoft.com/office/word/2010/wordprocessingShape">
+                    <wps:wsp>
+                      <wps:cNvSpPr txBox="1"/>
+                      <wps:cNvCnPr/>
+                      <wps:spPr>
+                        <a:xfrm>
+                          <a:off x="0" y="0"/>
+                          <a:ext cx="5168900" cy="203200"/>
+                        </a:xfrm>
+                        <a:prstGeom prst="rect">
+                          <a:avLst/>
+                        </a:prstGeom>
+                        <a:noFill/>
+                        <a:ln>
+                          <a:noFill/>
+                        </a:ln>
+                      </wps:spPr>
+                      <wps:txbx>
+                        <w:txbxContent>
+                          <w:p>
+                            <w:pPr>
+                              <w:spacing w:line="240" w:lineRule="auto" w:before="0" w:after="0" w:beforeLines="0" w:afterLines="0"/>
+                              <w:ind w:left="0" w:right="0" w:firstLine="0"/>
+                            </w:pPr>
+                            <w:r>
+                              <w:rPr>
+                                <w:rFonts w:ascii="Times New Roman" w:hAnsi="Times New Roman" w:eastAsia="黑体" w:cs="Times New Roman"/>
+                                <w:color w:val="000000"/>
+                                <w:sz w:val="20"/>
+                                <w:szCs w:val="20"/>
+                              </w:rPr>
+                              <w:t xml:space="preserve">湖南省高速公路集团有限公司标准服务询比采购文件（2024年版）</w:t>
+                            </w:r>
+                          </w:p>
+                        </w:txbxContent>
+                      </wps:txbx>
+                      <wps:bodyPr rot="0" vert="horz" anchor="t" wrap="square" lIns="0" tIns="0" rIns="0" bIns="0"/>
+                    </wps:wsp>
+                  </a:graphicData>
+                </a:graphic>
+              </wp:anchor>
+            </w:drawing>
+          </mc:Choice>
+          <mc:Fallback>
+            <w:pict>
+              <v:shape id="VML160" type="#_x0000_t202" style="position:absolute;left:312.000pt;top:7.721pt;width:407.000pt;height:16.000pt;z-index:10;mso-position-horizontal:absolute;mso-position-vertical:absolute;mso-position-horizontal-relative:page;mso-position-vertical-relative:page;mso-wrap:square;" filled="false" stroked="false" v-text-anchor="top">
+                <v:fill on="false"/>
+                <v:stroke on="false"/>
+                <v:textbox style="mso-fit-shape-to-text:false" inset="0pt,0pt,0pt,0pt">
+                  <w:txbxContent>
+                    <w:p>
+                      <w:pPr>
+                        <w:spacing w:line="240" w:lineRule="auto" w:before="0" w:after="0" w:beforeLines="0" w:afterLines="0"/>
+                        <w:ind w:left="0" w:right="0" w:firstLine="0"/>
+                      </w:pPr>
+                      <w:r>
+                        <w:rPr>
+                          <w:rFonts w:ascii="Times New Roman" w:hAnsi="Times New Roman" w:eastAsia="黑体" w:cs="Times New Roman"/>
+                          <w:color w:val="000000"/>
+                          <w:sz w:val="20"/>
+                          <w:szCs w:val="20"/>
+                        </w:rPr>
+                        <w:t xml:space="preserve">湖南省高速公路集团有限公司标准服务询比采购文件（2024年版）</w:t>
+                      </w:r>
+                    </w:p>
+                  </w:txbxContent>
+                </v:textbox>
+              </v:shape>
+            </w:pict>
+          </mc:Fallback>
+        </mc:AlternateContent>
       </w:r>
       <w:r>
-        <w:pict>
-          <v:rect id="Rect170" style="position:absolute;left:121.977pt;top:436.060pt;width:90.327pt;height:13.431pt;z-index:0;mso-position-horizontal:absolute;mso-position-vertical:absolute;mso-position-horizontal-relative:page;mso-position-vertical-relative:page;mso-wrap:none;" filled="false" stroked="false">
-            <v:fill on="false"/>
-            <v:stroke on="false"/>
-          </v:rect>
-        </w:pict>
+        <mc:AlternateContent>
+          <mc:Choice xmlns:a="http://schemas.openxmlformats.org/drawingml/2006/main" Requires="wps">
+            <w:drawing>
+              <wp:anchor distT="0" distB="0" distL="0" distR="0" simplePos="0" relativeHeight="10" behindDoc="0" locked="0" layoutInCell="1" allowOverlap="1">
+                <wp:simplePos x="0" y="0"/>
+                <wp:positionH relativeFrom="page">
+                  <wp:posOffset>3123312</wp:posOffset>
+                </wp:positionH>
+                <wp:positionV relativeFrom="page">
+                  <wp:posOffset>350381</wp:posOffset>
+                </wp:positionV>
+                <wp:extent cx="2032000" cy="304800"/>
+                <wp:effectExtent l="0" t="0" r="0" b="0"/>
+                <wp:wrapNone/>
+                <wp:docPr id="161" name="TextBox161"/>
+                <wp:cNvGraphicFramePr/>
+                <a:graphic>
+                  <a:graphicData uri="http://schemas.microsoft.com/office/word/2010/wordprocessingShape">
+                    <wps:wsp>
+                      <wps:cNvSpPr txBox="1"/>
+                      <wps:cNvCnPr/>
+                      <wps:spPr>
+                        <a:xfrm>
+                          <a:off x="0" y="0"/>
+                          <a:ext cx="2032000" cy="304800"/>
+                        </a:xfrm>
+                        <a:prstGeom prst="rect">
+                          <a:avLst/>
+                        </a:prstGeom>
+                        <a:noFill/>
+                        <a:ln>
+                          <a:noFill/>
+                        </a:ln>
+                      </wps:spPr>
+                      <wps:txbx>
+                        <w:txbxContent>
+                          <w:p>
+                            <w:pPr>
+                              <w:spacing w:line="240" w:lineRule="auto" w:before="0" w:after="0" w:beforeLines="0" w:afterLines="0"/>
+                              <w:ind w:left="0" w:right="0" w:firstLine="0"/>
+                            </w:pPr>
+                            <w:r>
+                              <w:rPr>
+                                <w:rFonts w:ascii="Times New Roman" w:hAnsi="Times New Roman" w:eastAsia="仿宋" w:cs="Times New Roman"/>
+                                <w:color w:val="000000"/>
+                                <w:sz w:val="30"/>
+                                <w:szCs w:val="30"/>
+                              </w:rPr>
+                              <w:t xml:space="preserve">六、分项报价清单</w:t>
+                            </w:r>
+                          </w:p>
+                        </w:txbxContent>
+                      </wps:txbx>
+                      <wps:bodyPr rot="0" vert="horz" anchor="t" wrap="square" lIns="0" tIns="0" rIns="0" bIns="0"/>
+                    </wps:wsp>
+                  </a:graphicData>
+                </a:graphic>
+              </wp:anchor>
+            </w:drawing>
+          </mc:Choice>
+          <mc:Fallback>
+            <w:pict>
+              <v:shape id="VML161" type="#_x0000_t202" style="position:absolute;left:245.930pt;top:27.589pt;width:160.000pt;height:24.000pt;z-index:10;mso-position-horizontal:absolute;mso-position-vertical:absolute;mso-position-horizontal-relative:page;mso-position-vertical-relative:page;mso-wrap:square;" filled="false" stroked="false" v-text-anchor="top">
+                <v:fill on="false"/>
+                <v:stroke on="false"/>
+                <v:textbox style="mso-fit-shape-to-text:false" inset="0pt,0pt,0pt,0pt">
+                  <w:txbxContent>
+                    <w:p>
+                      <w:pPr>
+                        <w:spacing w:line="240" w:lineRule="auto" w:before="0" w:after="0" w:beforeLines="0" w:afterLines="0"/>
+                        <w:ind w:left="0" w:right="0" w:firstLine="0"/>
+                      </w:pPr>
+                      <w:r>
+                        <w:rPr>
+                          <w:rFonts w:ascii="Times New Roman" w:hAnsi="Times New Roman" w:eastAsia="仿宋" w:cs="Times New Roman"/>
+                          <w:color w:val="000000"/>
+                          <w:sz w:val="30"/>
+                          <w:szCs w:val="30"/>
+                        </w:rPr>
+                        <w:t xml:space="preserve">六、分项报价清单</w:t>
+                      </w:r>
+                    </w:p>
+                  </w:txbxContent>
+                </v:textbox>
+              </v:shape>
+            </w:pict>
+          </mc:Fallback>
+        </mc:AlternateContent>
       </w:r>
       <w:r>
-        <w:pict>
-          <v:rect id="Rect171" style="position:absolute;left:112.106pt;top:544.268pt;width:21.916pt;height:11.206pt;z-index:0;mso-position-horizontal:absolute;mso-position-vertical:absolute;mso-position-horizontal-relative:page;mso-position-vertical-relative:page;mso-wrap:none;" filled="false" stroked="false">
-            <v:fill on="false"/>
-            <v:stroke on="false"/>
-          </v:rect>
-        </w:pict>
+        <mc:AlternateContent>
+          <mc:Choice xmlns:a="http://schemas.openxmlformats.org/drawingml/2006/main" Requires="wps">
+            <w:drawing>
+              <wp:anchor distT="0" distB="0" distL="0" distR="0" simplePos="0" relativeHeight="10" behindDoc="0" locked="0" layoutInCell="1" allowOverlap="1">
+                <wp:simplePos x="0" y="0"/>
+                <wp:positionH relativeFrom="page">
+                  <wp:posOffset>1525107</wp:posOffset>
+                </wp:positionH>
+                <wp:positionV relativeFrom="page">
+                  <wp:posOffset>702483</wp:posOffset>
+                </wp:positionV>
+                <wp:extent cx="170663" cy="268224"/>
+                <wp:effectExtent l="0" t="0" r="0" b="0"/>
+                <wp:wrapNone/>
+                <wp:docPr id="162" name="TextBox162"/>
+                <wp:cNvGraphicFramePr/>
+                <a:graphic>
+                  <a:graphicData uri="http://schemas.microsoft.com/office/word/2010/wordprocessingShape">
+                    <wps:wsp>
+                      <wps:cNvSpPr txBox="1"/>
+                      <wps:cNvCnPr/>
+                      <wps:spPr>
+                        <a:xfrm>
+                          <a:off x="0" y="0"/>
+                          <a:ext cx="170663" cy="268224"/>
+                        </a:xfrm>
+                        <a:prstGeom prst="rect">
+                          <a:avLst/>
+                        </a:prstGeom>
+                        <a:noFill/>
+                        <a:ln>
+                          <a:noFill/>
+                        </a:ln>
+                      </wps:spPr>
+                      <wps:txbx>
+                        <w:txbxContent>
+                          <w:p>
+                            <w:pPr>
+                              <w:spacing w:line="240" w:lineRule="auto" w:before="0" w:after="0" w:beforeLines="0" w:afterLines="0"/>
+                              <w:ind w:left="0" w:right="0" w:firstLine="0"/>
+                            </w:pPr>
+                            <w:r>
+                              <w:rPr>
+                                <w:rFonts w:ascii="Times New Roman" w:hAnsi="Times New Roman" w:eastAsia="仿宋" w:cs="Times New Roman"/>
+                                <w:color w:val="000000"/>
+                                <w:sz w:val="26"/>
+                                <w:szCs w:val="26"/>
+                              </w:rPr>
+                              <w:t xml:space="preserve"> </w:t>
+                            </w:r>
+                          </w:p>
+                        </w:txbxContent>
+                      </wps:txbx>
+                      <wps:bodyPr rot="0" vert="horz" anchor="t" wrap="square" lIns="0" tIns="0" rIns="0" bIns="0"/>
+                    </wps:wsp>
+                  </a:graphicData>
+                </a:graphic>
+              </wp:anchor>
+            </w:drawing>
+          </mc:Choice>
+          <mc:Fallback>
+            <w:pict>
+              <v:shape id="VML162" type="#_x0000_t202" style="position:absolute;left:120.087pt;top:55.314pt;width:13.438pt;height:21.120pt;z-index:10;mso-position-horizontal:absolute;mso-position-vertical:absolute;mso-position-horizontal-relative:page;mso-position-vertical-relative:page;mso-wrap:square;" filled="false" stroked="false" v-text-anchor="top">
+                <v:fill on="false"/>
+                <v:stroke on="false"/>
+                <v:textbox style="mso-fit-shape-to-text:false" inset="0pt,0pt,0pt,0pt">
+                  <w:txbxContent>
+                    <w:p>
+                      <w:pPr>
+                        <w:spacing w:line="240" w:lineRule="auto" w:before="0" w:after="0" w:beforeLines="0" w:afterLines="0"/>
+                        <w:ind w:left="0" w:right="0" w:firstLine="0"/>
+                      </w:pPr>
+                      <w:r>
+                        <w:rPr>
+                          <w:rFonts w:ascii="Times New Roman" w:hAnsi="Times New Roman" w:eastAsia="仿宋" w:cs="Times New Roman"/>
+                          <w:color w:val="000000"/>
+                          <w:sz w:val="26"/>
+                          <w:szCs w:val="26"/>
+                        </w:rPr>
+                        <w:t xml:space="preserve"> </w:t>
+                      </w:r>
+                    </w:p>
+                  </w:txbxContent>
+                </v:textbox>
+              </v:shape>
+            </w:pict>
+          </mc:Fallback>
+        </mc:AlternateContent>
       </w:r>
       <w:r>
-        <w:pict>
-          <v:rect id="Rect172" style="position:absolute;left:197.900pt;top:544.191pt;width:43.764pt;height:11.563pt;z-index:0;mso-position-horizontal:absolute;mso-position-vertical:absolute;mso-position-horizontal-relative:page;mso-position-vertical-relative:page;mso-wrap:none;" filled="false" stroked="false">
-            <v:fill on="false"/>
-            <v:stroke on="false"/>
-          </v:rect>
-        </w:pict>
+        <mc:AlternateContent>
+          <mc:Choice xmlns:a="http://schemas.openxmlformats.org/drawingml/2006/main" Requires="wps">
+            <w:drawing>
+              <wp:anchor distT="0" distB="0" distL="0" distR="0" simplePos="0" relativeHeight="10" behindDoc="0" locked="0" layoutInCell="1" allowOverlap="1">
+                <wp:simplePos x="0" y="0"/>
+                <wp:positionH relativeFrom="page">
+                  <wp:posOffset>1544848</wp:posOffset>
+                </wp:positionH>
+                <wp:positionV relativeFrom="page">
+                  <wp:posOffset>1051946</wp:posOffset>
+                </wp:positionV>
+                <wp:extent cx="2448052" cy="268224"/>
+                <wp:effectExtent l="0" t="0" r="0" b="0"/>
+                <wp:wrapNone/>
+                <wp:docPr id="163" name="TextBox163"/>
+                <wp:cNvGraphicFramePr/>
+                <a:graphic>
+                  <a:graphicData uri="http://schemas.microsoft.com/office/word/2010/wordprocessingShape">
+                    <wps:wsp>
+                      <wps:cNvSpPr txBox="1"/>
+                      <wps:cNvCnPr/>
+                      <wps:spPr>
+                        <a:xfrm>
+                          <a:off x="0" y="0"/>
+                          <a:ext cx="2448052" cy="268224"/>
+                        </a:xfrm>
+                        <a:prstGeom prst="rect">
+                          <a:avLst/>
+                        </a:prstGeom>
+                        <a:noFill/>
+                        <a:ln>
+                          <a:noFill/>
+                        </a:ln>
+                      </wps:spPr>
+                      <wps:txbx>
+                        <w:txbxContent>
+                          <w:p>
+                            <w:pPr>
+                              <w:spacing w:line="240" w:lineRule="auto" w:before="0" w:after="0" w:beforeLines="0" w:afterLines="0"/>
+                              <w:ind w:left="0" w:right="0" w:firstLine="0"/>
+                            </w:pPr>
+                            <w:r>
+                              <w:rPr>
+                                <w:rFonts w:ascii="Times New Roman" w:hAnsi="Times New Roman" w:eastAsia="仿宋" w:cs="Times New Roman"/>
+                                <w:color w:val="000000"/>
+                                <w:sz w:val="26"/>
+                                <w:szCs w:val="26"/>
+                              </w:rPr>
+                              <w:t xml:space="preserve">（一）服务费用清单说明</w:t>
+                            </w:r>
+                          </w:p>
+                        </w:txbxContent>
+                      </wps:txbx>
+                      <wps:bodyPr rot="0" vert="horz" anchor="t" wrap="square" lIns="0" tIns="0" rIns="0" bIns="0"/>
+                    </wps:wsp>
+                  </a:graphicData>
+                </a:graphic>
+              </wp:anchor>
+            </w:drawing>
+          </mc:Choice>
+          <mc:Fallback>
+            <w:pict>
+              <v:shape id="VML163" type="#_x0000_t202" style="position:absolute;left:121.642pt;top:82.830pt;width:192.760pt;height:21.120pt;z-index:10;mso-position-horizontal:absolute;mso-position-vertical:absolute;mso-position-horizontal-relative:page;mso-position-vertical-relative:page;mso-wrap:square;" filled="false" stroked="false" v-text-anchor="top">
+                <v:fill on="false"/>
+                <v:stroke on="false"/>
+                <v:textbox style="mso-fit-shape-to-text:false" inset="0pt,0pt,0pt,0pt">
+                  <w:txbxContent>
+                    <w:p>
+                      <w:pPr>
+                        <w:spacing w:line="240" w:lineRule="auto" w:before="0" w:after="0" w:beforeLines="0" w:afterLines="0"/>
+                        <w:ind w:left="0" w:right="0" w:firstLine="0"/>
+                      </w:pPr>
+                      <w:r>
+                        <w:rPr>
+                          <w:rFonts w:ascii="Times New Roman" w:hAnsi="Times New Roman" w:eastAsia="仿宋" w:cs="Times New Roman"/>
+                          <w:color w:val="000000"/>
+                          <w:sz w:val="26"/>
+                          <w:szCs w:val="26"/>
+                        </w:rPr>
+                        <w:t xml:space="preserve">（一）服务费用清单说明</w:t>
+                      </w:r>
+                    </w:p>
+                  </w:txbxContent>
+                </v:textbox>
+              </v:shape>
+            </w:pict>
+          </mc:Fallback>
+        </mc:AlternateContent>
       </w:r>
       <w:r>
-        <w:pict>
-          <v:rect id="Rect173" style="position:absolute;left:310.647pt;top:546.932pt;width:41.913pt;height:10.833pt;z-index:0;mso-position-horizontal:absolute;mso-position-vertical:absolute;mso-position-horizontal-relative:page;mso-position-vertical-relative:page;mso-wrap:none;" filled="false" stroked="false">
-            <v:fill on="false"/>
-            <v:stroke on="false"/>
-          </v:rect>
-        </w:pict>
+        <mc:AlternateContent>
+          <mc:Choice xmlns:a="http://schemas.openxmlformats.org/drawingml/2006/main" Requires="wps">
+            <w:drawing>
+              <wp:anchor distT="0" distB="0" distL="0" distR="0" simplePos="0" relativeHeight="10" behindDoc="0" locked="0" layoutInCell="1" allowOverlap="1">
+                <wp:simplePos x="0" y="0"/>
+                <wp:positionH relativeFrom="page">
+                  <wp:posOffset>1544848</wp:posOffset>
+                </wp:positionH>
+                <wp:positionV relativeFrom="page">
+                  <wp:posOffset>1374527</wp:posOffset>
+                </wp:positionV>
+                <wp:extent cx="6588760" cy="268224"/>
+                <wp:effectExtent l="0" t="0" r="0" b="0"/>
+                <wp:wrapNone/>
+                <wp:docPr id="164" name="TextBox164"/>
+                <wp:cNvGraphicFramePr/>
+                <a:graphic>
+                  <a:graphicData uri="http://schemas.microsoft.com/office/word/2010/wordprocessingShape">
+                    <wps:wsp>
+                      <wps:cNvSpPr txBox="1"/>
+                      <wps:cNvCnPr/>
+                      <wps:spPr>
+                        <a:xfrm>
+                          <a:off x="0" y="0"/>
+                          <a:ext cx="6588760" cy="268224"/>
+                        </a:xfrm>
+                        <a:prstGeom prst="rect">
+                          <a:avLst/>
+                        </a:prstGeom>
+                        <a:noFill/>
+                        <a:ln>
+                          <a:noFill/>
+                        </a:ln>
+                      </wps:spPr>
+                      <wps:txbx>
+                        <w:txbxContent>
+                          <w:p>
+                            <w:pPr>
+                              <w:spacing w:line="240" w:lineRule="auto" w:before="0" w:after="0" w:beforeLines="0" w:afterLines="0"/>
+                              <w:ind w:left="0" w:right="0" w:firstLine="0"/>
+                            </w:pPr>
+                            <w:r>
+                              <w:rPr>
+                                <w:rFonts w:ascii="Times New Roman" w:hAnsi="Times New Roman" w:eastAsia="仿宋" w:cs="Times New Roman"/>
+                                <w:color w:val="000000"/>
+                                <w:sz w:val="26"/>
+                                <w:szCs w:val="26"/>
+                              </w:rPr>
+                              <w:t xml:space="preserve">1、本合同采用固定总价合同。在合同实施期间，除非在合同条款中</w:t>
+                            </w:r>
+                          </w:p>
+                        </w:txbxContent>
+                      </wps:txbx>
+                      <wps:bodyPr rot="0" vert="horz" anchor="t" wrap="square" lIns="0" tIns="0" rIns="0" bIns="0"/>
+                    </wps:wsp>
+                  </a:graphicData>
+                </a:graphic>
+              </wp:anchor>
+            </w:drawing>
+          </mc:Choice>
+          <mc:Fallback>
+            <w:pict>
+              <v:shape id="VML164" type="#_x0000_t202" style="position:absolute;left:121.642pt;top:108.230pt;width:518.800pt;height:21.120pt;z-index:10;mso-position-horizontal:absolute;mso-position-vertical:absolute;mso-position-horizontal-relative:page;mso-position-vertical-relative:page;mso-wrap:square;" filled="false" stroked="false" v-text-anchor="top">
+                <v:fill on="false"/>
+                <v:stroke on="false"/>
+                <v:textbox style="mso-fit-shape-to-text:false" inset="0pt,0pt,0pt,0pt">
+                  <w:txbxContent>
+                    <w:p>
+                      <w:pPr>
+                        <w:spacing w:line="240" w:lineRule="auto" w:before="0" w:after="0" w:beforeLines="0" w:afterLines="0"/>
+                        <w:ind w:left="0" w:right="0" w:firstLine="0"/>
+                      </w:pPr>
+                      <w:r>
+                        <w:rPr>
+                          <w:rFonts w:ascii="Times New Roman" w:hAnsi="Times New Roman" w:eastAsia="仿宋" w:cs="Times New Roman"/>
+                          <w:color w:val="000000"/>
+                          <w:sz w:val="26"/>
+                          <w:szCs w:val="26"/>
+                        </w:rPr>
+                        <w:t xml:space="preserve">1、本合同采用固定总价合同。在合同实施期间，除非在合同条款中</w:t>
+                      </w:r>
+                    </w:p>
+                  </w:txbxContent>
+                </v:textbox>
+              </v:shape>
+            </w:pict>
+          </mc:Fallback>
+        </mc:AlternateContent>
       </w:r>
       <w:r>
-        <w:pict>
-          <v:rect id="Rect174" style="position:absolute;left:364.137pt;top:547.561pt;width:20.225pt;height:9.601pt;z-index:0;mso-position-horizontal:absolute;mso-position-vertical:absolute;mso-position-horizontal-relative:page;mso-position-vertical-relative:page;mso-wrap:none;" filled="false" stroked="false">
-            <v:fill on="false"/>
-            <v:stroke on="false"/>
-          </v:rect>
-        </w:pict>
+        <mc:AlternateContent>
+          <mc:Choice xmlns:a="http://schemas.openxmlformats.org/drawingml/2006/main" Requires="wps">
+            <w:drawing>
+              <wp:anchor distT="0" distB="0" distL="0" distR="0" simplePos="0" relativeHeight="10" behindDoc="0" locked="0" layoutInCell="1" allowOverlap="1">
+                <wp:simplePos x="0" y="0"/>
+                <wp:positionH relativeFrom="page">
+                  <wp:posOffset>1190625</wp:posOffset>
+                </wp:positionH>
+                <wp:positionV relativeFrom="page">
+                  <wp:posOffset>1607503</wp:posOffset>
+                </wp:positionV>
+                <wp:extent cx="7024624" cy="268224"/>
+                <wp:effectExtent l="0" t="0" r="0" b="0"/>
+                <wp:wrapNone/>
+                <wp:docPr id="165" name="TextBox165"/>
+                <wp:cNvGraphicFramePr/>
+                <a:graphic>
+                  <a:graphicData uri="http://schemas.microsoft.com/office/word/2010/wordprocessingShape">
+                    <wps:wsp>
+                      <wps:cNvSpPr txBox="1"/>
+                      <wps:cNvCnPr/>
+                      <wps:spPr>
+                        <a:xfrm>
+                          <a:off x="0" y="0"/>
+                          <a:ext cx="7024624" cy="268224"/>
+                        </a:xfrm>
+                        <a:prstGeom prst="rect">
+                          <a:avLst/>
+                        </a:prstGeom>
+                        <a:noFill/>
+                        <a:ln>
+                          <a:noFill/>
+                        </a:ln>
+                      </wps:spPr>
+                      <wps:txbx>
+                        <w:txbxContent>
+                          <w:p>
+                            <w:pPr>
+                              <w:spacing w:line="240" w:lineRule="auto" w:before="0" w:after="0" w:beforeLines="0" w:afterLines="0"/>
+                              <w:ind w:left="0" w:right="0" w:firstLine="0"/>
+                            </w:pPr>
+                            <w:r>
+                              <w:rPr>
+                                <w:rFonts w:ascii="Times New Roman" w:hAnsi="Times New Roman" w:eastAsia="仿宋" w:cs="Times New Roman"/>
+                                <w:color w:val="000000"/>
+                                <w:sz w:val="26"/>
+                                <w:szCs w:val="26"/>
+                              </w:rPr>
+                              <w:t xml:space="preserve">另有规定，合同总价不随国家政策或法规、标准及市场因素的变化而进行</w:t>
+                            </w:r>
+                          </w:p>
+                        </w:txbxContent>
+                      </wps:txbx>
+                      <wps:bodyPr rot="0" vert="horz" anchor="t" wrap="square" lIns="0" tIns="0" rIns="0" bIns="0"/>
+                    </wps:wsp>
+                  </a:graphicData>
+                </a:graphic>
+              </wp:anchor>
+            </w:drawing>
+          </mc:Choice>
+          <mc:Fallback>
+            <w:pict>
+              <v:shape id="VML165" type="#_x0000_t202" style="position:absolute;left:93.750pt;top:126.575pt;width:553.120pt;height:21.120pt;z-index:10;mso-position-horizontal:absolute;mso-position-vertical:absolute;mso-position-horizontal-relative:page;mso-position-vertical-relative:page;mso-wrap:square;" filled="false" stroked="false" v-text-anchor="top">
+                <v:fill on="false"/>
+                <v:stroke on="false"/>
+                <v:textbox style="mso-fit-shape-to-text:false" inset="0pt,0pt,0pt,0pt">
+                  <w:txbxContent>
+                    <w:p>
+                      <w:pPr>
+                        <w:spacing w:line="240" w:lineRule="auto" w:before="0" w:after="0" w:beforeLines="0" w:afterLines="0"/>
+                        <w:ind w:left="0" w:right="0" w:firstLine="0"/>
+                      </w:pPr>
+                      <w:r>
+                        <w:rPr>
+                          <w:rFonts w:ascii="Times New Roman" w:hAnsi="Times New Roman" w:eastAsia="仿宋" w:cs="Times New Roman"/>
+                          <w:color w:val="000000"/>
+                          <w:sz w:val="26"/>
+                          <w:szCs w:val="26"/>
+                        </w:rPr>
+                        <w:t xml:space="preserve">另有规定，合同总价不随国家政策或法规、标准及市场因素的变化而进行</w:t>
+                      </w:r>
+                    </w:p>
+                  </w:txbxContent>
+                </v:textbox>
+              </v:shape>
+            </w:pict>
+          </mc:Fallback>
+        </mc:AlternateContent>
       </w:r>
       <w:r>
-        <w:pict>
-          <v:rect id="Rect175" style="position:absolute;left:429.026pt;top:546.901pt;width:67.741pt;height:10.864pt;z-index:0;mso-position-horizontal:absolute;mso-position-vertical:absolute;mso-position-horizontal-relative:page;mso-position-vertical-relative:page;mso-wrap:none;" filled="false" stroked="false">
-            <v:fill on="false"/>
-            <v:stroke on="false"/>
-          </v:rect>
-        </w:pict>
+        <mc:AlternateContent>
+          <mc:Choice xmlns:a="http://schemas.openxmlformats.org/drawingml/2006/main" Requires="wps">
+            <w:drawing>
+              <wp:anchor distT="0" distB="0" distL="0" distR="0" simplePos="0" relativeHeight="10" behindDoc="0" locked="0" layoutInCell="1" allowOverlap="1">
+                <wp:simplePos x="0" y="0"/>
+                <wp:positionH relativeFrom="page">
+                  <wp:posOffset>1190625</wp:posOffset>
+                </wp:positionH>
+                <wp:positionV relativeFrom="page">
+                  <wp:posOffset>1849438</wp:posOffset>
+                </wp:positionV>
+                <wp:extent cx="4845304" cy="268224"/>
+                <wp:effectExtent l="0" t="0" r="0" b="0"/>
+                <wp:wrapNone/>
+                <wp:docPr id="166" name="TextBox166"/>
+                <wp:cNvGraphicFramePr/>
+                <a:graphic>
+                  <a:graphicData uri="http://schemas.microsoft.com/office/word/2010/wordprocessingShape">
+                    <wps:wsp>
+                      <wps:cNvSpPr txBox="1"/>
+                      <wps:cNvCnPr/>
+                      <wps:spPr>
+                        <a:xfrm>
+                          <a:off x="0" y="0"/>
+                          <a:ext cx="4845304" cy="268224"/>
+                        </a:xfrm>
+                        <a:prstGeom prst="rect">
+                          <a:avLst/>
+                        </a:prstGeom>
+                        <a:noFill/>
+                        <a:ln>
+                          <a:noFill/>
+                        </a:ln>
+                      </wps:spPr>
+                      <wps:txbx>
+                        <w:txbxContent>
+                          <w:p>
+                            <w:pPr>
+                              <w:spacing w:line="240" w:lineRule="auto" w:before="0" w:after="0" w:beforeLines="0" w:afterLines="0"/>
+                              <w:ind w:left="0" w:right="0" w:firstLine="0"/>
+                            </w:pPr>
+                            <w:r>
+                              <w:rPr>
+                                <w:rFonts w:ascii="Times New Roman" w:hAnsi="Times New Roman" w:eastAsia="仿宋" w:cs="Times New Roman"/>
+                                <w:color w:val="000000"/>
+                                <w:sz w:val="26"/>
+                                <w:szCs w:val="26"/>
+                              </w:rPr>
+                              <w:t xml:space="preserve">调整，也不因实际合同周期的延长或缩短而调整。</w:t>
+                            </w:r>
+                          </w:p>
+                        </w:txbxContent>
+                      </wps:txbx>
+                      <wps:bodyPr rot="0" vert="horz" anchor="t" wrap="square" lIns="0" tIns="0" rIns="0" bIns="0"/>
+                    </wps:wsp>
+                  </a:graphicData>
+                </a:graphic>
+              </wp:anchor>
+            </w:drawing>
+          </mc:Choice>
+          <mc:Fallback>
+            <w:pict>
+              <v:shape id="VML166" type="#_x0000_t202" style="position:absolute;left:93.750pt;top:145.625pt;width:381.520pt;height:21.120pt;z-index:10;mso-position-horizontal:absolute;mso-position-vertical:absolute;mso-position-horizontal-relative:page;mso-position-vertical-relative:page;mso-wrap:square;" filled="false" stroked="false" v-text-anchor="top">
+                <v:fill on="false"/>
+                <v:stroke on="false"/>
+                <v:textbox style="mso-fit-shape-to-text:false" inset="0pt,0pt,0pt,0pt">
+                  <w:txbxContent>
+                    <w:p>
+                      <w:pPr>
+                        <w:spacing w:line="240" w:lineRule="auto" w:before="0" w:after="0" w:beforeLines="0" w:afterLines="0"/>
+                        <w:ind w:left="0" w:right="0" w:firstLine="0"/>
+                      </w:pPr>
+                      <w:r>
+                        <w:rPr>
+                          <w:rFonts w:ascii="Times New Roman" w:hAnsi="Times New Roman" w:eastAsia="仿宋" w:cs="Times New Roman"/>
+                          <w:color w:val="000000"/>
+                          <w:sz w:val="26"/>
+                          <w:szCs w:val="26"/>
+                        </w:rPr>
+                        <w:t xml:space="preserve">调整，也不因实际合同周期的延长或缩短而调整。</w:t>
+                      </w:r>
+                    </w:p>
+                  </w:txbxContent>
+                </v:textbox>
+              </v:shape>
+            </w:pict>
+          </mc:Fallback>
+        </mc:AlternateContent>
       </w:r>
       <w:r>
-        <w:pict>
-          <v:shape id="TextBox176" type="#_x0000_t202" style="position:absolute;left:121.642pt;top:110.230pt;width:518.800pt;height:21.120pt;z-index:10;mso-position-horizontal:absolute;mso-position-vertical:absolute;mso-position-horizontal-relative:page;mso-position-vertical-relative:page;mso-wrap:square;" filled="false" stroked="false" v-text-anchor="top">
-            <v:fill on="false"/>
-            <v:stroke on="false"/>
-            <v:textbox style="mso-fit-shape-to-text:false" inset="0pt,0pt,0pt,0pt">
-              <w:txbxContent>
-                <w:p>
-                  <w:pPr>
-                    <w:spacing w:line="240" w:lineRule="auto" w:before="0" w:after="0" w:beforeLines="0" w:afterLines="0"/>
-                    <w:jc w:val="center"/>
-                    <w:ind w:left="0" w:right="0" w:firstLine="0"/>
-                  </w:pPr>
-                  <w:r>
-                    <w:rPr>
-                      <w:rFonts w:ascii="Times New Roman" w:hAnsi="Times New Roman" w:eastAsia="仿宋" w:cs="Times New Roman"/>
-                      <w:color w:val="000000"/>
-                      <w:sz w:val="26"/>
-                      <w:szCs w:val="26"/>
-                    </w:rPr>
-                    <w:t xml:space="preserve">1、本合同采用固定总价合同。在合同实施期间，除非在合同条款中</w:t>
-                  </w:r>
-                </w:p>
-              </w:txbxContent>
-            </v:textbox>
-          </v:shape>
-        </w:pict>
+        <mc:AlternateContent>
+          <mc:Choice xmlns:a="http://schemas.openxmlformats.org/drawingml/2006/main" Requires="wps">
+            <w:drawing>
+              <wp:anchor distT="0" distB="0" distL="0" distR="0" simplePos="0" relativeHeight="10" behindDoc="0" locked="0" layoutInCell="1" allowOverlap="1">
+                <wp:simplePos x="0" y="0"/>
+                <wp:positionH relativeFrom="page">
+                  <wp:posOffset>1544848</wp:posOffset>
+                </wp:positionH>
+                <wp:positionV relativeFrom="page">
+                  <wp:posOffset>2172020</wp:posOffset>
+                </wp:positionV>
+                <wp:extent cx="1794256" cy="268224"/>
+                <wp:effectExtent l="0" t="0" r="0" b="0"/>
+                <wp:wrapNone/>
+                <wp:docPr id="167" name="TextBox167"/>
+                <wp:cNvGraphicFramePr/>
+                <a:graphic>
+                  <a:graphicData uri="http://schemas.microsoft.com/office/word/2010/wordprocessingShape">
+                    <wps:wsp>
+                      <wps:cNvSpPr txBox="1"/>
+                      <wps:cNvCnPr/>
+                      <wps:spPr>
+                        <a:xfrm>
+                          <a:off x="0" y="0"/>
+                          <a:ext cx="1794256" cy="268224"/>
+                        </a:xfrm>
+                        <a:prstGeom prst="rect">
+                          <a:avLst/>
+                        </a:prstGeom>
+                        <a:noFill/>
+                        <a:ln>
+                          <a:noFill/>
+                        </a:ln>
+                      </wps:spPr>
+                      <wps:txbx>
+                        <w:txbxContent>
+                          <w:p>
+                            <w:pPr>
+                              <w:spacing w:line="240" w:lineRule="auto" w:before="0" w:after="0" w:beforeLines="0" w:afterLines="0"/>
+                              <w:ind w:left="0" w:right="0" w:firstLine="0"/>
+                            </w:pPr>
+                            <w:r>
+                              <w:rPr>
+                                <w:rFonts w:ascii="Times New Roman" w:hAnsi="Times New Roman" w:eastAsia="仿宋" w:cs="Times New Roman"/>
+                                <w:color w:val="000000"/>
+                                <w:sz w:val="26"/>
+                                <w:szCs w:val="26"/>
+                              </w:rPr>
+                              <w:t xml:space="preserve">2.响应报价说明</w:t>
+                            </w:r>
+                          </w:p>
+                        </w:txbxContent>
+                      </wps:txbx>
+                      <wps:bodyPr rot="0" vert="horz" anchor="t" wrap="square" lIns="0" tIns="0" rIns="0" bIns="0"/>
+                    </wps:wsp>
+                  </a:graphicData>
+                </a:graphic>
+              </wp:anchor>
+            </w:drawing>
+          </mc:Choice>
+          <mc:Fallback>
+            <w:pict>
+              <v:shape id="VML167" type="#_x0000_t202" style="position:absolute;left:121.642pt;top:171.025pt;width:141.280pt;height:21.120pt;z-index:10;mso-position-horizontal:absolute;mso-position-vertical:absolute;mso-position-horizontal-relative:page;mso-position-vertical-relative:page;mso-wrap:square;" filled="false" stroked="false" v-text-anchor="top">
+                <v:fill on="false"/>
+                <v:stroke on="false"/>
+                <v:textbox style="mso-fit-shape-to-text:false" inset="0pt,0pt,0pt,0pt">
+                  <w:txbxContent>
+                    <w:p>
+                      <w:pPr>
+                        <w:spacing w:line="240" w:lineRule="auto" w:before="0" w:after="0" w:beforeLines="0" w:afterLines="0"/>
+                        <w:ind w:left="0" w:right="0" w:firstLine="0"/>
+                      </w:pPr>
+                      <w:r>
+                        <w:rPr>
+                          <w:rFonts w:ascii="Times New Roman" w:hAnsi="Times New Roman" w:eastAsia="仿宋" w:cs="Times New Roman"/>
+                          <w:color w:val="000000"/>
+                          <w:sz w:val="26"/>
+                          <w:szCs w:val="26"/>
+                        </w:rPr>
+                        <w:t xml:space="preserve">2.响应报价说明</w:t>
+                      </w:r>
+                    </w:p>
+                  </w:txbxContent>
+                </v:textbox>
+              </v:shape>
+            </w:pict>
+          </mc:Fallback>
+        </mc:AlternateContent>
       </w:r>
       <w:r>
-        <w:pict>
-          <v:shape id="TextBox177" type="#_x0000_t202" style="position:absolute;left:93.750pt;top:128.575pt;width:553.120pt;height:21.120pt;z-index:10;mso-position-horizontal:absolute;mso-position-vertical:absolute;mso-position-horizontal-relative:page;mso-position-vertical-relative:page;mso-wrap:square;" filled="false" stroked="false" v-text-anchor="top">
-            <v:fill on="false"/>
-            <v:stroke on="false"/>
-            <v:textbox style="mso-fit-shape-to-text:false" inset="0pt,0pt,0pt,0pt">
-              <w:txbxContent>
-                <w:p>
-                  <w:pPr>
-                    <w:spacing w:line="240" w:lineRule="auto" w:before="0" w:after="0" w:beforeLines="0" w:afterLines="0"/>
-                    <w:jc w:val="center"/>
-                    <w:ind w:left="0" w:right="0" w:firstLine="0"/>
-                  </w:pPr>
-                  <w:r>
-                    <w:rPr>
-                      <w:rFonts w:ascii="Times New Roman" w:hAnsi="Times New Roman" w:eastAsia="仿宋" w:cs="Times New Roman"/>
-                      <w:color w:val="000000"/>
-                      <w:sz w:val="26"/>
-                      <w:szCs w:val="26"/>
-                    </w:rPr>
-                    <w:t xml:space="preserve">另有规定，合同总价不随国家政策或法规、标准及市场因素的变化而进行</w:t>
-                  </w:r>
-                </w:p>
-              </w:txbxContent>
-            </v:textbox>
-          </v:shape>
-        </w:pict>
+        <mc:AlternateContent>
+          <mc:Choice xmlns:a="http://schemas.openxmlformats.org/drawingml/2006/main" Requires="wps">
+            <w:drawing>
+              <wp:anchor distT="0" distB="0" distL="0" distR="0" simplePos="0" relativeHeight="10" behindDoc="0" locked="0" layoutInCell="1" allowOverlap="1">
+                <wp:simplePos x="0" y="0"/>
+                <wp:positionH relativeFrom="page">
+                  <wp:posOffset>1544848</wp:posOffset>
+                </wp:positionH>
+                <wp:positionV relativeFrom="page">
+                  <wp:posOffset>2521483</wp:posOffset>
+                </wp:positionV>
+                <wp:extent cx="7024624" cy="268224"/>
+                <wp:effectExtent l="0" t="0" r="0" b="0"/>
+                <wp:wrapNone/>
+                <wp:docPr id="168" name="TextBox168"/>
+                <wp:cNvGraphicFramePr/>
+                <a:graphic>
+                  <a:graphicData uri="http://schemas.microsoft.com/office/word/2010/wordprocessingShape">
+                    <wps:wsp>
+                      <wps:cNvSpPr txBox="1"/>
+                      <wps:cNvCnPr/>
+                      <wps:spPr>
+                        <a:xfrm>
+                          <a:off x="0" y="0"/>
+                          <a:ext cx="7024624" cy="268224"/>
+                        </a:xfrm>
+                        <a:prstGeom prst="rect">
+                          <a:avLst/>
+                        </a:prstGeom>
+                        <a:noFill/>
+                        <a:ln>
+                          <a:noFill/>
+                        </a:ln>
+                      </wps:spPr>
+                      <wps:txbx>
+                        <w:txbxContent>
+                          <w:p>
+                            <w:pPr>
+                              <w:spacing w:line="240" w:lineRule="auto" w:before="0" w:after="0" w:beforeLines="0" w:afterLines="0"/>
+                              <w:ind w:left="0" w:right="0" w:firstLine="0"/>
+                            </w:pPr>
+                            <w:r>
+                              <w:rPr>
+                                <w:rFonts w:ascii="Times New Roman" w:hAnsi="Times New Roman" w:eastAsia="仿宋" w:cs="Times New Roman"/>
+                                <w:color w:val="000000"/>
+                                <w:sz w:val="26"/>
+                                <w:szCs w:val="26"/>
+                              </w:rPr>
+                              <w:t xml:space="preserve">2.1 供应商为完成采购文件所确定的采购范围内及合同所确定的范围</w:t>
+                            </w:r>
+                          </w:p>
+                        </w:txbxContent>
+                      </wps:txbx>
+                      <wps:bodyPr rot="0" vert="horz" anchor="t" wrap="square" lIns="0" tIns="0" rIns="0" bIns="0"/>
+                    </wps:wsp>
+                  </a:graphicData>
+                </a:graphic>
+              </wp:anchor>
+            </w:drawing>
+          </mc:Choice>
+          <mc:Fallback>
+            <w:pict>
+              <v:shape id="VML168" type="#_x0000_t202" style="position:absolute;left:121.642pt;top:198.542pt;width:553.120pt;height:21.120pt;z-index:10;mso-position-horizontal:absolute;mso-position-vertical:absolute;mso-position-horizontal-relative:page;mso-position-vertical-relative:page;mso-wrap:square;" filled="false" stroked="false" v-text-anchor="top">
+                <v:fill on="false"/>
+                <v:stroke on="false"/>
+                <v:textbox style="mso-fit-shape-to-text:false" inset="0pt,0pt,0pt,0pt">
+                  <w:txbxContent>
+                    <w:p>
+                      <w:pPr>
+                        <w:spacing w:line="240" w:lineRule="auto" w:before="0" w:after="0" w:beforeLines="0" w:afterLines="0"/>
+                        <w:ind w:left="0" w:right="0" w:firstLine="0"/>
+                      </w:pPr>
+                      <w:r>
+                        <w:rPr>
+                          <w:rFonts w:ascii="Times New Roman" w:hAnsi="Times New Roman" w:eastAsia="仿宋" w:cs="Times New Roman"/>
+                          <w:color w:val="000000"/>
+                          <w:sz w:val="26"/>
+                          <w:szCs w:val="26"/>
+                        </w:rPr>
+                        <w:t xml:space="preserve">2.1 供应商为完成采购文件所确定的采购范围内及合同所确定的范围</w:t>
+                      </w:r>
+                    </w:p>
+                  </w:txbxContent>
+                </v:textbox>
+              </v:shape>
+            </w:pict>
+          </mc:Fallback>
+        </mc:AlternateContent>
       </w:r>
       <w:r>
-        <w:pict>
-          <v:shape id="TextBox178" type="#_x0000_t202" style="position:absolute;left:93.750pt;top:147.625pt;width:381.520pt;height:21.120pt;z-index:10;mso-position-horizontal:absolute;mso-position-vertical:absolute;mso-position-horizontal-relative:page;mso-position-vertical-relative:page;mso-wrap:square;" filled="false" stroked="false" v-text-anchor="top">
-            <v:fill on="false"/>
-            <v:stroke on="false"/>
-            <v:textbox style="mso-fit-shape-to-text:false" inset="0pt,0pt,0pt,0pt">
-              <w:txbxContent>
-                <w:p>
-                  <w:pPr>
-                    <w:spacing w:line="240" w:lineRule="auto" w:before="0" w:after="0" w:beforeLines="0" w:afterLines="0"/>
-                    <w:ind w:left="0" w:right="0" w:firstLine="0"/>
-                  </w:pPr>
-                  <w:r>
-                    <w:rPr>
-                      <w:rFonts w:ascii="Times New Roman" w:hAnsi="Times New Roman" w:eastAsia="仿宋" w:cs="Times New Roman"/>
-                      <w:color w:val="000000"/>
-                      <w:sz w:val="26"/>
-                      <w:szCs w:val="26"/>
-                    </w:rPr>
-                    <w:t xml:space="preserve">调整，也不因实际合同周期的延长或缩短而调整。</w:t>
-                  </w:r>
-                </w:p>
-              </w:txbxContent>
-            </v:textbox>
-          </v:shape>
-        </w:pict>
+        <mc:AlternateContent>
+          <mc:Choice xmlns:a="http://schemas.openxmlformats.org/drawingml/2006/main" Requires="wps">
+            <w:drawing>
+              <wp:anchor distT="0" distB="0" distL="0" distR="0" simplePos="0" relativeHeight="10" behindDoc="0" locked="0" layoutInCell="1" allowOverlap="1">
+                <wp:simplePos x="0" y="0"/>
+                <wp:positionH relativeFrom="page">
+                  <wp:posOffset>1190625</wp:posOffset>
+                </wp:positionH>
+                <wp:positionV relativeFrom="page">
+                  <wp:posOffset>2754458</wp:posOffset>
+                </wp:positionV>
+                <wp:extent cx="7024624" cy="268224"/>
+                <wp:effectExtent l="0" t="0" r="0" b="0"/>
+                <wp:wrapNone/>
+                <wp:docPr id="169" name="TextBox169"/>
+                <wp:cNvGraphicFramePr/>
+                <a:graphic>
+                  <a:graphicData uri="http://schemas.microsoft.com/office/word/2010/wordprocessingShape">
+                    <wps:wsp>
+                      <wps:cNvSpPr txBox="1"/>
+                      <wps:cNvCnPr/>
+                      <wps:spPr>
+                        <a:xfrm>
+                          <a:off x="0" y="0"/>
+                          <a:ext cx="7024624" cy="268224"/>
+                        </a:xfrm>
+                        <a:prstGeom prst="rect">
+                          <a:avLst/>
+                        </a:prstGeom>
+                        <a:noFill/>
+                        <a:ln>
+                          <a:noFill/>
+                        </a:ln>
+                      </wps:spPr>
+                      <wps:txbx>
+                        <w:txbxContent>
+                          <w:p>
+                            <w:pPr>
+                              <w:spacing w:line="240" w:lineRule="auto" w:before="0" w:after="0" w:beforeLines="0" w:afterLines="0"/>
+                              <w:ind w:left="0" w:right="0" w:firstLine="0"/>
+                            </w:pPr>
+                            <w:r>
+                              <w:rPr>
+                                <w:rFonts w:ascii="Times New Roman" w:hAnsi="Times New Roman" w:eastAsia="仿宋" w:cs="Times New Roman"/>
+                                <w:color w:val="000000"/>
+                                <w:sz w:val="26"/>
+                                <w:szCs w:val="26"/>
+                              </w:rPr>
+                              <w:t xml:space="preserve">内的全部服务工作内容所发生的一切费用均认为已包括在总报价中，包括</w:t>
+                            </w:r>
+                          </w:p>
+                        </w:txbxContent>
+                      </wps:txbx>
+                      <wps:bodyPr rot="0" vert="horz" anchor="t" wrap="square" lIns="0" tIns="0" rIns="0" bIns="0"/>
+                    </wps:wsp>
+                  </a:graphicData>
+                </a:graphic>
+              </wp:anchor>
+            </w:drawing>
+          </mc:Choice>
+          <mc:Fallback>
+            <w:pict>
+              <v:shape id="VML169" type="#_x0000_t202" style="position:absolute;left:93.750pt;top:216.886pt;width:553.120pt;height:21.120pt;z-index:10;mso-position-horizontal:absolute;mso-position-vertical:absolute;mso-position-horizontal-relative:page;mso-position-vertical-relative:page;mso-wrap:square;" filled="false" stroked="false" v-text-anchor="top">
+                <v:fill on="false"/>
+                <v:stroke on="false"/>
+                <v:textbox style="mso-fit-shape-to-text:false" inset="0pt,0pt,0pt,0pt">
+                  <w:txbxContent>
+                    <w:p>
+                      <w:pPr>
+                        <w:spacing w:line="240" w:lineRule="auto" w:before="0" w:after="0" w:beforeLines="0" w:afterLines="0"/>
+                        <w:ind w:left="0" w:right="0" w:firstLine="0"/>
+                      </w:pPr>
+                      <w:r>
+                        <w:rPr>
+                          <w:rFonts w:ascii="Times New Roman" w:hAnsi="Times New Roman" w:eastAsia="仿宋" w:cs="Times New Roman"/>
+                          <w:color w:val="000000"/>
+                          <w:sz w:val="26"/>
+                          <w:szCs w:val="26"/>
+                        </w:rPr>
+                        <w:t xml:space="preserve">内的全部服务工作内容所发生的一切费用均认为已包括在总报价中，包括</w:t>
+                      </w:r>
+                    </w:p>
+                  </w:txbxContent>
+                </v:textbox>
+              </v:shape>
+            </w:pict>
+          </mc:Fallback>
+        </mc:AlternateContent>
       </w:r>
       <w:r>
-        <w:pict>
-          <v:shape id="TextBox179" type="#_x0000_t202" style="position:absolute;left:121.642pt;top:173.025pt;width:141.280pt;height:21.120pt;z-index:10;mso-position-horizontal:absolute;mso-position-vertical:absolute;mso-position-horizontal-relative:page;mso-position-vertical-relative:page;mso-wrap:square;" filled="false" stroked="false" v-text-anchor="top">
-            <v:fill on="false"/>
-            <v:stroke on="false"/>
-            <v:textbox style="mso-fit-shape-to-text:false" inset="0pt,0pt,0pt,0pt">
-              <w:txbxContent>
-                <w:p>
-                  <w:pPr>
-                    <w:spacing w:line="240" w:lineRule="auto" w:before="0" w:after="0" w:beforeLines="0" w:afterLines="0"/>
-                    <w:ind w:left="0" w:right="0" w:firstLine="0"/>
-                  </w:pPr>
-                  <w:r>
-                    <w:rPr>
-                      <w:rFonts w:ascii="Times New Roman" w:hAnsi="Times New Roman" w:eastAsia="仿宋" w:cs="Times New Roman"/>
-                      <w:color w:val="000000"/>
-                      <w:sz w:val="26"/>
-                      <w:szCs w:val="26"/>
-                    </w:rPr>
-                    <w:t xml:space="preserve">2.响应报价说明</w:t>
-                  </w:r>
-                </w:p>
-              </w:txbxContent>
-            </v:textbox>
-          </v:shape>
-        </w:pict>
+        <mc:AlternateContent>
+          <mc:Choice xmlns:a="http://schemas.openxmlformats.org/drawingml/2006/main" Requires="wps">
+            <w:drawing>
+              <wp:anchor distT="0" distB="0" distL="0" distR="0" simplePos="0" relativeHeight="10" behindDoc="0" locked="0" layoutInCell="1" allowOverlap="1">
+                <wp:simplePos x="0" y="0"/>
+                <wp:positionH relativeFrom="page">
+                  <wp:posOffset>1190625</wp:posOffset>
+                </wp:positionH>
+                <wp:positionV relativeFrom="page">
+                  <wp:posOffset>2987433</wp:posOffset>
+                </wp:positionV>
+                <wp:extent cx="7024624" cy="268224"/>
+                <wp:effectExtent l="0" t="0" r="0" b="0"/>
+                <wp:wrapNone/>
+                <wp:docPr id="170" name="TextBox170"/>
+                <wp:cNvGraphicFramePr/>
+                <a:graphic>
+                  <a:graphicData uri="http://schemas.microsoft.com/office/word/2010/wordprocessingShape">
+                    <wps:wsp>
+                      <wps:cNvSpPr txBox="1"/>
+                      <wps:cNvCnPr/>
+                      <wps:spPr>
+                        <a:xfrm>
+                          <a:off x="0" y="0"/>
+                          <a:ext cx="7024624" cy="268224"/>
+                        </a:xfrm>
+                        <a:prstGeom prst="rect">
+                          <a:avLst/>
+                        </a:prstGeom>
+                        <a:noFill/>
+                        <a:ln>
+                          <a:noFill/>
+                        </a:ln>
+                      </wps:spPr>
+                      <wps:txbx>
+                        <w:txbxContent>
+                          <w:p>
+                            <w:pPr>
+                              <w:spacing w:line="240" w:lineRule="auto" w:before="0" w:after="0" w:beforeLines="0" w:afterLines="0"/>
+                              <w:ind w:left="0" w:right="0" w:firstLine="0"/>
+                            </w:pPr>
+                            <w:r>
+                              <w:rPr>
+                                <w:rFonts w:ascii="Times New Roman" w:hAnsi="Times New Roman" w:eastAsia="仿宋" w:cs="Times New Roman"/>
+                                <w:color w:val="000000"/>
+                                <w:sz w:val="26"/>
+                                <w:szCs w:val="26"/>
+                              </w:rPr>
+                              <w:t xml:space="preserve">人员及设备费用及相关工作所需的费用、管理费、出版费、食宿费、差旅</w:t>
+                            </w:r>
+                          </w:p>
+                        </w:txbxContent>
+                      </wps:txbx>
+                      <wps:bodyPr rot="0" vert="horz" anchor="t" wrap="square" lIns="0" tIns="0" rIns="0" bIns="0"/>
+                    </wps:wsp>
+                  </a:graphicData>
+                </a:graphic>
+              </wp:anchor>
+            </w:drawing>
+          </mc:Choice>
+          <mc:Fallback>
+            <w:pict>
+              <v:shape id="VML170" type="#_x0000_t202" style="position:absolute;left:93.750pt;top:235.231pt;width:553.120pt;height:21.120pt;z-index:10;mso-position-horizontal:absolute;mso-position-vertical:absolute;mso-position-horizontal-relative:page;mso-position-vertical-relative:page;mso-wrap:square;" filled="false" stroked="false" v-text-anchor="top">
+                <v:fill on="false"/>
+                <v:stroke on="false"/>
+                <v:textbox style="mso-fit-shape-to-text:false" inset="0pt,0pt,0pt,0pt">
+                  <w:txbxContent>
+                    <w:p>
+                      <w:pPr>
+                        <w:spacing w:line="240" w:lineRule="auto" w:before="0" w:after="0" w:beforeLines="0" w:afterLines="0"/>
+                        <w:ind w:left="0" w:right="0" w:firstLine="0"/>
+                      </w:pPr>
+                      <w:r>
+                        <w:rPr>
+                          <w:rFonts w:ascii="Times New Roman" w:hAnsi="Times New Roman" w:eastAsia="仿宋" w:cs="Times New Roman"/>
+                          <w:color w:val="000000"/>
+                          <w:sz w:val="26"/>
+                          <w:szCs w:val="26"/>
+                        </w:rPr>
+                        <w:t xml:space="preserve">人员及设备费用及相关工作所需的费用、管理费、出版费、食宿费、差旅</w:t>
+                      </w:r>
+                    </w:p>
+                  </w:txbxContent>
+                </v:textbox>
+              </v:shape>
+            </w:pict>
+          </mc:Fallback>
+        </mc:AlternateContent>
       </w:r>
       <w:r>
-        <w:pict>
-          <v:shape id="TextBox180" type="#_x0000_t202" style="position:absolute;left:121.642pt;top:200.542pt;width:553.120pt;height:21.120pt;z-index:10;mso-position-horizontal:absolute;mso-position-vertical:absolute;mso-position-horizontal-relative:page;mso-position-vertical-relative:page;mso-wrap:square;" filled="false" stroked="false" v-text-anchor="top">
-            <v:fill on="false"/>
-            <v:stroke on="false"/>
-            <v:textbox style="mso-fit-shape-to-text:false" inset="0pt,0pt,0pt,0pt">
-              <w:txbxContent>
-                <w:p>
-                  <w:pPr>
-                    <w:spacing w:line="240" w:lineRule="auto" w:before="0" w:after="0" w:beforeLines="0" w:afterLines="0"/>
-                    <w:jc w:val="center"/>
-                    <w:ind w:left="0" w:right="0" w:firstLine="0"/>
-                  </w:pPr>
-                  <w:r>
-                    <w:rPr>
-                      <w:rFonts w:ascii="Times New Roman" w:hAnsi="Times New Roman" w:eastAsia="仿宋" w:cs="Times New Roman"/>
-                      <w:color w:val="000000"/>
-                      <w:sz w:val="26"/>
-                      <w:szCs w:val="26"/>
-                    </w:rPr>
-                    <w:t xml:space="preserve">2.1 供应商为完成采购文件所确定的采购范围内及合同所确定的范围</w:t>
-                  </w:r>
-                </w:p>
-              </w:txbxContent>
-            </v:textbox>
-          </v:shape>
-        </w:pict>
+        <mc:AlternateContent>
+          <mc:Choice xmlns:a="http://schemas.openxmlformats.org/drawingml/2006/main" Requires="wps">
+            <w:drawing>
+              <wp:anchor distT="0" distB="0" distL="0" distR="0" simplePos="0" relativeHeight="10" behindDoc="0" locked="0" layoutInCell="1" allowOverlap="1">
+                <wp:simplePos x="0" y="0"/>
+                <wp:positionH relativeFrom="page">
+                  <wp:posOffset>1190625</wp:posOffset>
+                </wp:positionH>
+                <wp:positionV relativeFrom="page">
+                  <wp:posOffset>3229370</wp:posOffset>
+                </wp:positionV>
+                <wp:extent cx="7024624" cy="268224"/>
+                <wp:effectExtent l="0" t="0" r="0" b="0"/>
+                <wp:wrapNone/>
+                <wp:docPr id="171" name="TextBox171"/>
+                <wp:cNvGraphicFramePr/>
+                <a:graphic>
+                  <a:graphicData uri="http://schemas.microsoft.com/office/word/2010/wordprocessingShape">
+                    <wps:wsp>
+                      <wps:cNvSpPr txBox="1"/>
+                      <wps:cNvCnPr/>
+                      <wps:spPr>
+                        <a:xfrm>
+                          <a:off x="0" y="0"/>
+                          <a:ext cx="7024624" cy="268224"/>
+                        </a:xfrm>
+                        <a:prstGeom prst="rect">
+                          <a:avLst/>
+                        </a:prstGeom>
+                        <a:noFill/>
+                        <a:ln>
+                          <a:noFill/>
+                        </a:ln>
+                      </wps:spPr>
+                      <wps:txbx>
+                        <w:txbxContent>
+                          <w:p>
+                            <w:pPr>
+                              <w:spacing w:line="240" w:lineRule="auto" w:before="0" w:after="0" w:beforeLines="0" w:afterLines="0"/>
+                              <w:ind w:left="0" w:right="0" w:firstLine="0"/>
+                            </w:pPr>
+                            <w:r>
+                              <w:rPr>
+                                <w:rFonts w:ascii="Times New Roman" w:hAnsi="Times New Roman" w:eastAsia="仿宋" w:cs="Times New Roman"/>
+                                <w:color w:val="000000"/>
+                                <w:sz w:val="26"/>
+                                <w:szCs w:val="26"/>
+                              </w:rPr>
+                              <w:t xml:space="preserve">费、车辆使用费（含驾驶员费用）、评审费（含专家费用）、通讯费、保</w:t>
+                            </w:r>
+                          </w:p>
+                        </w:txbxContent>
+                      </wps:txbx>
+                      <wps:bodyPr rot="0" vert="horz" anchor="t" wrap="square" lIns="0" tIns="0" rIns="0" bIns="0"/>
+                    </wps:wsp>
+                  </a:graphicData>
+                </a:graphic>
+              </wp:anchor>
+            </w:drawing>
+          </mc:Choice>
+          <mc:Fallback>
+            <w:pict>
+              <v:shape id="VML171" type="#_x0000_t202" style="position:absolute;left:93.750pt;top:254.281pt;width:553.120pt;height:21.120pt;z-index:10;mso-position-horizontal:absolute;mso-position-vertical:absolute;mso-position-horizontal-relative:page;mso-position-vertical-relative:page;mso-wrap:square;" filled="false" stroked="false" v-text-anchor="top">
+                <v:fill on="false"/>
+                <v:stroke on="false"/>
+                <v:textbox style="mso-fit-shape-to-text:false" inset="0pt,0pt,0pt,0pt">
+                  <w:txbxContent>
+                    <w:p>
+                      <w:pPr>
+                        <w:spacing w:line="240" w:lineRule="auto" w:before="0" w:after="0" w:beforeLines="0" w:afterLines="0"/>
+                        <w:ind w:left="0" w:right="0" w:firstLine="0"/>
+                      </w:pPr>
+                      <w:r>
+                        <w:rPr>
+                          <w:rFonts w:ascii="Times New Roman" w:hAnsi="Times New Roman" w:eastAsia="仿宋" w:cs="Times New Roman"/>
+                          <w:color w:val="000000"/>
+                          <w:sz w:val="26"/>
+                          <w:szCs w:val="26"/>
+                        </w:rPr>
+                        <w:t xml:space="preserve">费、车辆使用费（含驾驶员费用）、评审费（含专家费用）、通讯费、保</w:t>
+                      </w:r>
+                    </w:p>
+                  </w:txbxContent>
+                </v:textbox>
+              </v:shape>
+            </w:pict>
+          </mc:Fallback>
+        </mc:AlternateContent>
       </w:r>
       <w:r>
-        <w:pict>
-          <v:shape id="TextBox181" type="#_x0000_t202" style="position:absolute;left:93.750pt;top:218.886pt;width:553.120pt;height:21.120pt;z-index:10;mso-position-horizontal:absolute;mso-position-vertical:absolute;mso-position-horizontal-relative:page;mso-position-vertical-relative:page;mso-wrap:square;" filled="false" stroked="false" v-text-anchor="top">
-            <v:fill on="false"/>
-            <v:stroke on="false"/>
-            <v:textbox style="mso-fit-shape-to-text:false" inset="0pt,0pt,0pt,0pt">
-              <w:txbxContent>
-                <w:p>
-                  <w:pPr>
-                    <w:spacing w:line="240" w:lineRule="auto" w:before="0" w:after="0" w:beforeLines="0" w:afterLines="0"/>
-                    <w:jc w:val="center"/>
-                    <w:ind w:left="0" w:right="0" w:firstLine="0"/>
-                  </w:pPr>
-                  <w:r>
-                    <w:rPr>
-                      <w:rFonts w:ascii="Times New Roman" w:hAnsi="Times New Roman" w:eastAsia="仿宋" w:cs="Times New Roman"/>
-                      <w:color w:val="000000"/>
-                      <w:sz w:val="26"/>
-                      <w:szCs w:val="26"/>
-                    </w:rPr>
-                    <w:t xml:space="preserve">内的全部服务工作内容所发生的一切费用均认为已包括在总报价中，包括</w:t>
-                  </w:r>
-                </w:p>
-              </w:txbxContent>
-            </v:textbox>
-          </v:shape>
-        </w:pict>
+        <mc:AlternateContent>
+          <mc:Choice xmlns:a="http://schemas.openxmlformats.org/drawingml/2006/main" Requires="wps">
+            <w:drawing>
+              <wp:anchor distT="0" distB="0" distL="0" distR="0" simplePos="0" relativeHeight="10" behindDoc="0" locked="0" layoutInCell="1" allowOverlap="1">
+                <wp:simplePos x="0" y="0"/>
+                <wp:positionH relativeFrom="page">
+                  <wp:posOffset>1190625</wp:posOffset>
+                </wp:positionH>
+                <wp:positionV relativeFrom="page">
+                  <wp:posOffset>3462344</wp:posOffset>
+                </wp:positionV>
+                <wp:extent cx="7024624" cy="268224"/>
+                <wp:effectExtent l="0" t="0" r="0" b="0"/>
+                <wp:wrapNone/>
+                <wp:docPr id="172" name="TextBox172"/>
+                <wp:cNvGraphicFramePr/>
+                <a:graphic>
+                  <a:graphicData uri="http://schemas.microsoft.com/office/word/2010/wordprocessingShape">
+                    <wps:wsp>
+                      <wps:cNvSpPr txBox="1"/>
+                      <wps:cNvCnPr/>
+                      <wps:spPr>
+                        <a:xfrm>
+                          <a:off x="0" y="0"/>
+                          <a:ext cx="7024624" cy="268224"/>
+                        </a:xfrm>
+                        <a:prstGeom prst="rect">
+                          <a:avLst/>
+                        </a:prstGeom>
+                        <a:noFill/>
+                        <a:ln>
+                          <a:noFill/>
+                        </a:ln>
+                      </wps:spPr>
+                      <wps:txbx>
+                        <w:txbxContent>
+                          <w:p>
+                            <w:pPr>
+                              <w:spacing w:line="240" w:lineRule="auto" w:before="0" w:after="0" w:beforeLines="0" w:afterLines="0"/>
+                              <w:ind w:left="0" w:right="0" w:firstLine="0"/>
+                            </w:pPr>
+                            <w:r>
+                              <w:rPr>
+                                <w:rFonts w:ascii="Times New Roman" w:hAnsi="Times New Roman" w:eastAsia="仿宋" w:cs="Times New Roman"/>
+                                <w:color w:val="000000"/>
+                                <w:sz w:val="26"/>
+                                <w:szCs w:val="26"/>
+                              </w:rPr>
+                              <w:t xml:space="preserve">险、利润、杂费、税费及其它可能发生的费用，以及服务项目的规模、性</w:t>
+                            </w:r>
+                          </w:p>
+                        </w:txbxContent>
+                      </wps:txbx>
+                      <wps:bodyPr rot="0" vert="horz" anchor="t" wrap="square" lIns="0" tIns="0" rIns="0" bIns="0"/>
+                    </wps:wsp>
+                  </a:graphicData>
+                </a:graphic>
+              </wp:anchor>
+            </w:drawing>
+          </mc:Choice>
+          <mc:Fallback>
+            <w:pict>
+              <v:shape id="VML172" type="#_x0000_t202" style="position:absolute;left:93.750pt;top:272.626pt;width:553.120pt;height:21.120pt;z-index:10;mso-position-horizontal:absolute;mso-position-vertical:absolute;mso-position-horizontal-relative:page;mso-position-vertical-relative:page;mso-wrap:square;" filled="false" stroked="false" v-text-anchor="top">
+                <v:fill on="false"/>
+                <v:stroke on="false"/>
+                <v:textbox style="mso-fit-shape-to-text:false" inset="0pt,0pt,0pt,0pt">
+                  <w:txbxContent>
+                    <w:p>
+                      <w:pPr>
+                        <w:spacing w:line="240" w:lineRule="auto" w:before="0" w:after="0" w:beforeLines="0" w:afterLines="0"/>
+                        <w:ind w:left="0" w:right="0" w:firstLine="0"/>
+                      </w:pPr>
+                      <w:r>
+                        <w:rPr>
+                          <w:rFonts w:ascii="Times New Roman" w:hAnsi="Times New Roman" w:eastAsia="仿宋" w:cs="Times New Roman"/>
+                          <w:color w:val="000000"/>
+                          <w:sz w:val="26"/>
+                          <w:szCs w:val="26"/>
+                        </w:rPr>
+                        <w:t xml:space="preserve">险、利润、杂费、税费及其它可能发生的费用，以及服务项目的规模、性</w:t>
+                      </w:r>
+                    </w:p>
+                  </w:txbxContent>
+                </v:textbox>
+              </v:shape>
+            </w:pict>
+          </mc:Fallback>
+        </mc:AlternateContent>
       </w:r>
       <w:r>
-        <w:pict>
-          <v:shape id="TextBox182" type="#_x0000_t202" style="position:absolute;left:93.750pt;top:237.231pt;width:553.120pt;height:21.120pt;z-index:10;mso-position-horizontal:absolute;mso-position-vertical:absolute;mso-position-horizontal-relative:page;mso-position-vertical-relative:page;mso-wrap:square;" filled="false" stroked="false" v-text-anchor="top">
-            <v:fill on="false"/>
-            <v:stroke on="false"/>
-            <v:textbox style="mso-fit-shape-to-text:false" inset="0pt,0pt,0pt,0pt">
-              <w:txbxContent>
-                <w:p>
-                  <w:pPr>
-                    <w:spacing w:line="240" w:lineRule="auto" w:before="0" w:after="0" w:beforeLines="0" w:afterLines="0"/>
-                    <w:jc w:val="center"/>
-                    <w:ind w:left="0" w:right="0" w:firstLine="0"/>
-                  </w:pPr>
-                  <w:r>
-                    <w:rPr>
-                      <w:rFonts w:ascii="Times New Roman" w:hAnsi="Times New Roman" w:eastAsia="仿宋" w:cs="Times New Roman"/>
-                      <w:color w:val="000000"/>
-                      <w:sz w:val="26"/>
-                      <w:szCs w:val="26"/>
-                    </w:rPr>
-                    <w:t xml:space="preserve">人员及设备费用及相关工作所需的费用、管理费、出版费、食宿费、差旅</w:t>
-                  </w:r>
-                </w:p>
-              </w:txbxContent>
-            </v:textbox>
-          </v:shape>
-        </w:pict>
+        <mc:AlternateContent>
+          <mc:Choice xmlns:a="http://schemas.openxmlformats.org/drawingml/2006/main" Requires="wps">
+            <w:drawing>
+              <wp:anchor distT="0" distB="0" distL="0" distR="0" simplePos="0" relativeHeight="10" behindDoc="0" locked="0" layoutInCell="1" allowOverlap="1">
+                <wp:simplePos x="0" y="0"/>
+                <wp:positionH relativeFrom="page">
+                  <wp:posOffset>1190625</wp:posOffset>
+                </wp:positionH>
+                <wp:positionV relativeFrom="page">
+                  <wp:posOffset>3695319</wp:posOffset>
+                </wp:positionV>
+                <wp:extent cx="5499100" cy="268224"/>
+                <wp:effectExtent l="0" t="0" r="0" b="0"/>
+                <wp:wrapNone/>
+                <wp:docPr id="173" name="TextBox173"/>
+                <wp:cNvGraphicFramePr/>
+                <a:graphic>
+                  <a:graphicData uri="http://schemas.microsoft.com/office/word/2010/wordprocessingShape">
+                    <wps:wsp>
+                      <wps:cNvSpPr txBox="1"/>
+                      <wps:cNvCnPr/>
+                      <wps:spPr>
+                        <a:xfrm>
+                          <a:off x="0" y="0"/>
+                          <a:ext cx="5499100" cy="268224"/>
+                        </a:xfrm>
+                        <a:prstGeom prst="rect">
+                          <a:avLst/>
+                        </a:prstGeom>
+                        <a:noFill/>
+                        <a:ln>
+                          <a:noFill/>
+                        </a:ln>
+                      </wps:spPr>
+                      <wps:txbx>
+                        <w:txbxContent>
+                          <w:p>
+                            <w:pPr>
+                              <w:spacing w:line="240" w:lineRule="auto" w:before="0" w:after="0" w:beforeLines="0" w:afterLines="0"/>
+                              <w:ind w:left="0" w:right="0" w:firstLine="0"/>
+                            </w:pPr>
+                            <w:r>
+                              <w:rPr>
+                                <w:rFonts w:ascii="Times New Roman" w:hAnsi="Times New Roman" w:eastAsia="仿宋" w:cs="Times New Roman"/>
+                                <w:color w:val="000000"/>
+                                <w:sz w:val="26"/>
+                                <w:szCs w:val="26"/>
+                              </w:rPr>
+                              <w:t xml:space="preserve">质、服务期间的市场风险和国家政策性调整风险费用等。</w:t>
+                            </w:r>
+                          </w:p>
+                        </w:txbxContent>
+                      </wps:txbx>
+                      <wps:bodyPr rot="0" vert="horz" anchor="t" wrap="square" lIns="0" tIns="0" rIns="0" bIns="0"/>
+                    </wps:wsp>
+                  </a:graphicData>
+                </a:graphic>
+              </wp:anchor>
+            </w:drawing>
+          </mc:Choice>
+          <mc:Fallback>
+            <w:pict>
+              <v:shape id="VML173" type="#_x0000_t202" style="position:absolute;left:93.750pt;top:290.970pt;width:433.000pt;height:21.120pt;z-index:10;mso-position-horizontal:absolute;mso-position-vertical:absolute;mso-position-horizontal-relative:page;mso-position-vertical-relative:page;mso-wrap:square;" filled="false" stroked="false" v-text-anchor="top">
+                <v:fill on="false"/>
+                <v:stroke on="false"/>
+                <v:textbox style="mso-fit-shape-to-text:false" inset="0pt,0pt,0pt,0pt">
+                  <w:txbxContent>
+                    <w:p>
+                      <w:pPr>
+                        <w:spacing w:line="240" w:lineRule="auto" w:before="0" w:after="0" w:beforeLines="0" w:afterLines="0"/>
+                        <w:ind w:left="0" w:right="0" w:firstLine="0"/>
+                      </w:pPr>
+                      <w:r>
+                        <w:rPr>
+                          <w:rFonts w:ascii="Times New Roman" w:hAnsi="Times New Roman" w:eastAsia="仿宋" w:cs="Times New Roman"/>
+                          <w:color w:val="000000"/>
+                          <w:sz w:val="26"/>
+                          <w:szCs w:val="26"/>
+                        </w:rPr>
+                        <w:t xml:space="preserve">质、服务期间的市场风险和国家政策性调整风险费用等。</w:t>
+                      </w:r>
+                    </w:p>
+                  </w:txbxContent>
+                </v:textbox>
+              </v:shape>
+            </w:pict>
+          </mc:Fallback>
+        </mc:AlternateContent>
       </w:r>
       <w:r>
-        <w:pict>
-          <v:shape id="TextBox183" type="#_x0000_t202" style="position:absolute;left:93.750pt;top:256.281pt;width:553.120pt;height:21.120pt;z-index:10;mso-position-horizontal:absolute;mso-position-vertical:absolute;mso-position-horizontal-relative:page;mso-position-vertical-relative:page;mso-wrap:square;" filled="false" stroked="false" v-text-anchor="top">
-            <v:fill on="false"/>
-            <v:stroke on="false"/>
-            <v:textbox style="mso-fit-shape-to-text:false" inset="0pt,0pt,0pt,0pt">
-              <w:txbxContent>
-                <w:p>
-                  <w:pPr>
-                    <w:spacing w:line="240" w:lineRule="auto" w:before="0" w:after="0" w:beforeLines="0" w:afterLines="0"/>
-                    <w:jc w:val="center"/>
-                    <w:ind w:left="0" w:right="0" w:firstLine="0"/>
-                  </w:pPr>
-                  <w:r>
-                    <w:rPr>
-                      <w:rFonts w:ascii="Times New Roman" w:hAnsi="Times New Roman" w:eastAsia="仿宋" w:cs="Times New Roman"/>
-                      <w:color w:val="000000"/>
-                      <w:sz w:val="26"/>
-                      <w:szCs w:val="26"/>
-                    </w:rPr>
-                    <w:t xml:space="preserve">费、车辆使用费（含驾驶员费用）、评审费（含专家费用）、通讯费、保</w:t>
-                  </w:r>
-                </w:p>
-              </w:txbxContent>
-            </v:textbox>
-          </v:shape>
-        </w:pict>
+        <mc:AlternateContent>
+          <mc:Choice xmlns:a="http://schemas.openxmlformats.org/drawingml/2006/main" Requires="wps">
+            <w:drawing>
+              <wp:anchor distT="0" distB="0" distL="0" distR="0" simplePos="0" relativeHeight="10" behindDoc="0" locked="0" layoutInCell="1" allowOverlap="1">
+                <wp:simplePos x="0" y="0"/>
+                <wp:positionH relativeFrom="page">
+                  <wp:posOffset>1544848</wp:posOffset>
+                </wp:positionH>
+                <wp:positionV relativeFrom="page">
+                  <wp:posOffset>4017901</wp:posOffset>
+                </wp:positionV>
+                <wp:extent cx="7024624" cy="268224"/>
+                <wp:effectExtent l="0" t="0" r="0" b="0"/>
+                <wp:wrapNone/>
+                <wp:docPr id="174" name="TextBox174"/>
+                <wp:cNvGraphicFramePr/>
+                <a:graphic>
+                  <a:graphicData uri="http://schemas.microsoft.com/office/word/2010/wordprocessingShape">
+                    <wps:wsp>
+                      <wps:cNvSpPr txBox="1"/>
+                      <wps:cNvCnPr/>
+                      <wps:spPr>
+                        <a:xfrm>
+                          <a:off x="0" y="0"/>
+                          <a:ext cx="7024624" cy="268224"/>
+                        </a:xfrm>
+                        <a:prstGeom prst="rect">
+                          <a:avLst/>
+                        </a:prstGeom>
+                        <a:noFill/>
+                        <a:ln>
+                          <a:noFill/>
+                        </a:ln>
+                      </wps:spPr>
+                      <wps:txbx>
+                        <w:txbxContent>
+                          <w:p>
+                            <w:pPr>
+                              <w:spacing w:line="240" w:lineRule="auto" w:before="0" w:after="0" w:beforeLines="0" w:afterLines="0"/>
+                              <w:ind w:left="0" w:right="0" w:firstLine="0"/>
+                            </w:pPr>
+                            <w:r>
+                              <w:rPr>
+                                <w:rFonts w:ascii="Times New Roman" w:hAnsi="Times New Roman" w:eastAsia="仿宋" w:cs="Times New Roman"/>
+                                <w:color w:val="000000"/>
+                                <w:sz w:val="26"/>
+                                <w:szCs w:val="26"/>
+                              </w:rPr>
+                              <w:t xml:space="preserve">2.2 “分项报价清单”中没有报价的项目，有关费用已包含在其他项</w:t>
+                            </w:r>
+                          </w:p>
+                        </w:txbxContent>
+                      </wps:txbx>
+                      <wps:bodyPr rot="0" vert="horz" anchor="t" wrap="square" lIns="0" tIns="0" rIns="0" bIns="0"/>
+                    </wps:wsp>
+                  </a:graphicData>
+                </a:graphic>
+              </wp:anchor>
+            </w:drawing>
+          </mc:Choice>
+          <mc:Fallback>
+            <w:pict>
+              <v:shape id="VML174" type="#_x0000_t202" style="position:absolute;left:121.642pt;top:316.370pt;width:553.120pt;height:21.120pt;z-index:10;mso-position-horizontal:absolute;mso-position-vertical:absolute;mso-position-horizontal-relative:page;mso-position-vertical-relative:page;mso-wrap:square;" filled="false" stroked="false" v-text-anchor="top">
+                <v:fill on="false"/>
+                <v:stroke on="false"/>
+                <v:textbox style="mso-fit-shape-to-text:false" inset="0pt,0pt,0pt,0pt">
+                  <w:txbxContent>
+                    <w:p>
+                      <w:pPr>
+                        <w:spacing w:line="240" w:lineRule="auto" w:before="0" w:after="0" w:beforeLines="0" w:afterLines="0"/>
+                        <w:ind w:left="0" w:right="0" w:firstLine="0"/>
+                      </w:pPr>
+                      <w:r>
+                        <w:rPr>
+                          <w:rFonts w:ascii="Times New Roman" w:hAnsi="Times New Roman" w:eastAsia="仿宋" w:cs="Times New Roman"/>
+                          <w:color w:val="000000"/>
+                          <w:sz w:val="26"/>
+                          <w:szCs w:val="26"/>
+                        </w:rPr>
+                        <w:t xml:space="preserve">2.2 “分项报价清单”中没有报价的项目，有关费用已包含在其他项</w:t>
+                      </w:r>
+                    </w:p>
+                  </w:txbxContent>
+                </v:textbox>
+              </v:shape>
+            </w:pict>
+          </mc:Fallback>
+        </mc:AlternateContent>
       </w:r>
       <w:r>
-        <w:pict>
-          <v:shape id="TextBox184" type="#_x0000_t202" style="position:absolute;left:93.750pt;top:274.626pt;width:553.120pt;height:21.120pt;z-index:10;mso-position-horizontal:absolute;mso-position-vertical:absolute;mso-position-horizontal-relative:page;mso-position-vertical-relative:page;mso-wrap:square;" filled="false" stroked="false" v-text-anchor="top">
-            <v:fill on="false"/>
-            <v:stroke on="false"/>
-            <v:textbox style="mso-fit-shape-to-text:false" inset="0pt,0pt,0pt,0pt">
-              <w:txbxContent>
-                <w:p>
-                  <w:pPr>
-                    <w:spacing w:line="240" w:lineRule="auto" w:before="0" w:after="0" w:beforeLines="0" w:afterLines="0"/>
-                    <w:jc w:val="center"/>
-                    <w:ind w:left="0" w:right="0" w:firstLine="0"/>
-                  </w:pPr>
-                  <w:r>
-                    <w:rPr>
-                      <w:rFonts w:ascii="Times New Roman" w:hAnsi="Times New Roman" w:eastAsia="仿宋" w:cs="Times New Roman"/>
-                      <w:color w:val="000000"/>
-                      <w:sz w:val="26"/>
-                      <w:szCs w:val="26"/>
-                    </w:rPr>
-                    <w:t xml:space="preserve">险、利润、杂费、税费及其它可能发生的费用，以及服务项目的规模、性</w:t>
-                  </w:r>
-                </w:p>
-              </w:txbxContent>
-            </v:textbox>
-          </v:shape>
-        </w:pict>
+        <mc:AlternateContent>
+          <mc:Choice xmlns:a="http://schemas.openxmlformats.org/drawingml/2006/main" Requires="wps">
+            <w:drawing>
+              <wp:anchor distT="0" distB="0" distL="0" distR="0" simplePos="0" relativeHeight="10" behindDoc="0" locked="0" layoutInCell="1" allowOverlap="1">
+                <wp:simplePos x="0" y="0"/>
+                <wp:positionH relativeFrom="page">
+                  <wp:posOffset>1190625</wp:posOffset>
+                </wp:positionH>
+                <wp:positionV relativeFrom="page">
+                  <wp:posOffset>4250876</wp:posOffset>
+                </wp:positionV>
+                <wp:extent cx="7024624" cy="268224"/>
+                <wp:effectExtent l="0" t="0" r="0" b="0"/>
+                <wp:wrapNone/>
+                <wp:docPr id="175" name="TextBox175"/>
+                <wp:cNvGraphicFramePr/>
+                <a:graphic>
+                  <a:graphicData uri="http://schemas.microsoft.com/office/word/2010/wordprocessingShape">
+                    <wps:wsp>
+                      <wps:cNvSpPr txBox="1"/>
+                      <wps:cNvCnPr/>
+                      <wps:spPr>
+                        <a:xfrm>
+                          <a:off x="0" y="0"/>
+                          <a:ext cx="7024624" cy="268224"/>
+                        </a:xfrm>
+                        <a:prstGeom prst="rect">
+                          <a:avLst/>
+                        </a:prstGeom>
+                        <a:noFill/>
+                        <a:ln>
+                          <a:noFill/>
+                        </a:ln>
+                      </wps:spPr>
+                      <wps:txbx>
+                        <w:txbxContent>
+                          <w:p>
+                            <w:pPr>
+                              <w:spacing w:line="240" w:lineRule="auto" w:before="0" w:after="0" w:beforeLines="0" w:afterLines="0"/>
+                              <w:ind w:left="0" w:right="0" w:firstLine="0"/>
+                            </w:pPr>
+                            <w:r>
+                              <w:rPr>
+                                <w:rFonts w:ascii="Times New Roman" w:hAnsi="Times New Roman" w:eastAsia="仿宋" w:cs="Times New Roman"/>
+                                <w:color w:val="000000"/>
+                                <w:sz w:val="26"/>
+                                <w:szCs w:val="26"/>
+                              </w:rPr>
+                              <w:t xml:space="preserve">目中，不另行支付。凡分项报价清单中未包含的但在服务中又必须完成的</w:t>
+                            </w:r>
+                          </w:p>
+                        </w:txbxContent>
+                      </wps:txbx>
+                      <wps:bodyPr rot="0" vert="horz" anchor="t" wrap="square" lIns="0" tIns="0" rIns="0" bIns="0"/>
+                    </wps:wsp>
+                  </a:graphicData>
+                </a:graphic>
+              </wp:anchor>
+            </w:drawing>
+          </mc:Choice>
+          <mc:Fallback>
+            <w:pict>
+              <v:shape id="VML175" type="#_x0000_t202" style="position:absolute;left:93.750pt;top:334.715pt;width:553.120pt;height:21.120pt;z-index:10;mso-position-horizontal:absolute;mso-position-vertical:absolute;mso-position-horizontal-relative:page;mso-position-vertical-relative:page;mso-wrap:square;" filled="false" stroked="false" v-text-anchor="top">
+                <v:fill on="false"/>
+                <v:stroke on="false"/>
+                <v:textbox style="mso-fit-shape-to-text:false" inset="0pt,0pt,0pt,0pt">
+                  <w:txbxContent>
+                    <w:p>
+                      <w:pPr>
+                        <w:spacing w:line="240" w:lineRule="auto" w:before="0" w:after="0" w:beforeLines="0" w:afterLines="0"/>
+                        <w:ind w:left="0" w:right="0" w:firstLine="0"/>
+                      </w:pPr>
+                      <w:r>
+                        <w:rPr>
+                          <w:rFonts w:ascii="Times New Roman" w:hAnsi="Times New Roman" w:eastAsia="仿宋" w:cs="Times New Roman"/>
+                          <w:color w:val="000000"/>
+                          <w:sz w:val="26"/>
+                          <w:szCs w:val="26"/>
+                        </w:rPr>
+                        <w:t xml:space="preserve">目中，不另行支付。凡分项报价清单中未包含的但在服务中又必须完成的</w:t>
+                      </w:r>
+                    </w:p>
+                  </w:txbxContent>
+                </v:textbox>
+              </v:shape>
+            </w:pict>
+          </mc:Fallback>
+        </mc:AlternateContent>
       </w:r>
       <w:r>
-        <w:pict>
-          <v:shape id="TextBox185" type="#_x0000_t202" style="position:absolute;left:93.750pt;top:292.970pt;width:433.000pt;height:21.120pt;z-index:10;mso-position-horizontal:absolute;mso-position-vertical:absolute;mso-position-horizontal-relative:page;mso-position-vertical-relative:page;mso-wrap:square;" filled="false" stroked="false" v-text-anchor="top">
-            <v:fill on="false"/>
-            <v:stroke on="false"/>
-            <v:textbox style="mso-fit-shape-to-text:false" inset="0pt,0pt,0pt,0pt">
-              <w:txbxContent>
-                <w:p>
-                  <w:pPr>
-                    <w:spacing w:line="240" w:lineRule="auto" w:before="0" w:after="0" w:beforeLines="0" w:afterLines="0"/>
-                    <w:ind w:left="0" w:right="0" w:firstLine="0"/>
-                  </w:pPr>
-                  <w:r>
-                    <w:rPr>
-                      <w:rFonts w:ascii="Times New Roman" w:hAnsi="Times New Roman" w:eastAsia="仿宋" w:cs="Times New Roman"/>
-                      <w:color w:val="000000"/>
-                      <w:sz w:val="26"/>
-                      <w:szCs w:val="26"/>
-                    </w:rPr>
-                    <w:t xml:space="preserve">质、服务期间的市场风险和国家政策性调整风险费用等。</w:t>
-                  </w:r>
-                </w:p>
-              </w:txbxContent>
-            </v:textbox>
-          </v:shape>
-        </w:pict>
+        <mc:AlternateContent>
+          <mc:Choice xmlns:a="http://schemas.openxmlformats.org/drawingml/2006/main" Requires="wps">
+            <w:drawing>
+              <wp:anchor distT="0" distB="0" distL="0" distR="0" simplePos="0" relativeHeight="10" behindDoc="0" locked="0" layoutInCell="1" allowOverlap="1">
+                <wp:simplePos x="0" y="0"/>
+                <wp:positionH relativeFrom="page">
+                  <wp:posOffset>1190625</wp:posOffset>
+                </wp:positionH>
+                <wp:positionV relativeFrom="page">
+                  <wp:posOffset>4483851</wp:posOffset>
+                </wp:positionV>
+                <wp:extent cx="6806692" cy="268224"/>
+                <wp:effectExtent l="0" t="0" r="0" b="0"/>
+                <wp:wrapNone/>
+                <wp:docPr id="176" name="TextBox176"/>
+                <wp:cNvGraphicFramePr/>
+                <a:graphic>
+                  <a:graphicData uri="http://schemas.microsoft.com/office/word/2010/wordprocessingShape">
+                    <wps:wsp>
+                      <wps:cNvSpPr txBox="1"/>
+                      <wps:cNvCnPr/>
+                      <wps:spPr>
+                        <a:xfrm>
+                          <a:off x="0" y="0"/>
+                          <a:ext cx="6806692" cy="268224"/>
+                        </a:xfrm>
+                        <a:prstGeom prst="rect">
+                          <a:avLst/>
+                        </a:prstGeom>
+                        <a:noFill/>
+                        <a:ln>
+                          <a:noFill/>
+                        </a:ln>
+                      </wps:spPr>
+                      <wps:txbx>
+                        <w:txbxContent>
+                          <w:p>
+                            <w:pPr>
+                              <w:spacing w:line="240" w:lineRule="auto" w:before="0" w:after="0" w:beforeLines="0" w:afterLines="0"/>
+                              <w:ind w:left="0" w:right="0" w:firstLine="0"/>
+                            </w:pPr>
+                            <w:r>
+                              <w:rPr>
+                                <w:rFonts w:ascii="Times New Roman" w:hAnsi="Times New Roman" w:eastAsia="仿宋" w:cs="Times New Roman"/>
+                                <w:color w:val="000000"/>
+                                <w:sz w:val="26"/>
+                                <w:szCs w:val="26"/>
+                              </w:rPr>
+                              <w:t xml:space="preserve">工作内容，均被认为已包含在清单各项目报价中，采购人不另行支付。</w:t>
+                            </w:r>
+                          </w:p>
+                        </w:txbxContent>
+                      </wps:txbx>
+                      <wps:bodyPr rot="0" vert="horz" anchor="t" wrap="square" lIns="0" tIns="0" rIns="0" bIns="0"/>
+                    </wps:wsp>
+                  </a:graphicData>
+                </a:graphic>
+              </wp:anchor>
+            </w:drawing>
+          </mc:Choice>
+          <mc:Fallback>
+            <w:pict>
+              <v:shape id="VML176" type="#_x0000_t202" style="position:absolute;left:93.750pt;top:353.059pt;width:535.960pt;height:21.120pt;z-index:10;mso-position-horizontal:absolute;mso-position-vertical:absolute;mso-position-horizontal-relative:page;mso-position-vertical-relative:page;mso-wrap:square;" filled="false" stroked="false" v-text-anchor="top">
+                <v:fill on="false"/>
+                <v:stroke on="false"/>
+                <v:textbox style="mso-fit-shape-to-text:false" inset="0pt,0pt,0pt,0pt">
+                  <w:txbxContent>
+                    <w:p>
+                      <w:pPr>
+                        <w:spacing w:line="240" w:lineRule="auto" w:before="0" w:after="0" w:beforeLines="0" w:afterLines="0"/>
+                        <w:ind w:left="0" w:right="0" w:firstLine="0"/>
+                      </w:pPr>
+                      <w:r>
+                        <w:rPr>
+                          <w:rFonts w:ascii="Times New Roman" w:hAnsi="Times New Roman" w:eastAsia="仿宋" w:cs="Times New Roman"/>
+                          <w:color w:val="000000"/>
+                          <w:sz w:val="26"/>
+                          <w:szCs w:val="26"/>
+                        </w:rPr>
+                        <w:t xml:space="preserve">工作内容，均被认为已包含在清单各项目报价中，采购人不另行支付。</w:t>
+                      </w:r>
+                    </w:p>
+                  </w:txbxContent>
+                </v:textbox>
+              </v:shape>
+            </w:pict>
+          </mc:Fallback>
+        </mc:AlternateContent>
       </w:r>
       <w:r>
-        <w:pict>
-          <v:shape id="TextBox186" type="#_x0000_t202" style="position:absolute;left:121.642pt;top:318.370pt;width:553.120pt;height:21.120pt;z-index:10;mso-position-horizontal:absolute;mso-position-vertical:absolute;mso-position-horizontal-relative:page;mso-position-vertical-relative:page;mso-wrap:square;" filled="false" stroked="false" v-text-anchor="top">
-            <v:fill on="false"/>
-            <v:stroke on="false"/>
-            <v:textbox style="mso-fit-shape-to-text:false" inset="0pt,0pt,0pt,0pt">
-              <w:txbxContent>
-                <w:p>
-                  <w:pPr>
-                    <w:spacing w:line="240" w:lineRule="auto" w:before="0" w:after="0" w:beforeLines="0" w:afterLines="0"/>
-                    <w:jc w:val="center"/>
-                    <w:ind w:left="0" w:right="0" w:firstLine="0"/>
-                  </w:pPr>
-                  <w:r>
-                    <w:rPr>
-                      <w:rFonts w:ascii="Times New Roman" w:hAnsi="Times New Roman" w:eastAsia="仿宋" w:cs="Times New Roman"/>
-                      <w:color w:val="000000"/>
-                      <w:sz w:val="26"/>
-                      <w:szCs w:val="26"/>
-                    </w:rPr>
-                    <w:t xml:space="preserve">2.2 “分项报价清单”中没有报价的项目，有关费用已包含在其他项</w:t>
-                  </w:r>
-                </w:p>
-              </w:txbxContent>
-            </v:textbox>
-          </v:shape>
-        </w:pict>
+        <mc:AlternateContent>
+          <mc:Choice xmlns:a="http://schemas.openxmlformats.org/drawingml/2006/main" Requires="wps">
+            <w:drawing>
+              <wp:anchor distT="0" distB="0" distL="0" distR="0" simplePos="0" relativeHeight="10" behindDoc="0" locked="0" layoutInCell="1" allowOverlap="1">
+                <wp:simplePos x="0" y="0"/>
+                <wp:positionH relativeFrom="page">
+                  <wp:posOffset>1544848</wp:posOffset>
+                </wp:positionH>
+                <wp:positionV relativeFrom="page">
+                  <wp:posOffset>4806433</wp:posOffset>
+                </wp:positionV>
+                <wp:extent cx="3101848" cy="268224"/>
+                <wp:effectExtent l="0" t="0" r="0" b="0"/>
+                <wp:wrapNone/>
+                <wp:docPr id="177" name="TextBox177"/>
+                <wp:cNvGraphicFramePr/>
+                <a:graphic>
+                  <a:graphicData uri="http://schemas.microsoft.com/office/word/2010/wordprocessingShape">
+                    <wps:wsp>
+                      <wps:cNvSpPr txBox="1"/>
+                      <wps:cNvCnPr/>
+                      <wps:spPr>
+                        <a:xfrm>
+                          <a:off x="0" y="0"/>
+                          <a:ext cx="3101848" cy="268224"/>
+                        </a:xfrm>
+                        <a:prstGeom prst="rect">
+                          <a:avLst/>
+                        </a:prstGeom>
+                        <a:noFill/>
+                        <a:ln>
+                          <a:noFill/>
+                        </a:ln>
+                      </wps:spPr>
+                      <wps:txbx>
+                        <w:txbxContent>
+                          <w:p>
+                            <w:pPr>
+                              <w:spacing w:line="240" w:lineRule="auto" w:before="0" w:after="0" w:beforeLines="0" w:afterLines="0"/>
+                              <w:ind w:left="0" w:right="0" w:firstLine="0"/>
+                            </w:pPr>
+                            <w:r>
+                              <w:rPr>
+                                <w:rFonts w:ascii="Times New Roman" w:hAnsi="Times New Roman" w:eastAsia="仿宋" w:cs="Times New Roman"/>
+                                <w:color w:val="000000"/>
+                                <w:sz w:val="26"/>
+                                <w:szCs w:val="26"/>
+                              </w:rPr>
+                              <w:t xml:space="preserve">2.3 报价以人民币为单位。</w:t>
+                            </w:r>
+                          </w:p>
+                        </w:txbxContent>
+                      </wps:txbx>
+                      <wps:bodyPr rot="0" vert="horz" anchor="t" wrap="square" lIns="0" tIns="0" rIns="0" bIns="0"/>
+                    </wps:wsp>
+                  </a:graphicData>
+                </a:graphic>
+              </wp:anchor>
+            </w:drawing>
+          </mc:Choice>
+          <mc:Fallback>
+            <w:pict>
+              <v:shape id="VML177" type="#_x0000_t202" style="position:absolute;left:121.642pt;top:378.459pt;width:244.240pt;height:21.120pt;z-index:10;mso-position-horizontal:absolute;mso-position-vertical:absolute;mso-position-horizontal-relative:page;mso-position-vertical-relative:page;mso-wrap:square;" filled="false" stroked="false" v-text-anchor="top">
+                <v:fill on="false"/>
+                <v:stroke on="false"/>
+                <v:textbox style="mso-fit-shape-to-text:false" inset="0pt,0pt,0pt,0pt">
+                  <w:txbxContent>
+                    <w:p>
+                      <w:pPr>
+                        <w:spacing w:line="240" w:lineRule="auto" w:before="0" w:after="0" w:beforeLines="0" w:afterLines="0"/>
+                        <w:ind w:left="0" w:right="0" w:firstLine="0"/>
+                      </w:pPr>
+                      <w:r>
+                        <w:rPr>
+                          <w:rFonts w:ascii="Times New Roman" w:hAnsi="Times New Roman" w:eastAsia="仿宋" w:cs="Times New Roman"/>
+                          <w:color w:val="000000"/>
+                          <w:sz w:val="26"/>
+                          <w:szCs w:val="26"/>
+                        </w:rPr>
+                        <w:t xml:space="preserve">2.3 报价以人民币为单位。</w:t>
+                      </w:r>
+                    </w:p>
+                  </w:txbxContent>
+                </v:textbox>
+              </v:shape>
+            </w:pict>
+          </mc:Fallback>
+        </mc:AlternateContent>
       </w:r>
       <w:r>
-        <w:pict>
-          <v:shape id="TextBox187" type="#_x0000_t202" style="position:absolute;left:93.750pt;top:336.715pt;width:553.120pt;height:21.120pt;z-index:10;mso-position-horizontal:absolute;mso-position-vertical:absolute;mso-position-horizontal-relative:page;mso-position-vertical-relative:page;mso-wrap:square;" filled="false" stroked="false" v-text-anchor="top">
-            <v:fill on="false"/>
-            <v:stroke on="false"/>
-            <v:textbox style="mso-fit-shape-to-text:false" inset="0pt,0pt,0pt,0pt">
-              <w:txbxContent>
-                <w:p>
-                  <w:pPr>
-                    <w:spacing w:line="240" w:lineRule="auto" w:before="0" w:after="0" w:beforeLines="0" w:afterLines="0"/>
-                    <w:jc w:val="center"/>
-                    <w:ind w:left="0" w:right="0" w:firstLine="0"/>
-                  </w:pPr>
-                  <w:r>
-                    <w:rPr>
-                      <w:rFonts w:ascii="Times New Roman" w:hAnsi="Times New Roman" w:eastAsia="仿宋" w:cs="Times New Roman"/>
-                      <w:color w:val="000000"/>
-                      <w:sz w:val="26"/>
-                      <w:szCs w:val="26"/>
-                    </w:rPr>
-                    <w:t xml:space="preserve">目中，不另行支付。凡分项报价清单中未包含的但在服务中又必须完成的</w:t>
-                  </w:r>
-                </w:p>
-              </w:txbxContent>
-            </v:textbox>
-          </v:shape>
-        </w:pict>
+        <mc:AlternateContent>
+          <mc:Choice xmlns:a="http://schemas.openxmlformats.org/drawingml/2006/main" Requires="wps">
+            <w:drawing>
+              <wp:anchor distT="0" distB="0" distL="0" distR="0" simplePos="0" relativeHeight="10" behindDoc="0" locked="0" layoutInCell="1" allowOverlap="1">
+                <wp:simplePos x="0" y="0"/>
+                <wp:positionH relativeFrom="page">
+                  <wp:posOffset>1190625</wp:posOffset>
+                </wp:positionH>
+                <wp:positionV relativeFrom="page">
+                  <wp:posOffset>5514319</wp:posOffset>
+                </wp:positionV>
+                <wp:extent cx="2012188" cy="268224"/>
+                <wp:effectExtent l="0" t="0" r="0" b="0"/>
+                <wp:wrapNone/>
+                <wp:docPr id="178" name="TextBox178"/>
+                <wp:cNvGraphicFramePr/>
+                <a:graphic>
+                  <a:graphicData uri="http://schemas.microsoft.com/office/word/2010/wordprocessingShape">
+                    <wps:wsp>
+                      <wps:cNvSpPr txBox="1"/>
+                      <wps:cNvCnPr/>
+                      <wps:spPr>
+                        <a:xfrm>
+                          <a:off x="0" y="0"/>
+                          <a:ext cx="2012188" cy="268224"/>
+                        </a:xfrm>
+                        <a:prstGeom prst="rect">
+                          <a:avLst/>
+                        </a:prstGeom>
+                        <a:noFill/>
+                        <a:ln>
+                          <a:noFill/>
+                        </a:ln>
+                      </wps:spPr>
+                      <wps:txbx>
+                        <w:txbxContent>
+                          <w:p>
+                            <w:pPr>
+                              <w:spacing w:line="240" w:lineRule="auto" w:before="0" w:after="0" w:beforeLines="0" w:afterLines="0"/>
+                              <w:ind w:left="0" w:right="0" w:firstLine="0"/>
+                            </w:pPr>
+                            <w:r>
+                              <w:rPr>
+                                <w:rFonts w:ascii="Times New Roman" w:hAnsi="Times New Roman" w:eastAsia="仿宋" w:cs="Times New Roman"/>
+                                <w:color w:val="000000"/>
+                                <w:sz w:val="26"/>
+                                <w:szCs w:val="26"/>
+                              </w:rPr>
+                              <w:t xml:space="preserve">（二）分项报价清单</w:t>
+                            </w:r>
+                          </w:p>
+                        </w:txbxContent>
+                      </wps:txbx>
+                      <wps:bodyPr rot="0" vert="horz" anchor="t" wrap="square" lIns="0" tIns="0" rIns="0" bIns="0"/>
+                    </wps:wsp>
+                  </a:graphicData>
+                </a:graphic>
+              </wp:anchor>
+            </w:drawing>
+          </mc:Choice>
+          <mc:Fallback>
+            <w:pict>
+              <v:shape id="VML178" type="#_x0000_t202" style="position:absolute;left:93.750pt;top:434.198pt;width:158.440pt;height:21.120pt;z-index:10;mso-position-horizontal:absolute;mso-position-vertical:absolute;mso-position-horizontal-relative:page;mso-position-vertical-relative:page;mso-wrap:square;" filled="false" stroked="false" v-text-anchor="top">
+                <v:fill on="false"/>
+                <v:stroke on="false"/>
+                <v:textbox style="mso-fit-shape-to-text:false" inset="0pt,0pt,0pt,0pt">
+                  <w:txbxContent>
+                    <w:p>
+                      <w:pPr>
+                        <w:spacing w:line="240" w:lineRule="auto" w:before="0" w:after="0" w:beforeLines="0" w:afterLines="0"/>
+                        <w:ind w:left="0" w:right="0" w:firstLine="0"/>
+                      </w:pPr>
+                      <w:r>
+                        <w:rPr>
+                          <w:rFonts w:ascii="Times New Roman" w:hAnsi="Times New Roman" w:eastAsia="仿宋" w:cs="Times New Roman"/>
+                          <w:color w:val="000000"/>
+                          <w:sz w:val="26"/>
+                          <w:szCs w:val="26"/>
+                        </w:rPr>
+                        <w:t xml:space="preserve">（二）分项报价清单</w:t>
+                      </w:r>
+                    </w:p>
+                  </w:txbxContent>
+                </v:textbox>
+              </v:shape>
+            </w:pict>
+          </mc:Fallback>
+        </mc:AlternateContent>
       </w:r>
       <w:r>
-        <w:pict>
-          <v:shape id="TextBox188" type="#_x0000_t202" style="position:absolute;left:93.750pt;top:355.059pt;width:535.960pt;height:21.120pt;z-index:10;mso-position-horizontal:absolute;mso-position-vertical:absolute;mso-position-horizontal-relative:page;mso-position-vertical-relative:page;mso-wrap:square;" filled="false" stroked="false" v-text-anchor="top">
-            <v:fill on="false"/>
-            <v:stroke on="false"/>
-            <v:textbox style="mso-fit-shape-to-text:false" inset="0pt,0pt,0pt,0pt">
-              <w:txbxContent>
-                <w:p>
-                  <w:pPr>
-                    <w:spacing w:line="240" w:lineRule="auto" w:before="0" w:after="0" w:beforeLines="0" w:afterLines="0"/>
-                    <w:jc w:val="center"/>
-                    <w:ind w:left="0" w:right="0" w:firstLine="0"/>
-                  </w:pPr>
-                  <w:r>
-                    <w:rPr>
-                      <w:rFonts w:ascii="Times New Roman" w:hAnsi="Times New Roman" w:eastAsia="仿宋" w:cs="Times New Roman"/>
-                      <w:color w:val="000000"/>
-                      <w:sz w:val="26"/>
-                      <w:szCs w:val="26"/>
-                    </w:rPr>
-                    <w:t xml:space="preserve">工作内容，均被认为已包含在清单各项目报价中，采购人不另行支付。</w:t>
-                  </w:r>
-                </w:p>
-              </w:txbxContent>
-            </v:textbox>
-          </v:shape>
-        </w:pict>
+        <mc:AlternateContent>
+          <mc:Choice xmlns:a="http://schemas.openxmlformats.org/drawingml/2006/main" Requires="wps">
+            <w:drawing>
+              <wp:anchor distT="0" distB="0" distL="0" distR="0" simplePos="0" relativeHeight="10" behindDoc="0" locked="0" layoutInCell="1" allowOverlap="1">
+                <wp:simplePos x="0" y="0"/>
+                <wp:positionH relativeFrom="page">
+                  <wp:posOffset>5414702</wp:posOffset>
+                </wp:positionH>
+                <wp:positionV relativeFrom="page">
+                  <wp:posOffset>5747294</wp:posOffset>
+                </wp:positionV>
+                <wp:extent cx="1576324" cy="268224"/>
+                <wp:effectExtent l="0" t="0" r="0" b="0"/>
+                <wp:wrapNone/>
+                <wp:docPr id="179" name="TextBox179"/>
+                <wp:cNvGraphicFramePr/>
+                <a:graphic>
+                  <a:graphicData uri="http://schemas.microsoft.com/office/word/2010/wordprocessingShape">
+                    <wps:wsp>
+                      <wps:cNvSpPr txBox="1"/>
+                      <wps:cNvCnPr/>
+                      <wps:spPr>
+                        <a:xfrm>
+                          <a:off x="0" y="0"/>
+                          <a:ext cx="1576324" cy="268224"/>
+                        </a:xfrm>
+                        <a:prstGeom prst="rect">
+                          <a:avLst/>
+                        </a:prstGeom>
+                        <a:noFill/>
+                        <a:ln>
+                          <a:noFill/>
+                        </a:ln>
+                      </wps:spPr>
+                      <wps:txbx>
+                        <w:txbxContent>
+                          <w:p>
+                            <w:pPr>
+                              <w:spacing w:line="240" w:lineRule="auto" w:before="0" w:after="0" w:beforeLines="0" w:afterLines="0"/>
+                              <w:ind w:left="0" w:right="0" w:firstLine="0"/>
+                            </w:pPr>
+                            <w:r>
+                              <w:rPr>
+                                <w:rFonts w:ascii="Times New Roman" w:hAnsi="Times New Roman" w:eastAsia="仿宋" w:cs="Times New Roman"/>
+                                <w:color w:val="000000"/>
+                                <w:sz w:val="26"/>
+                                <w:szCs w:val="26"/>
+                              </w:rPr>
+                              <w:t xml:space="preserve">单位：人民币元</w:t>
+                            </w:r>
+                          </w:p>
+                        </w:txbxContent>
+                      </wps:txbx>
+                      <wps:bodyPr rot="0" vert="horz" anchor="t" wrap="square" lIns="0" tIns="0" rIns="0" bIns="0"/>
+                    </wps:wsp>
+                  </a:graphicData>
+                </a:graphic>
+              </wp:anchor>
+            </w:drawing>
+          </mc:Choice>
+          <mc:Fallback>
+            <w:pict>
+              <v:shape id="VML179" type="#_x0000_t202" style="position:absolute;left:426.355pt;top:452.543pt;width:124.120pt;height:21.120pt;z-index:10;mso-position-horizontal:absolute;mso-position-vertical:absolute;mso-position-horizontal-relative:page;mso-position-vertical-relative:page;mso-wrap:square;" filled="false" stroked="false" v-text-anchor="top">
+                <v:fill on="false"/>
+                <v:stroke on="false"/>
+                <v:textbox style="mso-fit-shape-to-text:false" inset="0pt,0pt,0pt,0pt">
+                  <w:txbxContent>
+                    <w:p>
+                      <w:pPr>
+                        <w:spacing w:line="240" w:lineRule="auto" w:before="0" w:after="0" w:beforeLines="0" w:afterLines="0"/>
+                        <w:ind w:left="0" w:right="0" w:firstLine="0"/>
+                      </w:pPr>
+                      <w:r>
+                        <w:rPr>
+                          <w:rFonts w:ascii="Times New Roman" w:hAnsi="Times New Roman" w:eastAsia="仿宋" w:cs="Times New Roman"/>
+                          <w:color w:val="000000"/>
+                          <w:sz w:val="26"/>
+                          <w:szCs w:val="26"/>
+                        </w:rPr>
+                        <w:t xml:space="preserve">单位：人民币元</w:t>
+                      </w:r>
+                    </w:p>
+                  </w:txbxContent>
+                </v:textbox>
+              </v:shape>
+            </w:pict>
+          </mc:Fallback>
+        </mc:AlternateContent>
       </w:r>
       <w:r>
-        <w:pict>
-          <v:shape id="TextBox189" type="#_x0000_t202" style="position:absolute;left:121.642pt;top:380.459pt;width:244.240pt;height:21.120pt;z-index:10;mso-position-horizontal:absolute;mso-position-vertical:absolute;mso-position-horizontal-relative:page;mso-position-vertical-relative:page;mso-wrap:square;" filled="false" stroked="false" v-text-anchor="top">
-            <v:fill on="false"/>
-            <v:stroke on="false"/>
-            <v:textbox style="mso-fit-shape-to-text:false" inset="0pt,0pt,0pt,0pt">
-              <w:txbxContent>
-                <w:p>
-                  <w:pPr>
-                    <w:spacing w:line="240" w:lineRule="auto" w:before="0" w:after="0" w:beforeLines="0" w:afterLines="0"/>
-                    <w:ind w:left="0" w:right="0" w:firstLine="0"/>
-                  </w:pPr>
-                  <w:r>
-                    <w:rPr>
-                      <w:rFonts w:ascii="Times New Roman" w:hAnsi="Times New Roman" w:eastAsia="仿宋" w:cs="Times New Roman"/>
-                      <w:color w:val="000000"/>
-                      <w:sz w:val="26"/>
-                      <w:szCs w:val="26"/>
-                    </w:rPr>
-                    <w:t xml:space="preserve">2.3 报价以人民币为单位。</w:t>
-                  </w:r>
-                </w:p>
-              </w:txbxContent>
-            </v:textbox>
-          </v:shape>
-        </w:pict>
+        <mc:AlternateContent>
+          <mc:Choice xmlns:a="http://schemas.openxmlformats.org/drawingml/2006/main" Requires="wps">
+            <w:drawing>
+              <wp:anchor distT="0" distB="0" distL="0" distR="0" simplePos="0" relativeHeight="10" behindDoc="0" locked="0" layoutInCell="1" allowOverlap="1">
+                <wp:simplePos x="0" y="0"/>
+                <wp:positionH relativeFrom="page">
+                  <wp:posOffset>1190625</wp:posOffset>
+                </wp:positionH>
+                <wp:positionV relativeFrom="page">
+                  <wp:posOffset>6087839</wp:posOffset>
+                </wp:positionV>
+                <wp:extent cx="176248" cy="201168"/>
+                <wp:effectExtent l="0" t="0" r="0" b="0"/>
+                <wp:wrapNone/>
+                <wp:docPr id="180" name="TextBox180"/>
+                <wp:cNvGraphicFramePr/>
+                <a:graphic>
+                  <a:graphicData uri="http://schemas.microsoft.com/office/word/2010/wordprocessingShape">
+                    <wps:wsp>
+                      <wps:cNvSpPr txBox="1"/>
+                      <wps:cNvCnPr/>
+                      <wps:spPr>
+                        <a:xfrm>
+                          <a:off x="0" y="0"/>
+                          <a:ext cx="176248" cy="201168"/>
+                        </a:xfrm>
+                        <a:prstGeom prst="rect">
+                          <a:avLst/>
+                        </a:prstGeom>
+                        <a:noFill/>
+                        <a:ln>
+                          <a:noFill/>
+                        </a:ln>
+                      </wps:spPr>
+                      <wps:txbx>
+                        <w:txbxContent>
+                          <w:p>
+                            <w:pPr>
+                              <w:spacing w:line="240" w:lineRule="auto" w:before="0" w:after="0" w:beforeLines="0" w:afterLines="0"/>
+                              <w:ind w:left="0" w:right="0" w:firstLine="0"/>
+                            </w:pPr>
+                            <w:r>
+                              <w:rPr>
+                                <w:rFonts w:ascii="Times New Roman" w:hAnsi="Times New Roman" w:eastAsia="宋体" w:cs="Times New Roman"/>
+                                <w:color w:val="000000"/>
+                                <w:sz w:val="20"/>
+                                <w:szCs w:val="20"/>
+                              </w:rPr>
+                              <w:t xml:space="preserve"> </w:t>
+                            </w:r>
+                          </w:p>
+                        </w:txbxContent>
+                      </wps:txbx>
+                      <wps:bodyPr rot="0" vert="horz" anchor="t" wrap="square" lIns="0" tIns="0" rIns="0" bIns="0"/>
+                    </wps:wsp>
+                  </a:graphicData>
+                </a:graphic>
+              </wp:anchor>
+            </w:drawing>
+          </mc:Choice>
+          <mc:Fallback>
+            <w:pict>
+              <v:shape id="VML180" type="#_x0000_t202" style="position:absolute;left:93.750pt;top:479.357pt;width:13.878pt;height:15.840pt;z-index:10;mso-position-horizontal:absolute;mso-position-vertical:absolute;mso-position-horizontal-relative:page;mso-position-vertical-relative:page;mso-wrap:square;" filled="false" stroked="false" v-text-anchor="top">
+                <v:fill on="false"/>
+                <v:stroke on="false"/>
+                <v:textbox style="mso-fit-shape-to-text:false" inset="0pt,0pt,0pt,0pt">
+                  <w:txbxContent>
+                    <w:p>
+                      <w:pPr>
+                        <w:spacing w:line="240" w:lineRule="auto" w:before="0" w:after="0" w:beforeLines="0" w:afterLines="0"/>
+                        <w:ind w:left="0" w:right="0" w:firstLine="0"/>
+                      </w:pPr>
+                      <w:r>
+                        <w:rPr>
+                          <w:rFonts w:ascii="Times New Roman" w:hAnsi="Times New Roman" w:eastAsia="宋体" w:cs="Times New Roman"/>
+                          <w:color w:val="000000"/>
+                          <w:sz w:val="20"/>
+                          <w:szCs w:val="20"/>
+                        </w:rPr>
+                        <w:t xml:space="preserve"> </w:t>
+                      </w:r>
+                    </w:p>
+                  </w:txbxContent>
+                </v:textbox>
+              </v:shape>
+            </w:pict>
+          </mc:Fallback>
+        </mc:AlternateContent>
       </w:r>
       <w:r>
-        <w:pict>
-          <v:shape id="TextBox190" type="#_x0000_t202" style="position:absolute;left:93.750pt;top:436.198pt;width:158.440pt;height:21.120pt;z-index:10;mso-position-horizontal:absolute;mso-position-vertical:absolute;mso-position-horizontal-relative:page;mso-position-vertical-relative:page;mso-wrap:square;" filled="false" stroked="false" v-text-anchor="top">
-            <v:fill on="false"/>
-            <v:stroke on="false"/>
-            <v:textbox style="mso-fit-shape-to-text:false" inset="0pt,0pt,0pt,0pt">
-              <w:txbxContent>
-                <w:p>
-                  <w:pPr>
-                    <w:spacing w:line="240" w:lineRule="auto" w:before="0" w:after="0" w:beforeLines="0" w:afterLines="0"/>
-                    <w:ind w:left="0" w:right="0" w:firstLine="0"/>
-                  </w:pPr>
-                  <w:r>
-                    <w:rPr>
-                      <w:rFonts w:ascii="Times New Roman" w:hAnsi="Times New Roman" w:eastAsia="仿宋" w:cs="Times New Roman"/>
-                      <w:color w:val="000000"/>
-                      <w:sz w:val="26"/>
-                      <w:szCs w:val="26"/>
-                    </w:rPr>
-                    <w:t xml:space="preserve">（二）分项报价清单</w:t>
-                  </w:r>
-                </w:p>
-              </w:txbxContent>
-            </v:textbox>
-          </v:shape>
-        </w:pict>
+        <mc:AlternateContent>
+          <mc:Choice xmlns:a="http://schemas.openxmlformats.org/drawingml/2006/main" Requires="wps">
+            <w:drawing>
+              <wp:anchor distT="0" distB="0" distL="0" distR="0" simplePos="0" relativeHeight="10" behindDoc="0" locked="0" layoutInCell="1" allowOverlap="1">
+                <wp:simplePos x="0" y="0"/>
+                <wp:positionH relativeFrom="page">
+                  <wp:posOffset>1415200</wp:posOffset>
+                </wp:positionH>
+                <wp:positionV relativeFrom="page">
+                  <wp:posOffset>6887852</wp:posOffset>
+                </wp:positionV>
+                <wp:extent cx="423926" cy="229616"/>
+                <wp:effectExtent l="0" t="0" r="0" b="0"/>
+                <wp:wrapNone/>
+                <wp:docPr id="181" name="TextBox181"/>
+                <wp:cNvGraphicFramePr/>
+                <a:graphic>
+                  <a:graphicData uri="http://schemas.microsoft.com/office/word/2010/wordprocessingShape">
+                    <wps:wsp>
+                      <wps:cNvSpPr txBox="1"/>
+                      <wps:cNvCnPr/>
+                      <wps:spPr>
+                        <a:xfrm>
+                          <a:off x="0" y="0"/>
+                          <a:ext cx="423926" cy="229616"/>
+                        </a:xfrm>
+                        <a:prstGeom prst="rect">
+                          <a:avLst/>
+                        </a:prstGeom>
+                        <a:noFill/>
+                        <a:ln>
+                          <a:noFill/>
+                        </a:ln>
+                      </wps:spPr>
+                      <wps:txbx>
+                        <w:txbxContent>
+                          <w:p>
+                            <w:pPr>
+                              <w:spacing w:line="240" w:lineRule="auto" w:before="0" w:after="0" w:beforeLines="0" w:afterLines="0"/>
+                              <w:ind w:left="0" w:right="0" w:firstLine="0"/>
+                            </w:pPr>
+                            <w:r>
+                              <w:rPr>
+                                <w:rFonts w:ascii="Times New Roman" w:hAnsi="Times New Roman" w:eastAsia="仿宋" w:cs="Times New Roman"/>
+                                <w:color w:val="000000"/>
+                                <w:sz w:val="23"/>
+                                <w:szCs w:val="23"/>
+                              </w:rPr>
+                              <w:t xml:space="preserve">序号</w:t>
+                            </w:r>
+                          </w:p>
+                        </w:txbxContent>
+                      </wps:txbx>
+                      <wps:bodyPr rot="0" vert="horz" anchor="t" wrap="square" lIns="0" tIns="0" rIns="0" bIns="0"/>
+                    </wps:wsp>
+                  </a:graphicData>
+                </a:graphic>
+              </wp:anchor>
+            </w:drawing>
+          </mc:Choice>
+          <mc:Fallback>
+            <w:pict>
+              <v:shape id="VML181" type="#_x0000_t202" style="position:absolute;left:111.433pt;top:542.351pt;width:33.380pt;height:18.080pt;z-index:10;mso-position-horizontal:absolute;mso-position-vertical:absolute;mso-position-horizontal-relative:page;mso-position-vertical-relative:page;mso-wrap:square;" filled="false" stroked="false" v-text-anchor="top">
+                <v:fill on="false"/>
+                <v:stroke on="false"/>
+                <v:textbox style="mso-fit-shape-to-text:false" inset="0pt,0pt,0pt,0pt">
+                  <w:txbxContent>
+                    <w:p>
+                      <w:pPr>
+                        <w:spacing w:line="240" w:lineRule="auto" w:before="0" w:after="0" w:beforeLines="0" w:afterLines="0"/>
+                        <w:ind w:left="0" w:right="0" w:firstLine="0"/>
+                      </w:pPr>
+                      <w:r>
+                        <w:rPr>
+                          <w:rFonts w:ascii="Times New Roman" w:hAnsi="Times New Roman" w:eastAsia="仿宋" w:cs="Times New Roman"/>
+                          <w:color w:val="000000"/>
+                          <w:sz w:val="23"/>
+                          <w:szCs w:val="23"/>
+                        </w:rPr>
+                        <w:t xml:space="preserve">序号</w:t>
+                      </w:r>
+                    </w:p>
+                  </w:txbxContent>
+                </v:textbox>
+              </v:shape>
+            </w:pict>
+          </mc:Fallback>
+        </mc:AlternateContent>
       </w:r>
       <w:r>
-        <w:pict>
-          <v:shape id="TextBox191" type="#_x0000_t202" style="position:absolute;left:426.355pt;top:454.543pt;width:124.120pt;height:21.120pt;z-index:10;mso-position-horizontal:absolute;mso-position-vertical:absolute;mso-position-horizontal-relative:page;mso-position-vertical-relative:page;mso-wrap:square;" filled="false" stroked="false" v-text-anchor="top">
-            <v:fill on="false"/>
-            <v:stroke on="false"/>
-            <v:textbox style="mso-fit-shape-to-text:false" inset="0pt,0pt,0pt,0pt">
-              <w:txbxContent>
-                <w:p>
-                  <w:pPr>
-                    <w:spacing w:line="240" w:lineRule="auto" w:before="0" w:after="0" w:beforeLines="0" w:afterLines="0"/>
-                    <w:ind w:left="0" w:right="0" w:firstLine="0"/>
-                  </w:pPr>
-                  <w:r>
-                    <w:rPr>
-                      <w:rFonts w:ascii="Times New Roman" w:hAnsi="Times New Roman" w:eastAsia="仿宋" w:cs="Times New Roman"/>
-                      <w:color w:val="000000"/>
-                      <w:sz w:val="26"/>
-                      <w:szCs w:val="26"/>
-                    </w:rPr>
-                    <w:t xml:space="preserve">单位：人民币元</w:t>
-                  </w:r>
-                </w:p>
-              </w:txbxContent>
-            </v:textbox>
-          </v:shape>
-        </w:pict>
+        <mc:AlternateContent>
+          <mc:Choice xmlns:a="http://schemas.openxmlformats.org/drawingml/2006/main" Requires="wps">
+            <w:drawing>
+              <wp:anchor distT="0" distB="0" distL="0" distR="0" simplePos="0" relativeHeight="10" behindDoc="0" locked="0" layoutInCell="1" allowOverlap="1">
+                <wp:simplePos x="0" y="0"/>
+                <wp:positionH relativeFrom="page">
+                  <wp:posOffset>2503211</wp:posOffset>
+                </wp:positionH>
+                <wp:positionV relativeFrom="page">
+                  <wp:posOffset>6887852</wp:posOffset>
+                </wp:positionV>
+                <wp:extent cx="797052" cy="229616"/>
+                <wp:effectExtent l="0" t="0" r="0" b="0"/>
+                <wp:wrapNone/>
+                <wp:docPr id="182" name="TextBox182"/>
+                <wp:cNvGraphicFramePr/>
+                <a:graphic>
+                  <a:graphicData uri="http://schemas.microsoft.com/office/word/2010/wordprocessingShape">
+                    <wps:wsp>
+                      <wps:cNvSpPr txBox="1"/>
+                      <wps:cNvCnPr/>
+                      <wps:spPr>
+                        <a:xfrm>
+                          <a:off x="0" y="0"/>
+                          <a:ext cx="797052" cy="229616"/>
+                        </a:xfrm>
+                        <a:prstGeom prst="rect">
+                          <a:avLst/>
+                        </a:prstGeom>
+                        <a:noFill/>
+                        <a:ln>
+                          <a:noFill/>
+                        </a:ln>
+                      </wps:spPr>
+                      <wps:txbx>
+                        <w:txbxContent>
+                          <w:p>
+                            <w:pPr>
+                              <w:spacing w:line="240" w:lineRule="auto" w:before="0" w:after="0" w:beforeLines="0" w:afterLines="0"/>
+                              <w:ind w:left="0" w:right="0" w:firstLine="0"/>
+                            </w:pPr>
+                            <w:r>
+                              <w:rPr>
+                                <w:rFonts w:ascii="Times New Roman" w:hAnsi="Times New Roman" w:eastAsia="仿宋" w:cs="Times New Roman"/>
+                                <w:color w:val="000000"/>
+                                <w:sz w:val="23"/>
+                                <w:szCs w:val="23"/>
+                              </w:rPr>
+                              <w:t xml:space="preserve">分项名称</w:t>
+                            </w:r>
+                          </w:p>
+                        </w:txbxContent>
+                      </wps:txbx>
+                      <wps:bodyPr rot="0" vert="horz" anchor="t" wrap="square" lIns="0" tIns="0" rIns="0" bIns="0"/>
+                    </wps:wsp>
+                  </a:graphicData>
+                </a:graphic>
+              </wp:anchor>
+            </w:drawing>
+          </mc:Choice>
+          <mc:Fallback>
+            <w:pict>
+              <v:shape id="VML182" type="#_x0000_t202" style="position:absolute;left:197.103pt;top:542.351pt;width:62.760pt;height:18.080pt;z-index:10;mso-position-horizontal:absolute;mso-position-vertical:absolute;mso-position-horizontal-relative:page;mso-position-vertical-relative:page;mso-wrap:square;" filled="false" stroked="false" v-text-anchor="top">
+                <v:fill on="false"/>
+                <v:stroke on="false"/>
+                <v:textbox style="mso-fit-shape-to-text:false" inset="0pt,0pt,0pt,0pt">
+                  <w:txbxContent>
+                    <w:p>
+                      <w:pPr>
+                        <w:spacing w:line="240" w:lineRule="auto" w:before="0" w:after="0" w:beforeLines="0" w:afterLines="0"/>
+                        <w:ind w:left="0" w:right="0" w:firstLine="0"/>
+                      </w:pPr>
+                      <w:r>
+                        <w:rPr>
+                          <w:rFonts w:ascii="Times New Roman" w:hAnsi="Times New Roman" w:eastAsia="仿宋" w:cs="Times New Roman"/>
+                          <w:color w:val="000000"/>
+                          <w:sz w:val="23"/>
+                          <w:szCs w:val="23"/>
+                        </w:rPr>
+                        <w:t xml:space="preserve">分项名称</w:t>
+                      </w:r>
+                    </w:p>
+                  </w:txbxContent>
+                </v:textbox>
+              </v:shape>
+            </w:pict>
+          </mc:Fallback>
+        </mc:AlternateContent>
       </w:r>
       <w:r>
-        <w:pict>
-          <v:shape id="TextBox192" type="#_x0000_t202" style="position:absolute;left:93.750pt;top:481.357pt;width:13.878pt;height:15.840pt;z-index:10;mso-position-horizontal:absolute;mso-position-vertical:absolute;mso-position-horizontal-relative:page;mso-position-vertical-relative:page;mso-wrap:square;" filled="false" stroked="false" v-text-anchor="top">
-            <v:fill on="false"/>
-            <v:stroke on="false"/>
-            <v:textbox style="mso-fit-shape-to-text:false" inset="0pt,0pt,0pt,0pt">
-              <w:txbxContent>
-                <w:p>
-                  <w:pPr>
-                    <w:spacing w:line="240" w:lineRule="auto" w:before="0" w:after="0" w:beforeLines="0" w:afterLines="0"/>
-                    <w:ind w:left="0" w:right="0" w:firstLine="0"/>
-                  </w:pPr>
-                  <w:r>
-                    <w:rPr>
-                      <w:rFonts w:ascii="Times New Roman" w:hAnsi="Times New Roman" w:eastAsia="宋体" w:cs="Times New Roman"/>
-                      <w:color w:val="000000"/>
-                      <w:sz w:val="20"/>
-                      <w:szCs w:val="20"/>
-                    </w:rPr>
-                    <w:t xml:space="preserve"> </w:t>
-                  </w:r>
-                </w:p>
-              </w:txbxContent>
-            </v:textbox>
-          </v:shape>
-        </w:pict>
+        <mc:AlternateContent>
+          <mc:Choice xmlns:a="http://schemas.openxmlformats.org/drawingml/2006/main" Requires="wps">
+            <w:drawing>
+              <wp:anchor distT="0" distB="0" distL="0" distR="0" simplePos="0" relativeHeight="10" behindDoc="0" locked="0" layoutInCell="1" allowOverlap="1">
+                <wp:simplePos x="0" y="0"/>
+                <wp:positionH relativeFrom="page">
+                  <wp:posOffset>3940966</wp:posOffset>
+                </wp:positionH>
+                <wp:positionV relativeFrom="page">
+                  <wp:posOffset>6922048</wp:posOffset>
+                </wp:positionV>
+                <wp:extent cx="1450848" cy="215392"/>
+                <wp:effectExtent l="0" t="0" r="0" b="0"/>
+                <wp:wrapNone/>
+                <wp:docPr id="183" name="TextBox183"/>
+                <wp:cNvGraphicFramePr/>
+                <a:graphic>
+                  <a:graphicData uri="http://schemas.microsoft.com/office/word/2010/wordprocessingShape">
+                    <wps:wsp>
+                      <wps:cNvSpPr txBox="1"/>
+                      <wps:cNvCnPr/>
+                      <wps:spPr>
+                        <a:xfrm>
+                          <a:off x="0" y="0"/>
+                          <a:ext cx="1450848" cy="215392"/>
+                        </a:xfrm>
+                        <a:prstGeom prst="rect">
+                          <a:avLst/>
+                        </a:prstGeom>
+                        <a:noFill/>
+                        <a:ln>
+                          <a:noFill/>
+                        </a:ln>
+                      </wps:spPr>
+                      <wps:txbx>
+                        <w:txbxContent>
+                          <w:p>
+                            <w:pPr>
+                              <w:spacing w:line="240" w:lineRule="auto" w:before="0" w:after="0" w:beforeLines="0" w:afterLines="0"/>
+                              <w:ind w:left="0" w:right="0" w:firstLine="0"/>
+                            </w:pPr>
+                            <w:r>
+                              <w:rPr>
+                                <w:rFonts w:ascii="Times New Roman" w:hAnsi="Times New Roman" w:eastAsia="仿宋" w:cs="Times New Roman"/>
+                                <w:color w:val="000000"/>
+                                <w:sz w:val="21"/>
+                                <w:szCs w:val="21"/>
+                              </w:rPr>
+                              <w:t xml:space="preserve">上限单价 （元）</w:t>
+                            </w:r>
+                          </w:p>
+                        </w:txbxContent>
+                      </wps:txbx>
+                      <wps:bodyPr rot="0" vert="horz" anchor="t" wrap="square" lIns="0" tIns="0" rIns="0" bIns="0"/>
+                    </wps:wsp>
+                  </a:graphicData>
+                </a:graphic>
+              </wp:anchor>
+            </w:drawing>
+          </mc:Choice>
+          <mc:Fallback>
+            <w:pict>
+              <v:shape id="VML183" type="#_x0000_t202" style="position:absolute;left:310.312pt;top:545.043pt;width:114.240pt;height:16.960pt;z-index:10;mso-position-horizontal:absolute;mso-position-vertical:absolute;mso-position-horizontal-relative:page;mso-position-vertical-relative:page;mso-wrap:square;" filled="false" stroked="false" v-text-anchor="top">
+                <v:fill on="false"/>
+                <v:stroke on="false"/>
+                <v:textbox style="mso-fit-shape-to-text:false" inset="0pt,0pt,0pt,0pt">
+                  <w:txbxContent>
+                    <w:p>
+                      <w:pPr>
+                        <w:spacing w:line="240" w:lineRule="auto" w:before="0" w:after="0" w:beforeLines="0" w:afterLines="0"/>
+                        <w:ind w:left="0" w:right="0" w:firstLine="0"/>
+                      </w:pPr>
+                      <w:r>
+                        <w:rPr>
+                          <w:rFonts w:ascii="Times New Roman" w:hAnsi="Times New Roman" w:eastAsia="仿宋" w:cs="Times New Roman"/>
+                          <w:color w:val="000000"/>
+                          <w:sz w:val="21"/>
+                          <w:szCs w:val="21"/>
+                        </w:rPr>
+                        <w:t xml:space="preserve">上限单价 （元）</w:t>
+                      </w:r>
+                    </w:p>
+                  </w:txbxContent>
+                </v:textbox>
+              </v:shape>
+            </w:pict>
+          </mc:Fallback>
+        </mc:AlternateContent>
       </w:r>
       <w:r>
-        <w:pict>
-          <v:shape id="TextBox193" type="#_x0000_t202" style="position:absolute;left:111.433pt;top:544.351pt;width:33.380pt;height:18.080pt;z-index:10;mso-position-horizontal:absolute;mso-position-vertical:absolute;mso-position-horizontal-relative:page;mso-position-vertical-relative:page;mso-wrap:square;" filled="false" stroked="false" v-text-anchor="top">
-            <v:fill on="false"/>
-            <v:stroke on="false"/>
-            <v:textbox style="mso-fit-shape-to-text:false" inset="0pt,0pt,0pt,0pt">
-              <w:txbxContent>
-                <w:p>
-                  <w:pPr>
-                    <w:spacing w:line="240" w:lineRule="auto" w:before="0" w:after="0" w:beforeLines="0" w:afterLines="0"/>
-                    <w:ind w:left="0" w:right="0" w:firstLine="0"/>
-                  </w:pPr>
-                  <w:r>
-                    <w:rPr>
-                      <w:rFonts w:ascii="Times New Roman" w:hAnsi="Times New Roman" w:eastAsia="仿宋" w:cs="Times New Roman"/>
-                      <w:color w:val="000000"/>
-                      <w:sz w:val="23"/>
-                      <w:szCs w:val="23"/>
-                    </w:rPr>
-                    <w:t xml:space="preserve">序号</w:t>
-                  </w:r>
-                </w:p>
-              </w:txbxContent>
-            </v:textbox>
-          </v:shape>
-        </w:pict>
+        <mc:AlternateContent>
+          <mc:Choice xmlns:a="http://schemas.openxmlformats.org/drawingml/2006/main" Requires="wps">
+            <w:drawing>
+              <wp:anchor distT="0" distB="0" distL="0" distR="0" simplePos="0" relativeHeight="10" behindDoc="0" locked="0" layoutInCell="1" allowOverlap="1">
+                <wp:simplePos x="0" y="0"/>
+                <wp:positionH relativeFrom="page">
+                  <wp:posOffset>5435984</wp:posOffset>
+                </wp:positionH>
+                <wp:positionV relativeFrom="page">
+                  <wp:posOffset>6922048</wp:posOffset>
+                </wp:positionV>
+                <wp:extent cx="1275842" cy="215392"/>
+                <wp:effectExtent l="0" t="0" r="0" b="0"/>
+                <wp:wrapNone/>
+                <wp:docPr id="184" name="TextBox184"/>
+                <wp:cNvGraphicFramePr/>
+                <a:graphic>
+                  <a:graphicData uri="http://schemas.microsoft.com/office/word/2010/wordprocessingShape">
+                    <wps:wsp>
+                      <wps:cNvSpPr txBox="1"/>
+                      <wps:cNvCnPr/>
+                      <wps:spPr>
+                        <a:xfrm>
+                          <a:off x="0" y="0"/>
+                          <a:ext cx="1275842" cy="215392"/>
+                        </a:xfrm>
+                        <a:prstGeom prst="rect">
+                          <a:avLst/>
+                        </a:prstGeom>
+                        <a:noFill/>
+                        <a:ln>
+                          <a:noFill/>
+                        </a:ln>
+                      </wps:spPr>
+                      <wps:txbx>
+                        <w:txbxContent>
+                          <w:p>
+                            <w:pPr>
+                              <w:spacing w:line="240" w:lineRule="auto" w:before="0" w:after="0" w:beforeLines="0" w:afterLines="0"/>
+                              <w:ind w:left="0" w:right="0" w:firstLine="0"/>
+                            </w:pPr>
+                            <w:r>
+                              <w:rPr>
+                                <w:rFonts w:ascii="Times New Roman" w:hAnsi="Times New Roman" w:eastAsia="仿宋" w:cs="Times New Roman"/>
+                                <w:color w:val="000000"/>
+                                <w:sz w:val="21"/>
+                                <w:szCs w:val="21"/>
+                              </w:rPr>
+                              <w:t xml:space="preserve">响应报价（元）</w:t>
+                            </w:r>
+                          </w:p>
+                        </w:txbxContent>
+                      </wps:txbx>
+                      <wps:bodyPr rot="0" vert="horz" anchor="t" wrap="square" lIns="0" tIns="0" rIns="0" bIns="0"/>
+                    </wps:wsp>
+                  </a:graphicData>
+                </a:graphic>
+              </wp:anchor>
+            </w:drawing>
+          </mc:Choice>
+          <mc:Fallback>
+            <w:pict>
+              <v:shape id="VML184" type="#_x0000_t202" style="position:absolute;left:428.030pt;top:545.043pt;width:100.460pt;height:16.960pt;z-index:10;mso-position-horizontal:absolute;mso-position-vertical:absolute;mso-position-horizontal-relative:page;mso-position-vertical-relative:page;mso-wrap:square;" filled="false" stroked="false" v-text-anchor="top">
+                <v:fill on="false"/>
+                <v:stroke on="false"/>
+                <v:textbox style="mso-fit-shape-to-text:false" inset="0pt,0pt,0pt,0pt">
+                  <w:txbxContent>
+                    <w:p>
+                      <w:pPr>
+                        <w:spacing w:line="240" w:lineRule="auto" w:before="0" w:after="0" w:beforeLines="0" w:afterLines="0"/>
+                        <w:ind w:left="0" w:right="0" w:firstLine="0"/>
+                      </w:pPr>
+                      <w:r>
+                        <w:rPr>
+                          <w:rFonts w:ascii="Times New Roman" w:hAnsi="Times New Roman" w:eastAsia="仿宋" w:cs="Times New Roman"/>
+                          <w:color w:val="000000"/>
+                          <w:sz w:val="21"/>
+                          <w:szCs w:val="21"/>
+                        </w:rPr>
+                        <w:t xml:space="preserve">响应报价（元）</w:t>
+                      </w:r>
+                    </w:p>
+                  </w:txbxContent>
+                </v:textbox>
+              </v:shape>
+            </w:pict>
+          </mc:Fallback>
+        </mc:AlternateContent>
       </w:r>
       <w:r>
-        <w:pict>
-          <v:shape id="TextBox194" type="#_x0000_t202" style="position:absolute;left:197.103pt;top:544.351pt;width:62.760pt;height:18.080pt;z-index:10;mso-position-horizontal:absolute;mso-position-vertical:absolute;mso-position-horizontal-relative:page;mso-position-vertical-relative:page;mso-wrap:square;" filled="false" stroked="false" v-text-anchor="top">
-            <v:fill on="false"/>
-            <v:stroke on="false"/>
-            <v:textbox style="mso-fit-shape-to-text:false" inset="0pt,0pt,0pt,0pt">
-              <w:txbxContent>
-                <w:p>
-                  <w:pPr>
-                    <w:spacing w:line="240" w:lineRule="auto" w:before="0" w:after="0" w:beforeLines="0" w:afterLines="0"/>
-                    <w:ind w:left="0" w:right="0" w:firstLine="0"/>
-                  </w:pPr>
-                  <w:r>
-                    <w:rPr>
-                      <w:rFonts w:ascii="Times New Roman" w:hAnsi="Times New Roman" w:eastAsia="仿宋" w:cs="Times New Roman"/>
-                      <w:color w:val="000000"/>
-                      <w:sz w:val="23"/>
-                      <w:szCs w:val="23"/>
-                    </w:rPr>
-                    <w:t xml:space="preserve">分项名称</w:t>
-                  </w:r>
-                </w:p>
-              </w:txbxContent>
-            </v:textbox>
-          </v:shape>
-        </w:pict>
+        <mc:AlternateContent>
+          <mc:Choice xmlns:a="http://schemas.openxmlformats.org/drawingml/2006/main" Requires="wps">
+            <w:drawing>
+              <wp:anchor distT="0" distB="0" distL="0" distR="0" simplePos="0" relativeHeight="10" behindDoc="0" locked="0" layoutInCell="1" allowOverlap="1">
+                <wp:simplePos x="0" y="0"/>
+                <wp:positionH relativeFrom="page">
+                  <wp:posOffset>1998338</wp:posOffset>
+                </wp:positionH>
+                <wp:positionV relativeFrom="page">
+                  <wp:posOffset>7300038</wp:posOffset>
+                </wp:positionV>
+                <wp:extent cx="2289556" cy="229616"/>
+                <wp:effectExtent l="0" t="0" r="0" b="0"/>
+                <wp:wrapNone/>
+                <wp:docPr id="185" name="TextBox185"/>
+                <wp:cNvGraphicFramePr/>
+                <a:graphic>
+                  <a:graphicData uri="http://schemas.microsoft.com/office/word/2010/wordprocessingShape">
+                    <wps:wsp>
+                      <wps:cNvSpPr txBox="1"/>
+                      <wps:cNvCnPr/>
+                      <wps:spPr>
+                        <a:xfrm>
+                          <a:off x="0" y="0"/>
+                          <a:ext cx="2289556" cy="229616"/>
+                        </a:xfrm>
+                        <a:prstGeom prst="rect">
+                          <a:avLst/>
+                        </a:prstGeom>
+                        <a:noFill/>
+                        <a:ln>
+                          <a:noFill/>
+                        </a:ln>
+                      </wps:spPr>
+                      <wps:txbx>
+                        <w:txbxContent>
+                          <w:p>
+                            <w:pPr>
+                              <w:spacing w:line="240" w:lineRule="auto" w:before="0" w:after="0" w:beforeLines="0" w:afterLines="0"/>
+                              <w:ind w:left="0" w:right="0" w:firstLine="0"/>
+                            </w:pPr>
+                            <w:r>
+                              <w:rPr>
+                                <w:rFonts w:ascii="Times New Roman" w:hAnsi="Times New Roman" w:eastAsia="仿宋" w:cs="Times New Roman"/>
+                                <w:color w:val="000000"/>
+                                <w:sz w:val="23"/>
+                                <w:szCs w:val="23"/>
+                              </w:rPr>
+                              <w:t xml:space="preserve">G4京港澳高速羊楼司(湘</w:t>
+                            </w:r>
+                          </w:p>
+                        </w:txbxContent>
+                      </wps:txbx>
+                      <wps:bodyPr rot="0" vert="horz" anchor="t" wrap="square" lIns="0" tIns="0" rIns="0" bIns="0"/>
+                    </wps:wsp>
+                  </a:graphicData>
+                </a:graphic>
+              </wp:anchor>
+            </w:drawing>
+          </mc:Choice>
+          <mc:Fallback>
+            <w:pict>
+              <v:shape id="VML185" type="#_x0000_t202" style="position:absolute;left:157.349pt;top:574.806pt;width:180.280pt;height:18.080pt;z-index:10;mso-position-horizontal:absolute;mso-position-vertical:absolute;mso-position-horizontal-relative:page;mso-position-vertical-relative:page;mso-wrap:square;" filled="false" stroked="false" v-text-anchor="top">
+                <v:fill on="false"/>
+                <v:stroke on="false"/>
+                <v:textbox style="mso-fit-shape-to-text:false" inset="0pt,0pt,0pt,0pt">
+                  <w:txbxContent>
+                    <w:p>
+                      <w:pPr>
+                        <w:spacing w:line="240" w:lineRule="auto" w:before="0" w:after="0" w:beforeLines="0" w:afterLines="0"/>
+                        <w:ind w:left="0" w:right="0" w:firstLine="0"/>
+                      </w:pPr>
+                      <w:r>
+                        <w:rPr>
+                          <w:rFonts w:ascii="Times New Roman" w:hAnsi="Times New Roman" w:eastAsia="仿宋" w:cs="Times New Roman"/>
+                          <w:color w:val="000000"/>
+                          <w:sz w:val="23"/>
+                          <w:szCs w:val="23"/>
+                        </w:rPr>
+                        <w:t xml:space="preserve">G4京港澳高速羊楼司(湘</w:t>
+                      </w:r>
+                    </w:p>
+                  </w:txbxContent>
+                </v:textbox>
+              </v:shape>
+            </w:pict>
+          </mc:Fallback>
+        </mc:AlternateContent>
       </w:r>
       <w:r>
-        <w:pict>
-          <v:shape id="TextBox195" type="#_x0000_t202" style="position:absolute;left:310.312pt;top:547.043pt;width:114.240pt;height:16.960pt;z-index:10;mso-position-horizontal:absolute;mso-position-vertical:absolute;mso-position-horizontal-relative:page;mso-position-vertical-relative:page;mso-wrap:square;" filled="false" stroked="false" v-text-anchor="top">
-            <v:fill on="false"/>
-            <v:stroke on="false"/>
-            <v:textbox style="mso-fit-shape-to-text:false" inset="0pt,0pt,0pt,0pt">
-              <w:txbxContent>
-                <w:p>
-                  <w:pPr>
-                    <w:spacing w:line="240" w:lineRule="auto" w:before="0" w:after="0" w:beforeLines="0" w:afterLines="0"/>
-                    <w:ind w:left="0" w:right="0" w:firstLine="0"/>
-                  </w:pPr>
-                  <w:r>
-                    <w:rPr>
-                      <w:rFonts w:ascii="Times New Roman" w:hAnsi="Times New Roman" w:eastAsia="仿宋" w:cs="Times New Roman"/>
-                      <w:color w:val="000000"/>
-                      <w:sz w:val="21"/>
-                      <w:szCs w:val="21"/>
-                    </w:rPr>
-                    <w:t xml:space="preserve">上限单价 （元）</w:t>
-                  </w:r>
-                </w:p>
-              </w:txbxContent>
-            </v:textbox>
-          </v:shape>
-        </w:pict>
+        <mc:AlternateContent>
+          <mc:Choice xmlns:a="http://schemas.openxmlformats.org/drawingml/2006/main" Requires="wps">
+            <w:drawing>
+              <wp:anchor distT="0" distB="0" distL="0" distR="0" simplePos="0" relativeHeight="10" behindDoc="0" locked="0" layoutInCell="1" allowOverlap="1">
+                <wp:simplePos x="0" y="0"/>
+                <wp:positionH relativeFrom="page">
+                  <wp:posOffset>1522727</wp:posOffset>
+                </wp:positionH>
+                <wp:positionV relativeFrom="page">
+                  <wp:posOffset>7470290</wp:posOffset>
+                </wp:positionV>
+                <wp:extent cx="154529" cy="229616"/>
+                <wp:effectExtent l="0" t="0" r="0" b="0"/>
+                <wp:wrapNone/>
+                <wp:docPr id="186" name="TextBox186"/>
+                <wp:cNvGraphicFramePr/>
+                <a:graphic>
+                  <a:graphicData uri="http://schemas.microsoft.com/office/word/2010/wordprocessingShape">
+                    <wps:wsp>
+                      <wps:cNvSpPr txBox="1"/>
+                      <wps:cNvCnPr/>
+                      <wps:spPr>
+                        <a:xfrm>
+                          <a:off x="0" y="0"/>
+                          <a:ext cx="154529" cy="229616"/>
+                        </a:xfrm>
+                        <a:prstGeom prst="rect">
+                          <a:avLst/>
+                        </a:prstGeom>
+                        <a:noFill/>
+                        <a:ln>
+                          <a:noFill/>
+                        </a:ln>
+                      </wps:spPr>
+                      <wps:txbx>
+                        <w:txbxContent>
+                          <w:p>
+                            <w:pPr>
+                              <w:spacing w:line="240" w:lineRule="auto" w:before="0" w:after="0" w:beforeLines="0" w:afterLines="0"/>
+                              <w:ind w:left="0" w:right="0" w:firstLine="0"/>
+                            </w:pPr>
+                            <w:r>
+                              <w:rPr>
+                                <w:rFonts w:ascii="Times New Roman" w:hAnsi="Times New Roman" w:eastAsia="仿宋" w:cs="Times New Roman"/>
+                                <w:color w:val="000000"/>
+                                <w:sz w:val="23"/>
+                                <w:szCs w:val="23"/>
+                              </w:rPr>
+                              <w:t xml:space="preserve">1</w:t>
+                            </w:r>
+                          </w:p>
+                        </w:txbxContent>
+                      </wps:txbx>
+                      <wps:bodyPr rot="0" vert="horz" anchor="t" wrap="square" lIns="0" tIns="0" rIns="0" bIns="0"/>
+                    </wps:wsp>
+                  </a:graphicData>
+                </a:graphic>
+              </wp:anchor>
+            </w:drawing>
+          </mc:Choice>
+          <mc:Fallback>
+            <w:pict>
+              <v:shape id="VML186" type="#_x0000_t202" style="position:absolute;left:119.900pt;top:588.212pt;width:12.168pt;height:18.080pt;z-index:10;mso-position-horizontal:absolute;mso-position-vertical:absolute;mso-position-horizontal-relative:page;mso-position-vertical-relative:page;mso-wrap:square;" filled="false" stroked="false" v-text-anchor="top">
+                <v:fill on="false"/>
+                <v:stroke on="false"/>
+                <v:textbox style="mso-fit-shape-to-text:false" inset="0pt,0pt,0pt,0pt">
+                  <w:txbxContent>
+                    <w:p>
+                      <w:pPr>
+                        <w:spacing w:line="240" w:lineRule="auto" w:before="0" w:after="0" w:beforeLines="0" w:afterLines="0"/>
+                        <w:ind w:left="0" w:right="0" w:firstLine="0"/>
+                      </w:pPr>
+                      <w:r>
+                        <w:rPr>
+                          <w:rFonts w:ascii="Times New Roman" w:hAnsi="Times New Roman" w:eastAsia="仿宋" w:cs="Times New Roman"/>
+                          <w:color w:val="000000"/>
+                          <w:sz w:val="23"/>
+                          <w:szCs w:val="23"/>
+                        </w:rPr>
+                        <w:t xml:space="preserve">1</w:t>
+                      </w:r>
+                    </w:p>
+                  </w:txbxContent>
+                </v:textbox>
+              </v:shape>
+            </w:pict>
+          </mc:Fallback>
+        </mc:AlternateContent>
       </w:r>
       <w:r>
-        <w:pict>
-          <v:shape id="TextBox196" type="#_x0000_t202" style="position:absolute;left:428.030pt;top:547.043pt;width:100.460pt;height:16.960pt;z-index:10;mso-position-horizontal:absolute;mso-position-vertical:absolute;mso-position-horizontal-relative:page;mso-position-vertical-relative:page;mso-wrap:square;" filled="false" stroked="false" v-text-anchor="top">
-            <v:fill on="false"/>
-            <v:stroke on="false"/>
-            <v:textbox style="mso-fit-shape-to-text:false" inset="0pt,0pt,0pt,0pt">
-              <w:txbxContent>
-                <w:p>
-                  <w:pPr>
-                    <w:spacing w:line="240" w:lineRule="auto" w:before="0" w:after="0" w:beforeLines="0" w:afterLines="0"/>
-                    <w:ind w:left="0" w:right="0" w:firstLine="0"/>
-                  </w:pPr>
-                  <w:r>
-                    <w:rPr>
-                      <w:rFonts w:ascii="Times New Roman" w:hAnsi="Times New Roman" w:eastAsia="仿宋" w:cs="Times New Roman"/>
-                      <w:color w:val="000000"/>
-                      <w:sz w:val="21"/>
-                      <w:szCs w:val="21"/>
-                    </w:rPr>
-                    <w:t xml:space="preserve">响应报价（元）</w:t>
-                  </w:r>
-                </w:p>
-              </w:txbxContent>
-            </v:textbox>
-          </v:shape>
-        </w:pict>
+        <mc:AlternateContent>
+          <mc:Choice xmlns:a="http://schemas.openxmlformats.org/drawingml/2006/main" Requires="wps">
+            <w:drawing>
+              <wp:anchor distT="0" distB="0" distL="0" distR="0" simplePos="0" relativeHeight="10" behindDoc="0" locked="0" layoutInCell="1" allowOverlap="1">
+                <wp:simplePos x="0" y="0"/>
+                <wp:positionH relativeFrom="page">
+                  <wp:posOffset>5872112</wp:posOffset>
+                </wp:positionH>
+                <wp:positionV relativeFrom="page">
+                  <wp:posOffset>7470290</wp:posOffset>
+                </wp:positionV>
+                <wp:extent cx="153410" cy="229616"/>
+                <wp:effectExtent l="0" t="0" r="0" b="0"/>
+                <wp:wrapNone/>
+                <wp:docPr id="187" name="TextBox187"/>
+                <wp:cNvGraphicFramePr/>
+                <a:graphic>
+                  <a:graphicData uri="http://schemas.microsoft.com/office/word/2010/wordprocessingShape">
+                    <wps:wsp>
+                      <wps:cNvSpPr txBox="1"/>
+                      <wps:cNvCnPr/>
+                      <wps:spPr>
+                        <a:xfrm>
+                          <a:off x="0" y="0"/>
+                          <a:ext cx="153410" cy="229616"/>
+                        </a:xfrm>
+                        <a:prstGeom prst="rect">
+                          <a:avLst/>
+                        </a:prstGeom>
+                        <a:noFill/>
+                        <a:ln>
+                          <a:noFill/>
+                        </a:ln>
+                      </wps:spPr>
+                      <wps:txbx>
+                        <w:txbxContent>
+                          <w:p>
+                            <w:pPr>
+                              <w:spacing w:line="240" w:lineRule="auto" w:before="0" w:after="0" w:beforeLines="0" w:afterLines="0"/>
+                              <w:ind w:left="0" w:right="0" w:firstLine="0"/>
+                            </w:pPr>
+                            <w:r>
+                              <w:rPr>
+                                <w:rFonts w:ascii="Times New Roman" w:hAnsi="Times New Roman" w:eastAsia="仿宋" w:cs="Times New Roman"/>
+                                <w:color w:val="000000"/>
+                                <w:sz w:val="23"/>
+                                <w:szCs w:val="23"/>
+                              </w:rPr>
+                              <w:t xml:space="preserve"> </w:t>
+                            </w:r>
+                          </w:p>
+                        </w:txbxContent>
+                      </wps:txbx>
+                      <wps:bodyPr rot="0" vert="horz" anchor="t" wrap="square" lIns="0" tIns="0" rIns="0" bIns="0"/>
+                    </wps:wsp>
+                  </a:graphicData>
+                </a:graphic>
+              </wp:anchor>
+            </w:drawing>
+          </mc:Choice>
+          <mc:Fallback>
+            <w:pict>
+              <v:shape id="VML187" type="#_x0000_t202" style="position:absolute;left:462.371pt;top:588.212pt;width:12.080pt;height:18.080pt;z-index:10;mso-position-horizontal:absolute;mso-position-vertical:absolute;mso-position-horizontal-relative:page;mso-position-vertical-relative:page;mso-wrap:square;" filled="false" stroked="false" v-text-anchor="top">
+                <v:fill on="false"/>
+                <v:stroke on="false"/>
+                <v:textbox style="mso-fit-shape-to-text:false" inset="0pt,0pt,0pt,0pt">
+                  <w:txbxContent>
+                    <w:p>
+                      <w:pPr>
+                        <w:spacing w:line="240" w:lineRule="auto" w:before="0" w:after="0" w:beforeLines="0" w:afterLines="0"/>
+                        <w:ind w:left="0" w:right="0" w:firstLine="0"/>
+                      </w:pPr>
+                      <w:r>
+                        <w:rPr>
+                          <w:rFonts w:ascii="Times New Roman" w:hAnsi="Times New Roman" w:eastAsia="仿宋" w:cs="Times New Roman"/>
+                          <w:color w:val="000000"/>
+                          <w:sz w:val="23"/>
+                          <w:szCs w:val="23"/>
+                        </w:rPr>
+                        <w:t xml:space="preserve"> </w:t>
+                      </w:r>
+                    </w:p>
+                  </w:txbxContent>
+                </v:textbox>
+              </v:shape>
+            </w:pict>
+          </mc:Fallback>
+        </mc:AlternateContent>
       </w:r>
       <w:r>
-        <w:pict>
-          <v:shape id="TextBox197" type="#_x0000_t202" style="position:absolute;left:157.349pt;top:576.806pt;width:180.280pt;height:18.080pt;z-index:10;mso-position-horizontal:absolute;mso-position-vertical:absolute;mso-position-horizontal-relative:page;mso-position-vertical-relative:page;mso-wrap:square;" filled="false" stroked="false" v-text-anchor="top">
-            <v:fill on="false"/>
-            <v:stroke on="false"/>
-            <v:textbox style="mso-fit-shape-to-text:false" inset="0pt,0pt,0pt,0pt">
-              <w:txbxContent>
-                <w:p>
-                  <w:pPr>
-                    <w:spacing w:line="240" w:lineRule="auto" w:before="0" w:after="0" w:beforeLines="0" w:afterLines="0"/>
-                    <w:ind w:left="0" w:right="0" w:firstLine="0"/>
-                  </w:pPr>
-                  <w:r>
-                    <w:rPr>
-                      <w:rFonts w:ascii="Times New Roman" w:hAnsi="Times New Roman" w:eastAsia="仿宋" w:cs="Times New Roman"/>
-                      <w:color w:val="000000"/>
-                      <w:sz w:val="23"/>
-                      <w:szCs w:val="23"/>
-                    </w:rPr>
-                    <w:t xml:space="preserve">G4京港澳高速羊楼司(湘</w:t>
-                  </w:r>
-                </w:p>
-              </w:txbxContent>
-            </v:textbox>
-          </v:shape>
-        </w:pict>
+        <mc:AlternateContent>
+          <mc:Choice xmlns:a="http://schemas.openxmlformats.org/drawingml/2006/main" Requires="wps">
+            <w:drawing>
+              <wp:anchor distT="0" distB="0" distL="0" distR="0" simplePos="0" relativeHeight="10" behindDoc="0" locked="0" layoutInCell="1" allowOverlap="1">
+                <wp:simplePos x="0" y="0"/>
+                <wp:positionH relativeFrom="page">
+                  <wp:posOffset>4135998</wp:posOffset>
+                </wp:positionH>
+                <wp:positionV relativeFrom="page">
+                  <wp:posOffset>7495890</wp:posOffset>
+                </wp:positionV>
+                <wp:extent cx="937057" cy="247904"/>
+                <wp:effectExtent l="0" t="0" r="0" b="0"/>
+                <wp:wrapNone/>
+                <wp:docPr id="188" name="TextBox188"/>
+                <wp:cNvGraphicFramePr/>
+                <a:graphic>
+                  <a:graphicData uri="http://schemas.microsoft.com/office/word/2010/wordprocessingShape">
+                    <wps:wsp>
+                      <wps:cNvSpPr txBox="1"/>
+                      <wps:cNvCnPr/>
+                      <wps:spPr>
+                        <a:xfrm>
+                          <a:off x="0" y="0"/>
+                          <a:ext cx="937057" cy="247904"/>
+                        </a:xfrm>
+                        <a:prstGeom prst="rect">
+                          <a:avLst/>
+                        </a:prstGeom>
+                        <a:noFill/>
+                        <a:ln>
+                          <a:noFill/>
+                        </a:ln>
+                      </wps:spPr>
+                      <wps:txbx>
+                        <w:txbxContent>
+                          <w:p>
+                            <w:pPr>
+                              <w:spacing w:line="240" w:lineRule="auto" w:before="0" w:after="0" w:beforeLines="0" w:afterLines="0"/>
+                              <w:ind w:left="0" w:right="0" w:firstLine="0"/>
+                            </w:pPr>
+                            <w:r>
+                              <w:rPr>
+                                <w:rFonts w:ascii="Times New Roman" w:hAnsi="Times New Roman" w:eastAsia="仿宋" w:cs="Times New Roman"/>
+                                <w:color w:val="000000"/>
+                                <w:sz w:val="24"/>
+                                <w:szCs w:val="24"/>
+                              </w:rPr>
+                              <w:t xml:space="preserve">1184850 </w:t>
+                            </w:r>
+                          </w:p>
+                        </w:txbxContent>
+                      </wps:txbx>
+                      <wps:bodyPr rot="0" vert="horz" anchor="t" wrap="square" lIns="0" tIns="0" rIns="0" bIns="0"/>
+                    </wps:wsp>
+                  </a:graphicData>
+                </a:graphic>
+              </wp:anchor>
+            </w:drawing>
+          </mc:Choice>
+          <mc:Fallback>
+            <w:pict>
+              <v:shape id="VML188" type="#_x0000_t202" style="position:absolute;left:325.669pt;top:590.228pt;width:73.784pt;height:19.520pt;z-index:10;mso-position-horizontal:absolute;mso-position-vertical:absolute;mso-position-horizontal-relative:page;mso-position-vertical-relative:page;mso-wrap:square;" filled="false" stroked="false" v-text-anchor="top">
+                <v:fill on="false"/>
+                <v:stroke on="false"/>
+                <v:textbox style="mso-fit-shape-to-text:false" inset="0pt,0pt,0pt,0pt">
+                  <w:txbxContent>
+                    <w:p>
+                      <w:pPr>
+                        <w:spacing w:line="240" w:lineRule="auto" w:before="0" w:after="0" w:beforeLines="0" w:afterLines="0"/>
+                        <w:ind w:left="0" w:right="0" w:firstLine="0"/>
+                      </w:pPr>
+                      <w:r>
+                        <w:rPr>
+                          <w:rFonts w:ascii="Times New Roman" w:hAnsi="Times New Roman" w:eastAsia="仿宋" w:cs="Times New Roman"/>
+                          <w:color w:val="000000"/>
+                          <w:sz w:val="24"/>
+                          <w:szCs w:val="24"/>
+                        </w:rPr>
+                        <w:t xml:space="preserve">1184850 </w:t>
+                      </w:r>
+                    </w:p>
+                  </w:txbxContent>
+                </v:textbox>
+              </v:shape>
+            </w:pict>
+          </mc:Fallback>
+        </mc:AlternateContent>
       </w:r>
       <w:r>
-        <w:pict>
-          <v:shape id="TextBox198" type="#_x0000_t202" style="position:absolute;left:119.900pt;top:590.212pt;width:12.168pt;height:18.080pt;z-index:10;mso-position-horizontal:absolute;mso-position-vertical:absolute;mso-position-horizontal-relative:page;mso-position-vertical-relative:page;mso-wrap:square;" filled="false" stroked="false" v-text-anchor="top">
-            <v:fill on="false"/>
-            <v:stroke on="false"/>
-            <v:textbox style="mso-fit-shape-to-text:false" inset="0pt,0pt,0pt,0pt">
-              <w:txbxContent>
-                <w:p>
-                  <w:pPr>
-                    <w:spacing w:line="240" w:lineRule="auto" w:before="0" w:after="0" w:beforeLines="0" w:afterLines="0"/>
-                    <w:ind w:left="0" w:right="0" w:firstLine="0"/>
-                  </w:pPr>
-                  <w:r>
-                    <w:rPr>
-                      <w:rFonts w:ascii="Times New Roman" w:hAnsi="Times New Roman" w:eastAsia="仿宋" w:cs="Times New Roman"/>
-                      <w:color w:val="000000"/>
-                      <w:sz w:val="23"/>
-                      <w:szCs w:val="23"/>
-                    </w:rPr>
-                    <w:t xml:space="preserve">1</w:t>
-                  </w:r>
-                </w:p>
-              </w:txbxContent>
-            </v:textbox>
-          </v:shape>
-        </w:pict>
+        <mc:AlternateContent>
+          <mc:Choice xmlns:a="http://schemas.openxmlformats.org/drawingml/2006/main" Requires="wps">
+            <w:drawing>
+              <wp:anchor distT="0" distB="0" distL="0" distR="0" simplePos="0" relativeHeight="10" behindDoc="0" locked="0" layoutInCell="1" allowOverlap="1">
+                <wp:simplePos x="0" y="0"/>
+                <wp:positionH relativeFrom="page">
+                  <wp:posOffset>1998338</wp:posOffset>
+                </wp:positionH>
+                <wp:positionV relativeFrom="page">
+                  <wp:posOffset>7506132</wp:posOffset>
+                </wp:positionV>
+                <wp:extent cx="2102993" cy="229616"/>
+                <wp:effectExtent l="0" t="0" r="0" b="0"/>
+                <wp:wrapNone/>
+                <wp:docPr id="189" name="TextBox189"/>
+                <wp:cNvGraphicFramePr/>
+                <a:graphic>
+                  <a:graphicData uri="http://schemas.microsoft.com/office/word/2010/wordprocessingShape">
+                    <wps:wsp>
+                      <wps:cNvSpPr txBox="1"/>
+                      <wps:cNvCnPr/>
+                      <wps:spPr>
+                        <a:xfrm>
+                          <a:off x="0" y="0"/>
+                          <a:ext cx="2102993" cy="229616"/>
+                        </a:xfrm>
+                        <a:prstGeom prst="rect">
+                          <a:avLst/>
+                        </a:prstGeom>
+                        <a:noFill/>
+                        <a:ln>
+                          <a:noFill/>
+                        </a:ln>
+                      </wps:spPr>
+                      <wps:txbx>
+                        <w:txbxContent>
+                          <w:p>
+                            <w:pPr>
+                              <w:spacing w:line="240" w:lineRule="auto" w:before="0" w:after="0" w:beforeLines="0" w:afterLines="0"/>
+                              <w:ind w:left="0" w:right="0" w:firstLine="0"/>
+                            </w:pPr>
+                            <w:r>
+                              <w:rPr>
+                                <w:rFonts w:ascii="Times New Roman" w:hAnsi="Times New Roman" w:eastAsia="仿宋" w:cs="Times New Roman"/>
+                                <w:color w:val="000000"/>
+                                <w:sz w:val="23"/>
+                                <w:szCs w:val="23"/>
+                              </w:rPr>
+                              <w:t xml:space="preserve">鄂界)至岳阳龙湾段扩容</w:t>
+                            </w:r>
+                          </w:p>
+                        </w:txbxContent>
+                      </wps:txbx>
+                      <wps:bodyPr rot="0" vert="horz" anchor="t" wrap="square" lIns="0" tIns="0" rIns="0" bIns="0"/>
+                    </wps:wsp>
+                  </a:graphicData>
+                </a:graphic>
+              </wp:anchor>
+            </w:drawing>
+          </mc:Choice>
+          <mc:Fallback>
+            <w:pict>
+              <v:shape id="VML189" type="#_x0000_t202" style="position:absolute;left:157.349pt;top:591.034pt;width:165.590pt;height:18.080pt;z-index:10;mso-position-horizontal:absolute;mso-position-vertical:absolute;mso-position-horizontal-relative:page;mso-position-vertical-relative:page;mso-wrap:square;" filled="false" stroked="false" v-text-anchor="top">
+                <v:fill on="false"/>
+                <v:stroke on="false"/>
+                <v:textbox style="mso-fit-shape-to-text:false" inset="0pt,0pt,0pt,0pt">
+                  <w:txbxContent>
+                    <w:p>
+                      <w:pPr>
+                        <w:spacing w:line="240" w:lineRule="auto" w:before="0" w:after="0" w:beforeLines="0" w:afterLines="0"/>
+                        <w:ind w:left="0" w:right="0" w:firstLine="0"/>
+                      </w:pPr>
+                      <w:r>
+                        <w:rPr>
+                          <w:rFonts w:ascii="Times New Roman" w:hAnsi="Times New Roman" w:eastAsia="仿宋" w:cs="Times New Roman"/>
+                          <w:color w:val="000000"/>
+                          <w:sz w:val="23"/>
+                          <w:szCs w:val="23"/>
+                        </w:rPr>
+                        <w:t xml:space="preserve">鄂界)至岳阳龙湾段扩容</w:t>
+                      </w:r>
+                    </w:p>
+                  </w:txbxContent>
+                </v:textbox>
+              </v:shape>
+            </w:pict>
+          </mc:Fallback>
+        </mc:AlternateContent>
       </w:r>
       <w:r>
-        <w:pict>
-          <v:shape id="TextBox199" type="#_x0000_t202" style="position:absolute;left:462.371pt;top:590.212pt;width:12.080pt;height:18.080pt;z-index:10;mso-position-horizontal:absolute;mso-position-vertical:absolute;mso-position-horizontal-relative:page;mso-position-vertical-relative:page;mso-wrap:square;" filled="false" stroked="false" v-text-anchor="top">
-            <v:fill on="false"/>
-            <v:stroke on="false"/>
-            <v:textbox style="mso-fit-shape-to-text:false" inset="0pt,0pt,0pt,0pt">
-              <w:txbxContent>
-                <w:p>
-                  <w:pPr>
-                    <w:spacing w:line="240" w:lineRule="auto" w:before="0" w:after="0" w:beforeLines="0" w:afterLines="0"/>
-                    <w:ind w:left="0" w:right="0" w:firstLine="0"/>
-                  </w:pPr>
-                  <w:r>
-                    <w:rPr>
-                      <w:rFonts w:ascii="Times New Roman" w:hAnsi="Times New Roman" w:eastAsia="仿宋" w:cs="Times New Roman"/>
-                      <w:color w:val="000000"/>
-                      <w:sz w:val="23"/>
-                      <w:szCs w:val="23"/>
-                    </w:rPr>
-                    <w:t xml:space="preserve"> </w:t>
-                  </w:r>
-                </w:p>
-              </w:txbxContent>
-            </v:textbox>
-          </v:shape>
-        </w:pict>
+        <mc:AlternateContent>
+          <mc:Choice xmlns:a="http://schemas.openxmlformats.org/drawingml/2006/main" Requires="wps">
+            <w:drawing>
+              <wp:anchor distT="0" distB="0" distL="0" distR="0" simplePos="0" relativeHeight="10" behindDoc="0" locked="0" layoutInCell="1" allowOverlap="1">
+                <wp:simplePos x="0" y="0"/>
+                <wp:positionH relativeFrom="page">
+                  <wp:posOffset>1998338</wp:posOffset>
+                </wp:positionH>
+                <wp:positionV relativeFrom="page">
+                  <wp:posOffset>7703265</wp:posOffset>
+                </wp:positionV>
+                <wp:extent cx="797052" cy="229616"/>
+                <wp:effectExtent l="0" t="0" r="0" b="0"/>
+                <wp:wrapNone/>
+                <wp:docPr id="190" name="TextBox190"/>
+                <wp:cNvGraphicFramePr/>
+                <a:graphic>
+                  <a:graphicData uri="http://schemas.microsoft.com/office/word/2010/wordprocessingShape">
+                    <wps:wsp>
+                      <wps:cNvSpPr txBox="1"/>
+                      <wps:cNvCnPr/>
+                      <wps:spPr>
+                        <a:xfrm>
+                          <a:off x="0" y="0"/>
+                          <a:ext cx="797052" cy="229616"/>
+                        </a:xfrm>
+                        <a:prstGeom prst="rect">
+                          <a:avLst/>
+                        </a:prstGeom>
+                        <a:noFill/>
+                        <a:ln>
+                          <a:noFill/>
+                        </a:ln>
+                      </wps:spPr>
+                      <wps:txbx>
+                        <w:txbxContent>
+                          <w:p>
+                            <w:pPr>
+                              <w:spacing w:line="240" w:lineRule="auto" w:before="0" w:after="0" w:beforeLines="0" w:afterLines="0"/>
+                              <w:ind w:left="0" w:right="0" w:firstLine="0"/>
+                            </w:pPr>
+                            <w:r>
+                              <w:rPr>
+                                <w:rFonts w:ascii="Times New Roman" w:hAnsi="Times New Roman" w:eastAsia="仿宋" w:cs="Times New Roman"/>
+                                <w:color w:val="000000"/>
+                                <w:sz w:val="23"/>
+                                <w:szCs w:val="23"/>
+                              </w:rPr>
+                              <w:t xml:space="preserve">工程项目</w:t>
+                            </w:r>
+                          </w:p>
+                        </w:txbxContent>
+                      </wps:txbx>
+                      <wps:bodyPr rot="0" vert="horz" anchor="t" wrap="square" lIns="0" tIns="0" rIns="0" bIns="0"/>
+                    </wps:wsp>
+                  </a:graphicData>
+                </a:graphic>
+              </wp:anchor>
+            </w:drawing>
+          </mc:Choice>
+          <mc:Fallback>
+            <w:pict>
+              <v:shape id="VML190" type="#_x0000_t202" style="position:absolute;left:157.349pt;top:606.556pt;width:62.760pt;height:18.080pt;z-index:10;mso-position-horizontal:absolute;mso-position-vertical:absolute;mso-position-horizontal-relative:page;mso-position-vertical-relative:page;mso-wrap:square;" filled="false" stroked="false" v-text-anchor="top">
+                <v:fill on="false"/>
+                <v:stroke on="false"/>
+                <v:textbox style="mso-fit-shape-to-text:false" inset="0pt,0pt,0pt,0pt">
+                  <w:txbxContent>
+                    <w:p>
+                      <w:pPr>
+                        <w:spacing w:line="240" w:lineRule="auto" w:before="0" w:after="0" w:beforeLines="0" w:afterLines="0"/>
+                        <w:ind w:left="0" w:right="0" w:firstLine="0"/>
+                      </w:pPr>
+                      <w:r>
+                        <w:rPr>
+                          <w:rFonts w:ascii="Times New Roman" w:hAnsi="Times New Roman" w:eastAsia="仿宋" w:cs="Times New Roman"/>
+                          <w:color w:val="000000"/>
+                          <w:sz w:val="23"/>
+                          <w:szCs w:val="23"/>
+                        </w:rPr>
+                        <w:t xml:space="preserve">工程项目</w:t>
+                      </w:r>
+                    </w:p>
+                  </w:txbxContent>
+                </v:textbox>
+              </v:shape>
+            </w:pict>
+          </mc:Fallback>
+        </mc:AlternateContent>
       </w:r>
       <w:r>
-        <w:pict>
-          <v:shape id="TextBox200" type="#_x0000_t202" style="position:absolute;left:325.669pt;top:592.228pt;width:73.784pt;height:19.520pt;z-index:10;mso-position-horizontal:absolute;mso-position-vertical:absolute;mso-position-horizontal-relative:page;mso-position-vertical-relative:page;mso-wrap:square;" filled="false" stroked="false" v-text-anchor="top">
-            <v:fill on="false"/>
-            <v:stroke on="false"/>
-            <v:textbox style="mso-fit-shape-to-text:false" inset="0pt,0pt,0pt,0pt">
-              <w:txbxContent>
-                <w:p>
-                  <w:pPr>
-                    <w:spacing w:line="240" w:lineRule="auto" w:before="0" w:after="0" w:beforeLines="0" w:afterLines="0"/>
-                    <w:ind w:left="0" w:right="0" w:firstLine="0"/>
-                  </w:pPr>
-                  <w:r>
-                    <w:rPr>
-                      <w:rFonts w:ascii="Times New Roman" w:hAnsi="Times New Roman" w:eastAsia="仿宋" w:cs="Times New Roman"/>
-                      <w:color w:val="000000"/>
-                      <w:sz w:val="24"/>
-                      <w:szCs w:val="24"/>
-                    </w:rPr>
-                    <w:t xml:space="preserve">1184850 </w:t>
-                  </w:r>
-                </w:p>
-              </w:txbxContent>
-            </v:textbox>
-          </v:shape>
-        </w:pict>
+        <mc:AlternateContent>
+          <mc:Choice xmlns:a="http://schemas.openxmlformats.org/drawingml/2006/main" Requires="wps">
+            <w:drawing>
+              <wp:anchor distT="0" distB="0" distL="0" distR="0" simplePos="0" relativeHeight="10" behindDoc="0" locked="0" layoutInCell="1" allowOverlap="1">
+                <wp:simplePos x="0" y="0"/>
+                <wp:positionH relativeFrom="page">
+                  <wp:posOffset>1998338</wp:posOffset>
+                </wp:positionH>
+                <wp:positionV relativeFrom="page">
+                  <wp:posOffset>8061689</wp:posOffset>
+                </wp:positionV>
+                <wp:extent cx="2289556" cy="229616"/>
+                <wp:effectExtent l="0" t="0" r="0" b="0"/>
+                <wp:wrapNone/>
+                <wp:docPr id="191" name="TextBox191"/>
+                <wp:cNvGraphicFramePr/>
+                <a:graphic>
+                  <a:graphicData uri="http://schemas.microsoft.com/office/word/2010/wordprocessingShape">
+                    <wps:wsp>
+                      <wps:cNvSpPr txBox="1"/>
+                      <wps:cNvCnPr/>
+                      <wps:spPr>
+                        <a:xfrm>
+                          <a:off x="0" y="0"/>
+                          <a:ext cx="2289556" cy="229616"/>
+                        </a:xfrm>
+                        <a:prstGeom prst="rect">
+                          <a:avLst/>
+                        </a:prstGeom>
+                        <a:noFill/>
+                        <a:ln>
+                          <a:noFill/>
+                        </a:ln>
+                      </wps:spPr>
+                      <wps:txbx>
+                        <w:txbxContent>
+                          <w:p>
+                            <w:pPr>
+                              <w:spacing w:line="240" w:lineRule="auto" w:before="0" w:after="0" w:beforeLines="0" w:afterLines="0"/>
+                              <w:ind w:left="0" w:right="0" w:firstLine="0"/>
+                            </w:pPr>
+                            <w:r>
+                              <w:rPr>
+                                <w:rFonts w:ascii="Times New Roman" w:hAnsi="Times New Roman" w:eastAsia="仿宋" w:cs="Times New Roman"/>
+                                <w:color w:val="000000"/>
+                                <w:sz w:val="23"/>
+                                <w:szCs w:val="23"/>
+                              </w:rPr>
+                              <w:t xml:space="preserve">G4京港澳高速岳阳龙湾至</w:t>
+                            </w:r>
+                          </w:p>
+                        </w:txbxContent>
+                      </wps:txbx>
+                      <wps:bodyPr rot="0" vert="horz" anchor="t" wrap="square" lIns="0" tIns="0" rIns="0" bIns="0"/>
+                    </wps:wsp>
+                  </a:graphicData>
+                </a:graphic>
+              </wp:anchor>
+            </w:drawing>
+          </mc:Choice>
+          <mc:Fallback>
+            <w:pict>
+              <v:shape id="VML191" type="#_x0000_t202" style="position:absolute;left:157.349pt;top:634.779pt;width:180.280pt;height:18.080pt;z-index:10;mso-position-horizontal:absolute;mso-position-vertical:absolute;mso-position-horizontal-relative:page;mso-position-vertical-relative:page;mso-wrap:square;" filled="false" stroked="false" v-text-anchor="top">
+                <v:fill on="false"/>
+                <v:stroke on="false"/>
+                <v:textbox style="mso-fit-shape-to-text:false" inset="0pt,0pt,0pt,0pt">
+                  <w:txbxContent>
+                    <w:p>
+                      <w:pPr>
+                        <w:spacing w:line="240" w:lineRule="auto" w:before="0" w:after="0" w:beforeLines="0" w:afterLines="0"/>
+                        <w:ind w:left="0" w:right="0" w:firstLine="0"/>
+                      </w:pPr>
+                      <w:r>
+                        <w:rPr>
+                          <w:rFonts w:ascii="Times New Roman" w:hAnsi="Times New Roman" w:eastAsia="仿宋" w:cs="Times New Roman"/>
+                          <w:color w:val="000000"/>
+                          <w:sz w:val="23"/>
+                          <w:szCs w:val="23"/>
+                        </w:rPr>
+                        <w:t xml:space="preserve">G4京港澳高速岳阳龙湾至</w:t>
+                      </w:r>
+                    </w:p>
+                  </w:txbxContent>
+                </v:textbox>
+              </v:shape>
+            </w:pict>
+          </mc:Fallback>
+        </mc:AlternateContent>
       </w:r>
       <w:r>
-        <w:pict>
-          <v:shape id="TextBox201" type="#_x0000_t202" style="position:absolute;left:157.349pt;top:593.034pt;width:165.590pt;height:18.080pt;z-index:10;mso-position-horizontal:absolute;mso-position-vertical:absolute;mso-position-horizontal-relative:page;mso-position-vertical-relative:page;mso-wrap:square;" filled="false" stroked="false" v-text-anchor="top">
-            <v:fill on="false"/>
-            <v:stroke on="false"/>
-            <v:textbox style="mso-fit-shape-to-text:false" inset="0pt,0pt,0pt,0pt">
-              <w:txbxContent>
-                <w:p>
-                  <w:pPr>
-                    <w:spacing w:line="240" w:lineRule="auto" w:before="0" w:after="0" w:beforeLines="0" w:afterLines="0"/>
-                    <w:ind w:left="0" w:right="0" w:firstLine="0"/>
-                  </w:pPr>
-                  <w:r>
-                    <w:rPr>
-                      <w:rFonts w:ascii="Times New Roman" w:hAnsi="Times New Roman" w:eastAsia="仿宋" w:cs="Times New Roman"/>
-                      <w:color w:val="000000"/>
-                      <w:sz w:val="23"/>
-                      <w:szCs w:val="23"/>
-                    </w:rPr>
-                    <w:t xml:space="preserve">鄂界)至岳阳龙湾段扩容</w:t>
-                  </w:r>
-                </w:p>
-              </w:txbxContent>
-            </v:textbox>
-          </v:shape>
-        </w:pict>
+        <mc:AlternateContent>
+          <mc:Choice xmlns:a="http://schemas.openxmlformats.org/drawingml/2006/main" Requires="wps">
+            <w:drawing>
+              <wp:anchor distT="0" distB="0" distL="0" distR="0" simplePos="0" relativeHeight="10" behindDoc="0" locked="0" layoutInCell="1" allowOverlap="1">
+                <wp:simplePos x="0" y="0"/>
+                <wp:positionH relativeFrom="page">
+                  <wp:posOffset>4174781</wp:posOffset>
+                </wp:positionH>
+                <wp:positionV relativeFrom="page">
+                  <wp:posOffset>8123131</wp:posOffset>
+                </wp:positionV>
+                <wp:extent cx="834734" cy="247904"/>
+                <wp:effectExtent l="0" t="0" r="0" b="0"/>
+                <wp:wrapNone/>
+                <wp:docPr id="192" name="TextBox192"/>
+                <wp:cNvGraphicFramePr/>
+                <a:graphic>
+                  <a:graphicData uri="http://schemas.microsoft.com/office/word/2010/wordprocessingShape">
+                    <wps:wsp>
+                      <wps:cNvSpPr txBox="1"/>
+                      <wps:cNvCnPr/>
+                      <wps:spPr>
+                        <a:xfrm>
+                          <a:off x="0" y="0"/>
+                          <a:ext cx="834734" cy="247904"/>
+                        </a:xfrm>
+                        <a:prstGeom prst="rect">
+                          <a:avLst/>
+                        </a:prstGeom>
+                        <a:noFill/>
+                        <a:ln>
+                          <a:noFill/>
+                        </a:ln>
+                      </wps:spPr>
+                      <wps:txbx>
+                        <w:txbxContent>
+                          <w:p>
+                            <w:pPr>
+                              <w:spacing w:line="240" w:lineRule="auto" w:before="0" w:after="0" w:beforeLines="0" w:afterLines="0"/>
+                              <w:ind w:left="0" w:right="0" w:firstLine="0"/>
+                            </w:pPr>
+                            <w:r>
+                              <w:rPr>
+                                <w:rFonts w:ascii="Times New Roman" w:hAnsi="Times New Roman" w:eastAsia="仿宋" w:cs="Times New Roman"/>
+                                <w:color w:val="000000"/>
+                                <w:sz w:val="24"/>
+                                <w:szCs w:val="24"/>
+                              </w:rPr>
+                              <w:t xml:space="preserve">1064700</w:t>
+                            </w:r>
+                          </w:p>
+                        </w:txbxContent>
+                      </wps:txbx>
+                      <wps:bodyPr rot="0" vert="horz" anchor="t" wrap="square" lIns="0" tIns="0" rIns="0" bIns="0"/>
+                    </wps:wsp>
+                  </a:graphicData>
+                </a:graphic>
+              </wp:anchor>
+            </w:drawing>
+          </mc:Choice>
+          <mc:Fallback>
+            <w:pict>
+              <v:shape id="VML192" type="#_x0000_t202" style="position:absolute;left:328.723pt;top:639.617pt;width:65.727pt;height:19.520pt;z-index:10;mso-position-horizontal:absolute;mso-position-vertical:absolute;mso-position-horizontal-relative:page;mso-position-vertical-relative:page;mso-wrap:square;" filled="false" stroked="false" v-text-anchor="top">
+                <v:fill on="false"/>
+                <v:stroke on="false"/>
+                <v:textbox style="mso-fit-shape-to-text:false" inset="0pt,0pt,0pt,0pt">
+                  <w:txbxContent>
+                    <w:p>
+                      <w:pPr>
+                        <w:spacing w:line="240" w:lineRule="auto" w:before="0" w:after="0" w:beforeLines="0" w:afterLines="0"/>
+                        <w:ind w:left="0" w:right="0" w:firstLine="0"/>
+                      </w:pPr>
+                      <w:r>
+                        <w:rPr>
+                          <w:rFonts w:ascii="Times New Roman" w:hAnsi="Times New Roman" w:eastAsia="仿宋" w:cs="Times New Roman"/>
+                          <w:color w:val="000000"/>
+                          <w:sz w:val="24"/>
+                          <w:szCs w:val="24"/>
+                        </w:rPr>
+                        <w:t xml:space="preserve">1064700</w:t>
+                      </w:r>
+                    </w:p>
+                  </w:txbxContent>
+                </v:textbox>
+              </v:shape>
+            </w:pict>
+          </mc:Fallback>
+        </mc:AlternateContent>
       </w:r>
       <w:r>
-        <w:pict>
-          <v:shape id="TextBox202" type="#_x0000_t202" style="position:absolute;left:157.349pt;top:608.556pt;width:62.760pt;height:18.080pt;z-index:10;mso-position-horizontal:absolute;mso-position-vertical:absolute;mso-position-horizontal-relative:page;mso-position-vertical-relative:page;mso-wrap:square;" filled="false" stroked="false" v-text-anchor="top">
-            <v:fill on="false"/>
-            <v:stroke on="false"/>
-            <v:textbox style="mso-fit-shape-to-text:false" inset="0pt,0pt,0pt,0pt">
-              <w:txbxContent>
-                <w:p>
-                  <w:pPr>
-                    <w:spacing w:line="240" w:lineRule="auto" w:before="0" w:after="0" w:beforeLines="0" w:afterLines="0"/>
-                    <w:ind w:left="0" w:right="0" w:firstLine="0"/>
-                  </w:pPr>
-                  <w:r>
-                    <w:rPr>
-                      <w:rFonts w:ascii="Times New Roman" w:hAnsi="Times New Roman" w:eastAsia="仿宋" w:cs="Times New Roman"/>
-                      <w:color w:val="000000"/>
-                      <w:sz w:val="23"/>
-                      <w:szCs w:val="23"/>
-                    </w:rPr>
-                    <w:t xml:space="preserve">工程项目</w:t>
-                  </w:r>
-                </w:p>
-              </w:txbxContent>
-            </v:textbox>
-          </v:shape>
-        </w:pict>
+        <mc:AlternateContent>
+          <mc:Choice xmlns:a="http://schemas.openxmlformats.org/drawingml/2006/main" Requires="wps">
+            <w:drawing>
+              <wp:anchor distT="0" distB="0" distL="0" distR="0" simplePos="0" relativeHeight="10" behindDoc="0" locked="0" layoutInCell="1" allowOverlap="1">
+                <wp:simplePos x="0" y="0"/>
+                <wp:positionH relativeFrom="page">
+                  <wp:posOffset>1522727</wp:posOffset>
+                </wp:positionH>
+                <wp:positionV relativeFrom="page">
+                  <wp:posOffset>8124413</wp:posOffset>
+                </wp:positionV>
+                <wp:extent cx="154529" cy="229616"/>
+                <wp:effectExtent l="0" t="0" r="0" b="0"/>
+                <wp:wrapNone/>
+                <wp:docPr id="193" name="TextBox193"/>
+                <wp:cNvGraphicFramePr/>
+                <a:graphic>
+                  <a:graphicData uri="http://schemas.microsoft.com/office/word/2010/wordprocessingShape">
+                    <wps:wsp>
+                      <wps:cNvSpPr txBox="1"/>
+                      <wps:cNvCnPr/>
+                      <wps:spPr>
+                        <a:xfrm>
+                          <a:off x="0" y="0"/>
+                          <a:ext cx="154529" cy="229616"/>
+                        </a:xfrm>
+                        <a:prstGeom prst="rect">
+                          <a:avLst/>
+                        </a:prstGeom>
+                        <a:noFill/>
+                        <a:ln>
+                          <a:noFill/>
+                        </a:ln>
+                      </wps:spPr>
+                      <wps:txbx>
+                        <w:txbxContent>
+                          <w:p>
+                            <w:pPr>
+                              <w:spacing w:line="240" w:lineRule="auto" w:before="0" w:after="0" w:beforeLines="0" w:afterLines="0"/>
+                              <w:ind w:left="0" w:right="0" w:firstLine="0"/>
+                            </w:pPr>
+                            <w:r>
+                              <w:rPr>
+                                <w:rFonts w:ascii="Times New Roman" w:hAnsi="Times New Roman" w:eastAsia="仿宋" w:cs="Times New Roman"/>
+                                <w:color w:val="000000"/>
+                                <w:sz w:val="23"/>
+                                <w:szCs w:val="23"/>
+                              </w:rPr>
+                              <w:t xml:space="preserve">2</w:t>
+                            </w:r>
+                          </w:p>
+                        </w:txbxContent>
+                      </wps:txbx>
+                      <wps:bodyPr rot="0" vert="horz" anchor="t" wrap="square" lIns="0" tIns="0" rIns="0" bIns="0"/>
+                    </wps:wsp>
+                  </a:graphicData>
+                </a:graphic>
+              </wp:anchor>
+            </w:drawing>
+          </mc:Choice>
+          <mc:Fallback>
+            <w:pict>
+              <v:shape id="VML193" type="#_x0000_t202" style="position:absolute;left:119.900pt;top:639.718pt;width:12.168pt;height:18.080pt;z-index:10;mso-position-horizontal:absolute;mso-position-vertical:absolute;mso-position-horizontal-relative:page;mso-position-vertical-relative:page;mso-wrap:square;" filled="false" stroked="false" v-text-anchor="top">
+                <v:fill on="false"/>
+                <v:stroke on="false"/>
+                <v:textbox style="mso-fit-shape-to-text:false" inset="0pt,0pt,0pt,0pt">
+                  <w:txbxContent>
+                    <w:p>
+                      <w:pPr>
+                        <w:spacing w:line="240" w:lineRule="auto" w:before="0" w:after="0" w:beforeLines="0" w:afterLines="0"/>
+                        <w:ind w:left="0" w:right="0" w:firstLine="0"/>
+                      </w:pPr>
+                      <w:r>
+                        <w:rPr>
+                          <w:rFonts w:ascii="Times New Roman" w:hAnsi="Times New Roman" w:eastAsia="仿宋" w:cs="Times New Roman"/>
+                          <w:color w:val="000000"/>
+                          <w:sz w:val="23"/>
+                          <w:szCs w:val="23"/>
+                        </w:rPr>
+                        <w:t xml:space="preserve">2</w:t>
+                      </w:r>
+                    </w:p>
+                  </w:txbxContent>
+                </v:textbox>
+              </v:shape>
+            </w:pict>
+          </mc:Fallback>
+        </mc:AlternateContent>
       </w:r>
       <w:r>
-        <w:pict>
-          <v:shape id="TextBox203" type="#_x0000_t202" style="position:absolute;left:157.349pt;top:636.779pt;width:180.280pt;height:18.080pt;z-index:10;mso-position-horizontal:absolute;mso-position-vertical:absolute;mso-position-horizontal-relative:page;mso-position-vertical-relative:page;mso-wrap:square;" filled="false" stroked="false" v-text-anchor="top">
-            <v:fill on="false"/>
-            <v:stroke on="false"/>
-            <v:textbox style="mso-fit-shape-to-text:false" inset="0pt,0pt,0pt,0pt">
-              <w:txbxContent>
-                <w:p>
-                  <w:pPr>
-                    <w:spacing w:line="240" w:lineRule="auto" w:before="0" w:after="0" w:beforeLines="0" w:afterLines="0"/>
-                    <w:ind w:left="0" w:right="0" w:firstLine="0"/>
-                  </w:pPr>
-                  <w:r>
-                    <w:rPr>
-                      <w:rFonts w:ascii="Times New Roman" w:hAnsi="Times New Roman" w:eastAsia="仿宋" w:cs="Times New Roman"/>
-                      <w:color w:val="000000"/>
-                      <w:sz w:val="23"/>
-                      <w:szCs w:val="23"/>
-                    </w:rPr>
-                    <w:t xml:space="preserve">G4京港澳高速岳阳龙湾至</w:t>
-                  </w:r>
-                </w:p>
-              </w:txbxContent>
-            </v:textbox>
-          </v:shape>
-        </w:pict>
+        <mc:AlternateContent>
+          <mc:Choice xmlns:a="http://schemas.openxmlformats.org/drawingml/2006/main" Requires="wps">
+            <w:drawing>
+              <wp:anchor distT="0" distB="0" distL="0" distR="0" simplePos="0" relativeHeight="10" behindDoc="0" locked="0" layoutInCell="1" allowOverlap="1">
+                <wp:simplePos x="0" y="0"/>
+                <wp:positionH relativeFrom="page">
+                  <wp:posOffset>5872112</wp:posOffset>
+                </wp:positionH>
+                <wp:positionV relativeFrom="page">
+                  <wp:posOffset>8124413</wp:posOffset>
+                </wp:positionV>
+                <wp:extent cx="153410" cy="229616"/>
+                <wp:effectExtent l="0" t="0" r="0" b="0"/>
+                <wp:wrapNone/>
+                <wp:docPr id="194" name="TextBox194"/>
+                <wp:cNvGraphicFramePr/>
+                <a:graphic>
+                  <a:graphicData uri="http://schemas.microsoft.com/office/word/2010/wordprocessingShape">
+                    <wps:wsp>
+                      <wps:cNvSpPr txBox="1"/>
+                      <wps:cNvCnPr/>
+                      <wps:spPr>
+                        <a:xfrm>
+                          <a:off x="0" y="0"/>
+                          <a:ext cx="153410" cy="229616"/>
+                        </a:xfrm>
+                        <a:prstGeom prst="rect">
+                          <a:avLst/>
+                        </a:prstGeom>
+                        <a:noFill/>
+                        <a:ln>
+                          <a:noFill/>
+                        </a:ln>
+                      </wps:spPr>
+                      <wps:txbx>
+                        <w:txbxContent>
+                          <w:p>
+                            <w:pPr>
+                              <w:spacing w:line="240" w:lineRule="auto" w:before="0" w:after="0" w:beforeLines="0" w:afterLines="0"/>
+                              <w:ind w:left="0" w:right="0" w:firstLine="0"/>
+                            </w:pPr>
+                            <w:r>
+                              <w:rPr>
+                                <w:rFonts w:ascii="Times New Roman" w:hAnsi="Times New Roman" w:eastAsia="仿宋" w:cs="Times New Roman"/>
+                                <w:color w:val="000000"/>
+                                <w:sz w:val="23"/>
+                                <w:szCs w:val="23"/>
+                              </w:rPr>
+                              <w:t xml:space="preserve"> </w:t>
+                            </w:r>
+                          </w:p>
+                        </w:txbxContent>
+                      </wps:txbx>
+                      <wps:bodyPr rot="0" vert="horz" anchor="t" wrap="square" lIns="0" tIns="0" rIns="0" bIns="0"/>
+                    </wps:wsp>
+                  </a:graphicData>
+                </a:graphic>
+              </wp:anchor>
+            </w:drawing>
+          </mc:Choice>
+          <mc:Fallback>
+            <w:pict>
+              <v:shape id="VML194" type="#_x0000_t202" style="position:absolute;left:462.371pt;top:639.718pt;width:12.080pt;height:18.080pt;z-index:10;mso-position-horizontal:absolute;mso-position-vertical:absolute;mso-position-horizontal-relative:page;mso-position-vertical-relative:page;mso-wrap:square;" filled="false" stroked="false" v-text-anchor="top">
+                <v:fill on="false"/>
+                <v:stroke on="false"/>
+                <v:textbox style="mso-fit-shape-to-text:false" inset="0pt,0pt,0pt,0pt">
+                  <w:txbxContent>
+                    <w:p>
+                      <w:pPr>
+                        <w:spacing w:line="240" w:lineRule="auto" w:before="0" w:after="0" w:beforeLines="0" w:afterLines="0"/>
+                        <w:ind w:left="0" w:right="0" w:firstLine="0"/>
+                      </w:pPr>
+                      <w:r>
+                        <w:rPr>
+                          <w:rFonts w:ascii="Times New Roman" w:hAnsi="Times New Roman" w:eastAsia="仿宋" w:cs="Times New Roman"/>
+                          <w:color w:val="000000"/>
+                          <w:sz w:val="23"/>
+                          <w:szCs w:val="23"/>
+                        </w:rPr>
+                        <w:t xml:space="preserve"> </w:t>
+                      </w:r>
+                    </w:p>
+                  </w:txbxContent>
+                </v:textbox>
+              </v:shape>
+            </w:pict>
+          </mc:Fallback>
+        </mc:AlternateContent>
       </w:r>
       <w:r>
-        <w:pict>
-          <v:shape id="TextBox204" type="#_x0000_t202" style="position:absolute;left:328.723pt;top:641.617pt;width:65.727pt;height:19.520pt;z-index:10;mso-position-horizontal:absolute;mso-position-vertical:absolute;mso-position-horizontal-relative:page;mso-position-vertical-relative:page;mso-wrap:square;" filled="false" stroked="false" v-text-anchor="top">
-            <v:fill on="false"/>
-            <v:stroke on="false"/>
-            <v:textbox style="mso-fit-shape-to-text:false" inset="0pt,0pt,0pt,0pt">
-              <w:txbxContent>
-                <w:p>
-                  <w:pPr>
-                    <w:spacing w:line="240" w:lineRule="auto" w:before="0" w:after="0" w:beforeLines="0" w:afterLines="0"/>
-                    <w:ind w:left="0" w:right="0" w:firstLine="0"/>
-                  </w:pPr>
-                  <w:r>
-                    <w:rPr>
-                      <w:rFonts w:ascii="Times New Roman" w:hAnsi="Times New Roman" w:eastAsia="仿宋" w:cs="Times New Roman"/>
-                      <w:color w:val="000000"/>
-                      <w:sz w:val="24"/>
-                      <w:szCs w:val="24"/>
-                    </w:rPr>
-                    <w:t xml:space="preserve">1064700</w:t>
-                  </w:r>
-                </w:p>
-              </w:txbxContent>
-            </v:textbox>
-          </v:shape>
-        </w:pict>
+        <mc:AlternateContent>
+          <mc:Choice xmlns:a="http://schemas.openxmlformats.org/drawingml/2006/main" Requires="wps">
+            <w:drawing>
+              <wp:anchor distT="0" distB="0" distL="0" distR="0" simplePos="0" relativeHeight="10" behindDoc="0" locked="0" layoutInCell="1" allowOverlap="1">
+                <wp:simplePos x="0" y="0"/>
+                <wp:positionH relativeFrom="page">
+                  <wp:posOffset>1998338</wp:posOffset>
+                </wp:positionH>
+                <wp:positionV relativeFrom="page">
+                  <wp:posOffset>8258821</wp:posOffset>
+                </wp:positionV>
+                <wp:extent cx="1543304" cy="229616"/>
+                <wp:effectExtent l="0" t="0" r="0" b="0"/>
+                <wp:wrapNone/>
+                <wp:docPr id="195" name="TextBox195"/>
+                <wp:cNvGraphicFramePr/>
+                <a:graphic>
+                  <a:graphicData uri="http://schemas.microsoft.com/office/word/2010/wordprocessingShape">
+                    <wps:wsp>
+                      <wps:cNvSpPr txBox="1"/>
+                      <wps:cNvCnPr/>
+                      <wps:spPr>
+                        <a:xfrm>
+                          <a:off x="0" y="0"/>
+                          <a:ext cx="1543304" cy="229616"/>
+                        </a:xfrm>
+                        <a:prstGeom prst="rect">
+                          <a:avLst/>
+                        </a:prstGeom>
+                        <a:noFill/>
+                        <a:ln>
+                          <a:noFill/>
+                        </a:ln>
+                      </wps:spPr>
+                      <wps:txbx>
+                        <w:txbxContent>
+                          <w:p>
+                            <w:pPr>
+                              <w:spacing w:line="240" w:lineRule="auto" w:before="0" w:after="0" w:beforeLines="0" w:afterLines="0"/>
+                              <w:ind w:left="0" w:right="0" w:firstLine="0"/>
+                            </w:pPr>
+                            <w:r>
+                              <w:rPr>
+                                <w:rFonts w:ascii="Times New Roman" w:hAnsi="Times New Roman" w:eastAsia="仿宋" w:cs="Times New Roman"/>
+                                <w:color w:val="000000"/>
+                                <w:sz w:val="23"/>
+                                <w:szCs w:val="23"/>
+                              </w:rPr>
+                              <w:t xml:space="preserve">长沙广福扩容工程</w:t>
+                            </w:r>
+                          </w:p>
+                        </w:txbxContent>
+                      </wps:txbx>
+                      <wps:bodyPr rot="0" vert="horz" anchor="t" wrap="square" lIns="0" tIns="0" rIns="0" bIns="0"/>
+                    </wps:wsp>
+                  </a:graphicData>
+                </a:graphic>
+              </wp:anchor>
+            </w:drawing>
+          </mc:Choice>
+          <mc:Fallback>
+            <w:pict>
+              <v:shape id="VML195" type="#_x0000_t202" style="position:absolute;left:157.349pt;top:650.301pt;width:121.520pt;height:18.080pt;z-index:10;mso-position-horizontal:absolute;mso-position-vertical:absolute;mso-position-horizontal-relative:page;mso-position-vertical-relative:page;mso-wrap:square;" filled="false" stroked="false" v-text-anchor="top">
+                <v:fill on="false"/>
+                <v:stroke on="false"/>
+                <v:textbox style="mso-fit-shape-to-text:false" inset="0pt,0pt,0pt,0pt">
+                  <w:txbxContent>
+                    <w:p>
+                      <w:pPr>
+                        <w:spacing w:line="240" w:lineRule="auto" w:before="0" w:after="0" w:beforeLines="0" w:afterLines="0"/>
+                        <w:ind w:left="0" w:right="0" w:firstLine="0"/>
+                      </w:pPr>
+                      <w:r>
+                        <w:rPr>
+                          <w:rFonts w:ascii="Times New Roman" w:hAnsi="Times New Roman" w:eastAsia="仿宋" w:cs="Times New Roman"/>
+                          <w:color w:val="000000"/>
+                          <w:sz w:val="23"/>
+                          <w:szCs w:val="23"/>
+                        </w:rPr>
+                        <w:t xml:space="preserve">长沙广福扩容工程</w:t>
+                      </w:r>
+                    </w:p>
+                  </w:txbxContent>
+                </v:textbox>
+              </v:shape>
+            </w:pict>
+          </mc:Fallback>
+        </mc:AlternateContent>
       </w:r>
       <w:r>
-        <w:pict>
-          <v:shape id="TextBox205" type="#_x0000_t202" style="position:absolute;left:119.900pt;top:641.718pt;width:12.168pt;height:18.080pt;z-index:10;mso-position-horizontal:absolute;mso-position-vertical:absolute;mso-position-horizontal-relative:page;mso-position-vertical-relative:page;mso-wrap:square;" filled="false" stroked="false" v-text-anchor="top">
-            <v:fill on="false"/>
-            <v:stroke on="false"/>
-            <v:textbox style="mso-fit-shape-to-text:false" inset="0pt,0pt,0pt,0pt">
-              <w:txbxContent>
-                <w:p>
-                  <w:pPr>
-                    <w:spacing w:line="240" w:lineRule="auto" w:before="0" w:after="0" w:beforeLines="0" w:afterLines="0"/>
-                    <w:ind w:left="0" w:right="0" w:firstLine="0"/>
-                  </w:pPr>
-                  <w:r>
-                    <w:rPr>
-                      <w:rFonts w:ascii="Times New Roman" w:hAnsi="Times New Roman" w:eastAsia="仿宋" w:cs="Times New Roman"/>
-                      <w:color w:val="000000"/>
-                      <w:sz w:val="23"/>
-                      <w:szCs w:val="23"/>
-                    </w:rPr>
-                    <w:t xml:space="preserve">2</w:t>
-                  </w:r>
-                </w:p>
-              </w:txbxContent>
-            </v:textbox>
-          </v:shape>
-        </w:pict>
+        <mc:AlternateContent>
+          <mc:Choice xmlns:a="http://schemas.openxmlformats.org/drawingml/2006/main" Requires="wps">
+            <w:drawing>
+              <wp:anchor distT="0" distB="0" distL="0" distR="0" simplePos="0" relativeHeight="10" behindDoc="0" locked="0" layoutInCell="1" allowOverlap="1">
+                <wp:simplePos x="0" y="0"/>
+                <wp:positionH relativeFrom="page">
+                  <wp:posOffset>2503071</wp:posOffset>
+                </wp:positionH>
+                <wp:positionV relativeFrom="page">
+                  <wp:posOffset>8608285</wp:posOffset>
+                </wp:positionV>
+                <wp:extent cx="153410" cy="229616"/>
+                <wp:effectExtent l="0" t="0" r="0" b="0"/>
+                <wp:wrapNone/>
+                <wp:docPr id="196" name="TextBox196"/>
+                <wp:cNvGraphicFramePr/>
+                <a:graphic>
+                  <a:graphicData uri="http://schemas.microsoft.com/office/word/2010/wordprocessingShape">
+                    <wps:wsp>
+                      <wps:cNvSpPr txBox="1"/>
+                      <wps:cNvCnPr/>
+                      <wps:spPr>
+                        <a:xfrm>
+                          <a:off x="0" y="0"/>
+                          <a:ext cx="153410" cy="229616"/>
+                        </a:xfrm>
+                        <a:prstGeom prst="rect">
+                          <a:avLst/>
+                        </a:prstGeom>
+                        <a:noFill/>
+                        <a:ln>
+                          <a:noFill/>
+                        </a:ln>
+                      </wps:spPr>
+                      <wps:txbx>
+                        <w:txbxContent>
+                          <w:p>
+                            <w:pPr>
+                              <w:spacing w:line="240" w:lineRule="auto" w:before="0" w:after="0" w:beforeLines="0" w:afterLines="0"/>
+                              <w:ind w:left="0" w:right="0" w:firstLine="0"/>
+                            </w:pPr>
+                            <w:r>
+                              <w:rPr>
+                                <w:rFonts w:ascii="Times New Roman" w:hAnsi="Times New Roman" w:eastAsia="仿宋" w:cs="Times New Roman"/>
+                                <w:color w:val="000000"/>
+                                <w:sz w:val="23"/>
+                                <w:szCs w:val="23"/>
+                              </w:rPr>
+                              <w:t xml:space="preserve"> </w:t>
+                            </w:r>
+                          </w:p>
+                        </w:txbxContent>
+                      </wps:txbx>
+                      <wps:bodyPr rot="0" vert="horz" anchor="t" wrap="square" lIns="0" tIns="0" rIns="0" bIns="0"/>
+                    </wps:wsp>
+                  </a:graphicData>
+                </a:graphic>
+              </wp:anchor>
+            </w:drawing>
+          </mc:Choice>
+          <mc:Fallback>
+            <w:pict>
+              <v:shape id="VML196" type="#_x0000_t202" style="position:absolute;left:197.092pt;top:677.818pt;width:12.080pt;height:18.080pt;z-index:10;mso-position-horizontal:absolute;mso-position-vertical:absolute;mso-position-horizontal-relative:page;mso-position-vertical-relative:page;mso-wrap:square;" filled="false" stroked="false" v-text-anchor="top">
+                <v:fill on="false"/>
+                <v:stroke on="false"/>
+                <v:textbox style="mso-fit-shape-to-text:false" inset="0pt,0pt,0pt,0pt">
+                  <w:txbxContent>
+                    <w:p>
+                      <w:pPr>
+                        <w:spacing w:line="240" w:lineRule="auto" w:before="0" w:after="0" w:beforeLines="0" w:afterLines="0"/>
+                        <w:ind w:left="0" w:right="0" w:firstLine="0"/>
+                      </w:pPr>
+                      <w:r>
+                        <w:rPr>
+                          <w:rFonts w:ascii="Times New Roman" w:hAnsi="Times New Roman" w:eastAsia="仿宋" w:cs="Times New Roman"/>
+                          <w:color w:val="000000"/>
+                          <w:sz w:val="23"/>
+                          <w:szCs w:val="23"/>
+                        </w:rPr>
+                        <w:t xml:space="preserve"> </w:t>
+                      </w:r>
+                    </w:p>
+                  </w:txbxContent>
+                </v:textbox>
+              </v:shape>
+            </w:pict>
+          </mc:Fallback>
+        </mc:AlternateContent>
       </w:r>
       <w:r>
-        <w:pict>
-          <v:shape id="TextBox206" type="#_x0000_t202" style="position:absolute;left:462.371pt;top:641.718pt;width:12.080pt;height:18.080pt;z-index:10;mso-position-horizontal:absolute;mso-position-vertical:absolute;mso-position-horizontal-relative:page;mso-position-vertical-relative:page;mso-wrap:square;" filled="false" stroked="false" v-text-anchor="top">
-            <v:fill on="false"/>
-            <v:stroke on="false"/>
-            <v:textbox style="mso-fit-shape-to-text:false" inset="0pt,0pt,0pt,0pt">
-              <w:txbxContent>
-                <w:p>
-                  <w:pPr>
-                    <w:spacing w:line="240" w:lineRule="auto" w:before="0" w:after="0" w:beforeLines="0" w:afterLines="0"/>
-                    <w:ind w:left="0" w:right="0" w:firstLine="0"/>
-                  </w:pPr>
-                  <w:r>
-                    <w:rPr>
-                      <w:rFonts w:ascii="Times New Roman" w:hAnsi="Times New Roman" w:eastAsia="仿宋" w:cs="Times New Roman"/>
-                      <w:color w:val="000000"/>
-                      <w:sz w:val="23"/>
-                      <w:szCs w:val="23"/>
-                    </w:rPr>
-                    <w:t xml:space="preserve"> </w:t>
-                  </w:r>
-                </w:p>
-              </w:txbxContent>
-            </v:textbox>
-          </v:shape>
-        </w:pict>
+        <mc:AlternateContent>
+          <mc:Choice xmlns:a="http://schemas.openxmlformats.org/drawingml/2006/main" Requires="wps">
+            <w:drawing>
+              <wp:anchor distT="0" distB="0" distL="0" distR="0" simplePos="0" relativeHeight="10" behindDoc="0" locked="0" layoutInCell="1" allowOverlap="1">
+                <wp:simplePos x="0" y="0"/>
+                <wp:positionH relativeFrom="page">
+                  <wp:posOffset>3855700</wp:posOffset>
+                </wp:positionH>
+                <wp:positionV relativeFrom="page">
+                  <wp:posOffset>8608285</wp:posOffset>
+                </wp:positionV>
+                <wp:extent cx="153410" cy="229616"/>
+                <wp:effectExtent l="0" t="0" r="0" b="0"/>
+                <wp:wrapNone/>
+                <wp:docPr id="197" name="TextBox197"/>
+                <wp:cNvGraphicFramePr/>
+                <a:graphic>
+                  <a:graphicData uri="http://schemas.microsoft.com/office/word/2010/wordprocessingShape">
+                    <wps:wsp>
+                      <wps:cNvSpPr txBox="1"/>
+                      <wps:cNvCnPr/>
+                      <wps:spPr>
+                        <a:xfrm>
+                          <a:off x="0" y="0"/>
+                          <a:ext cx="153410" cy="229616"/>
+                        </a:xfrm>
+                        <a:prstGeom prst="rect">
+                          <a:avLst/>
+                        </a:prstGeom>
+                        <a:noFill/>
+                        <a:ln>
+                          <a:noFill/>
+                        </a:ln>
+                      </wps:spPr>
+                      <wps:txbx>
+                        <w:txbxContent>
+                          <w:p>
+                            <w:pPr>
+                              <w:spacing w:line="240" w:lineRule="auto" w:before="0" w:after="0" w:beforeLines="0" w:afterLines="0"/>
+                              <w:ind w:left="0" w:right="0" w:firstLine="0"/>
+                            </w:pPr>
+                            <w:r>
+                              <w:rPr>
+                                <w:rFonts w:ascii="Times New Roman" w:hAnsi="Times New Roman" w:eastAsia="仿宋" w:cs="Times New Roman"/>
+                                <w:color w:val="000000"/>
+                                <w:sz w:val="23"/>
+                                <w:szCs w:val="23"/>
+                              </w:rPr>
+                              <w:t xml:space="preserve"> </w:t>
+                            </w:r>
+                          </w:p>
+                        </w:txbxContent>
+                      </wps:txbx>
+                      <wps:bodyPr rot="0" vert="horz" anchor="t" wrap="square" lIns="0" tIns="0" rIns="0" bIns="0"/>
+                    </wps:wsp>
+                  </a:graphicData>
+                </a:graphic>
+              </wp:anchor>
+            </w:drawing>
+          </mc:Choice>
+          <mc:Fallback>
+            <w:pict>
+              <v:shape id="VML197" type="#_x0000_t202" style="position:absolute;left:303.598pt;top:677.818pt;width:12.080pt;height:18.080pt;z-index:10;mso-position-horizontal:absolute;mso-position-vertical:absolute;mso-position-horizontal-relative:page;mso-position-vertical-relative:page;mso-wrap:square;" filled="false" stroked="false" v-text-anchor="top">
+                <v:fill on="false"/>
+                <v:stroke on="false"/>
+                <v:textbox style="mso-fit-shape-to-text:false" inset="0pt,0pt,0pt,0pt">
+                  <w:txbxContent>
+                    <w:p>
+                      <w:pPr>
+                        <w:spacing w:line="240" w:lineRule="auto" w:before="0" w:after="0" w:beforeLines="0" w:afterLines="0"/>
+                        <w:ind w:left="0" w:right="0" w:firstLine="0"/>
+                      </w:pPr>
+                      <w:r>
+                        <w:rPr>
+                          <w:rFonts w:ascii="Times New Roman" w:hAnsi="Times New Roman" w:eastAsia="仿宋" w:cs="Times New Roman"/>
+                          <w:color w:val="000000"/>
+                          <w:sz w:val="23"/>
+                          <w:szCs w:val="23"/>
+                        </w:rPr>
+                        <w:t xml:space="preserve"> </w:t>
+                      </w:r>
+                    </w:p>
+                  </w:txbxContent>
+                </v:textbox>
+              </v:shape>
+            </w:pict>
+          </mc:Fallback>
+        </mc:AlternateContent>
       </w:r>
       <w:r>
-        <w:pict>
-          <v:shape id="TextBox207" type="#_x0000_t202" style="position:absolute;left:157.349pt;top:652.301pt;width:121.520pt;height:18.080pt;z-index:10;mso-position-horizontal:absolute;mso-position-vertical:absolute;mso-position-horizontal-relative:page;mso-position-vertical-relative:page;mso-wrap:square;" filled="false" stroked="false" v-text-anchor="top">
-            <v:fill on="false"/>
-            <v:stroke on="false"/>
-            <v:textbox style="mso-fit-shape-to-text:false" inset="0pt,0pt,0pt,0pt">
-              <w:txbxContent>
-                <w:p>
-                  <w:pPr>
-                    <w:spacing w:line="240" w:lineRule="auto" w:before="0" w:after="0" w:beforeLines="0" w:afterLines="0"/>
-                    <w:ind w:left="0" w:right="0" w:firstLine="0"/>
-                  </w:pPr>
-                  <w:r>
-                    <w:rPr>
-                      <w:rFonts w:ascii="Times New Roman" w:hAnsi="Times New Roman" w:eastAsia="仿宋" w:cs="Times New Roman"/>
-                      <w:color w:val="000000"/>
-                      <w:sz w:val="23"/>
-                      <w:szCs w:val="23"/>
-                    </w:rPr>
-                    <w:t xml:space="preserve">长沙广福扩容工程</w:t>
-                  </w:r>
-                </w:p>
-              </w:txbxContent>
-            </v:textbox>
-          </v:shape>
-        </w:pict>
+        <mc:AlternateContent>
+          <mc:Choice xmlns:a="http://schemas.openxmlformats.org/drawingml/2006/main" Requires="wps">
+            <w:drawing>
+              <wp:anchor distT="0" distB="0" distL="0" distR="0" simplePos="0" relativeHeight="10" behindDoc="0" locked="0" layoutInCell="1" allowOverlap="1">
+                <wp:simplePos x="0" y="0"/>
+                <wp:positionH relativeFrom="page">
+                  <wp:posOffset>5872112</wp:posOffset>
+                </wp:positionH>
+                <wp:positionV relativeFrom="page">
+                  <wp:posOffset>8608285</wp:posOffset>
+                </wp:positionV>
+                <wp:extent cx="153410" cy="229616"/>
+                <wp:effectExtent l="0" t="0" r="0" b="0"/>
+                <wp:wrapNone/>
+                <wp:docPr id="198" name="TextBox198"/>
+                <wp:cNvGraphicFramePr/>
+                <a:graphic>
+                  <a:graphicData uri="http://schemas.microsoft.com/office/word/2010/wordprocessingShape">
+                    <wps:wsp>
+                      <wps:cNvSpPr txBox="1"/>
+                      <wps:cNvCnPr/>
+                      <wps:spPr>
+                        <a:xfrm>
+                          <a:off x="0" y="0"/>
+                          <a:ext cx="153410" cy="229616"/>
+                        </a:xfrm>
+                        <a:prstGeom prst="rect">
+                          <a:avLst/>
+                        </a:prstGeom>
+                        <a:noFill/>
+                        <a:ln>
+                          <a:noFill/>
+                        </a:ln>
+                      </wps:spPr>
+                      <wps:txbx>
+                        <w:txbxContent>
+                          <w:p>
+                            <w:pPr>
+                              <w:spacing w:line="240" w:lineRule="auto" w:before="0" w:after="0" w:beforeLines="0" w:afterLines="0"/>
+                              <w:ind w:left="0" w:right="0" w:firstLine="0"/>
+                            </w:pPr>
+                            <w:r>
+                              <w:rPr>
+                                <w:rFonts w:ascii="Times New Roman" w:hAnsi="Times New Roman" w:eastAsia="仿宋" w:cs="Times New Roman"/>
+                                <w:color w:val="000000"/>
+                                <w:sz w:val="23"/>
+                                <w:szCs w:val="23"/>
+                              </w:rPr>
+                              <w:t xml:space="preserve"> </w:t>
+                            </w:r>
+                          </w:p>
+                        </w:txbxContent>
+                      </wps:txbx>
+                      <wps:bodyPr rot="0" vert="horz" anchor="t" wrap="square" lIns="0" tIns="0" rIns="0" bIns="0"/>
+                    </wps:wsp>
+                  </a:graphicData>
+                </a:graphic>
+              </wp:anchor>
+            </w:drawing>
+          </mc:Choice>
+          <mc:Fallback>
+            <w:pict>
+              <v:shape id="VML198" type="#_x0000_t202" style="position:absolute;left:462.371pt;top:677.818pt;width:12.080pt;height:18.080pt;z-index:10;mso-position-horizontal:absolute;mso-position-vertical:absolute;mso-position-horizontal-relative:page;mso-position-vertical-relative:page;mso-wrap:square;" filled="false" stroked="false" v-text-anchor="top">
+                <v:fill on="false"/>
+                <v:stroke on="false"/>
+                <v:textbox style="mso-fit-shape-to-text:false" inset="0pt,0pt,0pt,0pt">
+                  <w:txbxContent>
+                    <w:p>
+                      <w:pPr>
+                        <w:spacing w:line="240" w:lineRule="auto" w:before="0" w:after="0" w:beforeLines="0" w:afterLines="0"/>
+                        <w:ind w:left="0" w:right="0" w:firstLine="0"/>
+                      </w:pPr>
+                      <w:r>
+                        <w:rPr>
+                          <w:rFonts w:ascii="Times New Roman" w:hAnsi="Times New Roman" w:eastAsia="仿宋" w:cs="Times New Roman"/>
+                          <w:color w:val="000000"/>
+                          <w:sz w:val="23"/>
+                          <w:szCs w:val="23"/>
+                        </w:rPr>
+                        <w:t xml:space="preserve"> </w:t>
+                      </w:r>
+                    </w:p>
+                  </w:txbxContent>
+                </v:textbox>
+              </v:shape>
+            </w:pict>
+          </mc:Fallback>
+        </mc:AlternateContent>
       </w:r>
       <w:r>
-        <w:pict>
-          <v:shape id="TextBox208" type="#_x0000_t202" style="position:absolute;left:197.092pt;top:679.818pt;width:12.080pt;height:18.080pt;z-index:10;mso-position-horizontal:absolute;mso-position-vertical:absolute;mso-position-horizontal-relative:page;mso-position-vertical-relative:page;mso-wrap:square;" filled="false" stroked="false" v-text-anchor="top">
-            <v:fill on="false"/>
-            <v:stroke on="false"/>
-            <v:textbox style="mso-fit-shape-to-text:false" inset="0pt,0pt,0pt,0pt">
-              <w:txbxContent>
-                <w:p>
-                  <w:pPr>
-                    <w:spacing w:line="240" w:lineRule="auto" w:before="0" w:after="0" w:beforeLines="0" w:afterLines="0"/>
-                    <w:ind w:left="0" w:right="0" w:firstLine="0"/>
-                  </w:pPr>
-                  <w:r>
-                    <w:rPr>
-                      <w:rFonts w:ascii="Times New Roman" w:hAnsi="Times New Roman" w:eastAsia="仿宋" w:cs="Times New Roman"/>
-                      <w:color w:val="000000"/>
-                      <w:sz w:val="23"/>
-                      <w:szCs w:val="23"/>
-                    </w:rPr>
-                    <w:t xml:space="preserve"> </w:t>
-                  </w:r>
-                </w:p>
-              </w:txbxContent>
-            </v:textbox>
-          </v:shape>
-        </w:pict>
+        <mc:AlternateContent>
+          <mc:Choice xmlns:a="http://schemas.openxmlformats.org/drawingml/2006/main" Requires="wps">
+            <w:drawing>
+              <wp:anchor distT="0" distB="0" distL="0" distR="0" simplePos="0" relativeHeight="10" behindDoc="0" locked="0" layoutInCell="1" allowOverlap="1">
+                <wp:simplePos x="0" y="0"/>
+                <wp:positionH relativeFrom="page">
+                  <wp:posOffset>2574756</wp:posOffset>
+                </wp:positionH>
+                <wp:positionV relativeFrom="page">
+                  <wp:posOffset>8615600</wp:posOffset>
+                </wp:positionV>
+                <wp:extent cx="1800860" cy="215392"/>
+                <wp:effectExtent l="0" t="0" r="0" b="0"/>
+                <wp:wrapNone/>
+                <wp:docPr id="199" name="TextBox199"/>
+                <wp:cNvGraphicFramePr/>
+                <a:graphic>
+                  <a:graphicData uri="http://schemas.microsoft.com/office/word/2010/wordprocessingShape">
+                    <wps:wsp>
+                      <wps:cNvSpPr txBox="1"/>
+                      <wps:cNvCnPr/>
+                      <wps:spPr>
+                        <a:xfrm>
+                          <a:off x="0" y="0"/>
+                          <a:ext cx="1800860" cy="215392"/>
+                        </a:xfrm>
+                        <a:prstGeom prst="rect">
+                          <a:avLst/>
+                        </a:prstGeom>
+                        <a:noFill/>
+                        <a:ln>
+                          <a:noFill/>
+                        </a:ln>
+                      </wps:spPr>
+                      <wps:txbx>
+                        <w:txbxContent>
+                          <w:p>
+                            <w:pPr>
+                              <w:spacing w:line="240" w:lineRule="auto" w:before="0" w:after="0" w:beforeLines="0" w:afterLines="0"/>
+                              <w:ind w:left="0" w:right="0" w:firstLine="0"/>
+                            </w:pPr>
+                            <w:r>
+                              <w:rPr>
+                                <w:rFonts w:ascii="Times New Roman" w:hAnsi="Times New Roman" w:eastAsia="仿宋" w:cs="Times New Roman"/>
+                                <w:color w:val="000000"/>
+                                <w:sz w:val="21"/>
+                                <w:szCs w:val="21"/>
+                              </w:rPr>
+                              <w:t xml:space="preserve">服务费用合计（元） </w:t>
+                            </w:r>
+                          </w:p>
+                        </w:txbxContent>
+                      </wps:txbx>
+                      <wps:bodyPr rot="0" vert="horz" anchor="t" wrap="square" lIns="0" tIns="0" rIns="0" bIns="0"/>
+                    </wps:wsp>
+                  </a:graphicData>
+                </a:graphic>
+              </wp:anchor>
+            </w:drawing>
+          </mc:Choice>
+          <mc:Fallback>
+            <w:pict>
+              <v:shape id="VML199" type="#_x0000_t202" style="position:absolute;left:202.737pt;top:678.394pt;width:141.800pt;height:16.960pt;z-index:10;mso-position-horizontal:absolute;mso-position-vertical:absolute;mso-position-horizontal-relative:page;mso-position-vertical-relative:page;mso-wrap:square;" filled="false" stroked="false" v-text-anchor="top">
+                <v:fill on="false"/>
+                <v:stroke on="false"/>
+                <v:textbox style="mso-fit-shape-to-text:false" inset="0pt,0pt,0pt,0pt">
+                  <w:txbxContent>
+                    <w:p>
+                      <w:pPr>
+                        <w:spacing w:line="240" w:lineRule="auto" w:before="0" w:after="0" w:beforeLines="0" w:afterLines="0"/>
+                        <w:ind w:left="0" w:right="0" w:firstLine="0"/>
+                      </w:pPr>
+                      <w:r>
+                        <w:rPr>
+                          <w:rFonts w:ascii="Times New Roman" w:hAnsi="Times New Roman" w:eastAsia="仿宋" w:cs="Times New Roman"/>
+                          <w:color w:val="000000"/>
+                          <w:sz w:val="21"/>
+                          <w:szCs w:val="21"/>
+                        </w:rPr>
+                        <w:t xml:space="preserve">服务费用合计（元） </w:t>
+                      </w:r>
+                    </w:p>
+                  </w:txbxContent>
+                </v:textbox>
+              </v:shape>
+            </w:pict>
+          </mc:Fallback>
+        </mc:AlternateContent>
       </w:r>
       <w:r>
-        <w:pict>
-          <v:shape id="TextBox209" type="#_x0000_t202" style="position:absolute;left:303.598pt;top:679.818pt;width:12.080pt;height:18.080pt;z-index:10;mso-position-horizontal:absolute;mso-position-vertical:absolute;mso-position-horizontal-relative:page;mso-position-vertical-relative:page;mso-wrap:square;" filled="false" stroked="false" v-text-anchor="top">
-            <v:fill on="false"/>
-            <v:stroke on="false"/>
-            <v:textbox style="mso-fit-shape-to-text:false" inset="0pt,0pt,0pt,0pt">
-              <w:txbxContent>
-                <w:p>
-                  <w:pPr>
-                    <w:spacing w:line="240" w:lineRule="auto" w:before="0" w:after="0" w:beforeLines="0" w:afterLines="0"/>
-                    <w:jc w:val="center"/>
-                    <w:ind w:left="0" w:right="0" w:firstLine="0"/>
-                  </w:pPr>
-                  <w:r>
-                    <w:rPr>
-                      <w:rFonts w:ascii="Times New Roman" w:hAnsi="Times New Roman" w:eastAsia="仿宋" w:cs="Times New Roman"/>
-                      <w:color w:val="000000"/>
-                      <w:sz w:val="23"/>
-                      <w:szCs w:val="23"/>
-                    </w:rPr>
-                    <w:t xml:space="preserve"> </w:t>
-                  </w:r>
-                </w:p>
-              </w:txbxContent>
-            </v:textbox>
-          </v:shape>
-        </w:pict>
+        <mc:AlternateContent>
+          <mc:Choice xmlns:a="http://schemas.openxmlformats.org/drawingml/2006/main" Requires="wps">
+            <w:drawing>
+              <wp:anchor distT="0" distB="0" distL="0" distR="0" simplePos="0" relativeHeight="10" behindDoc="0" locked="0" layoutInCell="1" allowOverlap="1">
+                <wp:simplePos x="0" y="0"/>
+                <wp:positionH relativeFrom="page">
+                  <wp:posOffset>1190625</wp:posOffset>
+                </wp:positionH>
+                <wp:positionV relativeFrom="page">
+                  <wp:posOffset>8956101</wp:posOffset>
+                </wp:positionV>
+                <wp:extent cx="6176010" cy="215392"/>
+                <wp:effectExtent l="0" t="0" r="0" b="0"/>
+                <wp:wrapNone/>
+                <wp:docPr id="200" name="TextBox200"/>
+                <wp:cNvGraphicFramePr/>
+                <a:graphic>
+                  <a:graphicData uri="http://schemas.microsoft.com/office/word/2010/wordprocessingShape">
+                    <wps:wsp>
+                      <wps:cNvSpPr txBox="1"/>
+                      <wps:cNvCnPr/>
+                      <wps:spPr>
+                        <a:xfrm>
+                          <a:off x="0" y="0"/>
+                          <a:ext cx="6176010" cy="215392"/>
+                        </a:xfrm>
+                        <a:prstGeom prst="rect">
+                          <a:avLst/>
+                        </a:prstGeom>
+                        <a:noFill/>
+                        <a:ln>
+                          <a:noFill/>
+                        </a:ln>
+                      </wps:spPr>
+                      <wps:txbx>
+                        <w:txbxContent>
+                          <w:p>
+                            <w:pPr>
+                              <w:spacing w:line="240" w:lineRule="auto" w:before="0" w:after="0" w:beforeLines="0" w:afterLines="0"/>
+                              <w:ind w:left="0" w:right="0" w:firstLine="0"/>
+                            </w:pPr>
+                            <w:r>
+                              <w:rPr>
+                                <w:rFonts w:ascii="Times New Roman" w:hAnsi="Times New Roman" w:eastAsia="仿宋" w:cs="Times New Roman"/>
+                                <w:color w:val="000000"/>
+                                <w:sz w:val="21"/>
+                                <w:szCs w:val="21"/>
+                              </w:rPr>
+                              <w:t xml:space="preserve">注：1.表中服务费用合计金额填报应与响应函附表中的响应总报价保持一致。</w:t>
+                            </w:r>
+                          </w:p>
+                        </w:txbxContent>
+                      </wps:txbx>
+                      <wps:bodyPr rot="0" vert="horz" anchor="t" wrap="square" lIns="0" tIns="0" rIns="0" bIns="0"/>
+                    </wps:wsp>
+                  </a:graphicData>
+                </a:graphic>
+              </wp:anchor>
+            </w:drawing>
+          </mc:Choice>
+          <mc:Fallback>
+            <w:pict>
+              <v:shape id="VML200" type="#_x0000_t202" style="position:absolute;left:93.750pt;top:705.205pt;width:486.300pt;height:16.960pt;z-index:10;mso-position-horizontal:absolute;mso-position-vertical:absolute;mso-position-horizontal-relative:page;mso-position-vertical-relative:page;mso-wrap:square;" filled="false" stroked="false" v-text-anchor="top">
+                <v:fill on="false"/>
+                <v:stroke on="false"/>
+                <v:textbox style="mso-fit-shape-to-text:false" inset="0pt,0pt,0pt,0pt">
+                  <w:txbxContent>
+                    <w:p>
+                      <w:pPr>
+                        <w:spacing w:line="240" w:lineRule="auto" w:before="0" w:after="0" w:beforeLines="0" w:afterLines="0"/>
+                        <w:ind w:left="0" w:right="0" w:firstLine="0"/>
+                      </w:pPr>
+                      <w:r>
+                        <w:rPr>
+                          <w:rFonts w:ascii="Times New Roman" w:hAnsi="Times New Roman" w:eastAsia="仿宋" w:cs="Times New Roman"/>
+                          <w:color w:val="000000"/>
+                          <w:sz w:val="21"/>
+                          <w:szCs w:val="21"/>
+                        </w:rPr>
+                        <w:t xml:space="preserve">注：1.表中服务费用合计金额填报应与响应函附表中的响应总报价保持一致。</w:t>
+                      </w:r>
+                    </w:p>
+                  </w:txbxContent>
+                </v:textbox>
+              </v:shape>
+            </w:pict>
+          </mc:Fallback>
+        </mc:AlternateContent>
       </w:r>
       <w:r>
-        <w:pict>
-          <v:shape id="TextBox210" type="#_x0000_t202" style="position:absolute;left:462.371pt;top:679.818pt;width:12.080pt;height:18.080pt;z-index:10;mso-position-horizontal:absolute;mso-position-vertical:absolute;mso-position-horizontal-relative:page;mso-position-vertical-relative:page;mso-wrap:square;" filled="false" stroked="false" v-text-anchor="top">
-            <v:fill on="false"/>
-            <v:stroke on="false"/>
-            <v:textbox style="mso-fit-shape-to-text:false" inset="0pt,0pt,0pt,0pt">
-              <w:txbxContent>
-                <w:p>
-                  <w:pPr>
-                    <w:spacing w:line="240" w:lineRule="auto" w:before="0" w:after="0" w:beforeLines="0" w:afterLines="0"/>
-                    <w:ind w:left="0" w:right="0" w:firstLine="0"/>
-                  </w:pPr>
-                  <w:r>
-                    <w:rPr>
-                      <w:rFonts w:ascii="Times New Roman" w:hAnsi="Times New Roman" w:eastAsia="仿宋" w:cs="Times New Roman"/>
-                      <w:color w:val="000000"/>
-                      <w:sz w:val="23"/>
-                      <w:szCs w:val="23"/>
-                    </w:rPr>
-                    <w:t xml:space="preserve"> </w:t>
-                  </w:r>
-                </w:p>
-              </w:txbxContent>
-            </v:textbox>
-          </v:shape>
-        </w:pict>
+        <mc:AlternateContent>
+          <mc:Choice xmlns:a="http://schemas.openxmlformats.org/drawingml/2006/main" Requires="wps">
+            <w:drawing>
+              <wp:anchor distT="0" distB="0" distL="0" distR="0" simplePos="0" relativeHeight="10" behindDoc="0" locked="0" layoutInCell="1" allowOverlap="1">
+                <wp:simplePos x="0" y="0"/>
+                <wp:positionH relativeFrom="page">
+                  <wp:posOffset>1190625</wp:posOffset>
+                </wp:positionH>
+                <wp:positionV relativeFrom="page">
+                  <wp:posOffset>9144274</wp:posOffset>
+                </wp:positionV>
+                <wp:extent cx="7051040" cy="215392"/>
+                <wp:effectExtent l="0" t="0" r="0" b="0"/>
+                <wp:wrapNone/>
+                <wp:docPr id="201" name="TextBox201"/>
+                <wp:cNvGraphicFramePr/>
+                <a:graphic>
+                  <a:graphicData uri="http://schemas.microsoft.com/office/word/2010/wordprocessingShape">
+                    <wps:wsp>
+                      <wps:cNvSpPr txBox="1"/>
+                      <wps:cNvCnPr/>
+                      <wps:spPr>
+                        <a:xfrm>
+                          <a:off x="0" y="0"/>
+                          <a:ext cx="7051040" cy="215392"/>
+                        </a:xfrm>
+                        <a:prstGeom prst="rect">
+                          <a:avLst/>
+                        </a:prstGeom>
+                        <a:noFill/>
+                        <a:ln>
+                          <a:noFill/>
+                        </a:ln>
+                      </wps:spPr>
+                      <wps:txbx>
+                        <w:txbxContent>
+                          <w:p>
+                            <w:pPr>
+                              <w:spacing w:line="240" w:lineRule="auto" w:before="0" w:after="0" w:beforeLines="0" w:afterLines="0"/>
+                              <w:ind w:left="0" w:right="0" w:firstLine="0"/>
+                            </w:pPr>
+                            <w:r>
+                              <w:rPr>
+                                <w:rFonts w:ascii="Times New Roman" w:hAnsi="Times New Roman" w:eastAsia="仿宋" w:cs="Times New Roman"/>
+                                <w:color w:val="000000"/>
+                                <w:sz w:val="21"/>
+                                <w:szCs w:val="21"/>
+                              </w:rPr>
+                              <w:t xml:space="preserve">2. 响应人的响应总报价不得超过最高限价，且分项报价单价不得超过分项单价限价。否</w:t>
+                            </w:r>
+                          </w:p>
+                        </w:txbxContent>
+                      </wps:txbx>
+                      <wps:bodyPr rot="0" vert="horz" anchor="t" wrap="square" lIns="0" tIns="0" rIns="0" bIns="0"/>
+                    </wps:wsp>
+                  </a:graphicData>
+                </a:graphic>
+              </wp:anchor>
+            </w:drawing>
+          </mc:Choice>
+          <mc:Fallback>
+            <w:pict>
+              <v:shape id="VML201" type="#_x0000_t202" style="position:absolute;left:93.750pt;top:720.022pt;width:555.200pt;height:16.960pt;z-index:10;mso-position-horizontal:absolute;mso-position-vertical:absolute;mso-position-horizontal-relative:page;mso-position-vertical-relative:page;mso-wrap:square;" filled="false" stroked="false" v-text-anchor="top">
+                <v:fill on="false"/>
+                <v:stroke on="false"/>
+                <v:textbox style="mso-fit-shape-to-text:false" inset="0pt,0pt,0pt,0pt">
+                  <w:txbxContent>
+                    <w:p>
+                      <w:pPr>
+                        <w:spacing w:line="240" w:lineRule="auto" w:before="0" w:after="0" w:beforeLines="0" w:afterLines="0"/>
+                        <w:ind w:left="0" w:right="0" w:firstLine="0"/>
+                      </w:pPr>
+                      <w:r>
+                        <w:rPr>
+                          <w:rFonts w:ascii="Times New Roman" w:hAnsi="Times New Roman" w:eastAsia="仿宋" w:cs="Times New Roman"/>
+                          <w:color w:val="000000"/>
+                          <w:sz w:val="21"/>
+                          <w:szCs w:val="21"/>
+                        </w:rPr>
+                        <w:t xml:space="preserve">2. 响应人的响应总报价不得超过最高限价，且分项报价单价不得超过分项单价限价。否</w:t>
+                      </w:r>
+                    </w:p>
+                  </w:txbxContent>
+                </v:textbox>
+              </v:shape>
+            </w:pict>
+          </mc:Fallback>
+        </mc:AlternateContent>
       </w:r>
       <w:r>
-        <w:pict>
-          <v:shape id="TextBox211" type="#_x0000_t202" style="position:absolute;left:202.737pt;top:680.394pt;width:141.800pt;height:16.960pt;z-index:10;mso-position-horizontal:absolute;mso-position-vertical:absolute;mso-position-horizontal-relative:page;mso-position-vertical-relative:page;mso-wrap:square;" filled="false" stroked="false" v-text-anchor="top">
-            <v:fill on="false"/>
-            <v:stroke on="false"/>
-            <v:textbox style="mso-fit-shape-to-text:false" inset="0pt,0pt,0pt,0pt">
-              <w:txbxContent>
-                <w:p>
-                  <w:pPr>
-                    <w:spacing w:line="240" w:lineRule="auto" w:before="0" w:after="0" w:beforeLines="0" w:afterLines="0"/>
-                    <w:ind w:left="0" w:right="0" w:firstLine="0"/>
-                  </w:pPr>
-                  <w:r>
-                    <w:rPr>
-                      <w:rFonts w:ascii="Times New Roman" w:hAnsi="Times New Roman" w:eastAsia="仿宋" w:cs="Times New Roman"/>
-                      <w:color w:val="000000"/>
-                      <w:sz w:val="21"/>
-                      <w:szCs w:val="21"/>
-                    </w:rPr>
-                    <w:t xml:space="preserve">服务费用合计（元） </w:t>
-                  </w:r>
-                </w:p>
-              </w:txbxContent>
-            </v:textbox>
-          </v:shape>
-        </w:pict>
+        <mc:AlternateContent>
+          <mc:Choice xmlns:a="http://schemas.openxmlformats.org/drawingml/2006/main" Requires="wps">
+            <w:drawing>
+              <wp:anchor distT="0" distB="0" distL="0" distR="0" simplePos="0" relativeHeight="10" behindDoc="0" locked="0" layoutInCell="1" allowOverlap="1">
+                <wp:simplePos x="0" y="0"/>
+                <wp:positionH relativeFrom="page">
+                  <wp:posOffset>1190625</wp:posOffset>
+                </wp:positionH>
+                <wp:positionV relativeFrom="page">
+                  <wp:posOffset>9332447</wp:posOffset>
+                </wp:positionV>
+                <wp:extent cx="2325878" cy="215392"/>
+                <wp:effectExtent l="0" t="0" r="0" b="0"/>
+                <wp:wrapNone/>
+                <wp:docPr id="202" name="TextBox202"/>
+                <wp:cNvGraphicFramePr/>
+                <a:graphic>
+                  <a:graphicData uri="http://schemas.microsoft.com/office/word/2010/wordprocessingShape">
+                    <wps:wsp>
+                      <wps:cNvSpPr txBox="1"/>
+                      <wps:cNvCnPr/>
+                      <wps:spPr>
+                        <a:xfrm>
+                          <a:off x="0" y="0"/>
+                          <a:ext cx="2325878" cy="215392"/>
+                        </a:xfrm>
+                        <a:prstGeom prst="rect">
+                          <a:avLst/>
+                        </a:prstGeom>
+                        <a:noFill/>
+                        <a:ln>
+                          <a:noFill/>
+                        </a:ln>
+                      </wps:spPr>
+                      <wps:txbx>
+                        <w:txbxContent>
+                          <w:p>
+                            <w:pPr>
+                              <w:spacing w:line="240" w:lineRule="auto" w:before="0" w:after="0" w:beforeLines="0" w:afterLines="0"/>
+                              <w:ind w:left="0" w:right="0" w:firstLine="0"/>
+                            </w:pPr>
+                            <w:r>
+                              <w:rPr>
+                                <w:rFonts w:ascii="Times New Roman" w:hAnsi="Times New Roman" w:eastAsia="仿宋" w:cs="Times New Roman"/>
+                                <w:color w:val="000000"/>
+                                <w:sz w:val="21"/>
+                                <w:szCs w:val="21"/>
+                              </w:rPr>
+                              <w:t xml:space="preserve">则，其响应文件将会被否决。</w:t>
+                            </w:r>
+                          </w:p>
+                        </w:txbxContent>
+                      </wps:txbx>
+                      <wps:bodyPr rot="0" vert="horz" anchor="t" wrap="square" lIns="0" tIns="0" rIns="0" bIns="0"/>
+                    </wps:wsp>
+                  </a:graphicData>
+                </a:graphic>
+              </wp:anchor>
+            </w:drawing>
+          </mc:Choice>
+          <mc:Fallback>
+            <w:pict>
+              <v:shape id="VML202" type="#_x0000_t202" style="position:absolute;left:93.750pt;top:734.838pt;width:183.140pt;height:16.960pt;z-index:10;mso-position-horizontal:absolute;mso-position-vertical:absolute;mso-position-horizontal-relative:page;mso-position-vertical-relative:page;mso-wrap:square;" filled="false" stroked="false" v-text-anchor="top">
+                <v:fill on="false"/>
+                <v:stroke on="false"/>
+                <v:textbox style="mso-fit-shape-to-text:false" inset="0pt,0pt,0pt,0pt">
+                  <w:txbxContent>
+                    <w:p>
+                      <w:pPr>
+                        <w:spacing w:line="240" w:lineRule="auto" w:before="0" w:after="0" w:beforeLines="0" w:afterLines="0"/>
+                        <w:ind w:left="0" w:right="0" w:firstLine="0"/>
+                      </w:pPr>
+                      <w:r>
+                        <w:rPr>
+                          <w:rFonts w:ascii="Times New Roman" w:hAnsi="Times New Roman" w:eastAsia="仿宋" w:cs="Times New Roman"/>
+                          <w:color w:val="000000"/>
+                          <w:sz w:val="21"/>
+                          <w:szCs w:val="21"/>
+                        </w:rPr>
+                        <w:t xml:space="preserve">则，其响应文件将会被否决。</w:t>
+                      </w:r>
+                    </w:p>
+                  </w:txbxContent>
+                </v:textbox>
+              </v:shape>
+            </w:pict>
+          </mc:Fallback>
+        </mc:AlternateContent>
+      </w:r>
+      <w:r>
+        <mc:AlternateContent>
+          <mc:Choice xmlns:a="http://schemas.openxmlformats.org/drawingml/2006/main" Requires="wps">
+            <w:drawing>
+              <wp:anchor distT="0" distB="0" distL="0" distR="0" simplePos="0" relativeHeight="10" behindDoc="0" locked="0" layoutInCell="1" allowOverlap="1">
+                <wp:simplePos x="0" y="0"/>
+                <wp:positionH relativeFrom="page">
+                  <wp:posOffset>3822700</wp:posOffset>
+                </wp:positionH>
+                <wp:positionV relativeFrom="page">
+                  <wp:posOffset>9648462</wp:posOffset>
+                </wp:positionV>
+                <wp:extent cx="234391" cy="203200"/>
+                <wp:effectExtent l="0" t="0" r="0" b="0"/>
+                <wp:wrapNone/>
+                <wp:docPr id="203" name="TextBox203"/>
+                <wp:cNvGraphicFramePr/>
+                <a:graphic>
+                  <a:graphicData uri="http://schemas.microsoft.com/office/word/2010/wordprocessingShape">
+                    <wps:wsp>
+                      <wps:cNvSpPr txBox="1"/>
+                      <wps:cNvCnPr/>
+                      <wps:spPr>
+                        <a:xfrm>
+                          <a:off x="0" y="0"/>
+                          <a:ext cx="234391" cy="203200"/>
+                        </a:xfrm>
+                        <a:prstGeom prst="rect">
+                          <a:avLst/>
+                        </a:prstGeom>
+                        <a:noFill/>
+                        <a:ln>
+                          <a:noFill/>
+                        </a:ln>
+                      </wps:spPr>
+                      <wps:txbx>
+                        <w:txbxContent>
+                          <w:p>
+                            <w:pPr>
+                              <w:spacing w:line="240" w:lineRule="auto" w:before="0" w:after="0" w:beforeLines="0" w:afterLines="0"/>
+                              <w:ind w:left="0" w:right="0" w:firstLine="0"/>
+                            </w:pPr>
+                            <w:r>
+                              <w:rPr>
+                                <w:rFonts w:ascii="Times New Roman" w:hAnsi="Times New Roman" w:eastAsia="黑体" w:cs="Times New Roman"/>
+                                <w:color w:val="000000"/>
+                                <w:sz w:val="20"/>
+                                <w:szCs w:val="20"/>
+                              </w:rPr>
+                              <w:t xml:space="preserve">94</w:t>
+                            </w:r>
+                          </w:p>
+                        </w:txbxContent>
+                      </wps:txbx>
+                      <wps:bodyPr rot="0" vert="horz" anchor="t" wrap="square" lIns="0" tIns="0" rIns="0" bIns="0"/>
+                    </wps:wsp>
+                  </a:graphicData>
+                </a:graphic>
+              </wp:anchor>
+            </w:drawing>
+          </mc:Choice>
+          <mc:Fallback>
+            <w:pict>
+              <v:shape id="VML203" type="#_x0000_t202" style="position:absolute;left:301.000pt;top:759.721pt;width:18.456pt;height:16.000pt;z-index:10;mso-position-horizontal:absolute;mso-position-vertical:absolute;mso-position-horizontal-relative:page;mso-position-vertical-relative:page;mso-wrap:square;" filled="false" stroked="false" v-text-anchor="top">
+                <v:fill on="false"/>
+                <v:stroke on="false"/>
+                <v:textbox style="mso-fit-shape-to-text:false" inset="0pt,0pt,0pt,0pt">
+                  <w:txbxContent>
+                    <w:p>
+                      <w:pPr>
+                        <w:spacing w:line="240" w:lineRule="auto" w:before="0" w:after="0" w:beforeLines="0" w:afterLines="0"/>
+                        <w:ind w:left="0" w:right="0" w:firstLine="0"/>
+                      </w:pPr>
+                      <w:r>
+                        <w:rPr>
+                          <w:rFonts w:ascii="Times New Roman" w:hAnsi="Times New Roman" w:eastAsia="黑体" w:cs="Times New Roman"/>
+                          <w:color w:val="000000"/>
+                          <w:sz w:val="20"/>
+                          <w:szCs w:val="20"/>
+                        </w:rPr>
+                        <w:t xml:space="preserve">94</w:t>
+                      </w:r>
+                    </w:p>
+                  </w:txbxContent>
+                </v:textbox>
+              </v:shape>
+            </w:pict>
+          </mc:Fallback>
+        </mc:AlternateContent>
       </w:r>
     </w:p>
     <w:sectPr>
@@ -1462,138 +7117,228 @@
       <w:spacing w:before="0" w:after="0" w:line="20" w:lineRule="exact"/>
     </w:pPr>
     <w:r>
-      <w:pict>
-        <v:shape id="TextBox107" type="#_x0000_t202" style="position:absolute;left:301.000pt;top:761.721pt;width:18.456pt;height:16.000pt;z-index:10;mso-position-horizontal:absolute;mso-position-vertical:absolute;mso-position-horizontal-relative:page;mso-position-vertical-relative:page;mso-wrap:square;" filled="false" stroked="false" v-text-anchor="top">
-          <v:fill on="false"/>
-          <v:stroke on="false"/>
-          <v:textbox style="mso-fit-shape-to-text:false" inset="0pt,0pt,0pt,0pt">
-            <w:txbxContent>
-              <w:p>
-                <w:pPr>
-                  <w:spacing w:line="240" w:lineRule="auto" w:before="0" w:after="0" w:beforeLines="0" w:afterLines="0"/>
-                  <w:jc w:val="center"/>
-                  <w:ind w:left="0" w:right="0" w:firstLine="0"/>
-                </w:pPr>
-                <w:r>
-                  <w:rPr>
-                    <w:rFonts w:ascii="Times New Roman" w:hAnsi="Times New Roman" w:eastAsia="黑体" w:cs="Times New Roman"/>
-                    <w:color w:val="000000"/>
-                    <w:sz w:val="20"/>
-                    <w:szCs w:val="20"/>
-                  </w:rPr>
-                  <w:t xml:space="preserve">94</w:t>
-                </w:r>
-              </w:p>
-            </w:txbxContent>
-          </v:textbox>
-        </v:shape>
-      </w:pict>
+      <mc:AlternateContent>
+        <mc:Choice xmlns:a="http://schemas.openxmlformats.org/drawingml/2006/main" Requires="wps">
+          <w:drawing>
+            <wp:anchor distT="0" distB="0" distL="0" distR="0" simplePos="0" relativeHeight="0" behindDoc="1" locked="0" layoutInCell="1" allowOverlap="1">
+              <wp:simplePos x="0" y="0"/>
+              <wp:positionH relativeFrom="page">
+                <wp:posOffset>1190625</wp:posOffset>
+              </wp:positionH>
+              <wp:positionV relativeFrom="page">
+                <wp:posOffset>8945065</wp:posOffset>
+              </wp:positionV>
+              <wp:extent cx="734768" cy="8961"/>
+              <wp:effectExtent l="0" t="0" r="0" b="0"/>
+              <wp:wrapNone/>
+              <wp:docPr id="102" name="Line102"/>
+              <wp:cNvGraphicFramePr/>
+              <a:graphic>
+                <a:graphicData uri="http://schemas.microsoft.com/office/word/2010/wordprocessingShape">
+                  <wps:wsp>
+                    <wps:cNvSpPr/>
+                    <wps:cNvCnPr/>
+                    <wps:spPr>
+                      <a:xfrm rotation="41922">
+                        <a:off x="0" y="0"/>
+                        <a:ext cx="734768" cy="6350"/>
+                      </a:xfrm>
+                      <a:prstGeom prst="rect">
+                        <a:avLst/>
+                      </a:prstGeom>
+                      <a:solidFill>
+                        <a:srgbClr val="000000"/>
+                      </a:solidFill>
+                      <a:ln>
+                        <a:noFill/>
+                      </a:ln>
+                    </wps:spPr>
+                    <wps:txbx>
+                      <w:txbxContent>
+                        <w:p/>
+                      </w:txbxContent>
+                    </wps:txbx>
+                    <wps:bodyPr anchor="t" lIns="0" tIns="0" rIns="0" bIns="0"/>
+                  </wps:wsp>
+                </a:graphicData>
+              </a:graphic>
+            </wp:anchor>
+          </w:drawing>
+        </mc:Choice>
+        <mc:Fallback>
+          <w:pict>
+            <v:line id="VL102" style="position:absolute;left:0;top:0;z-index:0;mso-position-horizontal:absolute;mso-position-vertical:absolute;mso-position-horizontal-relative:page;mso-position-vertical-relative:page;mso-wrap:none;" from="125.00,939.11" to="202.14,940.06" strokecolor="#000000" strokeweight="0.500pt"/>
+          </w:pict>
+        </mc:Fallback>
+      </mc:AlternateContent>
     </w:r>
     <w:r>
-      <w:pict>
-        <v:shape id="TextBox108" type="#_x0000_t202" style="position:absolute;left:93.750pt;top:707.205pt;width:486.300pt;height:16.960pt;z-index:10;mso-position-horizontal:absolute;mso-position-vertical:absolute;mso-position-horizontal-relative:page;mso-position-vertical-relative:page;mso-wrap:square;" filled="false" stroked="false" v-text-anchor="top">
-          <v:fill on="false"/>
-          <v:stroke on="false"/>
-          <v:textbox style="mso-fit-shape-to-text:false" inset="0pt,0pt,0pt,0pt">
-            <w:txbxContent>
-              <w:p>
-                <w:pPr>
-                  <w:spacing w:line="240" w:lineRule="auto" w:before="0" w:after="0" w:beforeLines="0" w:afterLines="0"/>
-                  <w:ind w:left="0" w:right="0" w:firstLine="0"/>
-                </w:pPr>
-                <w:r>
-                  <w:rPr>
-                    <w:rFonts w:ascii="Times New Roman" w:hAnsi="Times New Roman" w:eastAsia="仿宋" w:cs="Times New Roman"/>
-                    <w:color w:val="000000"/>
-                    <w:sz w:val="21"/>
-                    <w:szCs w:val="21"/>
-                  </w:rPr>
-                  <w:t xml:space="preserve">注：1.表中服务费用合计金额填报应与响应函附表中的响应总报价保持一致。</w:t>
-                </w:r>
-              </w:p>
-            </w:txbxContent>
-          </v:textbox>
-        </v:shape>
-      </w:pict>
+      <mc:AlternateContent>
+        <mc:Choice xmlns:a="http://schemas.openxmlformats.org/drawingml/2006/main" Requires="wps">
+          <w:drawing>
+            <wp:anchor distT="0" distB="0" distL="0" distR="0" simplePos="0" relativeHeight="0" behindDoc="1" locked="0" layoutInCell="1" allowOverlap="1">
+              <wp:simplePos x="0" y="0"/>
+              <wp:positionH relativeFrom="page">
+                <wp:posOffset>1925393</wp:posOffset>
+              </wp:positionH>
+              <wp:positionV relativeFrom="page">
+                <wp:posOffset>8945065</wp:posOffset>
+              </wp:positionV>
+              <wp:extent cx="1729394" cy="8961"/>
+              <wp:effectExtent l="0" t="0" r="0" b="0"/>
+              <wp:wrapNone/>
+              <wp:docPr id="103" name="Line103"/>
+              <wp:cNvGraphicFramePr/>
+              <a:graphic>
+                <a:graphicData uri="http://schemas.microsoft.com/office/word/2010/wordprocessingShape">
+                  <wps:wsp>
+                    <wps:cNvSpPr/>
+                    <wps:cNvCnPr/>
+                    <wps:spPr>
+                      <a:xfrm rotation="17812">
+                        <a:off x="0" y="0"/>
+                        <a:ext cx="1729394" cy="6350"/>
+                      </a:xfrm>
+                      <a:prstGeom prst="rect">
+                        <a:avLst/>
+                      </a:prstGeom>
+                      <a:solidFill>
+                        <a:srgbClr val="000000"/>
+                      </a:solidFill>
+                      <a:ln>
+                        <a:noFill/>
+                      </a:ln>
+                    </wps:spPr>
+                    <wps:txbx>
+                      <w:txbxContent>
+                        <w:p/>
+                      </w:txbxContent>
+                    </wps:txbx>
+                    <wps:bodyPr anchor="t" lIns="0" tIns="0" rIns="0" bIns="0"/>
+                  </wps:wsp>
+                </a:graphicData>
+              </a:graphic>
+            </wp:anchor>
+          </w:drawing>
+        </mc:Choice>
+        <mc:Fallback>
+          <w:pict>
+            <v:line id="VL103" style="position:absolute;left:0;top:0;z-index:0;mso-position-horizontal:absolute;mso-position-vertical:absolute;mso-position-horizontal-relative:page;mso-position-vertical-relative:page;mso-wrap:none;" from="202.14,939.11" to="383.70,940.06" strokecolor="#000000" strokeweight="0.500pt"/>
+          </w:pict>
+        </mc:Fallback>
+      </mc:AlternateContent>
     </w:r>
     <w:r>
-      <w:pict>
-        <v:shape id="TextBox109" type="#_x0000_t202" style="position:absolute;left:93.750pt;top:722.022pt;width:555.200pt;height:16.960pt;z-index:10;mso-position-horizontal:absolute;mso-position-vertical:absolute;mso-position-horizontal-relative:page;mso-position-vertical-relative:page;mso-wrap:square;" filled="false" stroked="false" v-text-anchor="top">
-          <v:fill on="false"/>
-          <v:stroke on="false"/>
-          <v:textbox style="mso-fit-shape-to-text:false" inset="0pt,0pt,0pt,0pt">
-            <w:txbxContent>
-              <w:p>
-                <w:pPr>
-                  <w:spacing w:line="240" w:lineRule="auto" w:before="0" w:after="0" w:beforeLines="0" w:afterLines="0"/>
-                  <w:jc w:val="center"/>
-                  <w:ind w:left="0" w:right="0" w:firstLine="0"/>
-                </w:pPr>
-                <w:r>
-                  <w:rPr>
-                    <w:rFonts w:ascii="Times New Roman" w:hAnsi="Times New Roman" w:eastAsia="仿宋" w:cs="Times New Roman"/>
-                    <w:color w:val="000000"/>
-                    <w:sz w:val="21"/>
-                    <w:szCs w:val="21"/>
-                  </w:rPr>
-                  <w:t xml:space="preserve">2. 响应人的响应总报价不得超过最高限价，且分项报价单价不得超过分项单价限价。否</w:t>
-                </w:r>
-              </w:p>
-            </w:txbxContent>
-          </v:textbox>
-        </v:shape>
-      </w:pict>
+      <mc:AlternateContent>
+        <mc:Choice xmlns:a="http://schemas.openxmlformats.org/drawingml/2006/main" Requires="wps">
+          <w:drawing>
+            <wp:anchor distT="0" distB="0" distL="0" distR="0" simplePos="0" relativeHeight="0" behindDoc="1" locked="0" layoutInCell="1" allowOverlap="1">
+              <wp:simplePos x="0" y="0"/>
+              <wp:positionH relativeFrom="page">
+                <wp:posOffset>3654787</wp:posOffset>
+              </wp:positionH>
+              <wp:positionV relativeFrom="page">
+                <wp:posOffset>8945065</wp:posOffset>
+              </wp:positionV>
+              <wp:extent cx="1586024" cy="8961"/>
+              <wp:effectExtent l="0" t="0" r="0" b="0"/>
+              <wp:wrapNone/>
+              <wp:docPr id="104" name="Line104"/>
+              <wp:cNvGraphicFramePr/>
+              <a:graphic>
+                <a:graphicData uri="http://schemas.microsoft.com/office/word/2010/wordprocessingShape">
+                  <wps:wsp>
+                    <wps:cNvSpPr/>
+                    <wps:cNvCnPr/>
+                    <wps:spPr>
+                      <a:xfrm rotation="19422">
+                        <a:off x="0" y="0"/>
+                        <a:ext cx="1586024" cy="6350"/>
+                      </a:xfrm>
+                      <a:prstGeom prst="rect">
+                        <a:avLst/>
+                      </a:prstGeom>
+                      <a:solidFill>
+                        <a:srgbClr val="000000"/>
+                      </a:solidFill>
+                      <a:ln>
+                        <a:noFill/>
+                      </a:ln>
+                    </wps:spPr>
+                    <wps:txbx>
+                      <w:txbxContent>
+                        <w:p/>
+                      </w:txbxContent>
+                    </wps:txbx>
+                    <wps:bodyPr anchor="t" lIns="0" tIns="0" rIns="0" bIns="0"/>
+                  </wps:wsp>
+                </a:graphicData>
+              </a:graphic>
+            </wp:anchor>
+          </w:drawing>
+        </mc:Choice>
+        <mc:Fallback>
+          <w:pict>
+            <v:line id="VL104" style="position:absolute;left:0;top:0;z-index:0;mso-position-horizontal:absolute;mso-position-vertical:absolute;mso-position-horizontal-relative:page;mso-position-vertical-relative:page;mso-wrap:none;" from="383.70,939.11" to="550.22,940.06" strokecolor="#000000" strokeweight="0.500pt"/>
+          </w:pict>
+        </mc:Fallback>
+      </mc:AlternateContent>
     </w:r>
     <w:r>
-      <w:pict>
-        <v:shape id="TextBox110" type="#_x0000_t202" style="position:absolute;left:93.750pt;top:736.838pt;width:183.140pt;height:16.960pt;z-index:10;mso-position-horizontal:absolute;mso-position-vertical:absolute;mso-position-horizontal-relative:page;mso-position-vertical-relative:page;mso-wrap:square;" filled="false" stroked="false" v-text-anchor="top">
-          <v:fill on="false"/>
-          <v:stroke on="false"/>
-          <v:textbox style="mso-fit-shape-to-text:false" inset="0pt,0pt,0pt,0pt">
-            <w:txbxContent>
-              <w:p>
-                <w:pPr>
-                  <w:spacing w:line="240" w:lineRule="auto" w:before="0" w:after="0" w:beforeLines="0" w:afterLines="0"/>
-                  <w:ind w:left="0" w:right="0" w:firstLine="0"/>
-                </w:pPr>
-                <w:r>
-                  <w:rPr>
-                    <w:rFonts w:ascii="Times New Roman" w:hAnsi="Times New Roman" w:eastAsia="仿宋" w:cs="Times New Roman"/>
-                    <w:color w:val="000000"/>
-                    <w:sz w:val="21"/>
-                    <w:szCs w:val="21"/>
-                  </w:rPr>
-                  <w:t xml:space="preserve">则，其响应文件将会被否决。</w:t>
-                </w:r>
-              </w:p>
-            </w:txbxContent>
-          </v:textbox>
-        </v:shape>
-      </w:pict>
-    </w:r>
-    <w:r>
-      <w:pict>
-        <v:line id="Line111" style="position:absolute;left:0;top:0;z-index:0;mso-position-horizontal:absolute;mso-position-vertical:absolute;mso-position-horizontal-relative:page;mso-position-vertical-relative:page;mso-wrap:none;" from="125.0,939.1144205729166" to="202.14103190104166,940.05517578125" strokecolor="#000000" strokeweight="0.500pt">
-</v:line>
-      </w:pict>
-    </w:r>
-    <w:r>
-      <w:pict>
-        <v:line id="Line112" style="position:absolute;left:0;top:0;z-index:0;mso-position-horizontal:absolute;mso-position-vertical:absolute;mso-position-horizontal-relative:page;mso-position-vertical-relative:page;mso-wrap:none;" from="202.14103190104166,939.1144205729166" to="383.7046712239583,940.05517578125" strokecolor="#000000" strokeweight="0.500pt">
-</v:line>
-      </w:pict>
-    </w:r>
-    <w:r>
-      <w:pict>
-        <v:line id="Line113" style="position:absolute;left:0;top:0;z-index:0;mso-position-horizontal:absolute;mso-position-vertical:absolute;mso-position-horizontal-relative:page;mso-position-vertical-relative:page;mso-wrap:none;" from="383.7046712239583,939.1144205729166" to="550.2163492838541,940.05517578125" strokecolor="#000000" strokeweight="0.500pt">
-</v:line>
-      </w:pict>
-    </w:r>
-    <w:r>
-      <w:pict>
-        <v:line id="Line114" style="position:absolute;left:0;top:0;z-index:0;mso-position-horizontal:absolute;mso-position-vertical:absolute;mso-position-horizontal-relative:page;mso-position-vertical-relative:page;mso-wrap:none;" from="550.2163492838541,939.1144205729166" to="691.3279622395834,940.05517578125" strokecolor="#000000" strokeweight="0.500pt">
-</v:line>
-      </w:pict>
+      <mc:AlternateContent>
+        <mc:Choice xmlns:a="http://schemas.openxmlformats.org/drawingml/2006/main" Requires="wps">
+          <w:drawing>
+            <wp:anchor distT="0" distB="0" distL="0" distR="0" simplePos="0" relativeHeight="0" behindDoc="1" locked="0" layoutInCell="1" allowOverlap="1">
+              <wp:simplePos x="0" y="0"/>
+              <wp:positionH relativeFrom="page">
+                <wp:posOffset>5240811</wp:posOffset>
+              </wp:positionH>
+              <wp:positionV relativeFrom="page">
+                <wp:posOffset>8945065</wp:posOffset>
+              </wp:positionV>
+              <wp:extent cx="1344088" cy="8961"/>
+              <wp:effectExtent l="0" t="0" r="0" b="0"/>
+              <wp:wrapNone/>
+              <wp:docPr id="105" name="Line105"/>
+              <wp:cNvGraphicFramePr/>
+              <a:graphic>
+                <a:graphicData uri="http://schemas.microsoft.com/office/word/2010/wordprocessingShape">
+                  <wps:wsp>
+                    <wps:cNvSpPr/>
+                    <wps:cNvCnPr/>
+                    <wps:spPr>
+                      <a:xfrm rotation="22918">
+                        <a:off x="0" y="0"/>
+                        <a:ext cx="1344088" cy="6350"/>
+                      </a:xfrm>
+                      <a:prstGeom prst="rect">
+                        <a:avLst/>
+                      </a:prstGeom>
+                      <a:solidFill>
+                        <a:srgbClr val="000000"/>
+                      </a:solidFill>
+                      <a:ln>
+                        <a:noFill/>
+                      </a:ln>
+                    </wps:spPr>
+                    <wps:txbx>
+                      <w:txbxContent>
+                        <w:p/>
+                      </w:txbxContent>
+                    </wps:txbx>
+                    <wps:bodyPr anchor="t" lIns="0" tIns="0" rIns="0" bIns="0"/>
+                  </wps:wsp>
+                </a:graphicData>
+              </a:graphic>
+            </wp:anchor>
+          </w:drawing>
+        </mc:Choice>
+        <mc:Fallback>
+          <w:pict>
+            <v:line id="VL105" style="position:absolute;left:0;top:0;z-index:0;mso-position-horizontal:absolute;mso-position-vertical:absolute;mso-position-horizontal-relative:page;mso-position-vertical-relative:page;mso-wrap:none;" from="550.22,939.11" to="691.33,940.06" strokecolor="#000000" strokeweight="0.500pt"/>
+          </w:pict>
+        </mc:Fallback>
+      </mc:AlternateContent>
     </w:r>
   </w:p>
 </w:ftr>
@@ -1607,128 +7352,63 @@
       <w:spacing w:before="0" w:after="0" w:line="20" w:lineRule="exact"/>
     </w:pPr>
     <w:r>
-      <w:pict>
-        <v:shape id="TextBox101" type="#_x0000_t202" style="position:absolute;left:312.000pt;top:9.721pt;width:407.000pt;height:16.000pt;z-index:10;mso-position-horizontal:absolute;mso-position-vertical:absolute;mso-position-horizontal-relative:page;mso-position-vertical-relative:page;mso-wrap:square;" filled="false" stroked="false" v-text-anchor="top">
-          <v:fill on="false"/>
-          <v:stroke on="false"/>
-          <v:textbox style="mso-fit-shape-to-text:false" inset="0pt,0pt,0pt,0pt">
-            <w:txbxContent>
-              <w:p>
-                <w:pPr>
-                  <w:spacing w:line="240" w:lineRule="auto" w:before="0" w:after="0" w:beforeLines="0" w:afterLines="0"/>
-                  <w:jc w:val="right"/>
-                  <w:ind w:left="0" w:right="0" w:firstLine="0"/>
-                </w:pPr>
-                <w:r>
-                  <w:rPr>
-                    <w:rFonts w:ascii="Times New Roman" w:hAnsi="Times New Roman" w:eastAsia="黑体" w:cs="Times New Roman"/>
-                    <w:color w:val="000000"/>
-                    <w:sz w:val="20"/>
-                    <w:szCs w:val="20"/>
-                  </w:rPr>
-                  <w:t xml:space="preserve">湖南省高速公路集团有限公司标准服务询比采购文件（2024年版）</w:t>
-                </w:r>
-              </w:p>
-            </w:txbxContent>
-          </v:textbox>
-        </v:shape>
-      </w:pict>
-    </w:r>
-    <w:r>
-      <w:pict>
-        <v:shape id="TextBox102" type="#_x0000_t202" style="position:absolute;left:245.930pt;top:29.589pt;width:160.000pt;height:24.000pt;z-index:10;mso-position-horizontal:absolute;mso-position-vertical:absolute;mso-position-horizontal-relative:page;mso-position-vertical-relative:page;mso-wrap:square;" filled="false" stroked="false" v-text-anchor="top">
-          <v:fill on="false"/>
-          <v:stroke on="false"/>
-          <v:textbox style="mso-fit-shape-to-text:false" inset="0pt,0pt,0pt,0pt">
-            <w:txbxContent>
-              <w:p>
-                <w:pPr>
-                  <w:spacing w:line="240" w:lineRule="auto" w:before="0" w:after="0" w:beforeLines="0" w:afterLines="0"/>
-                  <w:jc w:val="center"/>
-                  <w:ind w:left="0" w:right="0" w:firstLine="0"/>
-                </w:pPr>
-                <w:r>
-                  <w:rPr>
-                    <w:rFonts w:ascii="Times New Roman" w:hAnsi="Times New Roman" w:eastAsia="仿宋" w:cs="Times New Roman"/>
-                    <w:color w:val="000000"/>
-                    <w:sz w:val="30"/>
-                    <w:szCs w:val="30"/>
-                  </w:rPr>
-                  <w:t xml:space="preserve">六、分项报价清单</w:t>
-                </w:r>
-              </w:p>
-            </w:txbxContent>
-          </v:textbox>
-        </v:shape>
-      </w:pict>
-    </w:r>
-    <w:r>
-      <w:pict>
-        <v:shape id="TextBox103" type="#_x0000_t202" style="position:absolute;left:120.087pt;top:57.314pt;width:13.438pt;height:21.120pt;z-index:10;mso-position-horizontal:absolute;mso-position-vertical:absolute;mso-position-horizontal-relative:page;mso-position-vertical-relative:page;mso-wrap:square;" filled="false" stroked="false" v-text-anchor="top">
-          <v:fill on="false"/>
-          <v:stroke on="false"/>
-          <v:textbox style="mso-fit-shape-to-text:false" inset="0pt,0pt,0pt,0pt">
-            <w:txbxContent>
-              <w:p>
-                <w:pPr>
-                  <w:spacing w:line="240" w:lineRule="auto" w:before="0" w:after="0" w:beforeLines="0" w:afterLines="0"/>
-                  <w:ind w:left="0" w:right="0" w:firstLine="0"/>
-                </w:pPr>
-                <w:r>
-                  <w:rPr>
-                    <w:rFonts w:ascii="Times New Roman" w:hAnsi="Times New Roman" w:eastAsia="仿宋" w:cs="Times New Roman"/>
-                    <w:color w:val="000000"/>
-                    <w:sz w:val="26"/>
-                    <w:szCs w:val="26"/>
-                  </w:rPr>
-                  <w:t xml:space="preserve"> </w:t>
-                </w:r>
-              </w:p>
-            </w:txbxContent>
-          </v:textbox>
-        </v:shape>
-      </w:pict>
-    </w:r>
-    <w:r>
-      <w:pict>
-        <v:shape id="TextBox104" type="#_x0000_t202" style="position:absolute;left:121.642pt;top:84.830pt;width:192.760pt;height:21.120pt;z-index:10;mso-position-horizontal:absolute;mso-position-vertical:absolute;mso-position-horizontal-relative:page;mso-position-vertical-relative:page;mso-wrap:square;" filled="false" stroked="false" v-text-anchor="top">
-          <v:fill on="false"/>
-          <v:stroke on="false"/>
-          <v:textbox style="mso-fit-shape-to-text:false" inset="0pt,0pt,0pt,0pt">
-            <w:txbxContent>
-              <w:p>
-                <w:pPr>
-                  <w:spacing w:line="240" w:lineRule="auto" w:before="0" w:after="0" w:beforeLines="0" w:afterLines="0"/>
-                  <w:ind w:left="0" w:right="0" w:firstLine="0"/>
-                </w:pPr>
-                <w:r>
-                  <w:rPr>
-                    <w:rFonts w:ascii="Times New Roman" w:hAnsi="Times New Roman" w:eastAsia="仿宋" w:cs="Times New Roman"/>
-                    <w:color w:val="000000"/>
-                    <w:sz w:val="26"/>
-                    <w:szCs w:val="26"/>
-                  </w:rPr>
-                  <w:t xml:space="preserve">（一）服务费用清单说明</w:t>
-                </w:r>
-              </w:p>
-            </w:txbxContent>
-          </v:textbox>
-        </v:shape>
-      </w:pict>
-    </w:r>
-    <w:r>
-      <w:pict>
-        <v:rect id="Line105" style="position:absolute;left:10.000pt;top:25.000pt;width:592.000pt;height:0.500pt;z-index:0;mso-position-horizontal:absolute;mso-position-vertical:absolute;mso-position-horizontal-relative:page;mso-position-vertical-relative:page;mso-wrap:none;" filled="true" stroked="false">
-          <v:fill color="#C0C0C0"/>
-          <v:stroke on="false"/>
-        </v:rect>
-      </w:pict>
-    </w:r>
-    <w:r>
-      <w:pict>
-        <v:line id="Line106" style="position:absolute;left:0;top:0;z-index:0;mso-position-horizontal:absolute;mso-position-vertical:absolute;mso-position-horizontal-relative:page;mso-position-vertical-relative:page;mso-wrap:none;" from="215.83964029947916,112.89292399088542" to="353.7978108723958,130.52863566080728" strokecolor="#000000" strokeweight="0.500pt">
-</v:line>
-      </w:pict>
+      <mc:AlternateContent>
+        <mc:Choice xmlns:a="http://schemas.openxmlformats.org/drawingml/2006/main" Requires="wps">
+          <w:drawing>
+            <wp:anchor distT="0" distB="0" distL="0" distR="0" simplePos="0" relativeHeight="0" behindDoc="1" locked="0" layoutInCell="1" allowOverlap="1">
+              <wp:simplePos x="0" y="0"/>
+              <wp:positionH relativeFrom="page">
+                <wp:posOffset>127000</wp:posOffset>
+              </wp:positionH>
+              <wp:positionV relativeFrom="page">
+                <wp:posOffset>317500</wp:posOffset>
+              </wp:positionV>
+              <wp:extent cx="7518400" cy="6350"/>
+              <wp:effectExtent l="0" t="0" r="0" b="0"/>
+              <wp:wrapNone/>
+              <wp:docPr id="101" name="Line101"/>
+              <wp:cNvGraphicFramePr/>
+              <a:graphic>
+                <a:graphicData uri="http://schemas.microsoft.com/office/word/2010/wordprocessingShape">
+                  <wps:wsp>
+                    <wps:cNvSpPr/>
+                    <wps:cNvCnPr/>
+                    <wps:spPr>
+                      <a:xfrm>
+                        <a:off x="0" y="0"/>
+                        <a:ext cx="7518400" cy="6350"/>
+                      </a:xfrm>
+                      <a:prstGeom prst="rect">
+                        <a:avLst/>
+                      </a:prstGeom>
+                      <a:solidFill>
+                        <a:srgbClr val="C0C0C0"/>
+                      </a:solidFill>
+                      <a:ln>
+                        <a:noFill/>
+                      </a:ln>
+                    </wps:spPr>
+                    <wps:txbx>
+                      <w:txbxContent>
+                        <w:p/>
+                      </w:txbxContent>
+                    </wps:txbx>
+                    <wps:bodyPr anchor="t" lIns="0" tIns="0" rIns="0" bIns="0"/>
+                  </wps:wsp>
+                </a:graphicData>
+              </a:graphic>
+            </wp:anchor>
+          </w:drawing>
+        </mc:Choice>
+        <mc:Fallback>
+          <w:pict>
+            <v:rect id="VL101" style="position:absolute;left:10.000pt;top:25.000pt;width:592.000pt;height:0.500pt;z-index:0;mso-position-horizontal:absolute;mso-position-vertical:absolute;mso-position-horizontal-relative:page;mso-position-vertical-relative:page;mso-wrap:none;" filled="true" stroked="false">
+              <v:fill color="#C0C0C0"/>
+              <v:stroke on="false"/>
+            </v:rect>
+          </w:pict>
+        </mc:Fallback>
+      </mc:AlternateContent>
     </w:r>
   </w:p>
 </w:hdr>
